--- a/DAT602_Assignment_1_Zandi_Galpin.docx
+++ b/DAT602_Assignment_1_Zandi_Galpin.docx
@@ -1,6 +1,6 @@
 
 <file path=word/document.xml><?xml version="1.0" encoding="utf-8"?>
-<w:document xmlns:wpc="http://schemas.microsoft.com/office/word/2010/wordprocessingCanvas" xmlns:cx="http://schemas.microsoft.com/office/drawing/2014/chartex" xmlns:cx1="http://schemas.microsoft.com/office/drawing/2015/9/8/chartex" xmlns:cx2="http://schemas.microsoft.com/office/drawing/2015/10/21/chartex" xmlns:cx3="http://schemas.microsoft.com/office/drawing/2016/5/9/chartex" xmlns:cx4="http://schemas.microsoft.com/office/drawing/2016/5/10/chartex" xmlns:cx5="http://schemas.microsoft.com/office/drawing/2016/5/11/chartex" xmlns:cx6="http://schemas.microsoft.com/office/drawing/2016/5/12/chartex" xmlns:cx7="http://schemas.microsoft.com/office/drawing/2016/5/13/chartex" xmlns:cx8="http://schemas.microsoft.com/office/drawing/2016/5/14/chartex" xmlns:mc="http://schemas.openxmlformats.org/markup-compatibility/2006" xmlns:aink="http://schemas.microsoft.com/office/drawing/2016/ink" xmlns:am3d="http://schemas.microsoft.com/office/drawing/2017/model3d" xmlns:o="urn:schemas-microsoft-com:office:office" xmlns:oel="http://schemas.microsoft.com/office/2019/extlst" xmlns:r="http://schemas.openxmlformats.org/officeDocument/2006/relationships" xmlns:m="http://schemas.openxmlformats.org/officeDocument/2006/math" xmlns:v="urn:schemas-microsoft-com:vml" xmlns:wp14="http://schemas.microsoft.com/office/word/2010/wordprocessingDrawing" xmlns:wp="http://schemas.openxmlformats.org/drawingml/2006/wordprocessingDrawing" xmlns:w10="urn:schemas-microsoft-com:office:word" xmlns:w="http://schemas.openxmlformats.org/wordprocessingml/2006/main" xmlns:w14="http://schemas.microsoft.com/office/word/2010/wordml" xmlns:w15="http://schemas.microsoft.com/office/word/2012/wordml" xmlns:w16cex="http://schemas.microsoft.com/office/word/2018/wordml/cex" xmlns:w16cid="http://schemas.microsoft.com/office/word/2016/wordml/cid" xmlns:w16="http://schemas.microsoft.com/office/word/2018/wordml" xmlns:w16du="http://schemas.microsoft.com/office/word/2023/wordml/word16du" xmlns:w16sdtdh="http://schemas.microsoft.com/office/word/2020/wordml/sdtdatahash" xmlns:w16sdtfl="http://schemas.microsoft.com/office/word/2024/wordml/sdtformatlock" xmlns:w16se="http://schemas.microsoft.com/office/word/2015/wordml/symex" xmlns:wpg="http://schemas.microsoft.com/office/word/2010/wordprocessingGroup" xmlns:wpi="http://schemas.microsoft.com/office/word/2010/wordprocessingInk" xmlns:wne="http://schemas.microsoft.com/office/word/2006/wordml" xmlns:wps="http://schemas.microsoft.com/office/word/2010/wordprocessingShape" mc:Ignorable="w14 w15 w16se w16cid w16 w16cex w16sdtdh w16sdtfl w16du wp14">
+<w:document xmlns:wpc="http://schemas.microsoft.com/office/word/2010/wordprocessingCanvas" xmlns:cx="http://schemas.microsoft.com/office/drawing/2014/chartex" xmlns:cx1="http://schemas.microsoft.com/office/drawing/2015/9/8/chartex" xmlns:cx2="http://schemas.microsoft.com/office/drawing/2015/10/21/chartex" xmlns:cx3="http://schemas.microsoft.com/office/drawing/2016/5/9/chartex" xmlns:cx4="http://schemas.microsoft.com/office/drawing/2016/5/10/chartex" xmlns:cx5="http://schemas.microsoft.com/office/drawing/2016/5/11/chartex" xmlns:cx6="http://schemas.microsoft.com/office/drawing/2016/5/12/chartex" xmlns:cx7="http://schemas.microsoft.com/office/drawing/2016/5/13/chartex" xmlns:cx8="http://schemas.microsoft.com/office/drawing/2016/5/14/chartex" xmlns:mc="http://schemas.openxmlformats.org/markup-compatibility/2006" xmlns:aink="http://schemas.microsoft.com/office/drawing/2016/ink" xmlns:am3d="http://schemas.microsoft.com/office/drawing/2017/model3d" xmlns:o="urn:schemas-microsoft-com:office:office" xmlns:oel="http://schemas.microsoft.com/office/2019/extlst" xmlns:r="http://schemas.openxmlformats.org/officeDocument/2006/relationships" xmlns:m="http://schemas.openxmlformats.org/officeDocument/2006/math" xmlns:v="urn:schemas-microsoft-com:vml" xmlns:wp14="http://schemas.microsoft.com/office/word/2010/wordprocessingDrawing" xmlns:wp="http://schemas.openxmlformats.org/drawingml/2006/wordprocessingDrawing" xmlns:w10="urn:schemas-microsoft-com:office:word" xmlns:w="http://schemas.openxmlformats.org/wordprocessingml/2006/main" xmlns:w14="http://schemas.microsoft.com/office/word/2010/wordml" xmlns:w15="http://schemas.microsoft.com/office/word/2012/wordml" xmlns:w16cei="http://schemas.microsoft.com/office/word/2026/wordml/cei" xmlns:w16cex="http://schemas.microsoft.com/office/word/2018/wordml/cex" xmlns:w16cid="http://schemas.microsoft.com/office/word/2016/wordml/cid" xmlns:w16="http://schemas.microsoft.com/office/word/2018/wordml" xmlns:w16du="http://schemas.microsoft.com/office/word/2023/wordml/word16du" xmlns:w16sdtdh="http://schemas.microsoft.com/office/word/2020/wordml/sdtdatahash" xmlns:w16sdtfl="http://schemas.microsoft.com/office/word/2024/wordml/sdtformatlock" xmlns:w16se="http://schemas.microsoft.com/office/word/2015/wordml/symex" xmlns:wpg="http://schemas.microsoft.com/office/word/2010/wordprocessingGroup" xmlns:wpi="http://schemas.microsoft.com/office/word/2010/wordprocessingInk" xmlns:wne="http://schemas.microsoft.com/office/word/2006/wordml" xmlns:wps="http://schemas.microsoft.com/office/word/2010/wordprocessingShape" mc:Ignorable="w14 w15 w16se w16cid w16 w16cex w16sdtdh w16sdtfl w16du wp14">
   <w:body>
     <w:p>
       <w:pPr>
@@ -219,6 +219,14 @@
       <w:bookmarkEnd w:id="0"/>
     </w:p>
     <w:p>
+      <w:pPr>
+        <w:pStyle w:val="Heading2"/>
+      </w:pPr>
+      <w:r>
+        <w:t>Description:</w:t>
+      </w:r>
+    </w:p>
+    <w:p>
       <w:r>
         <w:t>This game will be titled Ultimate Goose Fighter</w:t>
       </w:r>
@@ -607,6 +615,7 @@
     <w:p/>
     <w:p>
       <w:r>
+        <w:lastRenderedPageBreak/>
         <w:t>When a goose drops an item, that item disappears and cannot be picked back up again. Consumables will also randomly spawn on tiles</w:t>
       </w:r>
       <w:r>
@@ -619,11 +628,7 @@
         <w:t>consumables</w:t>
       </w:r>
       <w:r>
-        <w:t xml:space="preserve"> </w:t>
-      </w:r>
-      <w:r>
-        <w:lastRenderedPageBreak/>
-        <w:t xml:space="preserve">while it has an item in its mouth (this is why items disappear when dropped and can’t be picked up again. If a player has a powerful item, they should think twice before dropping it to eat </w:t>
+        <w:t xml:space="preserve"> while it has an item in its mouth (this is why items disappear when dropped and can’t be picked up again. If a player has a powerful item, they should think twice before dropping it to eat </w:t>
       </w:r>
       <w:r>
         <w:t>consumables</w:t>
@@ -859,25 +864,43 @@
         <w:t>clicking the drop buttons (L or G) will not do anything.</w:t>
       </w:r>
       <w:r>
-        <w:t xml:space="preserve"> While standing on the nest without an item in the goose’s beak</w:t>
-      </w:r>
-      <w:r>
-        <w:t>, pressing space will open the nest’s inventory.</w:t>
+        <w:t xml:space="preserve"> While standing on the nest</w:t>
+      </w:r>
+      <w:r>
+        <w:t xml:space="preserve">, </w:t>
+      </w:r>
+      <w:r>
+        <w:t>the nest’s inventory</w:t>
+      </w:r>
+      <w:r>
+        <w:t xml:space="preserve"> will be open</w:t>
+      </w:r>
+      <w:r>
+        <w:t>.</w:t>
       </w:r>
       <w:r>
         <w:t xml:space="preserve"> Items</w:t>
       </w:r>
       <w:r>
-        <w:t xml:space="preserve"> will be listed with names and images</w:t>
+        <w:t xml:space="preserve"> </w:t>
+      </w:r>
+      <w:r>
+        <w:t xml:space="preserve">in the nest </w:t>
+      </w:r>
+      <w:r>
+        <w:t>will be listed with images</w:t>
       </w:r>
       <w:r>
         <w:t>. C</w:t>
       </w:r>
       <w:r>
-        <w:t>licking on an item will remove it from the inventory and place it in the goose’s beak</w:t>
-      </w:r>
-      <w:r>
-        <w:t xml:space="preserve">, and closes the inventory tab. If a </w:t>
+        <w:t xml:space="preserve">licking on an item will remove it from the inventory and place it in the goose’s </w:t>
+      </w:r>
+      <w:r>
+        <w:t>inventory (if there is not already an item in it)</w:t>
+      </w:r>
+      <w:r>
+        <w:t xml:space="preserve">. If a </w:t>
       </w:r>
       <w:r>
         <w:t>player’s</w:t>
@@ -893,16 +916,15 @@
       </w:r>
     </w:p>
     <w:p>
-      <w:pPr>
-        <w:rPr>
-          <w:i/>
-          <w:iCs/>
-          <w:u w:val="single"/>
-        </w:rPr>
-      </w:pPr>
       <w:r>
         <w:br/>
-        <w:t xml:space="preserve">If a player leaves the game, their goose’s position on the map is saved, their </w:t>
+        <w:t xml:space="preserve">If a player leaves the game, </w:t>
+      </w:r>
+      <w:r>
+        <w:t xml:space="preserve">their nest’s position is saved, any items in the nest are saved, </w:t>
+      </w:r>
+      <w:r>
+        <w:t xml:space="preserve">their goose’s position on the map is saved, their </w:t>
       </w:r>
       <w:r>
         <w:t>health is saved, their score is saved, and any item they may be holding is saved.</w:t>
@@ -980,9 +1002,1323 @@
         <w:t>of 1 minute begins. After 1 minute another NPC spawns in a random location.</w:t>
       </w:r>
     </w:p>
+    <w:p>
+      <w:pPr>
+        <w:pStyle w:val="Heading2"/>
+      </w:pPr>
+      <w:r>
+        <w:lastRenderedPageBreak/>
+        <w:t>Storyboards:</w:t>
+      </w:r>
+    </w:p>
+    <w:p>
+      <w:pPr>
+        <w:rPr>
+          <w:b/>
+          <w:bCs/>
+          <w:u w:val="single"/>
+        </w:rPr>
+      </w:pPr>
+      <w:r>
+        <w:rPr>
+          <w:b/>
+          <w:bCs/>
+          <w:u w:val="single"/>
+        </w:rPr>
+        <w:t>Login screen</w:t>
+      </w:r>
+      <w:r>
+        <w:rPr>
+          <w:b/>
+          <w:bCs/>
+          <w:u w:val="single"/>
+        </w:rPr>
+        <w:t xml:space="preserve">, </w:t>
+      </w:r>
+      <w:r>
+        <w:rPr>
+          <w:b/>
+          <w:bCs/>
+          <w:u w:val="single"/>
+        </w:rPr>
+        <w:t xml:space="preserve">storyboard 1 </w:t>
+      </w:r>
+      <w:r>
+        <w:rPr>
+          <w:b/>
+          <w:bCs/>
+          <w:u w:val="single"/>
+        </w:rPr>
+        <w:t>–</w:t>
+      </w:r>
+      <w:r>
+        <w:rPr>
+          <w:b/>
+          <w:bCs/>
+          <w:u w:val="single"/>
+        </w:rPr>
+        <w:t xml:space="preserve"> requiremen</w:t>
+      </w:r>
+      <w:r>
+        <w:rPr>
+          <w:b/>
+          <w:bCs/>
+          <w:u w:val="single"/>
+        </w:rPr>
+        <w:t>t</w:t>
+      </w:r>
+      <w:r>
+        <w:rPr>
+          <w:b/>
+          <w:bCs/>
+          <w:u w:val="single"/>
+        </w:rPr>
+        <w:t xml:space="preserve"> 1/2</w:t>
+      </w:r>
+      <w:r>
+        <w:rPr>
+          <w:b/>
+          <w:bCs/>
+          <w:u w:val="single"/>
+        </w:rPr>
+        <w:t>:</w:t>
+      </w:r>
+    </w:p>
+    <w:p>
+      <w:r>
+        <w:rPr>
+          <w:noProof/>
+        </w:rPr>
+        <w:drawing>
+          <wp:inline distT="0" distB="0" distL="0" distR="0" wp14:anchorId="3E3D1DE5" wp14:editId="2127599D">
+            <wp:extent cx="3924728" cy="3316844"/>
+            <wp:effectExtent l="0" t="0" r="0" b="0"/>
+            <wp:docPr id="13898931" name="Picture 1"/>
+            <wp:cNvGraphicFramePr>
+              <a:graphicFrameLocks xmlns:a="http://schemas.openxmlformats.org/drawingml/2006/main" noChangeAspect="1"/>
+            </wp:cNvGraphicFramePr>
+            <a:graphic xmlns:a="http://schemas.openxmlformats.org/drawingml/2006/main">
+              <a:graphicData uri="http://schemas.openxmlformats.org/drawingml/2006/picture">
+                <pic:pic xmlns:pic="http://schemas.openxmlformats.org/drawingml/2006/picture">
+                  <pic:nvPicPr>
+                    <pic:cNvPr id="13898931" name=""/>
+                    <pic:cNvPicPr/>
+                  </pic:nvPicPr>
+                  <pic:blipFill>
+                    <a:blip r:embed="rId7"/>
+                    <a:stretch>
+                      <a:fillRect/>
+                    </a:stretch>
+                  </pic:blipFill>
+                  <pic:spPr>
+                    <a:xfrm>
+                      <a:off x="0" y="0"/>
+                      <a:ext cx="3948118" cy="3336611"/>
+                    </a:xfrm>
+                    <a:prstGeom prst="rect">
+                      <a:avLst/>
+                    </a:prstGeom>
+                  </pic:spPr>
+                </pic:pic>
+              </a:graphicData>
+            </a:graphic>
+          </wp:inline>
+        </w:drawing>
+      </w:r>
+    </w:p>
+    <w:p>
+      <w:r>
+        <w:t xml:space="preserve">A user </w:t>
+      </w:r>
+      <w:r>
+        <w:t>first opening the application is brought to this screen</w:t>
+      </w:r>
+      <w:r>
+        <w:t xml:space="preserve"> with a username field, a “Next” button, an “X” in the top right to close the application, </w:t>
+      </w:r>
+      <w:r>
+        <w:t xml:space="preserve">and the title “ULTIMATE GOOSE FIGHTER 2026”. </w:t>
+      </w:r>
+      <w:r>
+        <w:t>They type in a username</w:t>
+      </w:r>
+      <w:r>
+        <w:t xml:space="preserve"> and click the “next” button.</w:t>
+      </w:r>
+      <w:r>
+        <w:t xml:space="preserve"> If the username </w:t>
+      </w:r>
+      <w:r>
+        <w:t>exists in the database</w:t>
+      </w:r>
+      <w:r>
+        <w:t xml:space="preserve">, the </w:t>
+      </w:r>
+      <w:r>
+        <w:t>screen changes to storyboard 2.</w:t>
+      </w:r>
+    </w:p>
+    <w:p>
+      <w:r>
+        <w:t>If the username doesn’t exist in the database, the screen changes to storyboard 3.</w:t>
+      </w:r>
+    </w:p>
+    <w:p>
+      <w:pPr>
+        <w:rPr>
+          <w:b/>
+          <w:bCs/>
+          <w:u w:val="single"/>
+        </w:rPr>
+      </w:pPr>
+      <w:r>
+        <w:rPr>
+          <w:b/>
+          <w:bCs/>
+          <w:u w:val="single"/>
+        </w:rPr>
+        <w:t>Login screen</w:t>
+      </w:r>
+      <w:r>
+        <w:rPr>
+          <w:b/>
+          <w:bCs/>
+          <w:u w:val="single"/>
+        </w:rPr>
+        <w:t xml:space="preserve"> (existing user)</w:t>
+      </w:r>
+      <w:r>
+        <w:rPr>
+          <w:b/>
+          <w:bCs/>
+          <w:u w:val="single"/>
+        </w:rPr>
+        <w:t>, storyboard 2 – requirement 1</w:t>
+      </w:r>
+      <w:r>
+        <w:rPr>
+          <w:b/>
+          <w:bCs/>
+          <w:u w:val="single"/>
+        </w:rPr>
+        <w:t>:</w:t>
+      </w:r>
+    </w:p>
+    <w:p>
+      <w:r>
+        <w:rPr>
+          <w:noProof/>
+        </w:rPr>
+        <w:drawing>
+          <wp:inline distT="0" distB="0" distL="0" distR="0" wp14:anchorId="0082BEC9" wp14:editId="492DD9A8">
+            <wp:extent cx="3708971" cy="3148887"/>
+            <wp:effectExtent l="0" t="0" r="6350" b="0"/>
+            <wp:docPr id="1372982137" name="Picture 1"/>
+            <wp:cNvGraphicFramePr>
+              <a:graphicFrameLocks xmlns:a="http://schemas.openxmlformats.org/drawingml/2006/main" noChangeAspect="1"/>
+            </wp:cNvGraphicFramePr>
+            <a:graphic xmlns:a="http://schemas.openxmlformats.org/drawingml/2006/main">
+              <a:graphicData uri="http://schemas.openxmlformats.org/drawingml/2006/picture">
+                <pic:pic xmlns:pic="http://schemas.openxmlformats.org/drawingml/2006/picture">
+                  <pic:nvPicPr>
+                    <pic:cNvPr id="1372982137" name=""/>
+                    <pic:cNvPicPr/>
+                  </pic:nvPicPr>
+                  <pic:blipFill>
+                    <a:blip r:embed="rId8"/>
+                    <a:stretch>
+                      <a:fillRect/>
+                    </a:stretch>
+                  </pic:blipFill>
+                  <pic:spPr>
+                    <a:xfrm>
+                      <a:off x="0" y="0"/>
+                      <a:ext cx="3760131" cy="3192322"/>
+                    </a:xfrm>
+                    <a:prstGeom prst="rect">
+                      <a:avLst/>
+                    </a:prstGeom>
+                  </pic:spPr>
+                </pic:pic>
+              </a:graphicData>
+            </a:graphic>
+          </wp:inline>
+        </w:drawing>
+      </w:r>
+    </w:p>
+    <w:p>
+      <w:r>
+        <w:lastRenderedPageBreak/>
+        <w:t>When a user has entered an existing username in storyboard 1</w:t>
+      </w:r>
+      <w:r>
+        <w:t>,</w:t>
+      </w:r>
+      <w:r>
+        <w:t xml:space="preserve"> they </w:t>
+      </w:r>
+      <w:r>
+        <w:t>are brought to here.</w:t>
+      </w:r>
+      <w:r>
+        <w:t xml:space="preserve"> The username </w:t>
+      </w:r>
+      <w:r>
+        <w:t xml:space="preserve">is greyed out and can no longer be changed. A “Login” button </w:t>
+      </w:r>
+      <w:r>
+        <w:t xml:space="preserve">appears in place of the “Next” button </w:t>
+      </w:r>
+      <w:r>
+        <w:t xml:space="preserve">and a “Password” field appears </w:t>
+      </w:r>
+      <w:r>
+        <w:t xml:space="preserve">under the Username field </w:t>
+      </w:r>
+      <w:r>
+        <w:t>(</w:t>
+      </w:r>
+      <w:r>
+        <w:t>starting empty until typed in)</w:t>
+      </w:r>
+      <w:r>
+        <w:t xml:space="preserve">, along with a back arrow in the upper left corner. </w:t>
+      </w:r>
+      <w:r>
+        <w:t>If</w:t>
+      </w:r>
+      <w:r>
+        <w:t xml:space="preserve"> </w:t>
+      </w:r>
+      <w:r>
+        <w:t xml:space="preserve">the back arrow is </w:t>
+      </w:r>
+      <w:r>
+        <w:t xml:space="preserve">clicked, this directs the user back to the screen in storyboard 1. </w:t>
+      </w:r>
+      <w:r>
+        <w:t xml:space="preserve">The user types a password </w:t>
+      </w:r>
+      <w:r>
+        <w:t>in and clicks the “Login” button</w:t>
+      </w:r>
+      <w:r>
+        <w:t>.</w:t>
+      </w:r>
+      <w:r>
+        <w:t xml:space="preserve"> If the password is correct, the</w:t>
+      </w:r>
+      <w:r>
+        <w:t xml:space="preserve"> screen changes</w:t>
+      </w:r>
+      <w:r>
+        <w:t xml:space="preserve"> to </w:t>
+      </w:r>
+      <w:r>
+        <w:rPr>
+          <w:highlight w:val="yellow"/>
+        </w:rPr>
+        <w:t>Storyboard ADJK</w:t>
+      </w:r>
+      <w:r>
+        <w:t xml:space="preserve">. If the password is incorrect, the </w:t>
+      </w:r>
+      <w:r>
+        <w:t>p</w:t>
+      </w:r>
+      <w:r>
+        <w:t>assword field is cleared</w:t>
+      </w:r>
+      <w:r>
+        <w:t xml:space="preserve"> and the text “Incorrect password” appears under the </w:t>
+      </w:r>
+      <w:r>
+        <w:t>p</w:t>
+      </w:r>
+      <w:r>
+        <w:t>assword</w:t>
+      </w:r>
+      <w:r>
+        <w:t xml:space="preserve"> </w:t>
+      </w:r>
+      <w:r>
+        <w:t>field,</w:t>
+      </w:r>
+      <w:r>
+        <w:t xml:space="preserve"> and they are given a chance to try again</w:t>
+      </w:r>
+      <w:r>
+        <w:t>. After 5 incorrect attempts, the</w:t>
+      </w:r>
+      <w:r>
+        <w:t xml:space="preserve"> screen changes to storyboard 4.</w:t>
+      </w:r>
+    </w:p>
+    <w:p/>
+    <w:p>
+      <w:pPr>
+        <w:rPr>
+          <w:b/>
+          <w:bCs/>
+          <w:u w:val="single"/>
+        </w:rPr>
+      </w:pPr>
+      <w:r>
+        <w:rPr>
+          <w:b/>
+          <w:bCs/>
+          <w:u w:val="single"/>
+        </w:rPr>
+        <w:t>Registration</w:t>
+      </w:r>
+      <w:r>
+        <w:rPr>
+          <w:b/>
+          <w:bCs/>
+          <w:u w:val="single"/>
+        </w:rPr>
+        <w:t xml:space="preserve"> screen</w:t>
+      </w:r>
+      <w:r>
+        <w:rPr>
+          <w:b/>
+          <w:bCs/>
+          <w:u w:val="single"/>
+        </w:rPr>
+        <w:t xml:space="preserve"> (new user), storyboard </w:t>
+      </w:r>
+      <w:r>
+        <w:rPr>
+          <w:b/>
+          <w:bCs/>
+          <w:u w:val="single"/>
+        </w:rPr>
+        <w:t>3</w:t>
+      </w:r>
+      <w:r>
+        <w:rPr>
+          <w:b/>
+          <w:bCs/>
+          <w:u w:val="single"/>
+        </w:rPr>
+        <w:t xml:space="preserve"> – requirement </w:t>
+      </w:r>
+      <w:r>
+        <w:rPr>
+          <w:b/>
+          <w:bCs/>
+          <w:u w:val="single"/>
+        </w:rPr>
+        <w:t>2</w:t>
+      </w:r>
+      <w:r>
+        <w:rPr>
+          <w:b/>
+          <w:bCs/>
+          <w:u w:val="single"/>
+        </w:rPr>
+        <w:t>:</w:t>
+      </w:r>
+    </w:p>
+    <w:p>
+      <w:r>
+        <w:rPr>
+          <w:noProof/>
+        </w:rPr>
+        <w:drawing>
+          <wp:inline distT="0" distB="0" distL="0" distR="0" wp14:anchorId="2B424F9C" wp14:editId="3FCFD121">
+            <wp:extent cx="4458984" cy="3797991"/>
+            <wp:effectExtent l="0" t="0" r="0" b="0"/>
+            <wp:docPr id="1879364104" name="Picture 1"/>
+            <wp:cNvGraphicFramePr>
+              <a:graphicFrameLocks xmlns:a="http://schemas.openxmlformats.org/drawingml/2006/main" noChangeAspect="1"/>
+            </wp:cNvGraphicFramePr>
+            <a:graphic xmlns:a="http://schemas.openxmlformats.org/drawingml/2006/main">
+              <a:graphicData uri="http://schemas.openxmlformats.org/drawingml/2006/picture">
+                <pic:pic xmlns:pic="http://schemas.openxmlformats.org/drawingml/2006/picture">
+                  <pic:nvPicPr>
+                    <pic:cNvPr id="1879364104" name=""/>
+                    <pic:cNvPicPr/>
+                  </pic:nvPicPr>
+                  <pic:blipFill>
+                    <a:blip r:embed="rId9"/>
+                    <a:stretch>
+                      <a:fillRect/>
+                    </a:stretch>
+                  </pic:blipFill>
+                  <pic:spPr>
+                    <a:xfrm>
+                      <a:off x="0" y="0"/>
+                      <a:ext cx="4466523" cy="3804412"/>
+                    </a:xfrm>
+                    <a:prstGeom prst="rect">
+                      <a:avLst/>
+                    </a:prstGeom>
+                  </pic:spPr>
+                </pic:pic>
+              </a:graphicData>
+            </a:graphic>
+          </wp:inline>
+        </w:drawing>
+      </w:r>
+    </w:p>
+    <w:p>
+      <w:r>
+        <w:t xml:space="preserve">When a user has entered a name that doesn’t currently exist in the database in storyboard 1, they are brought to here. </w:t>
+      </w:r>
+      <w:r>
+        <w:t xml:space="preserve">The username is greyed out and can no longer be changed. A “Create account” button </w:t>
+      </w:r>
+      <w:r>
+        <w:t>appears</w:t>
+      </w:r>
+      <w:r>
+        <w:t xml:space="preserve"> in place of the “Next” button</w:t>
+      </w:r>
+      <w:r>
+        <w:t>. A</w:t>
+      </w:r>
+      <w:r>
+        <w:t xml:space="preserve">n </w:t>
+      </w:r>
+      <w:r>
+        <w:t xml:space="preserve">“Email” </w:t>
+      </w:r>
+      <w:r>
+        <w:t>field appear</w:t>
+      </w:r>
+      <w:r>
+        <w:t>s above the Username field, and a “Password” field appears underneath the Username field</w:t>
+      </w:r>
+      <w:r>
+        <w:t xml:space="preserve"> (</w:t>
+      </w:r>
+      <w:r>
+        <w:t xml:space="preserve">both </w:t>
+      </w:r>
+      <w:r>
+        <w:t>starting empty until typed in), along with a back arrow in the upper left corner.</w:t>
+      </w:r>
+      <w:r>
+        <w:t xml:space="preserve"> If the back arrow is clicked, this directs the user back to the screen in storyboard 1.</w:t>
+      </w:r>
+      <w:r>
+        <w:t xml:space="preserve"> If the user </w:t>
+      </w:r>
+      <w:r>
+        <w:t xml:space="preserve">leaves </w:t>
+      </w:r>
+      <w:r>
+        <w:t xml:space="preserve">either of </w:t>
+      </w:r>
+      <w:r>
+        <w:t xml:space="preserve">the entries </w:t>
+      </w:r>
+      <w:r>
+        <w:t xml:space="preserve">empty, clicking the “Create account" button won’t work. </w:t>
+      </w:r>
+      <w:r>
+        <w:t>If the</w:t>
+      </w:r>
+      <w:r>
+        <w:t xml:space="preserve"> user has typed in them, clicking the button will change the screen to storyboard </w:t>
+      </w:r>
+      <w:r>
+        <w:t>5.</w:t>
+      </w:r>
+    </w:p>
+    <w:p/>
+    <w:p>
+      <w:pPr>
+        <w:rPr>
+          <w:b/>
+          <w:bCs/>
+          <w:u w:val="single"/>
+        </w:rPr>
+      </w:pPr>
+      <w:r>
+        <w:rPr>
+          <w:b/>
+          <w:bCs/>
+          <w:u w:val="single"/>
+        </w:rPr>
+        <w:lastRenderedPageBreak/>
+        <w:t>Lockout</w:t>
+      </w:r>
+      <w:r>
+        <w:rPr>
+          <w:b/>
+          <w:bCs/>
+          <w:u w:val="single"/>
+        </w:rPr>
+        <w:t xml:space="preserve"> screen</w:t>
+      </w:r>
+      <w:r>
+        <w:rPr>
+          <w:b/>
+          <w:bCs/>
+          <w:u w:val="single"/>
+        </w:rPr>
+        <w:t xml:space="preserve"> (5 incorrect attempts), storyboard 4 – requirement 1</w:t>
+      </w:r>
+      <w:r>
+        <w:rPr>
+          <w:b/>
+          <w:bCs/>
+          <w:u w:val="single"/>
+        </w:rPr>
+        <w:t>:</w:t>
+      </w:r>
+    </w:p>
+    <w:p>
+      <w:r>
+        <w:rPr>
+          <w:noProof/>
+        </w:rPr>
+        <w:drawing>
+          <wp:inline distT="0" distB="0" distL="0" distR="0" wp14:anchorId="0DDAA87B" wp14:editId="2D402976">
+            <wp:extent cx="5731510" cy="4888865"/>
+            <wp:effectExtent l="0" t="0" r="2540" b="6985"/>
+            <wp:docPr id="128050255" name="Picture 1"/>
+            <wp:cNvGraphicFramePr>
+              <a:graphicFrameLocks xmlns:a="http://schemas.openxmlformats.org/drawingml/2006/main" noChangeAspect="1"/>
+            </wp:cNvGraphicFramePr>
+            <a:graphic xmlns:a="http://schemas.openxmlformats.org/drawingml/2006/main">
+              <a:graphicData uri="http://schemas.openxmlformats.org/drawingml/2006/picture">
+                <pic:pic xmlns:pic="http://schemas.openxmlformats.org/drawingml/2006/picture">
+                  <pic:nvPicPr>
+                    <pic:cNvPr id="128050255" name=""/>
+                    <pic:cNvPicPr/>
+                  </pic:nvPicPr>
+                  <pic:blipFill>
+                    <a:blip r:embed="rId10"/>
+                    <a:stretch>
+                      <a:fillRect/>
+                    </a:stretch>
+                  </pic:blipFill>
+                  <pic:spPr>
+                    <a:xfrm>
+                      <a:off x="0" y="0"/>
+                      <a:ext cx="5731510" cy="4888865"/>
+                    </a:xfrm>
+                    <a:prstGeom prst="rect">
+                      <a:avLst/>
+                    </a:prstGeom>
+                  </pic:spPr>
+                </pic:pic>
+              </a:graphicData>
+            </a:graphic>
+          </wp:inline>
+        </w:drawing>
+      </w:r>
+    </w:p>
+    <w:p>
+      <w:r>
+        <w:t>When a user enters a</w:t>
+      </w:r>
+      <w:r>
+        <w:t>n incorrect password 5 times on storyboard 2, the screen changes to this. The password is cleared and the field is greyed out and can no longer be typed in.</w:t>
+      </w:r>
+      <w:r>
+        <w:t xml:space="preserve"> The text “Account locked, please click th</w:t>
+      </w:r>
+      <w:r>
+        <w:t>e button to contact an administrator” appears underneath</w:t>
+      </w:r>
+      <w:r>
+        <w:t xml:space="preserve"> in red</w:t>
+      </w:r>
+      <w:r>
+        <w:t xml:space="preserve">, and the “Login” button disappears and is replaced with a “Contact Administrator” button. </w:t>
+      </w:r>
+      <w:r>
+        <w:t xml:space="preserve">If this button is </w:t>
+      </w:r>
+      <w:r>
+        <w:t xml:space="preserve">clicked </w:t>
+      </w:r>
+      <w:r>
+        <w:rPr>
+          <w:highlight w:val="yellow"/>
+        </w:rPr>
+        <w:t>ASK WHAT TO PUT HERE.</w:t>
+      </w:r>
+    </w:p>
+    <w:p/>
+    <w:p/>
+    <w:p/>
+    <w:p/>
+    <w:p/>
+    <w:p/>
+    <w:p/>
+    <w:p>
+      <w:r>
+        <w:rPr>
+          <w:noProof/>
+        </w:rPr>
+        <w:lastRenderedPageBreak/>
+        <w:drawing>
+          <wp:anchor distT="0" distB="0" distL="114300" distR="114300" simplePos="0" relativeHeight="251658240" behindDoc="1" locked="0" layoutInCell="1" allowOverlap="1" wp14:anchorId="0E000A1D" wp14:editId="576C2AD0">
+            <wp:simplePos x="0" y="0"/>
+            <wp:positionH relativeFrom="column">
+              <wp:posOffset>-802005</wp:posOffset>
+            </wp:positionH>
+            <wp:positionV relativeFrom="paragraph">
+              <wp:posOffset>276860</wp:posOffset>
+            </wp:positionV>
+            <wp:extent cx="7294245" cy="4677410"/>
+            <wp:effectExtent l="0" t="0" r="1905" b="8890"/>
+            <wp:wrapTight wrapText="bothSides">
+              <wp:wrapPolygon edited="0">
+                <wp:start x="0" y="0"/>
+                <wp:lineTo x="0" y="21553"/>
+                <wp:lineTo x="21549" y="21553"/>
+                <wp:lineTo x="21549" y="0"/>
+                <wp:lineTo x="0" y="0"/>
+              </wp:wrapPolygon>
+            </wp:wrapTight>
+            <wp:docPr id="594034473" name="Picture 1"/>
+            <wp:cNvGraphicFramePr>
+              <a:graphicFrameLocks xmlns:a="http://schemas.openxmlformats.org/drawingml/2006/main" noChangeAspect="1"/>
+            </wp:cNvGraphicFramePr>
+            <a:graphic xmlns:a="http://schemas.openxmlformats.org/drawingml/2006/main">
+              <a:graphicData uri="http://schemas.openxmlformats.org/drawingml/2006/picture">
+                <pic:pic xmlns:pic="http://schemas.openxmlformats.org/drawingml/2006/picture">
+                  <pic:nvPicPr>
+                    <pic:cNvPr id="0" name="Picture 1"/>
+                    <pic:cNvPicPr>
+                      <a:picLocks noChangeAspect="1" noChangeArrowheads="1"/>
+                    </pic:cNvPicPr>
+                  </pic:nvPicPr>
+                  <pic:blipFill rotWithShape="1">
+                    <a:blip r:embed="rId11" cstate="print">
+                      <a:extLst>
+                        <a:ext uri="{28A0092B-C50C-407E-A947-70E740481C1C}">
+                          <a14:useLocalDpi xmlns:a14="http://schemas.microsoft.com/office/drawing/2010/main" val="0"/>
+                        </a:ext>
+                      </a:extLst>
+                    </a:blip>
+                    <a:srcRect l="1799" t="35252" r="3944" b="4309"/>
+                    <a:stretch>
+                      <a:fillRect/>
+                    </a:stretch>
+                  </pic:blipFill>
+                  <pic:spPr bwMode="auto">
+                    <a:xfrm>
+                      <a:off x="0" y="0"/>
+                      <a:ext cx="7294245" cy="4677410"/>
+                    </a:xfrm>
+                    <a:prstGeom prst="rect">
+                      <a:avLst/>
+                    </a:prstGeom>
+                    <a:noFill/>
+                    <a:ln>
+                      <a:noFill/>
+                    </a:ln>
+                    <a:extLst>
+                      <a:ext uri="{53640926-AAD7-44D8-BBD7-CCE9431645EC}">
+                        <a14:shadowObscured xmlns:a14="http://schemas.microsoft.com/office/drawing/2010/main"/>
+                      </a:ext>
+                    </a:extLst>
+                  </pic:spPr>
+                </pic:pic>
+              </a:graphicData>
+            </a:graphic>
+            <wp14:sizeRelH relativeFrom="page">
+              <wp14:pctWidth>0</wp14:pctWidth>
+            </wp14:sizeRelH>
+            <wp14:sizeRelV relativeFrom="page">
+              <wp14:pctHeight>0</wp14:pctHeight>
+            </wp14:sizeRelV>
+          </wp:anchor>
+        </w:drawing>
+      </w:r>
+      <w:r>
+        <w:rPr>
+          <w:b/>
+          <w:bCs/>
+          <w:u w:val="single"/>
+        </w:rPr>
+        <w:t>Game start screen</w:t>
+      </w:r>
+      <w:r>
+        <w:rPr>
+          <w:b/>
+          <w:bCs/>
+          <w:u w:val="single"/>
+        </w:rPr>
+        <w:t xml:space="preserve"> for new user</w:t>
+      </w:r>
+      <w:r>
+        <w:rPr>
+          <w:b/>
+          <w:bCs/>
+          <w:u w:val="single"/>
+        </w:rPr>
+        <w:t xml:space="preserve">, storyboard </w:t>
+      </w:r>
+      <w:r>
+        <w:rPr>
+          <w:b/>
+          <w:bCs/>
+          <w:u w:val="single"/>
+        </w:rPr>
+        <w:t>5</w:t>
+      </w:r>
+      <w:r>
+        <w:rPr>
+          <w:b/>
+          <w:bCs/>
+          <w:u w:val="single"/>
+        </w:rPr>
+        <w:t xml:space="preserve"> – requirement </w:t>
+      </w:r>
+      <w:r>
+        <w:rPr>
+          <w:b/>
+          <w:bCs/>
+          <w:u w:val="single"/>
+        </w:rPr>
+        <w:t>6</w:t>
+      </w:r>
+      <w:r>
+        <w:rPr>
+          <w:b/>
+          <w:bCs/>
+          <w:u w:val="single"/>
+        </w:rPr>
+        <w:t>:</w:t>
+      </w:r>
+      <w:r>
+        <w:t xml:space="preserve"> </w:t>
+      </w:r>
+    </w:p>
+    <w:p>
+      <w:r>
+        <w:rPr>
+          <w:noProof/>
+        </w:rPr>
+        <w:drawing>
+          <wp:anchor distT="0" distB="0" distL="114300" distR="114300" simplePos="0" relativeHeight="251658241" behindDoc="1" locked="0" layoutInCell="1" allowOverlap="1" wp14:anchorId="20CCB93B" wp14:editId="51653CCB">
+            <wp:simplePos x="0" y="0"/>
+            <wp:positionH relativeFrom="column">
+              <wp:posOffset>2088793</wp:posOffset>
+            </wp:positionH>
+            <wp:positionV relativeFrom="paragraph">
+              <wp:posOffset>5700103</wp:posOffset>
+            </wp:positionV>
+            <wp:extent cx="4443095" cy="2843530"/>
+            <wp:effectExtent l="0" t="0" r="0" b="0"/>
+            <wp:wrapTight wrapText="bothSides">
+              <wp:wrapPolygon edited="0">
+                <wp:start x="0" y="0"/>
+                <wp:lineTo x="0" y="21417"/>
+                <wp:lineTo x="21486" y="21417"/>
+                <wp:lineTo x="21486" y="0"/>
+                <wp:lineTo x="0" y="0"/>
+              </wp:wrapPolygon>
+            </wp:wrapTight>
+            <wp:docPr id="247206264" name="Picture 3"/>
+            <wp:cNvGraphicFramePr>
+              <a:graphicFrameLocks xmlns:a="http://schemas.openxmlformats.org/drawingml/2006/main" noChangeAspect="1"/>
+            </wp:cNvGraphicFramePr>
+            <a:graphic xmlns:a="http://schemas.openxmlformats.org/drawingml/2006/main">
+              <a:graphicData uri="http://schemas.openxmlformats.org/drawingml/2006/picture">
+                <pic:pic xmlns:pic="http://schemas.openxmlformats.org/drawingml/2006/picture">
+                  <pic:nvPicPr>
+                    <pic:cNvPr id="0" name="Picture 3"/>
+                    <pic:cNvPicPr>
+                      <a:picLocks noChangeAspect="1" noChangeArrowheads="1"/>
+                    </pic:cNvPicPr>
+                  </pic:nvPicPr>
+                  <pic:blipFill rotWithShape="1">
+                    <a:blip r:embed="rId12" cstate="print">
+                      <a:extLst>
+                        <a:ext uri="{28A0092B-C50C-407E-A947-70E740481C1C}">
+                          <a14:useLocalDpi xmlns:a14="http://schemas.microsoft.com/office/drawing/2010/main" val="0"/>
+                        </a:ext>
+                      </a:extLst>
+                    </a:blip>
+                    <a:srcRect l="1619" t="35252" r="3944" b="4309"/>
+                    <a:stretch>
+                      <a:fillRect/>
+                    </a:stretch>
+                  </pic:blipFill>
+                  <pic:spPr bwMode="auto">
+                    <a:xfrm>
+                      <a:off x="0" y="0"/>
+                      <a:ext cx="4443095" cy="2843530"/>
+                    </a:xfrm>
+                    <a:prstGeom prst="rect">
+                      <a:avLst/>
+                    </a:prstGeom>
+                    <a:noFill/>
+                    <a:ln>
+                      <a:noFill/>
+                    </a:ln>
+                    <a:extLst>
+                      <a:ext uri="{53640926-AAD7-44D8-BBD7-CCE9431645EC}">
+                        <a14:shadowObscured xmlns:a14="http://schemas.microsoft.com/office/drawing/2010/main"/>
+                      </a:ext>
+                    </a:extLst>
+                  </pic:spPr>
+                </pic:pic>
+              </a:graphicData>
+            </a:graphic>
+            <wp14:sizeRelH relativeFrom="page">
+              <wp14:pctWidth>0</wp14:pctWidth>
+            </wp14:sizeRelH>
+            <wp14:sizeRelV relativeFrom="page">
+              <wp14:pctHeight>0</wp14:pctHeight>
+            </wp14:sizeRelV>
+          </wp:anchor>
+        </w:drawing>
+      </w:r>
+      <w:r>
+        <w:t xml:space="preserve">When a user creates a new account (from storyboard 3) they are brought here. They spawn in </w:t>
+      </w:r>
+      <w:r>
+        <w:t>on a random tile on the map</w:t>
+      </w:r>
+      <w:r>
+        <w:t xml:space="preserve"> with a nest under them</w:t>
+      </w:r>
+      <w:r>
+        <w:t xml:space="preserve">. In this case </w:t>
+      </w:r>
+      <w:r>
+        <w:t xml:space="preserve">all tiles on the screen are filled in. This doesn’t have to be the case. A player can spawn </w:t>
+      </w:r>
+      <w:r>
+        <w:t xml:space="preserve">with their nest on a tile </w:t>
+      </w:r>
+      <w:r>
+        <w:t>on the edge of the map.</w:t>
+      </w:r>
+      <w:r>
+        <w:t xml:space="preserve"> </w:t>
+      </w:r>
+      <w:r>
+        <w:t xml:space="preserve">The score, HP and inventory overlay will always be on screen. The nest overlay will only be on screen while standing on the nest. </w:t>
+      </w:r>
+      <w:r>
+        <w:t xml:space="preserve">The user then presses the </w:t>
+      </w:r>
+      <w:r>
+        <w:t>“D” key on their keyboard</w:t>
+      </w:r>
+      <w:r>
+        <w:t xml:space="preserve">, </w:t>
+      </w:r>
+      <w:r>
+        <w:t xml:space="preserve">moving them to the next tile on the right, as seen </w:t>
+      </w:r>
+      <w:r>
+        <w:t>here</w:t>
+      </w:r>
+      <w:r>
+        <w:t>. Also, when the player is not on their nest, the settings icon will appear</w:t>
+      </w:r>
+      <w:r>
+        <w:t xml:space="preserve"> as an overlay. This stays on screen at all times that the user is not standing on their home nest. </w:t>
+      </w:r>
+      <w:r>
+        <w:t xml:space="preserve">The user clicks this </w:t>
+      </w:r>
+      <w:proofErr w:type="gramStart"/>
+      <w:r>
+        <w:t>icon, and</w:t>
+      </w:r>
+      <w:proofErr w:type="gramEnd"/>
+      <w:r>
+        <w:t xml:space="preserve"> is brought to </w:t>
+      </w:r>
+      <w:r>
+        <w:t xml:space="preserve">either </w:t>
+      </w:r>
+      <w:r>
+        <w:t>storyboard 7</w:t>
+      </w:r>
+      <w:r>
+        <w:t xml:space="preserve"> or 8 (depending on if they are an administrator).</w:t>
+      </w:r>
+    </w:p>
+    <w:p>
+      <w:r>
+        <w:rPr>
+          <w:b/>
+          <w:bCs/>
+          <w:u w:val="single"/>
+        </w:rPr>
+        <w:lastRenderedPageBreak/>
+        <w:t>Settings screen</w:t>
+      </w:r>
+      <w:r>
+        <w:rPr>
+          <w:b/>
+          <w:bCs/>
+          <w:u w:val="single"/>
+        </w:rPr>
+        <w:t xml:space="preserve"> (regular user)</w:t>
+      </w:r>
+      <w:r>
+        <w:rPr>
+          <w:b/>
+          <w:bCs/>
+          <w:u w:val="single"/>
+        </w:rPr>
+        <w:t xml:space="preserve">, storyboard </w:t>
+      </w:r>
+      <w:r>
+        <w:rPr>
+          <w:b/>
+          <w:bCs/>
+          <w:u w:val="single"/>
+        </w:rPr>
+        <w:t xml:space="preserve">7 </w:t>
+      </w:r>
+      <w:r>
+        <w:rPr>
+          <w:b/>
+          <w:bCs/>
+          <w:u w:val="single"/>
+        </w:rPr>
+        <w:t xml:space="preserve">– requirement </w:t>
+      </w:r>
+      <w:r>
+        <w:rPr>
+          <w:b/>
+          <w:bCs/>
+          <w:u w:val="single"/>
+        </w:rPr>
+        <w:t>3</w:t>
+      </w:r>
+      <w:r>
+        <w:rPr>
+          <w:b/>
+          <w:bCs/>
+          <w:u w:val="single"/>
+        </w:rPr>
+        <w:t>:</w:t>
+      </w:r>
+      <w:r>
+        <w:t xml:space="preserve"> </w:t>
+      </w:r>
+    </w:p>
+    <w:p>
+      <w:pPr>
+        <w:rPr>
+          <w:noProof/>
+        </w:rPr>
+      </w:pPr>
+      <w:r>
+        <w:rPr>
+          <w:noProof/>
+        </w:rPr>
+        <w:drawing>
+          <wp:inline distT="0" distB="0" distL="0" distR="0" wp14:anchorId="68D47F26" wp14:editId="3B1EC3ED">
+            <wp:extent cx="5544324" cy="4706007"/>
+            <wp:effectExtent l="0" t="0" r="0" b="0"/>
+            <wp:docPr id="1329664828" name="Picture 1"/>
+            <wp:cNvGraphicFramePr>
+              <a:graphicFrameLocks xmlns:a="http://schemas.openxmlformats.org/drawingml/2006/main" noChangeAspect="1"/>
+            </wp:cNvGraphicFramePr>
+            <a:graphic xmlns:a="http://schemas.openxmlformats.org/drawingml/2006/main">
+              <a:graphicData uri="http://schemas.openxmlformats.org/drawingml/2006/picture">
+                <pic:pic xmlns:pic="http://schemas.openxmlformats.org/drawingml/2006/picture">
+                  <pic:nvPicPr>
+                    <pic:cNvPr id="1329664828" name=""/>
+                    <pic:cNvPicPr/>
+                  </pic:nvPicPr>
+                  <pic:blipFill>
+                    <a:blip r:embed="rId13"/>
+                    <a:stretch>
+                      <a:fillRect/>
+                    </a:stretch>
+                  </pic:blipFill>
+                  <pic:spPr>
+                    <a:xfrm>
+                      <a:off x="0" y="0"/>
+                      <a:ext cx="5544324" cy="4706007"/>
+                    </a:xfrm>
+                    <a:prstGeom prst="rect">
+                      <a:avLst/>
+                    </a:prstGeom>
+                  </pic:spPr>
+                </pic:pic>
+              </a:graphicData>
+            </a:graphic>
+          </wp:inline>
+        </w:drawing>
+      </w:r>
+    </w:p>
+    <w:p>
+      <w:pPr>
+        <w:rPr>
+          <w:noProof/>
+        </w:rPr>
+      </w:pPr>
+      <w:r>
+        <w:rPr>
+          <w:noProof/>
+        </w:rPr>
+        <w:t xml:space="preserve">Anytime </w:t>
+      </w:r>
+      <w:r>
+        <w:rPr>
+          <w:noProof/>
+        </w:rPr>
+        <w:t>a regular</w:t>
+      </w:r>
+      <w:r>
+        <w:rPr>
+          <w:noProof/>
+        </w:rPr>
+        <w:t xml:space="preserve"> user</w:t>
+      </w:r>
+      <w:r>
+        <w:rPr>
+          <w:noProof/>
+        </w:rPr>
+        <w:t xml:space="preserve"> (non admin)</w:t>
+      </w:r>
+      <w:r>
+        <w:rPr>
+          <w:noProof/>
+        </w:rPr>
+        <w:t xml:space="preserve"> clicks the settings icon while they are in the game, they will be brought to this screen</w:t>
+      </w:r>
+      <w:r>
+        <w:rPr>
+          <w:noProof/>
+        </w:rPr>
+        <w:t>.</w:t>
+      </w:r>
+      <w:r>
+        <w:rPr>
+          <w:noProof/>
+        </w:rPr>
+        <w:t xml:space="preserve"> While on this screen their goose will be invincible.</w:t>
+      </w:r>
+      <w:r>
+        <w:rPr>
+          <w:noProof/>
+        </w:rPr>
+        <w:t xml:space="preserve"> There will be a “Return to title screen” button </w:t>
+      </w:r>
+      <w:r>
+        <w:rPr>
+          <w:noProof/>
+        </w:rPr>
+        <w:t xml:space="preserve">which </w:t>
+      </w:r>
+      <w:r>
+        <w:rPr>
+          <w:noProof/>
+        </w:rPr>
+        <w:t xml:space="preserve">when clicked </w:t>
+      </w:r>
+      <w:r>
+        <w:rPr>
+          <w:noProof/>
+        </w:rPr>
+        <w:t>will send the user back to storyboard 1 (logging them out)</w:t>
+      </w:r>
+      <w:r>
+        <w:rPr>
+          <w:noProof/>
+        </w:rPr>
+        <w:t>. There is also a “DELETE account” button. When clicked, it will prompt the user asking them if they are sure they want to delete their account</w:t>
+      </w:r>
+      <w:r>
+        <w:rPr>
+          <w:noProof/>
+        </w:rPr>
+        <w:t>, with “yes” and “no” options. If the user clicks the “yes” button, their account will be deleted and removed from the database</w:t>
+      </w:r>
+      <w:r>
+        <w:rPr>
+          <w:noProof/>
+        </w:rPr>
+        <w:t xml:space="preserve">, and they will be </w:t>
+      </w:r>
+      <w:r>
+        <w:rPr>
+          <w:noProof/>
+        </w:rPr>
+        <w:t>sent to storyboard 1. Clicking the</w:t>
+      </w:r>
+      <w:r>
+        <w:rPr>
+          <w:noProof/>
+        </w:rPr>
+        <w:t xml:space="preserve"> back arrow on the top left will return them </w:t>
+      </w:r>
+      <w:r>
+        <w:rPr>
+          <w:noProof/>
+        </w:rPr>
+        <w:t xml:space="preserve">to the game and they will </w:t>
+      </w:r>
+      <w:r>
+        <w:rPr>
+          <w:noProof/>
+        </w:rPr>
+        <w:t xml:space="preserve">no longer be invincible. </w:t>
+      </w:r>
+    </w:p>
+    <w:p>
+      <w:pPr>
+        <w:rPr>
+          <w:noProof/>
+        </w:rPr>
+      </w:pPr>
+    </w:p>
+    <w:p>
+      <w:pPr>
+        <w:rPr>
+          <w:noProof/>
+        </w:rPr>
+      </w:pPr>
+    </w:p>
+    <w:p>
+      <w:pPr>
+        <w:rPr>
+          <w:noProof/>
+        </w:rPr>
+      </w:pPr>
+    </w:p>
+    <w:p>
+      <w:pPr>
+        <w:rPr>
+          <w:noProof/>
+        </w:rPr>
+      </w:pPr>
+    </w:p>
+    <w:p>
+      <w:pPr>
+        <w:rPr>
+          <w:noProof/>
+        </w:rPr>
+      </w:pPr>
+    </w:p>
+    <w:p>
+      <w:r>
+        <w:rPr>
+          <w:b/>
+          <w:bCs/>
+          <w:u w:val="single"/>
+        </w:rPr>
+        <w:lastRenderedPageBreak/>
+        <w:t>Settings screen (</w:t>
+      </w:r>
+      <w:r>
+        <w:rPr>
+          <w:b/>
+          <w:bCs/>
+          <w:u w:val="single"/>
+        </w:rPr>
+        <w:t>admin</w:t>
+      </w:r>
+      <w:r>
+        <w:rPr>
+          <w:b/>
+          <w:bCs/>
+          <w:u w:val="single"/>
+        </w:rPr>
+        <w:t xml:space="preserve">), storyboard 8 – </w:t>
+      </w:r>
+      <w:r>
+        <w:rPr>
+          <w:b/>
+          <w:bCs/>
+          <w:u w:val="single"/>
+        </w:rPr>
+        <w:t>segway to requirements 12, 13 and 14</w:t>
+      </w:r>
+      <w:r>
+        <w:rPr>
+          <w:b/>
+          <w:bCs/>
+          <w:u w:val="single"/>
+        </w:rPr>
+        <w:t>:</w:t>
+      </w:r>
+      <w:r>
+        <w:t xml:space="preserve"> </w:t>
+      </w:r>
+    </w:p>
+    <w:p>
+      <w:pPr>
+        <w:rPr>
+          <w:noProof/>
+        </w:rPr>
+      </w:pPr>
+      <w:r>
+        <w:rPr>
+          <w:noProof/>
+        </w:rPr>
+        <w:drawing>
+          <wp:inline distT="0" distB="0" distL="0" distR="0" wp14:anchorId="377CE8AD" wp14:editId="3BCA74DB">
+            <wp:extent cx="5731510" cy="4868545"/>
+            <wp:effectExtent l="0" t="0" r="2540" b="8255"/>
+            <wp:docPr id="1478714404" name="Picture 1"/>
+            <wp:cNvGraphicFramePr>
+              <a:graphicFrameLocks xmlns:a="http://schemas.openxmlformats.org/drawingml/2006/main" noChangeAspect="1"/>
+            </wp:cNvGraphicFramePr>
+            <a:graphic xmlns:a="http://schemas.openxmlformats.org/drawingml/2006/main">
+              <a:graphicData uri="http://schemas.openxmlformats.org/drawingml/2006/picture">
+                <pic:pic xmlns:pic="http://schemas.openxmlformats.org/drawingml/2006/picture">
+                  <pic:nvPicPr>
+                    <pic:cNvPr id="1478714404" name=""/>
+                    <pic:cNvPicPr/>
+                  </pic:nvPicPr>
+                  <pic:blipFill>
+                    <a:blip r:embed="rId14"/>
+                    <a:stretch>
+                      <a:fillRect/>
+                    </a:stretch>
+                  </pic:blipFill>
+                  <pic:spPr>
+                    <a:xfrm>
+                      <a:off x="0" y="0"/>
+                      <a:ext cx="5731510" cy="4868545"/>
+                    </a:xfrm>
+                    <a:prstGeom prst="rect">
+                      <a:avLst/>
+                    </a:prstGeom>
+                  </pic:spPr>
+                </pic:pic>
+              </a:graphicData>
+            </a:graphic>
+          </wp:inline>
+        </w:drawing>
+      </w:r>
+    </w:p>
+    <w:p>
+      <w:r>
+        <w:t>When a user who is an administrator clicks the settings button</w:t>
+      </w:r>
+      <w:r>
+        <w:t xml:space="preserve">, they will be brought to here. </w:t>
+      </w:r>
+    </w:p>
+    <w:p/>
+    <w:p/>
+    <w:p/>
+    <w:p/>
+    <w:p/>
+    <w:p/>
+    <w:p/>
+    <w:p/>
+    <w:p/>
+    <w:p/>
+    <w:p/>
+    <w:p/>
+    <w:p/>
     <w:p/>
     <w:sectPr>
-      <w:footerReference w:type="default" r:id="rId7"/>
+      <w:footerReference w:type="default" r:id="rId15"/>
       <w:pgSz w:w="11906" w:h="16838"/>
       <w:pgMar w:top="1440" w:right="1440" w:bottom="1440" w:left="1440" w:header="708" w:footer="708" w:gutter="0"/>
       <w:cols w:space="708"/>
@@ -993,7 +2329,7 @@
 </file>
 
 <file path=word/endnotes.xml><?xml version="1.0" encoding="utf-8"?>
-<w:endnotes xmlns:wpc="http://schemas.microsoft.com/office/word/2010/wordprocessingCanvas" xmlns:cx="http://schemas.microsoft.com/office/drawing/2014/chartex" xmlns:cx1="http://schemas.microsoft.com/office/drawing/2015/9/8/chartex" xmlns:cx2="http://schemas.microsoft.com/office/drawing/2015/10/21/chartex" xmlns:cx3="http://schemas.microsoft.com/office/drawing/2016/5/9/chartex" xmlns:cx4="http://schemas.microsoft.com/office/drawing/2016/5/10/chartex" xmlns:cx5="http://schemas.microsoft.com/office/drawing/2016/5/11/chartex" xmlns:cx6="http://schemas.microsoft.com/office/drawing/2016/5/12/chartex" xmlns:cx7="http://schemas.microsoft.com/office/drawing/2016/5/13/chartex" xmlns:cx8="http://schemas.microsoft.com/office/drawing/2016/5/14/chartex" xmlns:mc="http://schemas.openxmlformats.org/markup-compatibility/2006" xmlns:aink="http://schemas.microsoft.com/office/drawing/2016/ink" xmlns:am3d="http://schemas.microsoft.com/office/drawing/2017/model3d" xmlns:o="urn:schemas-microsoft-com:office:office" xmlns:oel="http://schemas.microsoft.com/office/2019/extlst" xmlns:r="http://schemas.openxmlformats.org/officeDocument/2006/relationships" xmlns:m="http://schemas.openxmlformats.org/officeDocument/2006/math" xmlns:v="urn:schemas-microsoft-com:vml" xmlns:wp14="http://schemas.microsoft.com/office/word/2010/wordprocessingDrawing" xmlns:wp="http://schemas.openxmlformats.org/drawingml/2006/wordprocessingDrawing" xmlns:w10="urn:schemas-microsoft-com:office:word" xmlns:w="http://schemas.openxmlformats.org/wordprocessingml/2006/main" xmlns:w14="http://schemas.microsoft.com/office/word/2010/wordml" xmlns:w15="http://schemas.microsoft.com/office/word/2012/wordml" xmlns:w16cex="http://schemas.microsoft.com/office/word/2018/wordml/cex" xmlns:w16cid="http://schemas.microsoft.com/office/word/2016/wordml/cid" xmlns:w16="http://schemas.microsoft.com/office/word/2018/wordml" xmlns:w16du="http://schemas.microsoft.com/office/word/2023/wordml/word16du" xmlns:w16sdtdh="http://schemas.microsoft.com/office/word/2020/wordml/sdtdatahash" xmlns:w16sdtfl="http://schemas.microsoft.com/office/word/2024/wordml/sdtformatlock" xmlns:w16se="http://schemas.microsoft.com/office/word/2015/wordml/symex" xmlns:wpg="http://schemas.microsoft.com/office/word/2010/wordprocessingGroup" xmlns:wpi="http://schemas.microsoft.com/office/word/2010/wordprocessingInk" xmlns:wne="http://schemas.microsoft.com/office/word/2006/wordml" xmlns:wps="http://schemas.microsoft.com/office/word/2010/wordprocessingShape" mc:Ignorable="w14 w15 w16se w16cid w16 w16cex w16sdtdh w16sdtfl w16du wp14">
+<w:endnotes xmlns:wpc="http://schemas.microsoft.com/office/word/2010/wordprocessingCanvas" xmlns:cx="http://schemas.microsoft.com/office/drawing/2014/chartex" xmlns:cx1="http://schemas.microsoft.com/office/drawing/2015/9/8/chartex" xmlns:cx2="http://schemas.microsoft.com/office/drawing/2015/10/21/chartex" xmlns:cx3="http://schemas.microsoft.com/office/drawing/2016/5/9/chartex" xmlns:cx4="http://schemas.microsoft.com/office/drawing/2016/5/10/chartex" xmlns:cx5="http://schemas.microsoft.com/office/drawing/2016/5/11/chartex" xmlns:cx6="http://schemas.microsoft.com/office/drawing/2016/5/12/chartex" xmlns:cx7="http://schemas.microsoft.com/office/drawing/2016/5/13/chartex" xmlns:cx8="http://schemas.microsoft.com/office/drawing/2016/5/14/chartex" xmlns:mc="http://schemas.openxmlformats.org/markup-compatibility/2006" xmlns:aink="http://schemas.microsoft.com/office/drawing/2016/ink" xmlns:am3d="http://schemas.microsoft.com/office/drawing/2017/model3d" xmlns:o="urn:schemas-microsoft-com:office:office" xmlns:oel="http://schemas.microsoft.com/office/2019/extlst" xmlns:r="http://schemas.openxmlformats.org/officeDocument/2006/relationships" xmlns:m="http://schemas.openxmlformats.org/officeDocument/2006/math" xmlns:v="urn:schemas-microsoft-com:vml" xmlns:wp14="http://schemas.microsoft.com/office/word/2010/wordprocessingDrawing" xmlns:wp="http://schemas.openxmlformats.org/drawingml/2006/wordprocessingDrawing" xmlns:w10="urn:schemas-microsoft-com:office:word" xmlns:w="http://schemas.openxmlformats.org/wordprocessingml/2006/main" xmlns:w14="http://schemas.microsoft.com/office/word/2010/wordml" xmlns:w15="http://schemas.microsoft.com/office/word/2012/wordml" xmlns:w16cei="http://schemas.microsoft.com/office/word/2026/wordml/cei" xmlns:w16cex="http://schemas.microsoft.com/office/word/2018/wordml/cex" xmlns:w16cid="http://schemas.microsoft.com/office/word/2016/wordml/cid" xmlns:w16="http://schemas.microsoft.com/office/word/2018/wordml" xmlns:w16du="http://schemas.microsoft.com/office/word/2023/wordml/word16du" xmlns:w16sdtdh="http://schemas.microsoft.com/office/word/2020/wordml/sdtdatahash" xmlns:w16sdtfl="http://schemas.microsoft.com/office/word/2024/wordml/sdtformatlock" xmlns:w16se="http://schemas.microsoft.com/office/word/2015/wordml/symex" xmlns:wpg="http://schemas.microsoft.com/office/word/2010/wordprocessingGroup" xmlns:wpi="http://schemas.microsoft.com/office/word/2010/wordprocessingInk" xmlns:wne="http://schemas.microsoft.com/office/word/2006/wordml" xmlns:wps="http://schemas.microsoft.com/office/word/2010/wordprocessingShape" mc:Ignorable="w14 w15 w16se w16cid w16 w16cex w16sdtdh w16sdtfl w16du wp14">
   <w:endnote w:type="separator" w:id="-1">
     <w:p>
       <w:pPr>
@@ -1018,7 +2354,7 @@
 </file>
 
 <file path=word/footer1.xml><?xml version="1.0" encoding="utf-8"?>
-<w:ftr xmlns:wpc="http://schemas.microsoft.com/office/word/2010/wordprocessingCanvas" xmlns:cx="http://schemas.microsoft.com/office/drawing/2014/chartex" xmlns:cx1="http://schemas.microsoft.com/office/drawing/2015/9/8/chartex" xmlns:cx2="http://schemas.microsoft.com/office/drawing/2015/10/21/chartex" xmlns:cx3="http://schemas.microsoft.com/office/drawing/2016/5/9/chartex" xmlns:cx4="http://schemas.microsoft.com/office/drawing/2016/5/10/chartex" xmlns:cx5="http://schemas.microsoft.com/office/drawing/2016/5/11/chartex" xmlns:cx6="http://schemas.microsoft.com/office/drawing/2016/5/12/chartex" xmlns:cx7="http://schemas.microsoft.com/office/drawing/2016/5/13/chartex" xmlns:cx8="http://schemas.microsoft.com/office/drawing/2016/5/14/chartex" xmlns:mc="http://schemas.openxmlformats.org/markup-compatibility/2006" xmlns:aink="http://schemas.microsoft.com/office/drawing/2016/ink" xmlns:am3d="http://schemas.microsoft.com/office/drawing/2017/model3d" xmlns:o="urn:schemas-microsoft-com:office:office" xmlns:oel="http://schemas.microsoft.com/office/2019/extlst" xmlns:r="http://schemas.openxmlformats.org/officeDocument/2006/relationships" xmlns:m="http://schemas.openxmlformats.org/officeDocument/2006/math" xmlns:v="urn:schemas-microsoft-com:vml" xmlns:wp14="http://schemas.microsoft.com/office/word/2010/wordprocessingDrawing" xmlns:wp="http://schemas.openxmlformats.org/drawingml/2006/wordprocessingDrawing" xmlns:w10="urn:schemas-microsoft-com:office:word" xmlns:w="http://schemas.openxmlformats.org/wordprocessingml/2006/main" xmlns:w14="http://schemas.microsoft.com/office/word/2010/wordml" xmlns:w15="http://schemas.microsoft.com/office/word/2012/wordml" xmlns:w16cex="http://schemas.microsoft.com/office/word/2018/wordml/cex" xmlns:w16cid="http://schemas.microsoft.com/office/word/2016/wordml/cid" xmlns:w16="http://schemas.microsoft.com/office/word/2018/wordml" xmlns:w16du="http://schemas.microsoft.com/office/word/2023/wordml/word16du" xmlns:w16sdtdh="http://schemas.microsoft.com/office/word/2020/wordml/sdtdatahash" xmlns:w16sdtfl="http://schemas.microsoft.com/office/word/2024/wordml/sdtformatlock" xmlns:w16se="http://schemas.microsoft.com/office/word/2015/wordml/symex" xmlns:wpg="http://schemas.microsoft.com/office/word/2010/wordprocessingGroup" xmlns:wpi="http://schemas.microsoft.com/office/word/2010/wordprocessingInk" xmlns:wne="http://schemas.microsoft.com/office/word/2006/wordml" xmlns:wps="http://schemas.microsoft.com/office/word/2010/wordprocessingShape" mc:Ignorable="w14 w15 w16se w16cid w16 w16cex w16sdtdh w16sdtfl w16du wp14">
+<w:ftr xmlns:wpc="http://schemas.microsoft.com/office/word/2010/wordprocessingCanvas" xmlns:cx="http://schemas.microsoft.com/office/drawing/2014/chartex" xmlns:cx1="http://schemas.microsoft.com/office/drawing/2015/9/8/chartex" xmlns:cx2="http://schemas.microsoft.com/office/drawing/2015/10/21/chartex" xmlns:cx3="http://schemas.microsoft.com/office/drawing/2016/5/9/chartex" xmlns:cx4="http://schemas.microsoft.com/office/drawing/2016/5/10/chartex" xmlns:cx5="http://schemas.microsoft.com/office/drawing/2016/5/11/chartex" xmlns:cx6="http://schemas.microsoft.com/office/drawing/2016/5/12/chartex" xmlns:cx7="http://schemas.microsoft.com/office/drawing/2016/5/13/chartex" xmlns:cx8="http://schemas.microsoft.com/office/drawing/2016/5/14/chartex" xmlns:mc="http://schemas.openxmlformats.org/markup-compatibility/2006" xmlns:aink="http://schemas.microsoft.com/office/drawing/2016/ink" xmlns:am3d="http://schemas.microsoft.com/office/drawing/2017/model3d" xmlns:o="urn:schemas-microsoft-com:office:office" xmlns:oel="http://schemas.microsoft.com/office/2019/extlst" xmlns:r="http://schemas.openxmlformats.org/officeDocument/2006/relationships" xmlns:m="http://schemas.openxmlformats.org/officeDocument/2006/math" xmlns:v="urn:schemas-microsoft-com:vml" xmlns:wp14="http://schemas.microsoft.com/office/word/2010/wordprocessingDrawing" xmlns:wp="http://schemas.openxmlformats.org/drawingml/2006/wordprocessingDrawing" xmlns:w10="urn:schemas-microsoft-com:office:word" xmlns:w="http://schemas.openxmlformats.org/wordprocessingml/2006/main" xmlns:w14="http://schemas.microsoft.com/office/word/2010/wordml" xmlns:w15="http://schemas.microsoft.com/office/word/2012/wordml" xmlns:w16cei="http://schemas.microsoft.com/office/word/2026/wordml/cei" xmlns:w16cex="http://schemas.microsoft.com/office/word/2018/wordml/cex" xmlns:w16cid="http://schemas.microsoft.com/office/word/2016/wordml/cid" xmlns:w16="http://schemas.microsoft.com/office/word/2018/wordml" xmlns:w16du="http://schemas.microsoft.com/office/word/2023/wordml/word16du" xmlns:w16sdtdh="http://schemas.microsoft.com/office/word/2020/wordml/sdtdatahash" xmlns:w16sdtfl="http://schemas.microsoft.com/office/word/2024/wordml/sdtformatlock" xmlns:w16se="http://schemas.microsoft.com/office/word/2015/wordml/symex" xmlns:wpg="http://schemas.microsoft.com/office/word/2010/wordprocessingGroup" xmlns:wpi="http://schemas.microsoft.com/office/word/2010/wordprocessingInk" xmlns:wne="http://schemas.microsoft.com/office/word/2006/wordml" xmlns:wps="http://schemas.microsoft.com/office/word/2010/wordprocessingShape" mc:Ignorable="w14 w15 w16se w16cid w16 w16cex w16sdtdh w16sdtfl w16du wp14">
   <w:sdt>
     <w:sdtPr>
       <w:id w:val="907657518"/>
@@ -1070,7 +2406,7 @@
 </file>
 
 <file path=word/footnotes.xml><?xml version="1.0" encoding="utf-8"?>
-<w:footnotes xmlns:wpc="http://schemas.microsoft.com/office/word/2010/wordprocessingCanvas" xmlns:cx="http://schemas.microsoft.com/office/drawing/2014/chartex" xmlns:cx1="http://schemas.microsoft.com/office/drawing/2015/9/8/chartex" xmlns:cx2="http://schemas.microsoft.com/office/drawing/2015/10/21/chartex" xmlns:cx3="http://schemas.microsoft.com/office/drawing/2016/5/9/chartex" xmlns:cx4="http://schemas.microsoft.com/office/drawing/2016/5/10/chartex" xmlns:cx5="http://schemas.microsoft.com/office/drawing/2016/5/11/chartex" xmlns:cx6="http://schemas.microsoft.com/office/drawing/2016/5/12/chartex" xmlns:cx7="http://schemas.microsoft.com/office/drawing/2016/5/13/chartex" xmlns:cx8="http://schemas.microsoft.com/office/drawing/2016/5/14/chartex" xmlns:mc="http://schemas.openxmlformats.org/markup-compatibility/2006" xmlns:aink="http://schemas.microsoft.com/office/drawing/2016/ink" xmlns:am3d="http://schemas.microsoft.com/office/drawing/2017/model3d" xmlns:o="urn:schemas-microsoft-com:office:office" xmlns:oel="http://schemas.microsoft.com/office/2019/extlst" xmlns:r="http://schemas.openxmlformats.org/officeDocument/2006/relationships" xmlns:m="http://schemas.openxmlformats.org/officeDocument/2006/math" xmlns:v="urn:schemas-microsoft-com:vml" xmlns:wp14="http://schemas.microsoft.com/office/word/2010/wordprocessingDrawing" xmlns:wp="http://schemas.openxmlformats.org/drawingml/2006/wordprocessingDrawing" xmlns:w10="urn:schemas-microsoft-com:office:word" xmlns:w="http://schemas.openxmlformats.org/wordprocessingml/2006/main" xmlns:w14="http://schemas.microsoft.com/office/word/2010/wordml" xmlns:w15="http://schemas.microsoft.com/office/word/2012/wordml" xmlns:w16cex="http://schemas.microsoft.com/office/word/2018/wordml/cex" xmlns:w16cid="http://schemas.microsoft.com/office/word/2016/wordml/cid" xmlns:w16="http://schemas.microsoft.com/office/word/2018/wordml" xmlns:w16du="http://schemas.microsoft.com/office/word/2023/wordml/word16du" xmlns:w16sdtdh="http://schemas.microsoft.com/office/word/2020/wordml/sdtdatahash" xmlns:w16sdtfl="http://schemas.microsoft.com/office/word/2024/wordml/sdtformatlock" xmlns:w16se="http://schemas.microsoft.com/office/word/2015/wordml/symex" xmlns:wpg="http://schemas.microsoft.com/office/word/2010/wordprocessingGroup" xmlns:wpi="http://schemas.microsoft.com/office/word/2010/wordprocessingInk" xmlns:wne="http://schemas.microsoft.com/office/word/2006/wordml" xmlns:wps="http://schemas.microsoft.com/office/word/2010/wordprocessingShape" mc:Ignorable="w14 w15 w16se w16cid w16 w16cex w16sdtdh w16sdtfl w16du wp14">
+<w:footnotes xmlns:wpc="http://schemas.microsoft.com/office/word/2010/wordprocessingCanvas" xmlns:cx="http://schemas.microsoft.com/office/drawing/2014/chartex" xmlns:cx1="http://schemas.microsoft.com/office/drawing/2015/9/8/chartex" xmlns:cx2="http://schemas.microsoft.com/office/drawing/2015/10/21/chartex" xmlns:cx3="http://schemas.microsoft.com/office/drawing/2016/5/9/chartex" xmlns:cx4="http://schemas.microsoft.com/office/drawing/2016/5/10/chartex" xmlns:cx5="http://schemas.microsoft.com/office/drawing/2016/5/11/chartex" xmlns:cx6="http://schemas.microsoft.com/office/drawing/2016/5/12/chartex" xmlns:cx7="http://schemas.microsoft.com/office/drawing/2016/5/13/chartex" xmlns:cx8="http://schemas.microsoft.com/office/drawing/2016/5/14/chartex" xmlns:mc="http://schemas.openxmlformats.org/markup-compatibility/2006" xmlns:aink="http://schemas.microsoft.com/office/drawing/2016/ink" xmlns:am3d="http://schemas.microsoft.com/office/drawing/2017/model3d" xmlns:o="urn:schemas-microsoft-com:office:office" xmlns:oel="http://schemas.microsoft.com/office/2019/extlst" xmlns:r="http://schemas.openxmlformats.org/officeDocument/2006/relationships" xmlns:m="http://schemas.openxmlformats.org/officeDocument/2006/math" xmlns:v="urn:schemas-microsoft-com:vml" xmlns:wp14="http://schemas.microsoft.com/office/word/2010/wordprocessingDrawing" xmlns:wp="http://schemas.openxmlformats.org/drawingml/2006/wordprocessingDrawing" xmlns:w10="urn:schemas-microsoft-com:office:word" xmlns:w="http://schemas.openxmlformats.org/wordprocessingml/2006/main" xmlns:w14="http://schemas.microsoft.com/office/word/2010/wordml" xmlns:w15="http://schemas.microsoft.com/office/word/2012/wordml" xmlns:w16cei="http://schemas.microsoft.com/office/word/2026/wordml/cei" xmlns:w16cex="http://schemas.microsoft.com/office/word/2018/wordml/cex" xmlns:w16cid="http://schemas.microsoft.com/office/word/2016/wordml/cid" xmlns:w16="http://schemas.microsoft.com/office/word/2018/wordml" xmlns:w16du="http://schemas.microsoft.com/office/word/2023/wordml/word16du" xmlns:w16sdtdh="http://schemas.microsoft.com/office/word/2020/wordml/sdtdatahash" xmlns:w16sdtfl="http://schemas.microsoft.com/office/word/2024/wordml/sdtformatlock" xmlns:w16se="http://schemas.microsoft.com/office/word/2015/wordml/symex" xmlns:wpg="http://schemas.microsoft.com/office/word/2010/wordprocessingGroup" xmlns:wpi="http://schemas.microsoft.com/office/word/2010/wordprocessingInk" xmlns:wne="http://schemas.microsoft.com/office/word/2006/wordml" xmlns:wps="http://schemas.microsoft.com/office/word/2010/wordprocessingShape" mc:Ignorable="w14 w15 w16se w16cid w16 w16cex w16sdtdh w16sdtfl w16du wp14">
   <w:footnote w:type="separator" w:id="-1">
     <w:p>
       <w:pPr>
@@ -1095,7 +2431,7 @@
 </file>
 
 <file path=word/numbering.xml><?xml version="1.0" encoding="utf-8"?>
-<w:numbering xmlns:wpc="http://schemas.microsoft.com/office/word/2010/wordprocessingCanvas" xmlns:cx="http://schemas.microsoft.com/office/drawing/2014/chartex" xmlns:cx1="http://schemas.microsoft.com/office/drawing/2015/9/8/chartex" xmlns:cx2="http://schemas.microsoft.com/office/drawing/2015/10/21/chartex" xmlns:cx3="http://schemas.microsoft.com/office/drawing/2016/5/9/chartex" xmlns:cx4="http://schemas.microsoft.com/office/drawing/2016/5/10/chartex" xmlns:cx5="http://schemas.microsoft.com/office/drawing/2016/5/11/chartex" xmlns:cx6="http://schemas.microsoft.com/office/drawing/2016/5/12/chartex" xmlns:cx7="http://schemas.microsoft.com/office/drawing/2016/5/13/chartex" xmlns:cx8="http://schemas.microsoft.com/office/drawing/2016/5/14/chartex" xmlns:mc="http://schemas.openxmlformats.org/markup-compatibility/2006" xmlns:aink="http://schemas.microsoft.com/office/drawing/2016/ink" xmlns:am3d="http://schemas.microsoft.com/office/drawing/2017/model3d" xmlns:o="urn:schemas-microsoft-com:office:office" xmlns:oel="http://schemas.microsoft.com/office/2019/extlst" xmlns:r="http://schemas.openxmlformats.org/officeDocument/2006/relationships" xmlns:m="http://schemas.openxmlformats.org/officeDocument/2006/math" xmlns:v="urn:schemas-microsoft-com:vml" xmlns:wp14="http://schemas.microsoft.com/office/word/2010/wordprocessingDrawing" xmlns:wp="http://schemas.openxmlformats.org/drawingml/2006/wordprocessingDrawing" xmlns:w10="urn:schemas-microsoft-com:office:word" xmlns:w="http://schemas.openxmlformats.org/wordprocessingml/2006/main" xmlns:w14="http://schemas.microsoft.com/office/word/2010/wordml" xmlns:w15="http://schemas.microsoft.com/office/word/2012/wordml" xmlns:w16cex="http://schemas.microsoft.com/office/word/2018/wordml/cex" xmlns:w16cid="http://schemas.microsoft.com/office/word/2016/wordml/cid" xmlns:w16="http://schemas.microsoft.com/office/word/2018/wordml" xmlns:w16du="http://schemas.microsoft.com/office/word/2023/wordml/word16du" xmlns:w16sdtdh="http://schemas.microsoft.com/office/word/2020/wordml/sdtdatahash" xmlns:w16sdtfl="http://schemas.microsoft.com/office/word/2024/wordml/sdtformatlock" xmlns:w16se="http://schemas.microsoft.com/office/word/2015/wordml/symex" xmlns:wpg="http://schemas.microsoft.com/office/word/2010/wordprocessingGroup" xmlns:wpi="http://schemas.microsoft.com/office/word/2010/wordprocessingInk" xmlns:wne="http://schemas.microsoft.com/office/word/2006/wordml" xmlns:wps="http://schemas.microsoft.com/office/word/2010/wordprocessingShape" mc:Ignorable="w14 w15 w16se w16cid w16 w16cex w16sdtdh w16sdtfl w16du wp14">
+<w:numbering xmlns:wpc="http://schemas.microsoft.com/office/word/2010/wordprocessingCanvas" xmlns:cx="http://schemas.microsoft.com/office/drawing/2014/chartex" xmlns:cx1="http://schemas.microsoft.com/office/drawing/2015/9/8/chartex" xmlns:cx2="http://schemas.microsoft.com/office/drawing/2015/10/21/chartex" xmlns:cx3="http://schemas.microsoft.com/office/drawing/2016/5/9/chartex" xmlns:cx4="http://schemas.microsoft.com/office/drawing/2016/5/10/chartex" xmlns:cx5="http://schemas.microsoft.com/office/drawing/2016/5/11/chartex" xmlns:cx6="http://schemas.microsoft.com/office/drawing/2016/5/12/chartex" xmlns:cx7="http://schemas.microsoft.com/office/drawing/2016/5/13/chartex" xmlns:cx8="http://schemas.microsoft.com/office/drawing/2016/5/14/chartex" xmlns:mc="http://schemas.openxmlformats.org/markup-compatibility/2006" xmlns:aink="http://schemas.microsoft.com/office/drawing/2016/ink" xmlns:am3d="http://schemas.microsoft.com/office/drawing/2017/model3d" xmlns:o="urn:schemas-microsoft-com:office:office" xmlns:oel="http://schemas.microsoft.com/office/2019/extlst" xmlns:r="http://schemas.openxmlformats.org/officeDocument/2006/relationships" xmlns:m="http://schemas.openxmlformats.org/officeDocument/2006/math" xmlns:v="urn:schemas-microsoft-com:vml" xmlns:wp14="http://schemas.microsoft.com/office/word/2010/wordprocessingDrawing" xmlns:wp="http://schemas.openxmlformats.org/drawingml/2006/wordprocessingDrawing" xmlns:w10="urn:schemas-microsoft-com:office:word" xmlns:w="http://schemas.openxmlformats.org/wordprocessingml/2006/main" xmlns:w14="http://schemas.microsoft.com/office/word/2010/wordml" xmlns:w15="http://schemas.microsoft.com/office/word/2012/wordml" xmlns:w16cei="http://schemas.microsoft.com/office/word/2026/wordml/cei" xmlns:w16cex="http://schemas.microsoft.com/office/word/2018/wordml/cex" xmlns:w16cid="http://schemas.microsoft.com/office/word/2016/wordml/cid" xmlns:w16="http://schemas.microsoft.com/office/word/2018/wordml" xmlns:w16du="http://schemas.microsoft.com/office/word/2023/wordml/word16du" xmlns:w16sdtdh="http://schemas.microsoft.com/office/word/2020/wordml/sdtdatahash" xmlns:w16sdtfl="http://schemas.microsoft.com/office/word/2024/wordml/sdtformatlock" xmlns:w16se="http://schemas.microsoft.com/office/word/2015/wordml/symex" xmlns:wpg="http://schemas.microsoft.com/office/word/2010/wordprocessingGroup" xmlns:wpi="http://schemas.microsoft.com/office/word/2010/wordprocessingInk" xmlns:wne="http://schemas.microsoft.com/office/word/2006/wordml" xmlns:wps="http://schemas.microsoft.com/office/word/2010/wordprocessingShape" mc:Ignorable="w14 w15 w16se w16cid w16 w16cex w16sdtdh w16sdtfl w16du wp14">
   <w:abstractNum w:abstractNumId="0" w15:restartNumberingAfterBreak="0">
     <w:nsid w:val="5D2513C5"/>
     <w:multiLevelType w:val="hybridMultilevel"/>
@@ -1614,7 +2950,7 @@
   <w:style w:type="paragraph" w:default="1" w:styleId="Normal">
     <w:name w:val="Normal"/>
     <w:qFormat/>
-    <w:rsid w:val="006E21B5"/>
+    <w:rsid w:val="00041FD5"/>
   </w:style>
   <w:style w:type="paragraph" w:styleId="Heading1">
     <w:name w:val="heading 1"/>
@@ -1643,7 +2979,6 @@
     <w:next w:val="Normal"/>
     <w:link w:val="Heading2Char"/>
     <w:uiPriority w:val="9"/>
-    <w:semiHidden/>
     <w:unhideWhenUsed/>
     <w:qFormat/>
     <w:rsid w:val="009F1069"/>
@@ -1860,7 +3195,6 @@
     <w:basedOn w:val="DefaultParagraphFont"/>
     <w:link w:val="Heading2"/>
     <w:uiPriority w:val="9"/>
-    <w:semiHidden/>
     <w:rsid w:val="009F1069"/>
     <w:rPr>
       <w:rFonts w:asciiTheme="majorHAnsi" w:eastAsiaTheme="majorEastAsia" w:hAnsiTheme="majorHAnsi" w:cstheme="majorBidi"/>

--- a/DAT602_Assignment_1_Zandi_Galpin.docx
+++ b/DAT602_Assignment_1_Zandi_Galpin.docx
@@ -117,7 +117,9 @@
               <w:tab w:val="right" w:leader="dot" w:pos="9016"/>
             </w:tabs>
             <w:rPr>
+              <w:rFonts w:eastAsiaTheme="minorEastAsia"/>
               <w:noProof/>
+              <w:lang w:eastAsia="en-NZ"/>
             </w:rPr>
           </w:pPr>
           <w:r>
@@ -129,7 +131,7 @@
           <w:r>
             <w:fldChar w:fldCharType="separate"/>
           </w:r>
-          <w:hyperlink w:anchor="_Toc235438837" w:history="1">
+          <w:hyperlink w:anchor="_Toc238736566" w:history="1">
             <w:r>
               <w:rPr>
                 <w:rStyle w:val="Hyperlink"/>
@@ -156,7 +158,7 @@
                 <w:noProof/>
                 <w:webHidden/>
               </w:rPr>
-              <w:instrText xml:space="preserve"> PAGEREF _Toc235438837 \h </w:instrText>
+              <w:instrText xml:space="preserve"> PAGEREF _Toc238736566 \h </w:instrText>
             </w:r>
             <w:r>
               <w:rPr>
@@ -188,6 +190,216 @@
           </w:hyperlink>
         </w:p>
         <w:p>
+          <w:pPr>
+            <w:pStyle w:val="TOC2"/>
+            <w:tabs>
+              <w:tab w:val="right" w:leader="dot" w:pos="9016"/>
+            </w:tabs>
+            <w:rPr>
+              <w:rFonts w:eastAsiaTheme="minorEastAsia"/>
+              <w:noProof/>
+              <w:lang w:eastAsia="en-NZ"/>
+            </w:rPr>
+          </w:pPr>
+          <w:hyperlink w:anchor="_Toc238736567" w:history="1">
+            <w:r>
+              <w:rPr>
+                <w:rStyle w:val="Hyperlink"/>
+                <w:noProof/>
+              </w:rPr>
+              <w:t>Description:</w:t>
+            </w:r>
+            <w:r>
+              <w:rPr>
+                <w:noProof/>
+                <w:webHidden/>
+              </w:rPr>
+              <w:tab/>
+            </w:r>
+            <w:r>
+              <w:rPr>
+                <w:noProof/>
+                <w:webHidden/>
+              </w:rPr>
+              <w:fldChar w:fldCharType="begin"/>
+            </w:r>
+            <w:r>
+              <w:rPr>
+                <w:noProof/>
+                <w:webHidden/>
+              </w:rPr>
+              <w:instrText xml:space="preserve"> PAGEREF _Toc238736567 \h </w:instrText>
+            </w:r>
+            <w:r>
+              <w:rPr>
+                <w:noProof/>
+                <w:webHidden/>
+              </w:rPr>
+            </w:r>
+            <w:r>
+              <w:rPr>
+                <w:noProof/>
+                <w:webHidden/>
+              </w:rPr>
+              <w:fldChar w:fldCharType="separate"/>
+            </w:r>
+            <w:r>
+              <w:rPr>
+                <w:noProof/>
+                <w:webHidden/>
+              </w:rPr>
+              <w:t>2</w:t>
+            </w:r>
+            <w:r>
+              <w:rPr>
+                <w:noProof/>
+                <w:webHidden/>
+              </w:rPr>
+              <w:fldChar w:fldCharType="end"/>
+            </w:r>
+          </w:hyperlink>
+        </w:p>
+        <w:p>
+          <w:pPr>
+            <w:pStyle w:val="TOC2"/>
+            <w:tabs>
+              <w:tab w:val="right" w:leader="dot" w:pos="9016"/>
+            </w:tabs>
+            <w:rPr>
+              <w:rFonts w:eastAsiaTheme="minorEastAsia"/>
+              <w:noProof/>
+              <w:lang w:eastAsia="en-NZ"/>
+            </w:rPr>
+          </w:pPr>
+          <w:hyperlink w:anchor="_Toc238736568" w:history="1">
+            <w:r>
+              <w:rPr>
+                <w:rStyle w:val="Hyperlink"/>
+                <w:noProof/>
+              </w:rPr>
+              <w:t>Storyboards:</w:t>
+            </w:r>
+            <w:r>
+              <w:rPr>
+                <w:noProof/>
+                <w:webHidden/>
+              </w:rPr>
+              <w:tab/>
+            </w:r>
+            <w:r>
+              <w:rPr>
+                <w:noProof/>
+                <w:webHidden/>
+              </w:rPr>
+              <w:fldChar w:fldCharType="begin"/>
+            </w:r>
+            <w:r>
+              <w:rPr>
+                <w:noProof/>
+                <w:webHidden/>
+              </w:rPr>
+              <w:instrText xml:space="preserve"> PAGEREF _Toc238736568 \h </w:instrText>
+            </w:r>
+            <w:r>
+              <w:rPr>
+                <w:noProof/>
+                <w:webHidden/>
+              </w:rPr>
+            </w:r>
+            <w:r>
+              <w:rPr>
+                <w:noProof/>
+                <w:webHidden/>
+              </w:rPr>
+              <w:fldChar w:fldCharType="separate"/>
+            </w:r>
+            <w:r>
+              <w:rPr>
+                <w:noProof/>
+                <w:webHidden/>
+              </w:rPr>
+              <w:t>4</w:t>
+            </w:r>
+            <w:r>
+              <w:rPr>
+                <w:noProof/>
+                <w:webHidden/>
+              </w:rPr>
+              <w:fldChar w:fldCharType="end"/>
+            </w:r>
+          </w:hyperlink>
+        </w:p>
+        <w:p>
+          <w:pPr>
+            <w:pStyle w:val="TOC1"/>
+            <w:tabs>
+              <w:tab w:val="right" w:leader="dot" w:pos="9016"/>
+            </w:tabs>
+            <w:rPr>
+              <w:rFonts w:eastAsiaTheme="minorEastAsia"/>
+              <w:noProof/>
+              <w:lang w:eastAsia="en-NZ"/>
+            </w:rPr>
+          </w:pPr>
+          <w:hyperlink w:anchor="_Toc238736569" w:history="1">
+            <w:r>
+              <w:rPr>
+                <w:rStyle w:val="Hyperlink"/>
+                <w:noProof/>
+              </w:rPr>
+              <w:t>Task 2, logical entity relationship diagram depicting the planned database:</w:t>
+            </w:r>
+            <w:r>
+              <w:rPr>
+                <w:noProof/>
+                <w:webHidden/>
+              </w:rPr>
+              <w:tab/>
+            </w:r>
+            <w:r>
+              <w:rPr>
+                <w:noProof/>
+                <w:webHidden/>
+              </w:rPr>
+              <w:fldChar w:fldCharType="begin"/>
+            </w:r>
+            <w:r>
+              <w:rPr>
+                <w:noProof/>
+                <w:webHidden/>
+              </w:rPr>
+              <w:instrText xml:space="preserve"> PAGEREF _Toc238736569 \h </w:instrText>
+            </w:r>
+            <w:r>
+              <w:rPr>
+                <w:noProof/>
+                <w:webHidden/>
+              </w:rPr>
+            </w:r>
+            <w:r>
+              <w:rPr>
+                <w:noProof/>
+                <w:webHidden/>
+              </w:rPr>
+              <w:fldChar w:fldCharType="separate"/>
+            </w:r>
+            <w:r>
+              <w:rPr>
+                <w:noProof/>
+                <w:webHidden/>
+              </w:rPr>
+              <w:t>24</w:t>
+            </w:r>
+            <w:r>
+              <w:rPr>
+                <w:noProof/>
+                <w:webHidden/>
+              </w:rPr>
+              <w:fldChar w:fldCharType="end"/>
+            </w:r>
+          </w:hyperlink>
+        </w:p>
+        <w:p>
           <w:r>
             <w:rPr>
               <w:b/>
@@ -208,7 +420,7 @@
       <w:pPr>
         <w:pStyle w:val="Heading1"/>
       </w:pPr>
-      <w:bookmarkStart w:id="0" w:name="_Toc235438837"/>
+      <w:bookmarkStart w:id="0" w:name="_Toc238736566"/>
       <w:r>
         <w:lastRenderedPageBreak/>
         <w:t xml:space="preserve">Task 1, Description </w:t>
@@ -222,9 +434,11 @@
       <w:pPr>
         <w:pStyle w:val="Heading2"/>
       </w:pPr>
+      <w:bookmarkStart w:id="1" w:name="_Toc238736567"/>
       <w:r>
         <w:t>Description:</w:t>
       </w:r>
+      <w:bookmarkEnd w:id="1"/>
     </w:p>
     <w:p>
       <w:r>
@@ -1006,10 +1220,12 @@
       <w:pPr>
         <w:pStyle w:val="Heading2"/>
       </w:pPr>
+      <w:bookmarkStart w:id="2" w:name="_Toc238736568"/>
       <w:r>
         <w:lastRenderedPageBreak/>
         <w:t>Storyboards:</w:t>
       </w:r>
+      <w:bookmarkEnd w:id="2"/>
     </w:p>
     <w:p>
       <w:pPr>
@@ -1279,7 +1495,13 @@
         <w:t>(</w:t>
       </w:r>
       <w:r>
-        <w:t>starting empty until typed in)</w:t>
+        <w:t>starting empty until typed in</w:t>
+      </w:r>
+      <w:r>
+        <w:t>, appears as asterisks</w:t>
+      </w:r>
+      <w:r>
+        <w:t>)</w:t>
       </w:r>
       <w:r>
         <w:t xml:space="preserve">, along with a back arrow in the upper left corner. </w:t>
@@ -1306,7 +1528,13 @@
         <w:t>.</w:t>
       </w:r>
       <w:r>
-        <w:t xml:space="preserve"> If the password is correct, the</w:t>
+        <w:t xml:space="preserve"> If the password is correct</w:t>
+      </w:r>
+      <w:r>
+        <w:t xml:space="preserve"> and the user is a regular user</w:t>
+      </w:r>
+      <w:r>
+        <w:t>, the</w:t>
       </w:r>
       <w:r>
         <w:t xml:space="preserve"> screen changes</w:t>
@@ -1315,13 +1543,37 @@
         <w:t xml:space="preserve"> to </w:t>
       </w:r>
       <w:r>
-        <w:rPr>
-          <w:highlight w:val="yellow"/>
-        </w:rPr>
-        <w:t>Storyboard ADJK</w:t>
-      </w:r>
-      <w:r>
-        <w:t xml:space="preserve">. If the password is incorrect, the </w:t>
+        <w:t xml:space="preserve">Storyboard </w:t>
+      </w:r>
+      <w:r>
+        <w:t>12.</w:t>
+      </w:r>
+      <w:r>
+        <w:t xml:space="preserve"> If the password is correct and the user is an </w:t>
+      </w:r>
+      <w:r>
+        <w:t>admin</w:t>
+      </w:r>
+      <w:r>
+        <w:t xml:space="preserve">, the screen changes to </w:t>
+      </w:r>
+      <w:r>
+        <w:t xml:space="preserve">Storyboard </w:t>
+      </w:r>
+      <w:r>
+        <w:t>17</w:t>
+      </w:r>
+      <w:r>
+        <w:t>.</w:t>
+      </w:r>
+      <w:r>
+        <w:t xml:space="preserve"> </w:t>
+      </w:r>
+      <w:r>
+        <w:t xml:space="preserve">If the user is a new regular user (created by an admin but hasn’t logged in before), they are taken to storyboard 5. </w:t>
+      </w:r>
+      <w:r>
+        <w:t xml:space="preserve">If the password is incorrect, the </w:t>
       </w:r>
       <w:r>
         <w:t>p</w:t>
@@ -1353,8 +1605,10 @@
       <w:r>
         <w:t xml:space="preserve"> screen changes to storyboard 4.</w:t>
       </w:r>
-    </w:p>
-    <w:p/>
+      <w:r>
+        <w:t xml:space="preserve"> </w:t>
+      </w:r>
+    </w:p>
     <w:p>
       <w:pPr>
         <w:rPr>
@@ -1426,8 +1680,8 @@
           <w:noProof/>
         </w:rPr>
         <w:drawing>
-          <wp:inline distT="0" distB="0" distL="0" distR="0" wp14:anchorId="2B424F9C" wp14:editId="3FCFD121">
-            <wp:extent cx="4458984" cy="3797991"/>
+          <wp:inline distT="0" distB="0" distL="0" distR="0" wp14:anchorId="2B424F9C" wp14:editId="3350364B">
+            <wp:extent cx="4325420" cy="3684226"/>
             <wp:effectExtent l="0" t="0" r="0" b="0"/>
             <wp:docPr id="1879364104" name="Picture 1"/>
             <wp:cNvGraphicFramePr>
@@ -1449,7 +1703,7 @@
                   <pic:spPr>
                     <a:xfrm>
                       <a:off x="0" y="0"/>
-                      <a:ext cx="4466523" cy="3804412"/>
+                      <a:ext cx="4342351" cy="3698647"/>
                     </a:xfrm>
                     <a:prstGeom prst="rect">
                       <a:avLst/>
@@ -1497,7 +1751,13 @@
         <w:t xml:space="preserve">both </w:t>
       </w:r>
       <w:r>
-        <w:t>starting empty until typed in), along with a back arrow in the upper left corner.</w:t>
+        <w:t>starting empty until typed in</w:t>
+      </w:r>
+      <w:r>
+        <w:t>, password text appears as asterisks</w:t>
+      </w:r>
+      <w:r>
+        <w:t>), along with a back arrow in the upper left corner.</w:t>
       </w:r>
       <w:r>
         <w:t xml:space="preserve"> If the back arrow is clicked, this directs the user back to the screen in storyboard 1.</w:t>
@@ -1527,7 +1787,6 @@
         <w:t>5.</w:t>
       </w:r>
     </w:p>
-    <w:p/>
     <w:p>
       <w:pPr>
         <w:rPr>
@@ -1794,31 +2053,36 @@
       </w:r>
     </w:p>
     <w:p>
+      <w:pPr>
+        <w:rPr>
+          <w:noProof/>
+        </w:rPr>
+      </w:pPr>
       <w:r>
         <w:rPr>
           <w:noProof/>
         </w:rPr>
         <w:drawing>
-          <wp:anchor distT="0" distB="0" distL="114300" distR="114300" simplePos="0" relativeHeight="251658241" behindDoc="1" locked="0" layoutInCell="1" allowOverlap="1" wp14:anchorId="20CCB93B" wp14:editId="51653CCB">
+          <wp:anchor distT="0" distB="0" distL="114300" distR="114300" simplePos="0" relativeHeight="251658241" behindDoc="1" locked="0" layoutInCell="1" allowOverlap="1" wp14:anchorId="7CD19C90" wp14:editId="2D5526A0">
             <wp:simplePos x="0" y="0"/>
             <wp:positionH relativeFrom="column">
-              <wp:posOffset>2088793</wp:posOffset>
+              <wp:posOffset>2086610</wp:posOffset>
             </wp:positionH>
             <wp:positionV relativeFrom="paragraph">
-              <wp:posOffset>5700103</wp:posOffset>
+              <wp:posOffset>5647690</wp:posOffset>
             </wp:positionV>
-            <wp:extent cx="4443095" cy="2843530"/>
-            <wp:effectExtent l="0" t="0" r="0" b="0"/>
+            <wp:extent cx="4488180" cy="2886075"/>
+            <wp:effectExtent l="0" t="0" r="7620" b="9525"/>
             <wp:wrapTight wrapText="bothSides">
               <wp:wrapPolygon edited="0">
                 <wp:start x="0" y="0"/>
-                <wp:lineTo x="0" y="21417"/>
-                <wp:lineTo x="21486" y="21417"/>
-                <wp:lineTo x="21486" y="0"/>
+                <wp:lineTo x="0" y="21529"/>
+                <wp:lineTo x="21545" y="21529"/>
+                <wp:lineTo x="21545" y="0"/>
                 <wp:lineTo x="0" y="0"/>
               </wp:wrapPolygon>
             </wp:wrapTight>
-            <wp:docPr id="247206264" name="Picture 3"/>
+            <wp:docPr id="941407265" name="Picture 4"/>
             <wp:cNvGraphicFramePr>
               <a:graphicFrameLocks xmlns:a="http://schemas.openxmlformats.org/drawingml/2006/main" noChangeAspect="1"/>
             </wp:cNvGraphicFramePr>
@@ -1826,7 +2090,7 @@
               <a:graphicData uri="http://schemas.openxmlformats.org/drawingml/2006/picture">
                 <pic:pic xmlns:pic="http://schemas.openxmlformats.org/drawingml/2006/picture">
                   <pic:nvPicPr>
-                    <pic:cNvPr id="0" name="Picture 3"/>
+                    <pic:cNvPr id="0" name="Picture 4"/>
                     <pic:cNvPicPr>
                       <a:picLocks noChangeAspect="1" noChangeArrowheads="1"/>
                     </pic:cNvPicPr>
@@ -1839,7 +2103,7 @@
                         </a:ext>
                       </a:extLst>
                     </a:blip>
-                    <a:srcRect l="1619" t="35252" r="3944" b="4309"/>
+                    <a:srcRect l="1799" t="35251" r="3944" b="4129"/>
                     <a:stretch>
                       <a:fillRect/>
                     </a:stretch>
@@ -1847,7 +2111,7 @@
                   <pic:spPr bwMode="auto">
                     <a:xfrm>
                       <a:off x="0" y="0"/>
-                      <a:ext cx="4443095" cy="2843530"/>
+                      <a:ext cx="4488180" cy="2886075"/>
                     </a:xfrm>
                     <a:prstGeom prst="rect">
                       <a:avLst/>
@@ -1923,24 +2187,16 @@
         <w:t xml:space="preserve"> as an overlay. This stays on screen at all times that the user is not standing on their home nest. </w:t>
       </w:r>
       <w:r>
-        <w:t xml:space="preserve">The user clicks this </w:t>
-      </w:r>
-      <w:proofErr w:type="gramStart"/>
-      <w:r>
-        <w:t>icon, and</w:t>
-      </w:r>
-      <w:proofErr w:type="gramEnd"/>
-      <w:r>
-        <w:t xml:space="preserve"> is brought to </w:t>
-      </w:r>
-      <w:r>
-        <w:t xml:space="preserve">either </w:t>
-      </w:r>
-      <w:r>
-        <w:t>storyboard 7</w:t>
-      </w:r>
-      <w:r>
-        <w:t xml:space="preserve"> or 8 (depending on if they are an administrator).</w:t>
+        <w:t>The user clicks this icon and is brought to storyboard 7</w:t>
+      </w:r>
+      <w:r>
+        <w:t>.</w:t>
+      </w:r>
+      <w:r>
+        <w:rPr>
+          <w:noProof/>
+        </w:rPr>
+        <w:t xml:space="preserve"> </w:t>
       </w:r>
     </w:p>
     <w:p>
@@ -2086,7 +2342,31 @@
         <w:rPr>
           <w:noProof/>
         </w:rPr>
-        <w:t xml:space="preserve"> clicks the settings icon while they are in the game, they will be brought to this screen</w:t>
+        <w:t xml:space="preserve"> clicks the settings icon while they are in the game</w:t>
+      </w:r>
+      <w:r>
+        <w:rPr>
+          <w:noProof/>
+        </w:rPr>
+        <w:t xml:space="preserve"> (in</w:t>
+      </w:r>
+      <w:r>
+        <w:rPr>
+          <w:noProof/>
+        </w:rPr>
+        <w:t xml:space="preserve"> this </w:t>
+      </w:r>
+      <w:r>
+        <w:rPr>
+          <w:noProof/>
+        </w:rPr>
+        <w:t>case from storyboard 5 or 12)</w:t>
+      </w:r>
+      <w:r>
+        <w:rPr>
+          <w:noProof/>
+        </w:rPr>
+        <w:t>, they will be brought to this screen</w:t>
       </w:r>
       <w:r>
         <w:rPr>
@@ -2158,7 +2438,19 @@
         <w:rPr>
           <w:noProof/>
         </w:rPr>
-        <w:t xml:space="preserve">to the game and they will </w:t>
+        <w:t xml:space="preserve">to the game </w:t>
+      </w:r>
+      <w:r>
+        <w:rPr>
+          <w:noProof/>
+        </w:rPr>
+        <w:t xml:space="preserve">(storyboard 5 or 12) </w:t>
+      </w:r>
+      <w:r>
+        <w:rPr>
+          <w:noProof/>
+        </w:rPr>
+        <w:t xml:space="preserve">and they will </w:t>
       </w:r>
       <w:r>
         <w:rPr>
@@ -2259,10 +2551,10 @@
           <w:noProof/>
         </w:rPr>
         <w:drawing>
-          <wp:inline distT="0" distB="0" distL="0" distR="0" wp14:anchorId="377CE8AD" wp14:editId="3BCA74DB">
-            <wp:extent cx="5731510" cy="4868545"/>
-            <wp:effectExtent l="0" t="0" r="2540" b="8255"/>
-            <wp:docPr id="1478714404" name="Picture 1"/>
+          <wp:inline distT="0" distB="0" distL="0" distR="0" wp14:anchorId="688CCECB" wp14:editId="37B74C4E">
+            <wp:extent cx="5731510" cy="4859020"/>
+            <wp:effectExtent l="0" t="0" r="2540" b="0"/>
+            <wp:docPr id="1217598965" name="Picture 1"/>
             <wp:cNvGraphicFramePr>
               <a:graphicFrameLocks xmlns:a="http://schemas.openxmlformats.org/drawingml/2006/main" noChangeAspect="1"/>
             </wp:cNvGraphicFramePr>
@@ -2270,7 +2562,7 @@
               <a:graphicData uri="http://schemas.openxmlformats.org/drawingml/2006/picture">
                 <pic:pic xmlns:pic="http://schemas.openxmlformats.org/drawingml/2006/picture">
                   <pic:nvPicPr>
-                    <pic:cNvPr id="1478714404" name=""/>
+                    <pic:cNvPr id="1217598965" name=""/>
                     <pic:cNvPicPr/>
                   </pic:nvPicPr>
                   <pic:blipFill>
@@ -2282,7 +2574,7 @@
                   <pic:spPr>
                     <a:xfrm>
                       <a:off x="0" y="0"/>
-                      <a:ext cx="5731510" cy="4868545"/>
+                      <a:ext cx="5731510" cy="4859020"/>
                     </a:xfrm>
                     <a:prstGeom prst="rect">
                       <a:avLst/>
@@ -2300,7 +2592,2012 @@
         <w:t>When a user who is an administrator clicks the settings button</w:t>
       </w:r>
       <w:r>
+        <w:t xml:space="preserve"> (in this case from storyboard </w:t>
+      </w:r>
+      <w:r>
+        <w:t>17</w:t>
+      </w:r>
+      <w:r>
+        <w:t>)</w:t>
+      </w:r>
+      <w:r>
         <w:t xml:space="preserve">, they will be brought to here. </w:t>
+      </w:r>
+      <w:r>
+        <w:t xml:space="preserve">This screen is the same as in storyboard </w:t>
+      </w:r>
+      <w:r>
+        <w:t>7</w:t>
+      </w:r>
+      <w:r>
+        <w:t xml:space="preserve"> except the “DELETE </w:t>
+      </w:r>
+      <w:r>
+        <w:t>account” button is replaced with an “Edit players” button.</w:t>
+      </w:r>
+      <w:r>
+        <w:t xml:space="preserve"> The “Return to title screen” button</w:t>
+      </w:r>
+      <w:r>
+        <w:t xml:space="preserve">, when clicked by the user, sends them </w:t>
+      </w:r>
+      <w:r>
+        <w:rPr>
+          <w:noProof/>
+        </w:rPr>
+        <w:t>back to storyboard 1 (logging them out).</w:t>
+      </w:r>
+      <w:r>
+        <w:t xml:space="preserve"> </w:t>
+      </w:r>
+      <w:r>
+        <w:t>T</w:t>
+      </w:r>
+      <w:r>
+        <w:t xml:space="preserve">he user (admin) clicks the “Edit players” button </w:t>
+      </w:r>
+      <w:r>
+        <w:t xml:space="preserve">and </w:t>
+      </w:r>
+      <w:r>
+        <w:t xml:space="preserve">they are brought to storyboard </w:t>
+      </w:r>
+      <w:r>
+        <w:t>9</w:t>
+      </w:r>
+      <w:r>
+        <w:t>.</w:t>
+      </w:r>
+      <w:r>
+        <w:t xml:space="preserve"> </w:t>
+      </w:r>
+      <w:r>
+        <w:rPr>
+          <w:noProof/>
+        </w:rPr>
+        <w:t xml:space="preserve">Clicking the back arrow on the top left will return them to the game (in this case storyboard </w:t>
+      </w:r>
+      <w:r>
+        <w:t>17</w:t>
+      </w:r>
+      <w:r>
+        <w:rPr>
+          <w:noProof/>
+        </w:rPr>
+        <w:t>).</w:t>
+      </w:r>
+    </w:p>
+    <w:p/>
+    <w:p/>
+    <w:p/>
+    <w:p/>
+    <w:p/>
+    <w:p/>
+    <w:p>
+      <w:r>
+        <w:rPr>
+          <w:b/>
+          <w:bCs/>
+          <w:u w:val="single"/>
+        </w:rPr>
+        <w:lastRenderedPageBreak/>
+        <w:t>Edit players screen</w:t>
+      </w:r>
+      <w:r>
+        <w:rPr>
+          <w:b/>
+          <w:bCs/>
+          <w:u w:val="single"/>
+        </w:rPr>
+        <w:t xml:space="preserve"> (admin), storyboard 9 – requirement 14</w:t>
+      </w:r>
+      <w:r>
+        <w:rPr>
+          <w:b/>
+          <w:bCs/>
+          <w:u w:val="single"/>
+        </w:rPr>
+        <w:t>, segway to</w:t>
+      </w:r>
+      <w:r>
+        <w:rPr>
+          <w:b/>
+          <w:bCs/>
+          <w:u w:val="single"/>
+        </w:rPr>
+        <w:t xml:space="preserve"> 12 and </w:t>
+      </w:r>
+      <w:r>
+        <w:rPr>
+          <w:b/>
+          <w:bCs/>
+          <w:u w:val="single"/>
+        </w:rPr>
+        <w:t>13</w:t>
+      </w:r>
+      <w:r>
+        <w:rPr>
+          <w:b/>
+          <w:bCs/>
+          <w:u w:val="single"/>
+        </w:rPr>
+        <w:t>:</w:t>
+      </w:r>
+      <w:r>
+        <w:t xml:space="preserve"> </w:t>
+      </w:r>
+    </w:p>
+    <w:p>
+      <w:r>
+        <w:rPr>
+          <w:noProof/>
+        </w:rPr>
+        <w:drawing>
+          <wp:inline distT="0" distB="0" distL="0" distR="0" wp14:anchorId="52487178" wp14:editId="061F19EB">
+            <wp:extent cx="5404207" cy="4604273"/>
+            <wp:effectExtent l="0" t="0" r="6350" b="6350"/>
+            <wp:docPr id="477586295" name="Picture 1"/>
+            <wp:cNvGraphicFramePr>
+              <a:graphicFrameLocks xmlns:a="http://schemas.openxmlformats.org/drawingml/2006/main" noChangeAspect="1"/>
+            </wp:cNvGraphicFramePr>
+            <a:graphic xmlns:a="http://schemas.openxmlformats.org/drawingml/2006/main">
+              <a:graphicData uri="http://schemas.openxmlformats.org/drawingml/2006/picture">
+                <pic:pic xmlns:pic="http://schemas.openxmlformats.org/drawingml/2006/picture">
+                  <pic:nvPicPr>
+                    <pic:cNvPr id="477586295" name=""/>
+                    <pic:cNvPicPr/>
+                  </pic:nvPicPr>
+                  <pic:blipFill>
+                    <a:blip r:embed="rId15"/>
+                    <a:stretch>
+                      <a:fillRect/>
+                    </a:stretch>
+                  </pic:blipFill>
+                  <pic:spPr>
+                    <a:xfrm>
+                      <a:off x="0" y="0"/>
+                      <a:ext cx="5420820" cy="4618427"/>
+                    </a:xfrm>
+                    <a:prstGeom prst="rect">
+                      <a:avLst/>
+                    </a:prstGeom>
+                  </pic:spPr>
+                </pic:pic>
+              </a:graphicData>
+            </a:graphic>
+          </wp:inline>
+        </w:drawing>
+      </w:r>
+    </w:p>
+    <w:p>
+      <w:r>
+        <w:t>When a user who is an administrator on storyboard 8 clicks the “Edit players” button they are brought to here. There</w:t>
+      </w:r>
+      <w:r>
+        <w:t xml:space="preserve"> </w:t>
+      </w:r>
+      <w:r>
+        <w:t xml:space="preserve">is a back arrow </w:t>
+      </w:r>
+      <w:r>
+        <w:t xml:space="preserve">in the same place as before </w:t>
+      </w:r>
+      <w:r>
+        <w:t xml:space="preserve">which </w:t>
+      </w:r>
+      <w:r>
+        <w:t xml:space="preserve">when the user clicks it, </w:t>
+      </w:r>
+      <w:r>
+        <w:t xml:space="preserve">returns to the </w:t>
+      </w:r>
+      <w:r>
+        <w:t>settings screen (storyboard 8).</w:t>
+      </w:r>
+      <w:r>
+        <w:t xml:space="preserve"> </w:t>
+      </w:r>
+      <w:r>
+        <w:t xml:space="preserve">There is an “Add new player” button </w:t>
+      </w:r>
+      <w:r>
+        <w:t xml:space="preserve">which when </w:t>
+      </w:r>
+      <w:r>
+        <w:t>clicked takes the user to storyboard 10.</w:t>
+      </w:r>
+      <w:r>
+        <w:t xml:space="preserve"> </w:t>
+      </w:r>
+      <w:r>
+        <w:t>Under this button is a list of existing players. In this screenshot, the user has selected</w:t>
+      </w:r>
+      <w:r>
+        <w:t xml:space="preserve"> (clicked)</w:t>
+      </w:r>
+      <w:r>
+        <w:t xml:space="preserve"> the player “McPlayer Twoington”.</w:t>
+      </w:r>
+      <w:r>
+        <w:t xml:space="preserve"> Under the list of existing players there are two buttons. </w:t>
+      </w:r>
+      <w:r>
+        <w:t>A player must be selected for either of them to be clicked.</w:t>
+      </w:r>
+      <w:r>
+        <w:t xml:space="preserve"> </w:t>
+      </w:r>
+      <w:r>
+        <w:t>The first button is the “Edit selected player" button, which when clicked brings the user to storyboard 11.</w:t>
+      </w:r>
+      <w:r>
+        <w:t xml:space="preserve"> The second button </w:t>
+      </w:r>
+      <w:r>
+        <w:t>is the “Delete selected player” button, which when clicked, r</w:t>
+      </w:r>
+      <w:r>
+        <w:t xml:space="preserve">emoves the </w:t>
+      </w:r>
+      <w:r>
+        <w:t xml:space="preserve">selected </w:t>
+      </w:r>
+      <w:r>
+        <w:t xml:space="preserve">player and any related player information from the database, </w:t>
+      </w:r>
+      <w:r>
+        <w:t>along with removing it from the list</w:t>
+      </w:r>
+      <w:r>
+        <w:t xml:space="preserve"> on screen. </w:t>
+      </w:r>
+    </w:p>
+    <w:p/>
+    <w:p/>
+    <w:p/>
+    <w:p/>
+    <w:p>
+      <w:r>
+        <w:rPr>
+          <w:b/>
+          <w:bCs/>
+          <w:u w:val="single"/>
+        </w:rPr>
+        <w:lastRenderedPageBreak/>
+        <w:t>Add new player screen (admin), storyboard 10 – requirement 12</w:t>
+      </w:r>
+      <w:r>
+        <w:rPr>
+          <w:b/>
+          <w:bCs/>
+          <w:u w:val="single"/>
+        </w:rPr>
+        <w:t>:</w:t>
+      </w:r>
+      <w:r>
+        <w:t xml:space="preserve"> </w:t>
+      </w:r>
+    </w:p>
+    <w:p>
+      <w:r>
+        <w:rPr>
+          <w:noProof/>
+        </w:rPr>
+        <w:drawing>
+          <wp:inline distT="0" distB="0" distL="0" distR="0" wp14:anchorId="34B49109" wp14:editId="79C7E362">
+            <wp:extent cx="5085708" cy="4335501"/>
+            <wp:effectExtent l="0" t="0" r="1270" b="8255"/>
+            <wp:docPr id="177936782" name="Picture 1"/>
+            <wp:cNvGraphicFramePr>
+              <a:graphicFrameLocks xmlns:a="http://schemas.openxmlformats.org/drawingml/2006/main" noChangeAspect="1"/>
+            </wp:cNvGraphicFramePr>
+            <a:graphic xmlns:a="http://schemas.openxmlformats.org/drawingml/2006/main">
+              <a:graphicData uri="http://schemas.openxmlformats.org/drawingml/2006/picture">
+                <pic:pic xmlns:pic="http://schemas.openxmlformats.org/drawingml/2006/picture">
+                  <pic:nvPicPr>
+                    <pic:cNvPr id="177936782" name=""/>
+                    <pic:cNvPicPr/>
+                  </pic:nvPicPr>
+                  <pic:blipFill>
+                    <a:blip r:embed="rId16"/>
+                    <a:stretch>
+                      <a:fillRect/>
+                    </a:stretch>
+                  </pic:blipFill>
+                  <pic:spPr>
+                    <a:xfrm>
+                      <a:off x="0" y="0"/>
+                      <a:ext cx="5090049" cy="4339201"/>
+                    </a:xfrm>
+                    <a:prstGeom prst="rect">
+                      <a:avLst/>
+                    </a:prstGeom>
+                  </pic:spPr>
+                </pic:pic>
+              </a:graphicData>
+            </a:graphic>
+          </wp:inline>
+        </w:drawing>
+      </w:r>
+    </w:p>
+    <w:p>
+      <w:r>
+        <w:t xml:space="preserve">While on storyboard 9, if the user clicks the “Add player” button, they are brought to here. The </w:t>
+      </w:r>
+      <w:r>
+        <w:t>back arrow</w:t>
+      </w:r>
+      <w:r>
+        <w:t xml:space="preserve">, when clicked by the user, returns them </w:t>
+      </w:r>
+      <w:r>
+        <w:t xml:space="preserve">to storyboard 9 without saving any details entered. </w:t>
+      </w:r>
+      <w:r>
+        <w:t>There are “Email”, “Username” and “Password” fields like in storyboard 3, except here the username</w:t>
+      </w:r>
+      <w:r>
+        <w:t xml:space="preserve"> field</w:t>
+      </w:r>
+      <w:r>
+        <w:t xml:space="preserve"> is not greyed out as it needs to be entered along with the other info. </w:t>
+      </w:r>
+      <w:r>
+        <w:t xml:space="preserve">These fields cannot be left blank before submitting. </w:t>
+      </w:r>
+      <w:r>
+        <w:t>There is also an “Admin?” tick box which is by default unticked. If the user ticks this</w:t>
+      </w:r>
+      <w:r>
+        <w:t xml:space="preserve"> and submits, the player will be given administrator privileges. The user submits by clicking the “Add player to database” button at the bottom. This adds the player information to the database, then sends the user back to storyboard 9, where the new player is listed along with the old ones.</w:t>
+      </w:r>
+    </w:p>
+    <w:p/>
+    <w:p/>
+    <w:p/>
+    <w:p/>
+    <w:p/>
+    <w:p/>
+    <w:p>
+      <w:r>
+        <w:rPr>
+          <w:b/>
+          <w:bCs/>
+          <w:u w:val="single"/>
+        </w:rPr>
+        <w:lastRenderedPageBreak/>
+        <w:t xml:space="preserve">Edit </w:t>
+      </w:r>
+      <w:r>
+        <w:rPr>
+          <w:b/>
+          <w:bCs/>
+          <w:u w:val="single"/>
+        </w:rPr>
+        <w:t>selected player</w:t>
+      </w:r>
+      <w:r>
+        <w:rPr>
+          <w:b/>
+          <w:bCs/>
+          <w:u w:val="single"/>
+        </w:rPr>
+        <w:t xml:space="preserve"> screen (admin), storyboard </w:t>
+      </w:r>
+      <w:r>
+        <w:rPr>
+          <w:b/>
+          <w:bCs/>
+          <w:u w:val="single"/>
+        </w:rPr>
+        <w:t>1</w:t>
+      </w:r>
+      <w:r>
+        <w:rPr>
+          <w:b/>
+          <w:bCs/>
+          <w:u w:val="single"/>
+        </w:rPr>
+        <w:t>1</w:t>
+      </w:r>
+      <w:r>
+        <w:rPr>
+          <w:b/>
+          <w:bCs/>
+          <w:u w:val="single"/>
+        </w:rPr>
+        <w:t xml:space="preserve"> – requirement</w:t>
+      </w:r>
+      <w:r>
+        <w:rPr>
+          <w:b/>
+          <w:bCs/>
+          <w:u w:val="single"/>
+        </w:rPr>
+        <w:t xml:space="preserve"> </w:t>
+      </w:r>
+      <w:r>
+        <w:rPr>
+          <w:b/>
+          <w:bCs/>
+          <w:u w:val="single"/>
+        </w:rPr>
+        <w:t>13</w:t>
+      </w:r>
+      <w:r>
+        <w:rPr>
+          <w:b/>
+          <w:bCs/>
+          <w:u w:val="single"/>
+        </w:rPr>
+        <w:t>:</w:t>
+      </w:r>
+      <w:r>
+        <w:t xml:space="preserve"> </w:t>
+      </w:r>
+    </w:p>
+    <w:p>
+      <w:r>
+        <w:rPr>
+          <w:noProof/>
+        </w:rPr>
+        <w:drawing>
+          <wp:inline distT="0" distB="0" distL="0" distR="0" wp14:anchorId="473C1E7D" wp14:editId="062D9472">
+            <wp:extent cx="5106256" cy="4335500"/>
+            <wp:effectExtent l="0" t="0" r="0" b="8255"/>
+            <wp:docPr id="1010869954" name="Picture 1"/>
+            <wp:cNvGraphicFramePr>
+              <a:graphicFrameLocks xmlns:a="http://schemas.openxmlformats.org/drawingml/2006/main" noChangeAspect="1"/>
+            </wp:cNvGraphicFramePr>
+            <a:graphic xmlns:a="http://schemas.openxmlformats.org/drawingml/2006/main">
+              <a:graphicData uri="http://schemas.openxmlformats.org/drawingml/2006/picture">
+                <pic:pic xmlns:pic="http://schemas.openxmlformats.org/drawingml/2006/picture">
+                  <pic:nvPicPr>
+                    <pic:cNvPr id="1010869954" name=""/>
+                    <pic:cNvPicPr/>
+                  </pic:nvPicPr>
+                  <pic:blipFill>
+                    <a:blip r:embed="rId17"/>
+                    <a:stretch>
+                      <a:fillRect/>
+                    </a:stretch>
+                  </pic:blipFill>
+                  <pic:spPr>
+                    <a:xfrm>
+                      <a:off x="0" y="0"/>
+                      <a:ext cx="5110820" cy="4339375"/>
+                    </a:xfrm>
+                    <a:prstGeom prst="rect">
+                      <a:avLst/>
+                    </a:prstGeom>
+                  </pic:spPr>
+                </pic:pic>
+              </a:graphicData>
+            </a:graphic>
+          </wp:inline>
+        </w:drawing>
+      </w:r>
+    </w:p>
+    <w:p>
+      <w:r>
+        <w:t xml:space="preserve">While on storyboard 9, </w:t>
+      </w:r>
+      <w:r>
+        <w:t>if the user (who</w:t>
+      </w:r>
+      <w:r>
+        <w:t xml:space="preserve"> had</w:t>
+      </w:r>
+      <w:r>
+        <w:t xml:space="preserve"> selected McPlayer Twoington) clicks the “Edit selected player” button, they are brought to this screen. </w:t>
+      </w:r>
+      <w:r>
+        <w:t>This has</w:t>
+      </w:r>
+      <w:r>
+        <w:t xml:space="preserve"> “Email”, “Username”, “Password” and “Score” fields which are all stored in plaintext, contain the players current information from the database, and are able to be edited.</w:t>
+      </w:r>
+      <w:r>
+        <w:t xml:space="preserve"> There is also an “Admin?” tick box and “Account locked?” tick box which are either already ticked or unticked depending on the data in the database reflecting </w:t>
+      </w:r>
+      <w:r>
+        <w:t>each of them</w:t>
+      </w:r>
+      <w:r>
+        <w:t xml:space="preserve"> (Boolean</w:t>
+      </w:r>
+      <w:r>
+        <w:t>s</w:t>
+      </w:r>
+      <w:r>
+        <w:t xml:space="preserve">). </w:t>
+      </w:r>
+      <w:r>
+        <w:t xml:space="preserve">The back arrow, when clicked by the user, returns them to storyboard 9 without saving any details which have been altered. </w:t>
+      </w:r>
+      <w:r>
+        <w:t>The user</w:t>
+      </w:r>
+      <w:r>
+        <w:t xml:space="preserve"> edits some details about McPlayer Twoington, including changing his username to “Mcplayerington Two”. </w:t>
+      </w:r>
+      <w:r>
+        <w:t xml:space="preserve">There is an “Update player” button at the bottom which, when clicked by the user, </w:t>
+      </w:r>
+      <w:r>
+        <w:t xml:space="preserve">updates the players information </w:t>
+      </w:r>
+      <w:r>
+        <w:t>in the databa</w:t>
+      </w:r>
+      <w:r>
+        <w:t>se to what has been edited on this screen by the user</w:t>
+      </w:r>
+      <w:r>
+        <w:t xml:space="preserve">, then sends </w:t>
+      </w:r>
+      <w:r>
+        <w:t>the</w:t>
+      </w:r>
+      <w:r>
+        <w:t xml:space="preserve"> user back to storyboard 9, </w:t>
+      </w:r>
+      <w:r>
+        <w:t>which appears the same, except instead of “McPlayer Twoington”, “Mcplayerington Two” is now listed</w:t>
+      </w:r>
+      <w:r>
+        <w:t xml:space="preserve"> (not to be implemented in this project, but a good idea would be to send the player an email about their username and/or password getting changed).</w:t>
+      </w:r>
+    </w:p>
+    <w:p/>
+    <w:p/>
+    <w:p>
+      <w:r>
+        <w:rPr>
+          <w:noProof/>
+        </w:rPr>
+        <w:lastRenderedPageBreak/>
+        <w:drawing>
+          <wp:anchor distT="0" distB="0" distL="114300" distR="114300" simplePos="0" relativeHeight="251658242" behindDoc="1" locked="0" layoutInCell="1" allowOverlap="1" wp14:anchorId="57396AD8" wp14:editId="258497CF">
+            <wp:simplePos x="0" y="0"/>
+            <wp:positionH relativeFrom="column">
+              <wp:posOffset>-762635</wp:posOffset>
+            </wp:positionH>
+            <wp:positionV relativeFrom="paragraph">
+              <wp:posOffset>228600</wp:posOffset>
+            </wp:positionV>
+            <wp:extent cx="6901180" cy="4407535"/>
+            <wp:effectExtent l="0" t="0" r="0" b="0"/>
+            <wp:wrapTight wrapText="bothSides">
+              <wp:wrapPolygon edited="0">
+                <wp:start x="0" y="0"/>
+                <wp:lineTo x="0" y="21472"/>
+                <wp:lineTo x="21524" y="21472"/>
+                <wp:lineTo x="21524" y="0"/>
+                <wp:lineTo x="0" y="0"/>
+              </wp:wrapPolygon>
+            </wp:wrapTight>
+            <wp:docPr id="1061859865" name="Picture 1"/>
+            <wp:cNvGraphicFramePr>
+              <a:graphicFrameLocks xmlns:a="http://schemas.openxmlformats.org/drawingml/2006/main" noChangeAspect="1"/>
+            </wp:cNvGraphicFramePr>
+            <a:graphic xmlns:a="http://schemas.openxmlformats.org/drawingml/2006/main">
+              <a:graphicData uri="http://schemas.openxmlformats.org/drawingml/2006/picture">
+                <pic:pic xmlns:pic="http://schemas.openxmlformats.org/drawingml/2006/picture">
+                  <pic:nvPicPr>
+                    <pic:cNvPr id="0" name="Picture 1"/>
+                    <pic:cNvPicPr>
+                      <a:picLocks noChangeAspect="1" noChangeArrowheads="1"/>
+                    </pic:cNvPicPr>
+                  </pic:nvPicPr>
+                  <pic:blipFill rotWithShape="1">
+                    <a:blip r:embed="rId18" cstate="print">
+                      <a:extLst>
+                        <a:ext uri="{28A0092B-C50C-407E-A947-70E740481C1C}">
+                          <a14:useLocalDpi xmlns:a14="http://schemas.microsoft.com/office/drawing/2010/main" val="0"/>
+                        </a:ext>
+                      </a:extLst>
+                    </a:blip>
+                    <a:srcRect l="1664" t="35344" r="3931" b="4345"/>
+                    <a:stretch>
+                      <a:fillRect/>
+                    </a:stretch>
+                  </pic:blipFill>
+                  <pic:spPr bwMode="auto">
+                    <a:xfrm>
+                      <a:off x="0" y="0"/>
+                      <a:ext cx="6901180" cy="4407535"/>
+                    </a:xfrm>
+                    <a:prstGeom prst="rect">
+                      <a:avLst/>
+                    </a:prstGeom>
+                    <a:noFill/>
+                    <a:ln>
+                      <a:noFill/>
+                    </a:ln>
+                    <a:extLst>
+                      <a:ext uri="{53640926-AAD7-44D8-BBD7-CCE9431645EC}">
+                        <a14:shadowObscured xmlns:a14="http://schemas.microsoft.com/office/drawing/2010/main"/>
+                      </a:ext>
+                    </a:extLst>
+                  </pic:spPr>
+                </pic:pic>
+              </a:graphicData>
+            </a:graphic>
+            <wp14:sizeRelH relativeFrom="page">
+              <wp14:pctWidth>0</wp14:pctWidth>
+            </wp14:sizeRelH>
+            <wp14:sizeRelV relativeFrom="page">
+              <wp14:pctHeight>0</wp14:pctHeight>
+            </wp14:sizeRelV>
+          </wp:anchor>
+        </w:drawing>
+      </w:r>
+      <w:r>
+        <w:rPr>
+          <w:b/>
+          <w:bCs/>
+          <w:u w:val="single"/>
+        </w:rPr>
+        <w:t>Game start screen for returning user, storyboard 12</w:t>
+      </w:r>
+      <w:r>
+        <w:rPr>
+          <w:b/>
+          <w:bCs/>
+          <w:u w:val="single"/>
+        </w:rPr>
+        <w:t>, segway to requirement 7</w:t>
+      </w:r>
+      <w:r>
+        <w:rPr>
+          <w:b/>
+          <w:bCs/>
+          <w:u w:val="single"/>
+        </w:rPr>
+        <w:t>:</w:t>
+      </w:r>
+      <w:r>
+        <w:t xml:space="preserve"> </w:t>
+      </w:r>
+    </w:p>
+    <w:p>
+      <w:r>
+        <w:t>On</w:t>
+      </w:r>
+      <w:r>
+        <w:t xml:space="preserve"> storyboard </w:t>
+      </w:r>
+      <w:r>
+        <w:t>2, if the user</w:t>
+      </w:r>
+      <w:r>
+        <w:t xml:space="preserve"> clicks the “Login” button with correct credentials, </w:t>
+      </w:r>
+      <w:r>
+        <w:t xml:space="preserve">they will be brought to wherever they were when they last left the game, in whatever state they were in with whatever item they had. In this case we can see that the user </w:t>
+      </w:r>
+      <w:r>
+        <w:t xml:space="preserve">had 3140 HP, a score of 2 and a baseball bat when they last logged out. </w:t>
+      </w:r>
+      <w:r>
+        <w:t xml:space="preserve">If </w:t>
+      </w:r>
+      <w:r>
+        <w:t xml:space="preserve">the user clicks the settings icon in the top </w:t>
+      </w:r>
+      <w:r>
+        <w:t>left,</w:t>
+      </w:r>
+      <w:r>
+        <w:t xml:space="preserve"> they will be brought to </w:t>
+      </w:r>
+      <w:r>
+        <w:t xml:space="preserve">storyboard 7. </w:t>
+      </w:r>
+      <w:r>
+        <w:t>In this case the user doesn’t click this and c</w:t>
+      </w:r>
+      <w:r>
+        <w:t>ontinue</w:t>
+      </w:r>
+      <w:r>
+        <w:t>s</w:t>
+      </w:r>
+      <w:r>
+        <w:t xml:space="preserve"> to storyboard 13.</w:t>
+      </w:r>
+    </w:p>
+    <w:p/>
+    <w:p/>
+    <w:p/>
+    <w:p/>
+    <w:p/>
+    <w:p/>
+    <w:p/>
+    <w:p/>
+    <w:p>
+      <w:r>
+        <w:rPr>
+          <w:b/>
+          <w:bCs/>
+          <w:u w:val="single"/>
+        </w:rPr>
+        <w:lastRenderedPageBreak/>
+        <w:t xml:space="preserve">User </w:t>
+      </w:r>
+      <w:r>
+        <w:rPr>
+          <w:b/>
+          <w:bCs/>
+          <w:u w:val="single"/>
+        </w:rPr>
+        <w:t xml:space="preserve">defeating </w:t>
+      </w:r>
+      <w:r>
+        <w:rPr>
+          <w:b/>
+          <w:bCs/>
+          <w:u w:val="single"/>
+        </w:rPr>
+        <w:t>another</w:t>
+      </w:r>
+      <w:r>
+        <w:rPr>
+          <w:b/>
+          <w:bCs/>
+          <w:u w:val="single"/>
+        </w:rPr>
+        <w:t xml:space="preserve"> player and gaining score</w:t>
+      </w:r>
+      <w:r>
+        <w:rPr>
+          <w:b/>
+          <w:bCs/>
+          <w:u w:val="single"/>
+        </w:rPr>
+        <w:t>, storyboard 1</w:t>
+      </w:r>
+      <w:r>
+        <w:rPr>
+          <w:b/>
+          <w:bCs/>
+          <w:u w:val="single"/>
+        </w:rPr>
+        <w:t>3</w:t>
+      </w:r>
+      <w:r>
+        <w:rPr>
+          <w:b/>
+          <w:bCs/>
+          <w:u w:val="single"/>
+        </w:rPr>
+        <w:t>, requirement 7</w:t>
+      </w:r>
+      <w:r>
+        <w:rPr>
+          <w:b/>
+          <w:bCs/>
+          <w:u w:val="single"/>
+        </w:rPr>
+        <w:t>:</w:t>
+      </w:r>
+      <w:r>
+        <w:t xml:space="preserve"> </w:t>
+      </w:r>
+    </w:p>
+    <w:p>
+      <w:pPr>
+        <w:rPr>
+          <w:noProof/>
+        </w:rPr>
+      </w:pPr>
+      <w:r>
+        <w:t xml:space="preserve">In this </w:t>
+      </w:r>
+      <w:r>
+        <w:t>case</w:t>
+      </w:r>
+      <w:r>
+        <w:t xml:space="preserve"> the user stays still (no inputs) and another player comes on screen and moves across to them</w:t>
+      </w:r>
+      <w:r>
+        <w:t xml:space="preserve"> until they are 2 tiles away, as seen below.</w:t>
+      </w:r>
+      <w:r>
+        <w:t xml:space="preserve"> </w:t>
+      </w:r>
+    </w:p>
+    <w:p>
+      <w:r>
+        <w:rPr>
+          <w:noProof/>
+        </w:rPr>
+        <w:drawing>
+          <wp:inline distT="0" distB="0" distL="0" distR="0" wp14:anchorId="649F022B" wp14:editId="72DEA6F7">
+            <wp:extent cx="5399314" cy="3461385"/>
+            <wp:effectExtent l="0" t="0" r="0" b="5715"/>
+            <wp:docPr id="1415065225" name="Picture 3"/>
+            <wp:cNvGraphicFramePr>
+              <a:graphicFrameLocks xmlns:a="http://schemas.openxmlformats.org/drawingml/2006/main" noChangeAspect="1"/>
+            </wp:cNvGraphicFramePr>
+            <a:graphic xmlns:a="http://schemas.openxmlformats.org/drawingml/2006/main">
+              <a:graphicData uri="http://schemas.openxmlformats.org/drawingml/2006/picture">
+                <pic:pic xmlns:pic="http://schemas.openxmlformats.org/drawingml/2006/picture">
+                  <pic:nvPicPr>
+                    <pic:cNvPr id="0" name="Picture 3"/>
+                    <pic:cNvPicPr>
+                      <a:picLocks noChangeAspect="1" noChangeArrowheads="1"/>
+                    </pic:cNvPicPr>
+                  </pic:nvPicPr>
+                  <pic:blipFill rotWithShape="1">
+                    <a:blip r:embed="rId19" cstate="print">
+                      <a:extLst>
+                        <a:ext uri="{28A0092B-C50C-407E-A947-70E740481C1C}">
+                          <a14:useLocalDpi xmlns:a14="http://schemas.microsoft.com/office/drawing/2010/main" val="0"/>
+                        </a:ext>
+                      </a:extLst>
+                    </a:blip>
+                    <a:srcRect l="1714" t="35238" r="3784" b="4179"/>
+                    <a:stretch>
+                      <a:fillRect/>
+                    </a:stretch>
+                  </pic:blipFill>
+                  <pic:spPr bwMode="auto">
+                    <a:xfrm>
+                      <a:off x="0" y="0"/>
+                      <a:ext cx="5400776" cy="3462322"/>
+                    </a:xfrm>
+                    <a:prstGeom prst="rect">
+                      <a:avLst/>
+                    </a:prstGeom>
+                    <a:noFill/>
+                    <a:ln>
+                      <a:noFill/>
+                    </a:ln>
+                    <a:extLst>
+                      <a:ext uri="{53640926-AAD7-44D8-BBD7-CCE9431645EC}">
+                        <a14:shadowObscured xmlns:a14="http://schemas.microsoft.com/office/drawing/2010/main"/>
+                      </a:ext>
+                    </a:extLst>
+                  </pic:spPr>
+                </pic:pic>
+              </a:graphicData>
+            </a:graphic>
+          </wp:inline>
+        </w:drawing>
+      </w:r>
+    </w:p>
+    <w:p>
+      <w:pPr>
+        <w:rPr>
+          <w:noProof/>
+        </w:rPr>
+      </w:pPr>
+      <w:r>
+        <w:t xml:space="preserve">The user then clicks the left arrow key, moving one tile </w:t>
+      </w:r>
+      <w:r>
+        <w:t>to the left</w:t>
+      </w:r>
+      <w:r>
+        <w:t xml:space="preserve">. And the </w:t>
+      </w:r>
+      <w:r>
+        <w:t xml:space="preserve">other player clicks the space bar, attacking forward onto the tile the user is on. This </w:t>
+      </w:r>
+      <w:r>
+        <w:t xml:space="preserve">decreases the </w:t>
+      </w:r>
+      <w:r>
+        <w:t>user’s</w:t>
+      </w:r>
+      <w:r>
+        <w:t xml:space="preserve"> health by 40, as shown below.</w:t>
+      </w:r>
+    </w:p>
+    <w:p>
+      <w:r>
+        <w:rPr>
+          <w:noProof/>
+        </w:rPr>
+        <w:drawing>
+          <wp:inline distT="0" distB="0" distL="0" distR="0" wp14:anchorId="5567DC54" wp14:editId="0BA13524">
+            <wp:extent cx="5388429" cy="3450590"/>
+            <wp:effectExtent l="0" t="0" r="3175" b="0"/>
+            <wp:docPr id="1904881736" name="Picture 4"/>
+            <wp:cNvGraphicFramePr>
+              <a:graphicFrameLocks xmlns:a="http://schemas.openxmlformats.org/drawingml/2006/main" noChangeAspect="1"/>
+            </wp:cNvGraphicFramePr>
+            <a:graphic xmlns:a="http://schemas.openxmlformats.org/drawingml/2006/main">
+              <a:graphicData uri="http://schemas.openxmlformats.org/drawingml/2006/picture">
+                <pic:pic xmlns:pic="http://schemas.openxmlformats.org/drawingml/2006/picture">
+                  <pic:nvPicPr>
+                    <pic:cNvPr id="0" name="Picture 4"/>
+                    <pic:cNvPicPr>
+                      <a:picLocks noChangeAspect="1" noChangeArrowheads="1"/>
+                    </pic:cNvPicPr>
+                  </pic:nvPicPr>
+                  <pic:blipFill rotWithShape="1">
+                    <a:blip r:embed="rId20" cstate="print">
+                      <a:extLst>
+                        <a:ext uri="{28A0092B-C50C-407E-A947-70E740481C1C}">
+                          <a14:useLocalDpi xmlns:a14="http://schemas.microsoft.com/office/drawing/2010/main" val="0"/>
+                        </a:ext>
+                      </a:extLst>
+                    </a:blip>
+                    <a:srcRect l="1905" t="35238" r="3787" b="4370"/>
+                    <a:stretch>
+                      <a:fillRect/>
+                    </a:stretch>
+                  </pic:blipFill>
+                  <pic:spPr bwMode="auto">
+                    <a:xfrm>
+                      <a:off x="0" y="0"/>
+                      <a:ext cx="5389663" cy="3451380"/>
+                    </a:xfrm>
+                    <a:prstGeom prst="rect">
+                      <a:avLst/>
+                    </a:prstGeom>
+                    <a:noFill/>
+                    <a:ln>
+                      <a:noFill/>
+                    </a:ln>
+                    <a:extLst>
+                      <a:ext uri="{53640926-AAD7-44D8-BBD7-CCE9431645EC}">
+                        <a14:shadowObscured xmlns:a14="http://schemas.microsoft.com/office/drawing/2010/main"/>
+                      </a:ext>
+                    </a:extLst>
+                  </pic:spPr>
+                </pic:pic>
+              </a:graphicData>
+            </a:graphic>
+          </wp:inline>
+        </w:drawing>
+      </w:r>
+    </w:p>
+    <w:p>
+      <w:pPr>
+        <w:rPr>
+          <w:noProof/>
+        </w:rPr>
+      </w:pPr>
+      <w:r>
+        <w:rPr>
+          <w:noProof/>
+        </w:rPr>
+        <w:lastRenderedPageBreak/>
+        <w:drawing>
+          <wp:anchor distT="0" distB="0" distL="114300" distR="114300" simplePos="0" relativeHeight="251658243" behindDoc="1" locked="0" layoutInCell="1" allowOverlap="1" wp14:anchorId="076AF6BC" wp14:editId="255CCEBD">
+            <wp:simplePos x="0" y="0"/>
+            <wp:positionH relativeFrom="column">
+              <wp:posOffset>-795020</wp:posOffset>
+            </wp:positionH>
+            <wp:positionV relativeFrom="paragraph">
+              <wp:posOffset>1338580</wp:posOffset>
+            </wp:positionV>
+            <wp:extent cx="6922770" cy="4442460"/>
+            <wp:effectExtent l="0" t="0" r="0" b="0"/>
+            <wp:wrapTight wrapText="bothSides">
+              <wp:wrapPolygon edited="0">
+                <wp:start x="0" y="0"/>
+                <wp:lineTo x="0" y="21489"/>
+                <wp:lineTo x="21517" y="21489"/>
+                <wp:lineTo x="21517" y="0"/>
+                <wp:lineTo x="0" y="0"/>
+              </wp:wrapPolygon>
+            </wp:wrapTight>
+            <wp:docPr id="1324638248" name="Picture 5"/>
+            <wp:cNvGraphicFramePr>
+              <a:graphicFrameLocks xmlns:a="http://schemas.openxmlformats.org/drawingml/2006/main" noChangeAspect="1"/>
+            </wp:cNvGraphicFramePr>
+            <a:graphic xmlns:a="http://schemas.openxmlformats.org/drawingml/2006/main">
+              <a:graphicData uri="http://schemas.openxmlformats.org/drawingml/2006/picture">
+                <pic:pic xmlns:pic="http://schemas.openxmlformats.org/drawingml/2006/picture">
+                  <pic:nvPicPr>
+                    <pic:cNvPr id="0" name="Picture 5"/>
+                    <pic:cNvPicPr>
+                      <a:picLocks noChangeAspect="1" noChangeArrowheads="1"/>
+                    </pic:cNvPicPr>
+                  </pic:nvPicPr>
+                  <pic:blipFill rotWithShape="1">
+                    <a:blip r:embed="rId21" cstate="print">
+                      <a:extLst>
+                        <a:ext uri="{28A0092B-C50C-407E-A947-70E740481C1C}">
+                          <a14:useLocalDpi xmlns:a14="http://schemas.microsoft.com/office/drawing/2010/main" val="0"/>
+                        </a:ext>
+                      </a:extLst>
+                    </a:blip>
+                    <a:srcRect l="1905" t="35430" r="3992" b="4183"/>
+                    <a:stretch>
+                      <a:fillRect/>
+                    </a:stretch>
+                  </pic:blipFill>
+                  <pic:spPr bwMode="auto">
+                    <a:xfrm>
+                      <a:off x="0" y="0"/>
+                      <a:ext cx="6922770" cy="4442460"/>
+                    </a:xfrm>
+                    <a:prstGeom prst="rect">
+                      <a:avLst/>
+                    </a:prstGeom>
+                    <a:noFill/>
+                    <a:ln>
+                      <a:noFill/>
+                    </a:ln>
+                    <a:extLst>
+                      <a:ext uri="{53640926-AAD7-44D8-BBD7-CCE9431645EC}">
+                        <a14:shadowObscured xmlns:a14="http://schemas.microsoft.com/office/drawing/2010/main"/>
+                      </a:ext>
+                    </a:extLst>
+                  </pic:spPr>
+                </pic:pic>
+              </a:graphicData>
+            </a:graphic>
+            <wp14:sizeRelH relativeFrom="page">
+              <wp14:pctWidth>0</wp14:pctWidth>
+            </wp14:sizeRelH>
+            <wp14:sizeRelV relativeFrom="page">
+              <wp14:pctHeight>0</wp14:pctHeight>
+            </wp14:sizeRelV>
+          </wp:anchor>
+        </w:drawing>
+      </w:r>
+      <w:r>
+        <w:rPr>
+          <w:noProof/>
+        </w:rPr>
+        <w:t>The user then clicks the space button, attacking to the left where the other player is standing. With the baseball bat this deals 60 damage to the player</w:t>
+      </w:r>
+      <w:r>
+        <w:rPr>
+          <w:noProof/>
+        </w:rPr>
+        <w:t>. The player had 50 health before being attacked so upon getting hit they are defeated. The remaining green on their health bar disappears and it turns entirely red, and their goose sprite is replaced by an explosion</w:t>
+      </w:r>
+      <w:r>
+        <w:rPr>
+          <w:noProof/>
+        </w:rPr>
+        <w:t xml:space="preserve"> sprite</w:t>
+      </w:r>
+      <w:r>
+        <w:rPr>
+          <w:noProof/>
+        </w:rPr>
+        <w:t xml:space="preserve">. </w:t>
+      </w:r>
+      <w:r>
+        <w:rPr>
+          <w:noProof/>
+        </w:rPr>
+        <w:t>The user’s score then increases by 1</w:t>
+      </w:r>
+      <w:r>
+        <w:rPr>
+          <w:noProof/>
+        </w:rPr>
+        <w:t xml:space="preserve"> as can be seen below</w:t>
+      </w:r>
+      <w:r>
+        <w:rPr>
+          <w:noProof/>
+        </w:rPr>
+        <w:t xml:space="preserve">. The other player’s home nest is deleted. </w:t>
+      </w:r>
+    </w:p>
+    <w:p>
+      <w:r>
+        <w:t>T</w:t>
+      </w:r>
+      <w:r>
+        <w:t>he explosion and empty health bar then would disappear, the user</w:t>
+      </w:r>
+      <w:r>
+        <w:t>’</w:t>
+      </w:r>
+      <w:r>
+        <w:t xml:space="preserve">s sprite would change from the attack sprite to the standing left sprite, and the other player would respawn somewhere else on the map with a new nest. </w:t>
+      </w:r>
+    </w:p>
+    <w:p>
+      <w:r>
+        <w:t>Continue to storyboard 14.</w:t>
+      </w:r>
+    </w:p>
+    <w:p/>
+    <w:p/>
+    <w:p/>
+    <w:p/>
+    <w:p/>
+    <w:p/>
+    <w:p>
+      <w:r>
+        <w:rPr>
+          <w:b/>
+          <w:bCs/>
+          <w:u w:val="single"/>
+        </w:rPr>
+        <w:lastRenderedPageBreak/>
+        <w:t>NPC walks on screen and wanders around</w:t>
+      </w:r>
+      <w:r>
+        <w:rPr>
+          <w:b/>
+          <w:bCs/>
+          <w:u w:val="single"/>
+        </w:rPr>
+        <w:t xml:space="preserve">, storyboard 14, requirement </w:t>
+      </w:r>
+      <w:r>
+        <w:rPr>
+          <w:b/>
+          <w:bCs/>
+          <w:u w:val="single"/>
+        </w:rPr>
+        <w:t>9</w:t>
+      </w:r>
+      <w:r>
+        <w:rPr>
+          <w:b/>
+          <w:bCs/>
+          <w:u w:val="single"/>
+        </w:rPr>
+        <w:t>:</w:t>
+      </w:r>
+      <w:r>
+        <w:t xml:space="preserve"> </w:t>
+      </w:r>
+    </w:p>
+    <w:p>
+      <w:pPr>
+        <w:rPr>
+          <w:noProof/>
+        </w:rPr>
+      </w:pPr>
+      <w:r>
+        <w:t xml:space="preserve">The user stands still and doesn’t do anything (no input). </w:t>
+      </w:r>
+      <w:r>
+        <w:t xml:space="preserve">The grey goose (an NPC with 1000 health, doesn’t attack the player, just wanders randomly) </w:t>
+      </w:r>
+      <w:r>
+        <w:t>moves</w:t>
+      </w:r>
+      <w:r>
+        <w:t xml:space="preserve"> on screen</w:t>
+      </w:r>
+      <w:r>
+        <w:t xml:space="preserve"> (from the left)</w:t>
+      </w:r>
+      <w:r>
+        <w:t xml:space="preserve">. </w:t>
+      </w:r>
+      <w:r>
+        <w:t xml:space="preserve">If defeated he will drop a random item or consumable on the tile he is defeated on (explosion sprite will play like the other storyboard, but the user will not </w:t>
+      </w:r>
+      <w:r>
+        <w:t>get</w:t>
+      </w:r>
+      <w:r>
+        <w:t xml:space="preserve"> score).</w:t>
+      </w:r>
+    </w:p>
+    <w:p>
+      <w:r>
+        <w:rPr>
+          <w:noProof/>
+        </w:rPr>
+        <w:drawing>
+          <wp:inline distT="0" distB="0" distL="0" distR="0" wp14:anchorId="7EC59DA6" wp14:editId="2E766A02">
+            <wp:extent cx="5399314" cy="3450590"/>
+            <wp:effectExtent l="0" t="0" r="0" b="0"/>
+            <wp:docPr id="1982891726" name="Picture 6"/>
+            <wp:cNvGraphicFramePr>
+              <a:graphicFrameLocks xmlns:a="http://schemas.openxmlformats.org/drawingml/2006/main" noChangeAspect="1"/>
+            </wp:cNvGraphicFramePr>
+            <a:graphic xmlns:a="http://schemas.openxmlformats.org/drawingml/2006/main">
+              <a:graphicData uri="http://schemas.openxmlformats.org/drawingml/2006/picture">
+                <pic:pic xmlns:pic="http://schemas.openxmlformats.org/drawingml/2006/picture">
+                  <pic:nvPicPr>
+                    <pic:cNvPr id="0" name="Picture 6"/>
+                    <pic:cNvPicPr>
+                      <a:picLocks noChangeAspect="1" noChangeArrowheads="1"/>
+                    </pic:cNvPicPr>
+                  </pic:nvPicPr>
+                  <pic:blipFill rotWithShape="1">
+                    <a:blip r:embed="rId22" cstate="print">
+                      <a:extLst>
+                        <a:ext uri="{28A0092B-C50C-407E-A947-70E740481C1C}">
+                          <a14:useLocalDpi xmlns:a14="http://schemas.microsoft.com/office/drawing/2010/main" val="0"/>
+                        </a:ext>
+                      </a:extLst>
+                    </a:blip>
+                    <a:srcRect l="1714" t="35429" r="3797" b="4186"/>
+                    <a:stretch>
+                      <a:fillRect/>
+                    </a:stretch>
+                  </pic:blipFill>
+                  <pic:spPr bwMode="auto">
+                    <a:xfrm>
+                      <a:off x="0" y="0"/>
+                      <a:ext cx="5399314" cy="3450590"/>
+                    </a:xfrm>
+                    <a:prstGeom prst="rect">
+                      <a:avLst/>
+                    </a:prstGeom>
+                    <a:noFill/>
+                    <a:ln>
+                      <a:noFill/>
+                    </a:ln>
+                    <a:extLst>
+                      <a:ext uri="{53640926-AAD7-44D8-BBD7-CCE9431645EC}">
+                        <a14:shadowObscured xmlns:a14="http://schemas.microsoft.com/office/drawing/2010/main"/>
+                      </a:ext>
+                    </a:extLst>
+                  </pic:spPr>
+                </pic:pic>
+              </a:graphicData>
+            </a:graphic>
+          </wp:inline>
+        </w:drawing>
+      </w:r>
+    </w:p>
+    <w:p>
+      <w:pPr>
+        <w:rPr>
+          <w:noProof/>
+        </w:rPr>
+      </w:pPr>
+      <w:r>
+        <w:t xml:space="preserve">After a random amount of time (between 1 and 5 seconds) the grey goose then moves again one tile in a random direction. </w:t>
+      </w:r>
+      <w:r>
+        <w:t>In this case it moves down</w:t>
+      </w:r>
+      <w:r>
+        <w:t xml:space="preserve"> (shown below).</w:t>
+      </w:r>
+    </w:p>
+    <w:p>
+      <w:r>
+        <w:rPr>
+          <w:noProof/>
+        </w:rPr>
+        <w:drawing>
+          <wp:inline distT="0" distB="0" distL="0" distR="0" wp14:anchorId="2DAADBDB" wp14:editId="083D0134">
+            <wp:extent cx="5398703" cy="3460750"/>
+            <wp:effectExtent l="0" t="0" r="0" b="6350"/>
+            <wp:docPr id="1056498609" name="Picture 7"/>
+            <wp:cNvGraphicFramePr>
+              <a:graphicFrameLocks xmlns:a="http://schemas.openxmlformats.org/drawingml/2006/main" noChangeAspect="1"/>
+            </wp:cNvGraphicFramePr>
+            <a:graphic xmlns:a="http://schemas.openxmlformats.org/drawingml/2006/main">
+              <a:graphicData uri="http://schemas.openxmlformats.org/drawingml/2006/picture">
+                <pic:pic xmlns:pic="http://schemas.openxmlformats.org/drawingml/2006/picture">
+                  <pic:nvPicPr>
+                    <pic:cNvPr id="0" name="Picture 7"/>
+                    <pic:cNvPicPr>
+                      <a:picLocks noChangeAspect="1" noChangeArrowheads="1"/>
+                    </pic:cNvPicPr>
+                  </pic:nvPicPr>
+                  <pic:blipFill rotWithShape="1">
+                    <a:blip r:embed="rId23" cstate="print">
+                      <a:extLst>
+                        <a:ext uri="{28A0092B-C50C-407E-A947-70E740481C1C}">
+                          <a14:useLocalDpi xmlns:a14="http://schemas.microsoft.com/office/drawing/2010/main" val="0"/>
+                        </a:ext>
+                      </a:extLst>
+                    </a:blip>
+                    <a:srcRect l="1715" t="35429" r="3788" b="3995"/>
+                    <a:stretch>
+                      <a:fillRect/>
+                    </a:stretch>
+                  </pic:blipFill>
+                  <pic:spPr bwMode="auto">
+                    <a:xfrm>
+                      <a:off x="0" y="0"/>
+                      <a:ext cx="5398703" cy="3460750"/>
+                    </a:xfrm>
+                    <a:prstGeom prst="rect">
+                      <a:avLst/>
+                    </a:prstGeom>
+                    <a:noFill/>
+                    <a:ln>
+                      <a:noFill/>
+                    </a:ln>
+                    <a:extLst>
+                      <a:ext uri="{53640926-AAD7-44D8-BBD7-CCE9431645EC}">
+                        <a14:shadowObscured xmlns:a14="http://schemas.microsoft.com/office/drawing/2010/main"/>
+                      </a:ext>
+                    </a:extLst>
+                  </pic:spPr>
+                </pic:pic>
+              </a:graphicData>
+            </a:graphic>
+          </wp:inline>
+        </w:drawing>
+      </w:r>
+    </w:p>
+    <w:p>
+      <w:r>
+        <w:lastRenderedPageBreak/>
+        <w:t>Continue to storyboard 15.</w:t>
+      </w:r>
+    </w:p>
+    <w:p>
+      <w:r>
+        <w:rPr>
+          <w:b/>
+          <w:bCs/>
+          <w:u w:val="single"/>
+        </w:rPr>
+        <w:t>User</w:t>
+      </w:r>
+      <w:r>
+        <w:rPr>
+          <w:b/>
+          <w:bCs/>
+          <w:u w:val="single"/>
+        </w:rPr>
+        <w:t xml:space="preserve"> stores current item in nest,</w:t>
+      </w:r>
+      <w:r>
+        <w:rPr>
+          <w:b/>
+          <w:bCs/>
+          <w:u w:val="single"/>
+        </w:rPr>
+        <w:t xml:space="preserve"> </w:t>
+      </w:r>
+      <w:r>
+        <w:rPr>
+          <w:b/>
+          <w:bCs/>
+          <w:u w:val="single"/>
+        </w:rPr>
+        <w:t>collects new item</w:t>
+      </w:r>
+      <w:r>
+        <w:rPr>
+          <w:b/>
+          <w:bCs/>
+          <w:u w:val="single"/>
+        </w:rPr>
+        <w:t>, storyboard 1</w:t>
+      </w:r>
+      <w:r>
+        <w:rPr>
+          <w:b/>
+          <w:bCs/>
+          <w:u w:val="single"/>
+        </w:rPr>
+        <w:t>5</w:t>
+      </w:r>
+      <w:r>
+        <w:rPr>
+          <w:b/>
+          <w:bCs/>
+          <w:u w:val="single"/>
+        </w:rPr>
+        <w:t xml:space="preserve">, requirement </w:t>
+      </w:r>
+      <w:r>
+        <w:rPr>
+          <w:b/>
+          <w:bCs/>
+          <w:u w:val="single"/>
+        </w:rPr>
+        <w:t>8</w:t>
+      </w:r>
+      <w:r>
+        <w:rPr>
+          <w:b/>
+          <w:bCs/>
+          <w:u w:val="single"/>
+        </w:rPr>
+        <w:t>:</w:t>
+      </w:r>
+      <w:r>
+        <w:t xml:space="preserve"> </w:t>
+      </w:r>
+    </w:p>
+    <w:p>
+      <w:pPr>
+        <w:rPr>
+          <w:noProof/>
+        </w:rPr>
+      </w:pPr>
+      <w:r>
+        <w:rPr>
+          <w:noProof/>
+        </w:rPr>
+        <w:drawing>
+          <wp:anchor distT="0" distB="0" distL="114300" distR="114300" simplePos="0" relativeHeight="251658244" behindDoc="1" locked="0" layoutInCell="1" allowOverlap="1" wp14:anchorId="502E9942" wp14:editId="233A1546">
+            <wp:simplePos x="0" y="0"/>
+            <wp:positionH relativeFrom="margin">
+              <wp:posOffset>-775335</wp:posOffset>
+            </wp:positionH>
+            <wp:positionV relativeFrom="paragraph">
+              <wp:posOffset>833846</wp:posOffset>
+            </wp:positionV>
+            <wp:extent cx="7282180" cy="4639310"/>
+            <wp:effectExtent l="0" t="0" r="0" b="8890"/>
+            <wp:wrapTight wrapText="bothSides">
+              <wp:wrapPolygon edited="0">
+                <wp:start x="0" y="0"/>
+                <wp:lineTo x="0" y="21553"/>
+                <wp:lineTo x="21528" y="21553"/>
+                <wp:lineTo x="21528" y="0"/>
+                <wp:lineTo x="0" y="0"/>
+              </wp:wrapPolygon>
+            </wp:wrapTight>
+            <wp:docPr id="1451758381" name="Picture 10"/>
+            <wp:cNvGraphicFramePr>
+              <a:graphicFrameLocks xmlns:a="http://schemas.openxmlformats.org/drawingml/2006/main" noChangeAspect="1"/>
+            </wp:cNvGraphicFramePr>
+            <a:graphic xmlns:a="http://schemas.openxmlformats.org/drawingml/2006/main">
+              <a:graphicData uri="http://schemas.openxmlformats.org/drawingml/2006/picture">
+                <pic:pic xmlns:pic="http://schemas.openxmlformats.org/drawingml/2006/picture">
+                  <pic:nvPicPr>
+                    <pic:cNvPr id="0" name="Picture 10"/>
+                    <pic:cNvPicPr>
+                      <a:picLocks noChangeAspect="1" noChangeArrowheads="1"/>
+                    </pic:cNvPicPr>
+                  </pic:nvPicPr>
+                  <pic:blipFill rotWithShape="1">
+                    <a:blip r:embed="rId24" cstate="print">
+                      <a:extLst>
+                        <a:ext uri="{28A0092B-C50C-407E-A947-70E740481C1C}">
+                          <a14:useLocalDpi xmlns:a14="http://schemas.microsoft.com/office/drawing/2010/main" val="0"/>
+                        </a:ext>
+                      </a:extLst>
+                    </a:blip>
+                    <a:srcRect l="1905" t="35619" r="3610" b="4187"/>
+                    <a:stretch>
+                      <a:fillRect/>
+                    </a:stretch>
+                  </pic:blipFill>
+                  <pic:spPr bwMode="auto">
+                    <a:xfrm>
+                      <a:off x="0" y="0"/>
+                      <a:ext cx="7282180" cy="4639310"/>
+                    </a:xfrm>
+                    <a:prstGeom prst="rect">
+                      <a:avLst/>
+                    </a:prstGeom>
+                    <a:noFill/>
+                    <a:ln>
+                      <a:noFill/>
+                    </a:ln>
+                    <a:extLst>
+                      <a:ext uri="{53640926-AAD7-44D8-BBD7-CCE9431645EC}">
+                        <a14:shadowObscured xmlns:a14="http://schemas.microsoft.com/office/drawing/2010/main"/>
+                      </a:ext>
+                    </a:extLst>
+                  </pic:spPr>
+                </pic:pic>
+              </a:graphicData>
+            </a:graphic>
+            <wp14:sizeRelH relativeFrom="page">
+              <wp14:pctWidth>0</wp14:pctWidth>
+            </wp14:sizeRelH>
+            <wp14:sizeRelV relativeFrom="page">
+              <wp14:pctHeight>0</wp14:pctHeight>
+            </wp14:sizeRelV>
+          </wp:anchor>
+        </w:drawing>
+      </w:r>
+      <w:r>
+        <w:t xml:space="preserve">The user walks up towards their </w:t>
+      </w:r>
+      <w:r>
+        <w:t>nest and</w:t>
+      </w:r>
+      <w:r>
+        <w:t xml:space="preserve"> notices </w:t>
+      </w:r>
+      <w:r>
+        <w:t xml:space="preserve">a watermelon </w:t>
+      </w:r>
+      <w:r>
+        <w:t>which they want to pick up, but they are currently holding a baseball bat, so they walk onto their nest so that they can store the bat there.</w:t>
+      </w:r>
+    </w:p>
+    <w:p/>
+    <w:p>
+      <w:r>
+        <w:t xml:space="preserve">As seen above the user already </w:t>
+      </w:r>
+      <w:r>
+        <w:t xml:space="preserve">has a shield and 2 peas which have been saved in the nest’s inventory since </w:t>
+      </w:r>
+      <w:r>
+        <w:t xml:space="preserve">before they last logged out. </w:t>
+      </w:r>
+      <w:r>
+        <w:t>The watermelon they want is also near the nest.</w:t>
+      </w:r>
+      <w:r>
+        <w:t xml:space="preserve"> They then press the “L” key </w:t>
+      </w:r>
+      <w:r>
+        <w:t>which transfers the baseball bat from the playe</w:t>
+      </w:r>
+      <w:r>
+        <w:t>r’s inventory to the nest’s inventory, as seen below.</w:t>
+      </w:r>
+    </w:p>
+    <w:p>
+      <w:pPr>
+        <w:rPr>
+          <w:noProof/>
+        </w:rPr>
+      </w:pPr>
+    </w:p>
+    <w:p>
+      <w:r>
+        <w:rPr>
+          <w:noProof/>
+        </w:rPr>
+        <w:lastRenderedPageBreak/>
+        <w:drawing>
+          <wp:inline distT="0" distB="0" distL="0" distR="0" wp14:anchorId="34D8FA44" wp14:editId="785E97FF">
+            <wp:extent cx="5980527" cy="3831771"/>
+            <wp:effectExtent l="0" t="0" r="1270" b="0"/>
+            <wp:docPr id="1382950399" name="Picture 1"/>
+            <wp:cNvGraphicFramePr>
+              <a:graphicFrameLocks xmlns:a="http://schemas.openxmlformats.org/drawingml/2006/main" noChangeAspect="1"/>
+            </wp:cNvGraphicFramePr>
+            <a:graphic xmlns:a="http://schemas.openxmlformats.org/drawingml/2006/main">
+              <a:graphicData uri="http://schemas.openxmlformats.org/drawingml/2006/picture">
+                <pic:pic xmlns:pic="http://schemas.openxmlformats.org/drawingml/2006/picture">
+                  <pic:nvPicPr>
+                    <pic:cNvPr id="0" name="Picture 1"/>
+                    <pic:cNvPicPr>
+                      <a:picLocks noChangeAspect="1" noChangeArrowheads="1"/>
+                    </pic:cNvPicPr>
+                  </pic:nvPicPr>
+                  <pic:blipFill rotWithShape="1">
+                    <a:blip r:embed="rId25" cstate="print">
+                      <a:extLst>
+                        <a:ext uri="{28A0092B-C50C-407E-A947-70E740481C1C}">
+                          <a14:useLocalDpi xmlns:a14="http://schemas.microsoft.com/office/drawing/2010/main" val="0"/>
+                        </a:ext>
+                      </a:extLst>
+                    </a:blip>
+                    <a:srcRect l="1834" t="35333" r="4000" b="4334"/>
+                    <a:stretch>
+                      <a:fillRect/>
+                    </a:stretch>
+                  </pic:blipFill>
+                  <pic:spPr bwMode="auto">
+                    <a:xfrm>
+                      <a:off x="0" y="0"/>
+                      <a:ext cx="6023144" cy="3859076"/>
+                    </a:xfrm>
+                    <a:prstGeom prst="rect">
+                      <a:avLst/>
+                    </a:prstGeom>
+                    <a:noFill/>
+                    <a:ln>
+                      <a:noFill/>
+                    </a:ln>
+                    <a:extLst>
+                      <a:ext uri="{53640926-AAD7-44D8-BBD7-CCE9431645EC}">
+                        <a14:shadowObscured xmlns:a14="http://schemas.microsoft.com/office/drawing/2010/main"/>
+                      </a:ext>
+                    </a:extLst>
+                  </pic:spPr>
+                </pic:pic>
+              </a:graphicData>
+            </a:graphic>
+          </wp:inline>
+        </w:drawing>
+      </w:r>
+    </w:p>
+    <w:p>
+      <w:pPr>
+        <w:rPr>
+          <w:noProof/>
+        </w:rPr>
+      </w:pPr>
+      <w:r>
+        <w:t>Now that the</w:t>
+      </w:r>
+      <w:r>
+        <w:t xml:space="preserve"> user’s inventory is empty</w:t>
+      </w:r>
+      <w:r>
+        <w:t>, they press the right arrow twice, then the up arrow once</w:t>
+      </w:r>
+      <w:r>
+        <w:t xml:space="preserve"> to move onto the tile that the watermelon is on, collecting it and putting it into their inventory</w:t>
+      </w:r>
+      <w:r>
+        <w:t>, as seen below.</w:t>
+      </w:r>
+    </w:p>
+    <w:p>
+      <w:pPr>
+        <w:rPr>
+          <w:noProof/>
+        </w:rPr>
+      </w:pPr>
+      <w:r>
+        <w:rPr>
+          <w:noProof/>
+        </w:rPr>
+        <w:drawing>
+          <wp:inline distT="0" distB="0" distL="0" distR="0" wp14:anchorId="25116A31" wp14:editId="60F37F11">
+            <wp:extent cx="6019800" cy="3823100"/>
+            <wp:effectExtent l="0" t="0" r="0" b="6350"/>
+            <wp:docPr id="95383020" name="Picture 3"/>
+            <wp:cNvGraphicFramePr>
+              <a:graphicFrameLocks xmlns:a="http://schemas.openxmlformats.org/drawingml/2006/main" noChangeAspect="1"/>
+            </wp:cNvGraphicFramePr>
+            <a:graphic xmlns:a="http://schemas.openxmlformats.org/drawingml/2006/main">
+              <a:graphicData uri="http://schemas.openxmlformats.org/drawingml/2006/picture">
+                <pic:pic xmlns:pic="http://schemas.openxmlformats.org/drawingml/2006/picture">
+                  <pic:nvPicPr>
+                    <pic:cNvPr id="0" name="Picture 3"/>
+                    <pic:cNvPicPr>
+                      <a:picLocks noChangeAspect="1" noChangeArrowheads="1"/>
+                    </pic:cNvPicPr>
+                  </pic:nvPicPr>
+                  <pic:blipFill rotWithShape="1">
+                    <a:blip r:embed="rId26" cstate="print">
+                      <a:extLst>
+                        <a:ext uri="{28A0092B-C50C-407E-A947-70E740481C1C}">
+                          <a14:useLocalDpi xmlns:a14="http://schemas.microsoft.com/office/drawing/2010/main" val="0"/>
+                        </a:ext>
+                      </a:extLst>
+                    </a:blip>
+                    <a:srcRect l="1500" t="35500" r="3500" b="4167"/>
+                    <a:stretch>
+                      <a:fillRect/>
+                    </a:stretch>
+                  </pic:blipFill>
+                  <pic:spPr bwMode="auto">
+                    <a:xfrm>
+                      <a:off x="0" y="0"/>
+                      <a:ext cx="6051750" cy="3843391"/>
+                    </a:xfrm>
+                    <a:prstGeom prst="rect">
+                      <a:avLst/>
+                    </a:prstGeom>
+                    <a:noFill/>
+                    <a:ln>
+                      <a:noFill/>
+                    </a:ln>
+                    <a:extLst>
+                      <a:ext uri="{53640926-AAD7-44D8-BBD7-CCE9431645EC}">
+                        <a14:shadowObscured xmlns:a14="http://schemas.microsoft.com/office/drawing/2010/main"/>
+                      </a:ext>
+                    </a:extLst>
+                  </pic:spPr>
+                </pic:pic>
+              </a:graphicData>
+            </a:graphic>
+          </wp:inline>
+        </w:drawing>
+      </w:r>
+    </w:p>
+    <w:p>
+      <w:pPr>
+        <w:rPr>
+          <w:noProof/>
+        </w:rPr>
+      </w:pPr>
+      <w:r>
+        <w:rPr>
+          <w:noProof/>
+        </w:rPr>
+        <w:t>Continue to storyboard 16.</w:t>
+      </w:r>
+    </w:p>
+    <w:p>
+      <w:r>
+        <w:rPr>
+          <w:b/>
+          <w:bCs/>
+          <w:u w:val="single"/>
+        </w:rPr>
+        <w:lastRenderedPageBreak/>
+        <w:t xml:space="preserve">Item </w:t>
+      </w:r>
+      <w:r>
+        <w:rPr>
+          <w:b/>
+          <w:bCs/>
+          <w:u w:val="single"/>
+        </w:rPr>
+        <w:t>spawns, player moves, logs out, logs in</w:t>
+      </w:r>
+      <w:r>
+        <w:rPr>
+          <w:b/>
+          <w:bCs/>
+          <w:u w:val="single"/>
+        </w:rPr>
+        <w:t>, item stays in the same location the whole time</w:t>
+      </w:r>
+      <w:r>
+        <w:rPr>
+          <w:b/>
+          <w:bCs/>
+          <w:u w:val="single"/>
+        </w:rPr>
+        <w:t>, storyboard 1</w:t>
+      </w:r>
+      <w:r>
+        <w:rPr>
+          <w:b/>
+          <w:bCs/>
+          <w:u w:val="single"/>
+        </w:rPr>
+        <w:t>6</w:t>
+      </w:r>
+      <w:r>
+        <w:rPr>
+          <w:b/>
+          <w:bCs/>
+          <w:u w:val="single"/>
+        </w:rPr>
+        <w:t xml:space="preserve">, requirement </w:t>
+      </w:r>
+      <w:r>
+        <w:rPr>
+          <w:b/>
+          <w:bCs/>
+          <w:u w:val="single"/>
+        </w:rPr>
+        <w:t>10</w:t>
+      </w:r>
+      <w:r>
+        <w:rPr>
+          <w:b/>
+          <w:bCs/>
+          <w:u w:val="single"/>
+        </w:rPr>
+        <w:t>:</w:t>
+      </w:r>
+      <w:r>
+        <w:t xml:space="preserve"> </w:t>
+      </w:r>
+    </w:p>
+    <w:p>
+      <w:r>
+        <w:t xml:space="preserve">A gun spawns on a tile two tiles above the user and one tile to the right. </w:t>
+      </w:r>
+    </w:p>
+    <w:p>
+      <w:r>
+        <w:rPr>
+          <w:noProof/>
+        </w:rPr>
+        <w:drawing>
+          <wp:inline distT="0" distB="0" distL="0" distR="0" wp14:anchorId="6BF4126A" wp14:editId="538B14BA">
+            <wp:extent cx="5733347" cy="3668485"/>
+            <wp:effectExtent l="0" t="0" r="1270" b="8255"/>
+            <wp:docPr id="1285033480" name="Picture 1"/>
+            <wp:cNvGraphicFramePr>
+              <a:graphicFrameLocks xmlns:a="http://schemas.openxmlformats.org/drawingml/2006/main" noChangeAspect="1"/>
+            </wp:cNvGraphicFramePr>
+            <a:graphic xmlns:a="http://schemas.openxmlformats.org/drawingml/2006/main">
+              <a:graphicData uri="http://schemas.openxmlformats.org/drawingml/2006/picture">
+                <pic:pic xmlns:pic="http://schemas.openxmlformats.org/drawingml/2006/picture">
+                  <pic:nvPicPr>
+                    <pic:cNvPr id="0" name="Picture 1"/>
+                    <pic:cNvPicPr>
+                      <a:picLocks noChangeAspect="1" noChangeArrowheads="1"/>
+                    </pic:cNvPicPr>
+                  </pic:nvPicPr>
+                  <pic:blipFill rotWithShape="1">
+                    <a:blip r:embed="rId27" cstate="print">
+                      <a:extLst>
+                        <a:ext uri="{28A0092B-C50C-407E-A947-70E740481C1C}">
+                          <a14:useLocalDpi xmlns:a14="http://schemas.microsoft.com/office/drawing/2010/main" val="0"/>
+                        </a:ext>
+                      </a:extLst>
+                    </a:blip>
+                    <a:srcRect l="1524" t="35238" r="3800" b="4184"/>
+                    <a:stretch>
+                      <a:fillRect/>
+                    </a:stretch>
+                  </pic:blipFill>
+                  <pic:spPr bwMode="auto">
+                    <a:xfrm>
+                      <a:off x="0" y="0"/>
+                      <a:ext cx="5751871" cy="3680337"/>
+                    </a:xfrm>
+                    <a:prstGeom prst="rect">
+                      <a:avLst/>
+                    </a:prstGeom>
+                    <a:noFill/>
+                    <a:ln>
+                      <a:noFill/>
+                    </a:ln>
+                    <a:extLst>
+                      <a:ext uri="{53640926-AAD7-44D8-BBD7-CCE9431645EC}">
+                        <a14:shadowObscured xmlns:a14="http://schemas.microsoft.com/office/drawing/2010/main"/>
+                      </a:ext>
+                    </a:extLst>
+                  </pic:spPr>
+                </pic:pic>
+              </a:graphicData>
+            </a:graphic>
+          </wp:inline>
+        </w:drawing>
+      </w:r>
+    </w:p>
+    <w:p>
+      <w:pPr>
+        <w:rPr>
+          <w:noProof/>
+        </w:rPr>
+      </w:pPr>
+      <w:r>
+        <w:t>The user then clicks the right arrow once</w:t>
+      </w:r>
+      <w:r>
+        <w:t xml:space="preserve">, and the gun is now 2 tiles above them, showing that it has stayed in the same location on the map. </w:t>
+      </w:r>
+    </w:p>
+    <w:p>
+      <w:r>
+        <w:rPr>
+          <w:noProof/>
+        </w:rPr>
+        <w:drawing>
+          <wp:inline distT="0" distB="0" distL="0" distR="0" wp14:anchorId="6E27CE5B" wp14:editId="31423229">
+            <wp:extent cx="5704114" cy="3652745"/>
+            <wp:effectExtent l="0" t="0" r="0" b="5080"/>
+            <wp:docPr id="1423287418" name="Picture 2"/>
+            <wp:cNvGraphicFramePr>
+              <a:graphicFrameLocks xmlns:a="http://schemas.openxmlformats.org/drawingml/2006/main" noChangeAspect="1"/>
+            </wp:cNvGraphicFramePr>
+            <a:graphic xmlns:a="http://schemas.openxmlformats.org/drawingml/2006/main">
+              <a:graphicData uri="http://schemas.openxmlformats.org/drawingml/2006/picture">
+                <pic:pic xmlns:pic="http://schemas.openxmlformats.org/drawingml/2006/picture">
+                  <pic:nvPicPr>
+                    <pic:cNvPr id="0" name="Picture 2"/>
+                    <pic:cNvPicPr>
+                      <a:picLocks noChangeAspect="1" noChangeArrowheads="1"/>
+                    </pic:cNvPicPr>
+                  </pic:nvPicPr>
+                  <pic:blipFill rotWithShape="1">
+                    <a:blip r:embed="rId28" cstate="print">
+                      <a:extLst>
+                        <a:ext uri="{28A0092B-C50C-407E-A947-70E740481C1C}">
+                          <a14:useLocalDpi xmlns:a14="http://schemas.microsoft.com/office/drawing/2010/main" val="0"/>
+                        </a:ext>
+                      </a:extLst>
+                    </a:blip>
+                    <a:srcRect l="1714" t="35429" r="3989" b="4186"/>
+                    <a:stretch>
+                      <a:fillRect/>
+                    </a:stretch>
+                  </pic:blipFill>
+                  <pic:spPr bwMode="auto">
+                    <a:xfrm>
+                      <a:off x="0" y="0"/>
+                      <a:ext cx="5716477" cy="3660662"/>
+                    </a:xfrm>
+                    <a:prstGeom prst="rect">
+                      <a:avLst/>
+                    </a:prstGeom>
+                    <a:noFill/>
+                    <a:ln>
+                      <a:noFill/>
+                    </a:ln>
+                    <a:extLst>
+                      <a:ext uri="{53640926-AAD7-44D8-BBD7-CCE9431645EC}">
+                        <a14:shadowObscured xmlns:a14="http://schemas.microsoft.com/office/drawing/2010/main"/>
+                      </a:ext>
+                    </a:extLst>
+                  </pic:spPr>
+                </pic:pic>
+              </a:graphicData>
+            </a:graphic>
+          </wp:inline>
+        </w:drawing>
+      </w:r>
+    </w:p>
+    <w:p>
+      <w:r>
+        <w:lastRenderedPageBreak/>
+        <w:t>The user then clicks the settings icon, bringing them to the s</w:t>
+      </w:r>
+      <w:r>
+        <w:t xml:space="preserve">ettings screen (storyboard 7). They then click the “Return to title screen” button, </w:t>
+      </w:r>
+      <w:r>
+        <w:t xml:space="preserve">returning them to the title screen (storyboard 1). </w:t>
+      </w:r>
+      <w:r>
+        <w:t xml:space="preserve">At this point there are no players online. </w:t>
+      </w:r>
+      <w:r>
+        <w:t xml:space="preserve">They then close the program. They then </w:t>
+      </w:r>
+      <w:r>
+        <w:t xml:space="preserve">re-open the program, bringing them to the title screen (storyboard 1). </w:t>
+      </w:r>
+      <w:r>
+        <w:t xml:space="preserve">They then type in their username and click the “next” button, bringing them to </w:t>
+      </w:r>
+      <w:r>
+        <w:t>the login screen (storyboard 2). They enter their password and click the “Login” button</w:t>
+      </w:r>
+      <w:r>
+        <w:t>, bringing them back to where they were when they logged out</w:t>
+      </w:r>
+      <w:r>
+        <w:t>, as seen below. The gun is in the same place as when they logged out, showing that the item location persists even upon all online users logging out</w:t>
+      </w:r>
+      <w:r>
+        <w:t xml:space="preserve">. </w:t>
+      </w:r>
+    </w:p>
+    <w:p>
+      <w:r>
+        <w:rPr>
+          <w:noProof/>
+        </w:rPr>
+        <w:drawing>
+          <wp:inline distT="0" distB="0" distL="0" distR="0" wp14:anchorId="2B45AF88" wp14:editId="2B6BAD6E">
+            <wp:extent cx="5704114" cy="3652745"/>
+            <wp:effectExtent l="0" t="0" r="0" b="5080"/>
+            <wp:docPr id="2100479019" name="Picture 2"/>
+            <wp:cNvGraphicFramePr>
+              <a:graphicFrameLocks xmlns:a="http://schemas.openxmlformats.org/drawingml/2006/main" noChangeAspect="1"/>
+            </wp:cNvGraphicFramePr>
+            <a:graphic xmlns:a="http://schemas.openxmlformats.org/drawingml/2006/main">
+              <a:graphicData uri="http://schemas.openxmlformats.org/drawingml/2006/picture">
+                <pic:pic xmlns:pic="http://schemas.openxmlformats.org/drawingml/2006/picture">
+                  <pic:nvPicPr>
+                    <pic:cNvPr id="0" name="Picture 2"/>
+                    <pic:cNvPicPr>
+                      <a:picLocks noChangeAspect="1" noChangeArrowheads="1"/>
+                    </pic:cNvPicPr>
+                  </pic:nvPicPr>
+                  <pic:blipFill rotWithShape="1">
+                    <a:blip r:embed="rId28" cstate="print">
+                      <a:extLst>
+                        <a:ext uri="{28A0092B-C50C-407E-A947-70E740481C1C}">
+                          <a14:useLocalDpi xmlns:a14="http://schemas.microsoft.com/office/drawing/2010/main" val="0"/>
+                        </a:ext>
+                      </a:extLst>
+                    </a:blip>
+                    <a:srcRect l="1714" t="35429" r="3989" b="4186"/>
+                    <a:stretch>
+                      <a:fillRect/>
+                    </a:stretch>
+                  </pic:blipFill>
+                  <pic:spPr bwMode="auto">
+                    <a:xfrm>
+                      <a:off x="0" y="0"/>
+                      <a:ext cx="5716477" cy="3660662"/>
+                    </a:xfrm>
+                    <a:prstGeom prst="rect">
+                      <a:avLst/>
+                    </a:prstGeom>
+                    <a:noFill/>
+                    <a:ln>
+                      <a:noFill/>
+                    </a:ln>
+                    <a:extLst>
+                      <a:ext uri="{53640926-AAD7-44D8-BBD7-CCE9431645EC}">
+                        <a14:shadowObscured xmlns:a14="http://schemas.microsoft.com/office/drawing/2010/main"/>
+                      </a:ext>
+                    </a:extLst>
+                  </pic:spPr>
+                </pic:pic>
+              </a:graphicData>
+            </a:graphic>
+          </wp:inline>
+        </w:drawing>
       </w:r>
     </w:p>
     <w:p/>
@@ -2312,13 +4609,789 @@
     <w:p/>
     <w:p/>
     <w:p/>
+    <w:p>
+      <w:r>
+        <w:rPr>
+          <w:b/>
+          <w:bCs/>
+          <w:u w:val="single"/>
+        </w:rPr>
+        <w:lastRenderedPageBreak/>
+        <w:t>Admin returning to the game</w:t>
+      </w:r>
+      <w:r>
+        <w:rPr>
+          <w:b/>
+          <w:bCs/>
+          <w:u w:val="single"/>
+        </w:rPr>
+        <w:t>, storyboard 1</w:t>
+      </w:r>
+      <w:r>
+        <w:rPr>
+          <w:b/>
+          <w:bCs/>
+          <w:u w:val="single"/>
+        </w:rPr>
+        <w:t>7</w:t>
+      </w:r>
+      <w:r>
+        <w:rPr>
+          <w:b/>
+          <w:bCs/>
+          <w:u w:val="single"/>
+        </w:rPr>
+        <w:t xml:space="preserve">, </w:t>
+      </w:r>
+      <w:r>
+        <w:rPr>
+          <w:b/>
+          <w:bCs/>
+          <w:u w:val="single"/>
+        </w:rPr>
+        <w:t xml:space="preserve">segway to </w:t>
+      </w:r>
+      <w:r>
+        <w:rPr>
+          <w:b/>
+          <w:bCs/>
+          <w:u w:val="single"/>
+        </w:rPr>
+        <w:t>requirement</w:t>
+      </w:r>
+      <w:r>
+        <w:rPr>
+          <w:b/>
+          <w:bCs/>
+          <w:u w:val="single"/>
+        </w:rPr>
+        <w:t>s 4 and 5</w:t>
+      </w:r>
+      <w:r>
+        <w:rPr>
+          <w:b/>
+          <w:bCs/>
+          <w:u w:val="single"/>
+        </w:rPr>
+        <w:t>:</w:t>
+      </w:r>
+      <w:r>
+        <w:t xml:space="preserve"> </w:t>
+      </w:r>
+    </w:p>
+    <w:p>
+      <w:pPr>
+        <w:rPr>
+          <w:noProof/>
+        </w:rPr>
+      </w:pPr>
+      <w:r>
+        <w:rPr>
+          <w:noProof/>
+        </w:rPr>
+        <w:t>On storyboard 2 the user logs in. If they are an admin they are brought to here. This is the last place that the user (</w:t>
+      </w:r>
+      <w:r>
+        <w:rPr>
+          <w:noProof/>
+        </w:rPr>
+        <w:t>from now on referred to as admin)</w:t>
+      </w:r>
+      <w:r>
+        <w:rPr>
+          <w:noProof/>
+        </w:rPr>
+        <w:t xml:space="preserve"> logged out. </w:t>
+      </w:r>
+      <w:r>
+        <w:rPr>
+          <w:noProof/>
+        </w:rPr>
+        <w:t xml:space="preserve">If the </w:t>
+      </w:r>
+      <w:r>
+        <w:rPr>
+          <w:noProof/>
+        </w:rPr>
+        <w:t>admin</w:t>
+      </w:r>
+      <w:r>
+        <w:rPr>
+          <w:noProof/>
+        </w:rPr>
+        <w:t xml:space="preserve"> then clicks the </w:t>
+      </w:r>
+      <w:r>
+        <w:rPr>
+          <w:noProof/>
+        </w:rPr>
+        <w:t>settings icon they will be brought to storyboard 8</w:t>
+      </w:r>
+      <w:r>
+        <w:rPr>
+          <w:noProof/>
+        </w:rPr>
+        <w:t xml:space="preserve">. The admin is able to move with </w:t>
+      </w:r>
+      <w:r>
+        <w:rPr>
+          <w:noProof/>
+        </w:rPr>
+        <w:t>arrow keys or WASD like a normal user</w:t>
+      </w:r>
+      <w:r>
+        <w:rPr>
+          <w:noProof/>
+        </w:rPr>
+        <w:t>, however their sprite will not change. An admin does not have a home nest (if they log in for the first time one will not spawn)</w:t>
+      </w:r>
+      <w:r>
+        <w:rPr>
+          <w:noProof/>
+        </w:rPr>
+        <w:t xml:space="preserve">. If the admin presses the space bar or L or G nothing happens. Instead of the inventory icon in the top right corner there is a tile icon. </w:t>
+      </w:r>
+      <w:r>
+        <w:rPr>
+          <w:noProof/>
+        </w:rPr>
+        <w:t>Instead of a health icon in the bottom right corner there are 8 item/consumable icons (one for each item and consumable)</w:t>
+      </w:r>
+      <w:r>
+        <w:rPr>
+          <w:noProof/>
+        </w:rPr>
+        <w:t xml:space="preserve">. Instead of </w:t>
+      </w:r>
+      <w:r>
+        <w:rPr>
+          <w:noProof/>
+        </w:rPr>
+        <w:t>a score icon on the bottom left there is a rubbish bin icon. If</w:t>
+      </w:r>
+      <w:r>
+        <w:rPr>
+          <w:noProof/>
+        </w:rPr>
+        <w:t xml:space="preserve"> an admin clicks any of these icons, they will be highlighted in green. If the admin clicks the rubbish bin icon, then clicks on a tile with an item or consumable on it, the item or consumable will be deleted. If they instead click on a tile without anything on it, the tile will be deleted.</w:t>
+      </w:r>
+    </w:p>
+    <w:p>
+      <w:pPr>
+        <w:rPr>
+          <w:noProof/>
+        </w:rPr>
+      </w:pPr>
+      <w:r>
+        <w:rPr>
+          <w:noProof/>
+        </w:rPr>
+        <w:t xml:space="preserve">If the admin clicks </w:t>
+      </w:r>
+      <w:r>
+        <w:rPr>
+          <w:noProof/>
+        </w:rPr>
+        <w:t>the tile icon</w:t>
+      </w:r>
+      <w:r>
+        <w:rPr>
+          <w:noProof/>
+        </w:rPr>
+        <w:t xml:space="preserve"> in the top right corner, they will be brought to storyboard 18.</w:t>
+      </w:r>
+    </w:p>
+    <w:p>
+      <w:pPr>
+        <w:rPr>
+          <w:noProof/>
+        </w:rPr>
+      </w:pPr>
+      <w:r>
+        <w:rPr>
+          <w:noProof/>
+        </w:rPr>
+        <w:drawing>
+          <wp:anchor distT="0" distB="0" distL="114300" distR="114300" simplePos="0" relativeHeight="251659268" behindDoc="1" locked="0" layoutInCell="1" allowOverlap="1" wp14:anchorId="457A51B8" wp14:editId="62EB1C5D">
+            <wp:simplePos x="0" y="0"/>
+            <wp:positionH relativeFrom="column">
+              <wp:posOffset>-809625</wp:posOffset>
+            </wp:positionH>
+            <wp:positionV relativeFrom="paragraph">
+              <wp:posOffset>539115</wp:posOffset>
+            </wp:positionV>
+            <wp:extent cx="7334250" cy="4717415"/>
+            <wp:effectExtent l="0" t="0" r="0" b="6985"/>
+            <wp:wrapTight wrapText="bothSides">
+              <wp:wrapPolygon edited="0">
+                <wp:start x="0" y="0"/>
+                <wp:lineTo x="0" y="21545"/>
+                <wp:lineTo x="21544" y="21545"/>
+                <wp:lineTo x="21544" y="0"/>
+                <wp:lineTo x="0" y="0"/>
+              </wp:wrapPolygon>
+            </wp:wrapTight>
+            <wp:docPr id="642896196" name="Picture 7"/>
+            <wp:cNvGraphicFramePr>
+              <a:graphicFrameLocks xmlns:a="http://schemas.openxmlformats.org/drawingml/2006/main" noChangeAspect="1"/>
+            </wp:cNvGraphicFramePr>
+            <a:graphic xmlns:a="http://schemas.openxmlformats.org/drawingml/2006/main">
+              <a:graphicData uri="http://schemas.openxmlformats.org/drawingml/2006/picture">
+                <pic:pic xmlns:pic="http://schemas.openxmlformats.org/drawingml/2006/picture">
+                  <pic:nvPicPr>
+                    <pic:cNvPr id="0" name="Picture 7"/>
+                    <pic:cNvPicPr>
+                      <a:picLocks noChangeAspect="1" noChangeArrowheads="1"/>
+                    </pic:cNvPicPr>
+                  </pic:nvPicPr>
+                  <pic:blipFill rotWithShape="1">
+                    <a:blip r:embed="rId29" cstate="print">
+                      <a:extLst>
+                        <a:ext uri="{28A0092B-C50C-407E-A947-70E740481C1C}">
+                          <a14:useLocalDpi xmlns:a14="http://schemas.microsoft.com/office/drawing/2010/main" val="0"/>
+                        </a:ext>
+                      </a:extLst>
+                    </a:blip>
+                    <a:srcRect l="1714" t="35238" r="3791" b="3982"/>
+                    <a:stretch>
+                      <a:fillRect/>
+                    </a:stretch>
+                  </pic:blipFill>
+                  <pic:spPr bwMode="auto">
+                    <a:xfrm>
+                      <a:off x="0" y="0"/>
+                      <a:ext cx="7334250" cy="4717415"/>
+                    </a:xfrm>
+                    <a:prstGeom prst="rect">
+                      <a:avLst/>
+                    </a:prstGeom>
+                    <a:noFill/>
+                    <a:ln>
+                      <a:noFill/>
+                    </a:ln>
+                    <a:extLst>
+                      <a:ext uri="{53640926-AAD7-44D8-BBD7-CCE9431645EC}">
+                        <a14:shadowObscured xmlns:a14="http://schemas.microsoft.com/office/drawing/2010/main"/>
+                      </a:ext>
+                    </a:extLst>
+                  </pic:spPr>
+                </pic:pic>
+              </a:graphicData>
+            </a:graphic>
+            <wp14:sizeRelH relativeFrom="page">
+              <wp14:pctWidth>0</wp14:pctWidth>
+            </wp14:sizeRelH>
+            <wp14:sizeRelV relativeFrom="page">
+              <wp14:pctHeight>0</wp14:pctHeight>
+            </wp14:sizeRelV>
+          </wp:anchor>
+        </w:drawing>
+      </w:r>
+      <w:r>
+        <w:rPr>
+          <w:noProof/>
+        </w:rPr>
+        <w:t xml:space="preserve">If the admin clicks one of the consumable icons (in this case the </w:t>
+      </w:r>
+      <w:r>
+        <w:rPr>
+          <w:noProof/>
+        </w:rPr>
+        <w:t>banana), they will be brought to storyboard 19.</w:t>
+      </w:r>
+    </w:p>
+    <w:p>
+      <w:r>
+        <w:rPr>
+          <w:b/>
+          <w:bCs/>
+          <w:u w:val="single"/>
+        </w:rPr>
+        <w:lastRenderedPageBreak/>
+        <w:t xml:space="preserve">Admin selecting and </w:t>
+      </w:r>
+      <w:r>
+        <w:rPr>
+          <w:b/>
+          <w:bCs/>
+          <w:u w:val="single"/>
+        </w:rPr>
+        <w:t>placing</w:t>
+      </w:r>
+      <w:r>
+        <w:rPr>
+          <w:b/>
+          <w:bCs/>
+          <w:u w:val="single"/>
+        </w:rPr>
+        <w:t xml:space="preserve"> </w:t>
+      </w:r>
+      <w:r>
+        <w:rPr>
+          <w:b/>
+          <w:bCs/>
+          <w:u w:val="single"/>
+        </w:rPr>
+        <w:t>a</w:t>
+      </w:r>
+      <w:r>
+        <w:rPr>
+          <w:b/>
+          <w:bCs/>
+          <w:u w:val="single"/>
+        </w:rPr>
+        <w:t xml:space="preserve"> tile, storyboard 18, requirement 4</w:t>
+      </w:r>
+      <w:r>
+        <w:rPr>
+          <w:b/>
+          <w:bCs/>
+          <w:u w:val="single"/>
+        </w:rPr>
+        <w:t>:</w:t>
+      </w:r>
+      <w:r>
+        <w:t xml:space="preserve"> </w:t>
+      </w:r>
+    </w:p>
+    <w:p>
+      <w:pPr>
+        <w:rPr>
+          <w:noProof/>
+        </w:rPr>
+      </w:pPr>
+      <w:r>
+        <w:rPr>
+          <w:noProof/>
+        </w:rPr>
+        <w:t xml:space="preserve">On storyboard 17, </w:t>
+      </w:r>
+      <w:r>
+        <w:rPr>
+          <w:noProof/>
+        </w:rPr>
+        <w:t>the admin clicks the tile icon in the top right corner to select it. The border turns from black to green to indicate that it is selected as seen below.</w:t>
+      </w:r>
+    </w:p>
+    <w:p>
+      <w:r>
+        <w:rPr>
+          <w:noProof/>
+        </w:rPr>
+        <w:drawing>
+          <wp:inline distT="0" distB="0" distL="0" distR="0" wp14:anchorId="6862B2E4" wp14:editId="22EDE5A5">
+            <wp:extent cx="5377180" cy="3451310"/>
+            <wp:effectExtent l="0" t="0" r="0" b="0"/>
+            <wp:docPr id="664331727" name="Picture 8"/>
+            <wp:cNvGraphicFramePr>
+              <a:graphicFrameLocks xmlns:a="http://schemas.openxmlformats.org/drawingml/2006/main" noChangeAspect="1"/>
+            </wp:cNvGraphicFramePr>
+            <a:graphic xmlns:a="http://schemas.openxmlformats.org/drawingml/2006/main">
+              <a:graphicData uri="http://schemas.openxmlformats.org/drawingml/2006/picture">
+                <pic:pic xmlns:pic="http://schemas.openxmlformats.org/drawingml/2006/picture">
+                  <pic:nvPicPr>
+                    <pic:cNvPr id="0" name="Picture 8"/>
+                    <pic:cNvPicPr>
+                      <a:picLocks noChangeAspect="1" noChangeArrowheads="1"/>
+                    </pic:cNvPicPr>
+                  </pic:nvPicPr>
+                  <pic:blipFill rotWithShape="1">
+                    <a:blip r:embed="rId30" cstate="print">
+                      <a:extLst>
+                        <a:ext uri="{28A0092B-C50C-407E-A947-70E740481C1C}">
+                          <a14:useLocalDpi xmlns:a14="http://schemas.microsoft.com/office/drawing/2010/main" val="0"/>
+                        </a:ext>
+                      </a:extLst>
+                    </a:blip>
+                    <a:srcRect l="1833" t="35500" r="4167" b="4167"/>
+                    <a:stretch>
+                      <a:fillRect/>
+                    </a:stretch>
+                  </pic:blipFill>
+                  <pic:spPr bwMode="auto">
+                    <a:xfrm>
+                      <a:off x="0" y="0"/>
+                      <a:ext cx="5408738" cy="3471565"/>
+                    </a:xfrm>
+                    <a:prstGeom prst="rect">
+                      <a:avLst/>
+                    </a:prstGeom>
+                    <a:noFill/>
+                    <a:ln>
+                      <a:noFill/>
+                    </a:ln>
+                    <a:extLst>
+                      <a:ext uri="{53640926-AAD7-44D8-BBD7-CCE9431645EC}">
+                        <a14:shadowObscured xmlns:a14="http://schemas.microsoft.com/office/drawing/2010/main"/>
+                      </a:ext>
+                    </a:extLst>
+                  </pic:spPr>
+                </pic:pic>
+              </a:graphicData>
+            </a:graphic>
+          </wp:inline>
+        </w:drawing>
+      </w:r>
+    </w:p>
+    <w:p>
+      <w:pPr>
+        <w:rPr>
+          <w:noProof/>
+        </w:rPr>
+      </w:pPr>
+      <w:r>
+        <w:t xml:space="preserve">The admin then clicks on the </w:t>
+      </w:r>
+      <w:r>
+        <w:t xml:space="preserve">first empty space directly under the settings icon (4 </w:t>
+      </w:r>
+      <w:r>
+        <w:t>tiles down)</w:t>
+      </w:r>
+      <w:r>
+        <w:t xml:space="preserve"> </w:t>
+      </w:r>
+      <w:r>
+        <w:t>to place a tile there. It then appears there for all players and persists even after all players go offline.</w:t>
+      </w:r>
+      <w:r>
+        <w:t xml:space="preserve"> </w:t>
+      </w:r>
+      <w:r>
+        <w:t>Tiles can only be placed on empty spaces which are adjacent to another tile (above, below, left or right).</w:t>
+      </w:r>
+      <w:r>
+        <w:t xml:space="preserve"> The tile placed is shown below.</w:t>
+      </w:r>
+    </w:p>
+    <w:p>
+      <w:r>
+        <w:rPr>
+          <w:noProof/>
+        </w:rPr>
+        <w:drawing>
+          <wp:inline distT="0" distB="0" distL="0" distR="0" wp14:anchorId="04E5348C" wp14:editId="4221BA1E">
+            <wp:extent cx="5377543" cy="3458349"/>
+            <wp:effectExtent l="0" t="0" r="0" b="8890"/>
+            <wp:docPr id="655614207" name="Picture 9"/>
+            <wp:cNvGraphicFramePr>
+              <a:graphicFrameLocks xmlns:a="http://schemas.openxmlformats.org/drawingml/2006/main" noChangeAspect="1"/>
+            </wp:cNvGraphicFramePr>
+            <a:graphic xmlns:a="http://schemas.openxmlformats.org/drawingml/2006/main">
+              <a:graphicData uri="http://schemas.openxmlformats.org/drawingml/2006/picture">
+                <pic:pic xmlns:pic="http://schemas.openxmlformats.org/drawingml/2006/picture">
+                  <pic:nvPicPr>
+                    <pic:cNvPr id="0" name="Picture 9"/>
+                    <pic:cNvPicPr>
+                      <a:picLocks noChangeAspect="1" noChangeArrowheads="1"/>
+                    </pic:cNvPicPr>
+                  </pic:nvPicPr>
+                  <pic:blipFill rotWithShape="1">
+                    <a:blip r:embed="rId31" cstate="print">
+                      <a:extLst>
+                        <a:ext uri="{28A0092B-C50C-407E-A947-70E740481C1C}">
+                          <a14:useLocalDpi xmlns:a14="http://schemas.microsoft.com/office/drawing/2010/main" val="0"/>
+                        </a:ext>
+                      </a:extLst>
+                    </a:blip>
+                    <a:srcRect l="1833" t="35166" r="3833" b="4167"/>
+                    <a:stretch>
+                      <a:fillRect/>
+                    </a:stretch>
+                  </pic:blipFill>
+                  <pic:spPr bwMode="auto">
+                    <a:xfrm>
+                      <a:off x="0" y="0"/>
+                      <a:ext cx="5402139" cy="3474167"/>
+                    </a:xfrm>
+                    <a:prstGeom prst="rect">
+                      <a:avLst/>
+                    </a:prstGeom>
+                    <a:noFill/>
+                    <a:ln>
+                      <a:noFill/>
+                    </a:ln>
+                    <a:extLst>
+                      <a:ext uri="{53640926-AAD7-44D8-BBD7-CCE9431645EC}">
+                        <a14:shadowObscured xmlns:a14="http://schemas.microsoft.com/office/drawing/2010/main"/>
+                      </a:ext>
+                    </a:extLst>
+                  </pic:spPr>
+                </pic:pic>
+              </a:graphicData>
+            </a:graphic>
+          </wp:inline>
+        </w:drawing>
+      </w:r>
+    </w:p>
+    <w:p>
+      <w:r>
+        <w:rPr>
+          <w:b/>
+          <w:bCs/>
+          <w:u w:val="single"/>
+        </w:rPr>
+        <w:lastRenderedPageBreak/>
+        <w:t>Admin selecting and placing an item on a tile, storyboard 19, requirement 5</w:t>
+      </w:r>
+      <w:r>
+        <w:rPr>
+          <w:b/>
+          <w:bCs/>
+          <w:u w:val="single"/>
+        </w:rPr>
+        <w:t>:</w:t>
+      </w:r>
+      <w:r>
+        <w:t xml:space="preserve"> </w:t>
+      </w:r>
+    </w:p>
+    <w:p>
+      <w:r>
+        <w:t>In storyboard 17 the admin selects the banana icon. The border on the icon turns from black to green to indicate that it is selected</w:t>
+      </w:r>
+      <w:r>
+        <w:t xml:space="preserve"> as seen below.</w:t>
+      </w:r>
+    </w:p>
+    <w:p>
+      <w:r>
+        <w:rPr>
+          <w:noProof/>
+        </w:rPr>
+        <w:drawing>
+          <wp:inline distT="0" distB="0" distL="0" distR="0" wp14:anchorId="7B1B08BF" wp14:editId="3EB3202C">
+            <wp:extent cx="5399314" cy="3429000"/>
+            <wp:effectExtent l="0" t="0" r="0" b="0"/>
+            <wp:docPr id="1446191102" name="Picture 11"/>
+            <wp:cNvGraphicFramePr>
+              <a:graphicFrameLocks xmlns:a="http://schemas.openxmlformats.org/drawingml/2006/main" noChangeAspect="1"/>
+            </wp:cNvGraphicFramePr>
+            <a:graphic xmlns:a="http://schemas.openxmlformats.org/drawingml/2006/main">
+              <a:graphicData uri="http://schemas.openxmlformats.org/drawingml/2006/picture">
+                <pic:pic xmlns:pic="http://schemas.openxmlformats.org/drawingml/2006/picture">
+                  <pic:nvPicPr>
+                    <pic:cNvPr id="0" name="Picture 11"/>
+                    <pic:cNvPicPr>
+                      <a:picLocks noChangeAspect="1" noChangeArrowheads="1"/>
+                    </pic:cNvPicPr>
+                  </pic:nvPicPr>
+                  <pic:blipFill rotWithShape="1">
+                    <a:blip r:embed="rId32" cstate="print">
+                      <a:extLst>
+                        <a:ext uri="{28A0092B-C50C-407E-A947-70E740481C1C}">
+                          <a14:useLocalDpi xmlns:a14="http://schemas.microsoft.com/office/drawing/2010/main" val="0"/>
+                        </a:ext>
+                      </a:extLst>
+                    </a:blip>
+                    <a:srcRect l="1714" t="35619" r="3802" b="4376"/>
+                    <a:stretch>
+                      <a:fillRect/>
+                    </a:stretch>
+                  </pic:blipFill>
+                  <pic:spPr bwMode="auto">
+                    <a:xfrm>
+                      <a:off x="0" y="0"/>
+                      <a:ext cx="5399746" cy="3429274"/>
+                    </a:xfrm>
+                    <a:prstGeom prst="rect">
+                      <a:avLst/>
+                    </a:prstGeom>
+                    <a:noFill/>
+                    <a:ln>
+                      <a:noFill/>
+                    </a:ln>
+                    <a:extLst>
+                      <a:ext uri="{53640926-AAD7-44D8-BBD7-CCE9431645EC}">
+                        <a14:shadowObscured xmlns:a14="http://schemas.microsoft.com/office/drawing/2010/main"/>
+                      </a:ext>
+                    </a:extLst>
+                  </pic:spPr>
+                </pic:pic>
+              </a:graphicData>
+            </a:graphic>
+          </wp:inline>
+        </w:drawing>
+      </w:r>
+    </w:p>
+    <w:p>
+      <w:r>
+        <w:t xml:space="preserve">The admin then </w:t>
+      </w:r>
+      <w:r>
+        <w:t xml:space="preserve">clicks the empty tile </w:t>
+      </w:r>
+      <w:r>
+        <w:t xml:space="preserve">above them (items can only be placed on a tile without an already existing item on it). This </w:t>
+      </w:r>
+      <w:r>
+        <w:t>places the banana on the tile and it appears for all players. Its location persists even if all players log out.</w:t>
+      </w:r>
+      <w:r>
+        <w:t xml:space="preserve"> The placed item can be seen below.</w:t>
+      </w:r>
+    </w:p>
+    <w:p>
+      <w:r>
+        <w:rPr>
+          <w:noProof/>
+        </w:rPr>
+        <w:drawing>
+          <wp:inline distT="0" distB="0" distL="0" distR="0" wp14:anchorId="769D993D" wp14:editId="2B3AF54C">
+            <wp:extent cx="5486400" cy="3483429"/>
+            <wp:effectExtent l="0" t="0" r="0" b="3175"/>
+            <wp:docPr id="76937273" name="Picture 12"/>
+            <wp:cNvGraphicFramePr>
+              <a:graphicFrameLocks xmlns:a="http://schemas.openxmlformats.org/drawingml/2006/main" noChangeAspect="1"/>
+            </wp:cNvGraphicFramePr>
+            <a:graphic xmlns:a="http://schemas.openxmlformats.org/drawingml/2006/main">
+              <a:graphicData uri="http://schemas.openxmlformats.org/drawingml/2006/picture">
+                <pic:pic xmlns:pic="http://schemas.openxmlformats.org/drawingml/2006/picture">
+                  <pic:nvPicPr>
+                    <pic:cNvPr id="0" name="Picture 12"/>
+                    <pic:cNvPicPr>
+                      <a:picLocks noChangeAspect="1" noChangeArrowheads="1"/>
+                    </pic:cNvPicPr>
+                  </pic:nvPicPr>
+                  <pic:blipFill rotWithShape="1">
+                    <a:blip r:embed="rId33" cstate="print">
+                      <a:extLst>
+                        <a:ext uri="{28A0092B-C50C-407E-A947-70E740481C1C}">
+                          <a14:useLocalDpi xmlns:a14="http://schemas.microsoft.com/office/drawing/2010/main" val="0"/>
+                        </a:ext>
+                      </a:extLst>
+                    </a:blip>
+                    <a:srcRect l="1667" t="35666" r="3833" b="4333"/>
+                    <a:stretch>
+                      <a:fillRect/>
+                    </a:stretch>
+                  </pic:blipFill>
+                  <pic:spPr bwMode="auto">
+                    <a:xfrm>
+                      <a:off x="0" y="0"/>
+                      <a:ext cx="5491943" cy="3486948"/>
+                    </a:xfrm>
+                    <a:prstGeom prst="rect">
+                      <a:avLst/>
+                    </a:prstGeom>
+                    <a:noFill/>
+                    <a:ln>
+                      <a:noFill/>
+                    </a:ln>
+                    <a:extLst>
+                      <a:ext uri="{53640926-AAD7-44D8-BBD7-CCE9431645EC}">
+                        <a14:shadowObscured xmlns:a14="http://schemas.microsoft.com/office/drawing/2010/main"/>
+                      </a:ext>
+                    </a:extLst>
+                  </pic:spPr>
+                </pic:pic>
+              </a:graphicData>
+            </a:graphic>
+          </wp:inline>
+        </w:drawing>
+      </w:r>
+    </w:p>
+    <w:p>
+      <w:r>
+        <w:lastRenderedPageBreak/>
+        <w:drawing>
+          <wp:anchor distT="0" distB="0" distL="114300" distR="114300" simplePos="0" relativeHeight="251660292" behindDoc="1" locked="0" layoutInCell="1" allowOverlap="1" wp14:anchorId="4EE5172D" wp14:editId="79F902F6">
+            <wp:simplePos x="0" y="0"/>
+            <wp:positionH relativeFrom="margin">
+              <wp:posOffset>-831850</wp:posOffset>
+            </wp:positionH>
+            <wp:positionV relativeFrom="paragraph">
+              <wp:posOffset>1619250</wp:posOffset>
+            </wp:positionV>
+            <wp:extent cx="7394575" cy="7231380"/>
+            <wp:effectExtent l="0" t="0" r="0" b="7620"/>
+            <wp:wrapTight wrapText="bothSides">
+              <wp:wrapPolygon edited="0">
+                <wp:start x="0" y="0"/>
+                <wp:lineTo x="0" y="21566"/>
+                <wp:lineTo x="21535" y="21566"/>
+                <wp:lineTo x="21535" y="0"/>
+                <wp:lineTo x="0" y="0"/>
+              </wp:wrapPolygon>
+            </wp:wrapTight>
+            <wp:docPr id="1254592547" name="Picture 1"/>
+            <wp:cNvGraphicFramePr>
+              <a:graphicFrameLocks xmlns:a="http://schemas.openxmlformats.org/drawingml/2006/main" noChangeAspect="1"/>
+            </wp:cNvGraphicFramePr>
+            <a:graphic xmlns:a="http://schemas.openxmlformats.org/drawingml/2006/main">
+              <a:graphicData uri="http://schemas.openxmlformats.org/drawingml/2006/picture">
+                <pic:pic xmlns:pic="http://schemas.openxmlformats.org/drawingml/2006/picture">
+                  <pic:nvPicPr>
+                    <pic:cNvPr id="1254592547" name=""/>
+                    <pic:cNvPicPr/>
+                  </pic:nvPicPr>
+                  <pic:blipFill>
+                    <a:blip r:embed="rId34">
+                      <a:extLst>
+                        <a:ext uri="{28A0092B-C50C-407E-A947-70E740481C1C}">
+                          <a14:useLocalDpi xmlns:a14="http://schemas.microsoft.com/office/drawing/2010/main" val="0"/>
+                        </a:ext>
+                      </a:extLst>
+                    </a:blip>
+                    <a:stretch>
+                      <a:fillRect/>
+                    </a:stretch>
+                  </pic:blipFill>
+                  <pic:spPr>
+                    <a:xfrm>
+                      <a:off x="0" y="0"/>
+                      <a:ext cx="7394575" cy="7231380"/>
+                    </a:xfrm>
+                    <a:prstGeom prst="rect">
+                      <a:avLst/>
+                    </a:prstGeom>
+                  </pic:spPr>
+                </pic:pic>
+              </a:graphicData>
+            </a:graphic>
+            <wp14:sizeRelH relativeFrom="page">
+              <wp14:pctWidth>0</wp14:pctWidth>
+            </wp14:sizeRelH>
+            <wp14:sizeRelV relativeFrom="page">
+              <wp14:pctHeight>0</wp14:pctHeight>
+            </wp14:sizeRelV>
+          </wp:anchor>
+        </w:drawing>
+      </w:r>
+      <w:r>
+        <w:t xml:space="preserve">Requirement 11 has not been considered for this project because there is only one “game” and map shared by all players. Killing this would mean that no one can login. </w:t>
+      </w:r>
+    </w:p>
+    <w:p>
+      <w:pPr>
+        <w:pStyle w:val="Heading1"/>
+      </w:pPr>
+      <w:bookmarkStart w:id="3" w:name="_Toc238736569"/>
+      <w:r>
+        <w:t xml:space="preserve">Task 2, </w:t>
+      </w:r>
+      <w:r>
+        <w:t>logical entity relationship diagram depict</w:t>
+      </w:r>
+      <w:r>
+        <w:t xml:space="preserve">ing the planned </w:t>
+      </w:r>
+      <w:r>
+        <w:t>database</w:t>
+      </w:r>
+      <w:r>
+        <w:t>:</w:t>
+      </w:r>
+      <w:bookmarkEnd w:id="3"/>
+    </w:p>
+    <w:p/>
     <w:p/>
     <w:p/>
     <w:p/>
     <w:p/>
     <w:p/>
     <w:sectPr>
-      <w:footerReference w:type="default" r:id="rId15"/>
+      <w:footerReference w:type="default" r:id="rId35"/>
       <w:pgSz w:w="11906" w:h="16838"/>
       <w:pgMar w:top="1440" w:right="1440" w:bottom="1440" w:left="1440" w:header="708" w:footer="708" w:gutter="0"/>
       <w:cols w:space="708"/>
@@ -2950,7 +6023,7 @@
   <w:style w:type="paragraph" w:default="1" w:styleId="Normal">
     <w:name w:val="Normal"/>
     <w:qFormat/>
-    <w:rsid w:val="00041FD5"/>
+    <w:rsid w:val="00301ECE"/>
   </w:style>
   <w:style w:type="paragraph" w:styleId="Heading1">
     <w:name w:val="heading 1"/>
@@ -3553,6 +6626,19 @@
       <w:u w:val="single"/>
     </w:rPr>
   </w:style>
+  <w:style w:type="paragraph" w:styleId="TOC2">
+    <w:name w:val="toc 2"/>
+    <w:basedOn w:val="Normal"/>
+    <w:next w:val="Normal"/>
+    <w:autoRedefine/>
+    <w:uiPriority w:val="39"/>
+    <w:unhideWhenUsed/>
+    <w:rsid w:val="002A4352"/>
+    <w:pPr>
+      <w:spacing w:after="100"/>
+      <w:ind w:left="240"/>
+    </w:pPr>
+  </w:style>
 </w:styles>
 </file>
 

--- a/DAT602_Assignment_1_Zandi_Galpin.docx
+++ b/DAT602_Assignment_1_Zandi_Galpin.docx
@@ -2526,6 +2526,22 @@
           <w:bCs/>
           <w:u w:val="single"/>
         </w:rPr>
+        <w:t xml:space="preserve">requirement </w:t>
+      </w:r>
+      <w:r>
+        <w:rPr>
+          <w:b/>
+          <w:bCs/>
+          <w:u w:val="single"/>
+        </w:rPr>
+        <w:t xml:space="preserve">11, </w:t>
+      </w:r>
+      <w:r>
+        <w:rPr>
+          <w:b/>
+          <w:bCs/>
+          <w:u w:val="single"/>
+        </w:rPr>
         <w:t>segway to requirements 12, 13 and 14</w:t>
       </w:r>
       <w:r>
@@ -2551,10 +2567,10 @@
           <w:noProof/>
         </w:rPr>
         <w:drawing>
-          <wp:inline distT="0" distB="0" distL="0" distR="0" wp14:anchorId="688CCECB" wp14:editId="37B74C4E">
-            <wp:extent cx="5731510" cy="4859020"/>
-            <wp:effectExtent l="0" t="0" r="2540" b="0"/>
-            <wp:docPr id="1217598965" name="Picture 1"/>
+          <wp:inline distT="0" distB="0" distL="0" distR="0" wp14:anchorId="562A89B0" wp14:editId="75B1A3C2">
+            <wp:extent cx="5953125" cy="5064048"/>
+            <wp:effectExtent l="0" t="0" r="0" b="3810"/>
+            <wp:docPr id="1250267488" name="Picture 1"/>
             <wp:cNvGraphicFramePr>
               <a:graphicFrameLocks xmlns:a="http://schemas.openxmlformats.org/drawingml/2006/main" noChangeAspect="1"/>
             </wp:cNvGraphicFramePr>
@@ -2562,7 +2578,7 @@
               <a:graphicData uri="http://schemas.openxmlformats.org/drawingml/2006/picture">
                 <pic:pic xmlns:pic="http://schemas.openxmlformats.org/drawingml/2006/picture">
                   <pic:nvPicPr>
-                    <pic:cNvPr id="1217598965" name=""/>
+                    <pic:cNvPr id="1250267488" name=""/>
                     <pic:cNvPicPr/>
                   </pic:nvPicPr>
                   <pic:blipFill>
@@ -2574,7 +2590,7 @@
                   <pic:spPr>
                     <a:xfrm>
                       <a:off x="0" y="0"/>
-                      <a:ext cx="5731510" cy="4859020"/>
+                      <a:ext cx="5956056" cy="5066541"/>
                     </a:xfrm>
                     <a:prstGeom prst="rect">
                       <a:avLst/>
@@ -2613,7 +2629,10 @@
         <w:t xml:space="preserve"> except the “DELETE </w:t>
       </w:r>
       <w:r>
-        <w:t>account” button is replaced with an “Edit players” button.</w:t>
+        <w:t>account” button is replaced with an “Edit players” button</w:t>
+      </w:r>
+      <w:r>
+        <w:t>, plus there is a new “KILL current game” button.</w:t>
       </w:r>
       <w:r>
         <w:t xml:space="preserve"> The “Return to title screen” button</w:t>
@@ -2666,11 +2685,25 @@
         </w:rPr>
         <w:t>).</w:t>
       </w:r>
-    </w:p>
-    <w:p/>
-    <w:p/>
-    <w:p/>
-    <w:p/>
+      <w:r>
+        <w:rPr>
+          <w:noProof/>
+        </w:rPr>
+        <w:t xml:space="preserve"> If the user had instead clicked the </w:t>
+      </w:r>
+      <w:r>
+        <w:rPr>
+          <w:noProof/>
+        </w:rPr>
+        <w:t>“KILL current game” button, they would be prompted with text saying “Are you sure” and given the options “Yes” and No”. If they click no, the</w:t>
+      </w:r>
+      <w:r>
+        <w:rPr>
+          <w:noProof/>
+        </w:rPr>
+        <w:t xml:space="preserve"> text goes away. If they click yes, the current game is killed and all players are kicked offline.</w:t>
+      </w:r>
+    </w:p>
     <w:p/>
     <w:p/>
     <w:p>
@@ -4142,7 +4175,7 @@
         </w:rPr>
         <w:lastRenderedPageBreak/>
         <w:drawing>
-          <wp:inline distT="0" distB="0" distL="0" distR="0" wp14:anchorId="34D8FA44" wp14:editId="785E97FF">
+          <wp:inline distT="0" distB="0" distL="0" distR="0" wp14:anchorId="34D8FA44" wp14:editId="6DEF2618">
             <wp:extent cx="5980527" cy="3831771"/>
             <wp:effectExtent l="0" t="0" r="1270" b="0"/>
             <wp:docPr id="1382950399" name="Picture 1"/>
@@ -4229,7 +4262,7 @@
           <w:noProof/>
         </w:rPr>
         <w:drawing>
-          <wp:inline distT="0" distB="0" distL="0" distR="0" wp14:anchorId="25116A31" wp14:editId="60F37F11">
+          <wp:inline distT="0" distB="0" distL="0" distR="0" wp14:anchorId="25116A31" wp14:editId="014923CD">
             <wp:extent cx="6019800" cy="3823100"/>
             <wp:effectExtent l="0" t="0" r="0" b="6350"/>
             <wp:docPr id="95383020" name="Picture 3"/>
@@ -5293,6 +5326,9 @@
     </w:p>
     <w:p>
       <w:r>
+        <w:rPr>
+          <w:noProof/>
+        </w:rPr>
         <w:lastRenderedPageBreak/>
         <w:drawing>
           <wp:anchor distT="0" distB="0" distL="114300" distR="114300" simplePos="0" relativeHeight="251660292" behindDoc="1" locked="0" layoutInCell="1" allowOverlap="1" wp14:anchorId="4EE5172D" wp14:editId="79F902F6">
@@ -5385,13 +5421,1071 @@
       <w:bookmarkEnd w:id="3"/>
     </w:p>
     <w:p/>
-    <w:p/>
+    <w:p>
+      <w:pPr>
+        <w:pStyle w:val="Heading1"/>
+        <w:sectPr>
+          <w:footerReference w:type="default" r:id="rId35"/>
+          <w:pgSz w:w="11906" w:h="16838"/>
+          <w:pgMar w:top="1440" w:right="1440" w:bottom="1440" w:left="1440" w:header="708" w:footer="708" w:gutter="0"/>
+          <w:cols w:space="708"/>
+          <w:docGrid w:linePitch="360"/>
+        </w:sectPr>
+      </w:pPr>
+    </w:p>
+    <w:p>
+      <w:pPr>
+        <w:pStyle w:val="Heading1"/>
+      </w:pPr>
+      <w:r>
+        <w:lastRenderedPageBreak/>
+        <w:t>Task 3, CRUD table as part of analysis for the game system:</w:t>
+      </w:r>
+    </w:p>
+    <w:tbl>
+      <w:tblPr>
+        <w:tblStyle w:val="TableGrid"/>
+        <w:tblW w:w="16302" w:type="dxa"/>
+        <w:tblInd w:w="-1139" w:type="dxa"/>
+        <w:tblLook w:val="04A0" w:firstRow="1" w:lastRow="0" w:firstColumn="1" w:lastColumn="0" w:noHBand="0" w:noVBand="1"/>
+      </w:tblPr>
+      <w:tblGrid>
+        <w:gridCol w:w="1134"/>
+        <w:gridCol w:w="2835"/>
+        <w:gridCol w:w="1985"/>
+        <w:gridCol w:w="2835"/>
+        <w:gridCol w:w="2268"/>
+        <w:gridCol w:w="5245"/>
+      </w:tblGrid>
+      <w:tr>
+        <w:tc>
+          <w:tcPr>
+            <w:tcW w:w="1134" w:type="dxa"/>
+          </w:tcPr>
+          <w:p>
+            <w:pPr>
+              <w:rPr>
+                <w:b/>
+                <w:bCs/>
+                <w:u w:val="single"/>
+              </w:rPr>
+            </w:pPr>
+            <w:r>
+              <w:rPr>
+                <w:b/>
+                <w:bCs/>
+                <w:u w:val="single"/>
+              </w:rPr>
+              <w:t>Number</w:t>
+            </w:r>
+          </w:p>
+        </w:tc>
+        <w:tc>
+          <w:tcPr>
+            <w:tcW w:w="2835" w:type="dxa"/>
+          </w:tcPr>
+          <w:p>
+            <w:pPr>
+              <w:rPr>
+                <w:b/>
+                <w:bCs/>
+                <w:u w:val="single"/>
+              </w:rPr>
+            </w:pPr>
+            <w:r>
+              <w:rPr>
+                <w:b/>
+                <w:bCs/>
+                <w:u w:val="single"/>
+              </w:rPr>
+              <w:t>Process</w:t>
+            </w:r>
+          </w:p>
+        </w:tc>
+        <w:tc>
+          <w:tcPr>
+            <w:tcW w:w="1985" w:type="dxa"/>
+          </w:tcPr>
+          <w:p>
+            <w:pPr>
+              <w:rPr>
+                <w:b/>
+                <w:bCs/>
+                <w:u w:val="single"/>
+              </w:rPr>
+            </w:pPr>
+            <w:r>
+              <w:rPr>
+                <w:b/>
+                <w:bCs/>
+                <w:u w:val="single"/>
+              </w:rPr>
+              <w:t>Tables involved</w:t>
+            </w:r>
+          </w:p>
+        </w:tc>
+        <w:tc>
+          <w:tcPr>
+            <w:tcW w:w="2835" w:type="dxa"/>
+          </w:tcPr>
+          <w:p>
+            <w:pPr>
+              <w:rPr>
+                <w:b/>
+                <w:bCs/>
+                <w:u w:val="single"/>
+              </w:rPr>
+            </w:pPr>
+            <w:r>
+              <w:rPr>
+                <w:b/>
+                <w:bCs/>
+                <w:u w:val="single"/>
+              </w:rPr>
+              <w:t>Key attributes affected</w:t>
+            </w:r>
+          </w:p>
+        </w:tc>
+        <w:tc>
+          <w:tcPr>
+            <w:tcW w:w="2268" w:type="dxa"/>
+          </w:tcPr>
+          <w:p>
+            <w:pPr>
+              <w:rPr>
+                <w:b/>
+                <w:bCs/>
+                <w:u w:val="single"/>
+              </w:rPr>
+            </w:pPr>
+            <w:r>
+              <w:rPr>
+                <w:b/>
+                <w:bCs/>
+                <w:u w:val="single"/>
+              </w:rPr>
+              <w:t>CRUD operation(s)</w:t>
+            </w:r>
+          </w:p>
+        </w:tc>
+        <w:tc>
+          <w:tcPr>
+            <w:tcW w:w="5245" w:type="dxa"/>
+          </w:tcPr>
+          <w:p>
+            <w:pPr>
+              <w:rPr>
+                <w:b/>
+                <w:bCs/>
+                <w:u w:val="single"/>
+              </w:rPr>
+            </w:pPr>
+            <w:r>
+              <w:rPr>
+                <w:b/>
+                <w:bCs/>
+                <w:u w:val="single"/>
+              </w:rPr>
+              <w:t>Description</w:t>
+            </w:r>
+          </w:p>
+        </w:tc>
+      </w:tr>
+      <w:tr>
+        <w:tc>
+          <w:tcPr>
+            <w:tcW w:w="1134" w:type="dxa"/>
+          </w:tcPr>
+          <w:p>
+            <w:r>
+              <w:t>1</w:t>
+            </w:r>
+          </w:p>
+        </w:tc>
+        <w:tc>
+          <w:tcPr>
+            <w:tcW w:w="2835" w:type="dxa"/>
+          </w:tcPr>
+          <w:p>
+            <w:r>
+              <w:t>Player login (</w:t>
+            </w:r>
+            <w:r>
+              <w:t>including</w:t>
+            </w:r>
+            <w:r>
+              <w:t xml:space="preserve"> lockout)</w:t>
+            </w:r>
+            <w:r>
+              <w:t>.</w:t>
+            </w:r>
+          </w:p>
+        </w:tc>
+        <w:tc>
+          <w:tcPr>
+            <w:tcW w:w="1985" w:type="dxa"/>
+          </w:tcPr>
+          <w:p>
+            <w:r>
+              <w:t>PLAYER</w:t>
+            </w:r>
+          </w:p>
+        </w:tc>
+        <w:tc>
+          <w:tcPr>
+            <w:tcW w:w="2835" w:type="dxa"/>
+          </w:tcPr>
+          <w:p>
+            <w:r>
+              <w:t>Username, Password, FailedLoginAttempts, IsLockedOut, Isoline</w:t>
+            </w:r>
+          </w:p>
+        </w:tc>
+        <w:tc>
+          <w:tcPr>
+            <w:tcW w:w="2268" w:type="dxa"/>
+          </w:tcPr>
+          <w:p>
+            <w:r>
+              <w:t>Read, Update.</w:t>
+            </w:r>
+          </w:p>
+        </w:tc>
+        <w:tc>
+          <w:tcPr>
+            <w:tcW w:w="5245" w:type="dxa"/>
+          </w:tcPr>
+          <w:p>
+            <w:r>
+              <w:t>Username/password checked against PLAYER. A failed attempt adds 1 to FailedLoginAttempts. A success resets it to 0</w:t>
+            </w:r>
+            <w:r>
+              <w:t xml:space="preserve">. If it gets to 5, IsLockedOut is changed to 1. </w:t>
+            </w:r>
+          </w:p>
+        </w:tc>
+      </w:tr>
+      <w:tr>
+        <w:tc>
+          <w:tcPr>
+            <w:tcW w:w="1134" w:type="dxa"/>
+          </w:tcPr>
+          <w:p>
+            <w:r>
+              <w:t>2</w:t>
+            </w:r>
+          </w:p>
+        </w:tc>
+        <w:tc>
+          <w:tcPr>
+            <w:tcW w:w="2835" w:type="dxa"/>
+          </w:tcPr>
+          <w:p>
+            <w:r>
+              <w:t>Player registration.</w:t>
+            </w:r>
+          </w:p>
+        </w:tc>
+        <w:tc>
+          <w:tcPr>
+            <w:tcW w:w="1985" w:type="dxa"/>
+          </w:tcPr>
+          <w:p>
+            <w:r>
+              <w:t>PLAYER</w:t>
+            </w:r>
+          </w:p>
+        </w:tc>
+        <w:tc>
+          <w:tcPr>
+            <w:tcW w:w="2835" w:type="dxa"/>
+          </w:tcPr>
+          <w:p>
+            <w:r>
+              <w:t xml:space="preserve">Email, Username, Password, Score, IsAdmin, IsLockedOut, </w:t>
+            </w:r>
+            <w:r>
+              <w:t>FailedLoginAttempts</w:t>
+            </w:r>
+            <w:r>
+              <w:t>, CreatedDate</w:t>
+            </w:r>
+          </w:p>
+        </w:tc>
+        <w:tc>
+          <w:tcPr>
+            <w:tcW w:w="2268" w:type="dxa"/>
+          </w:tcPr>
+          <w:p>
+            <w:r>
+              <w:t xml:space="preserve">Create. </w:t>
+            </w:r>
+          </w:p>
+        </w:tc>
+        <w:tc>
+          <w:tcPr>
+            <w:tcW w:w="5245" w:type="dxa"/>
+          </w:tcPr>
+          <w:p>
+            <w:r>
+              <w:t xml:space="preserve">A new row is inserted when a player enters an unused username and submits their details, with Score being set to 0 by default. </w:t>
+            </w:r>
+            <w:r>
+              <w:t xml:space="preserve"> </w:t>
+            </w:r>
+          </w:p>
+        </w:tc>
+      </w:tr>
+      <w:tr>
+        <w:tc>
+          <w:tcPr>
+            <w:tcW w:w="1134" w:type="dxa"/>
+          </w:tcPr>
+          <w:p>
+            <w:r>
+              <w:t>3</w:t>
+            </w:r>
+          </w:p>
+        </w:tc>
+        <w:tc>
+          <w:tcPr>
+            <w:tcW w:w="2835" w:type="dxa"/>
+          </w:tcPr>
+          <w:p>
+            <w:r>
+              <w:t>Laying out tiles on the board.</w:t>
+            </w:r>
+          </w:p>
+        </w:tc>
+        <w:tc>
+          <w:tcPr>
+            <w:tcW w:w="1985" w:type="dxa"/>
+          </w:tcPr>
+          <w:p>
+            <w:r>
+              <w:t>TILE</w:t>
+            </w:r>
+          </w:p>
+        </w:tc>
+        <w:tc>
+          <w:tcPr>
+            <w:tcW w:w="2835" w:type="dxa"/>
+          </w:tcPr>
+          <w:p>
+            <w:r>
+              <w:t>TileID, XPosition, YPosition</w:t>
+            </w:r>
+          </w:p>
+        </w:tc>
+        <w:tc>
+          <w:tcPr>
+            <w:tcW w:w="2268" w:type="dxa"/>
+          </w:tcPr>
+          <w:p>
+            <w:r>
+              <w:t xml:space="preserve">Create, delete. </w:t>
+            </w:r>
+          </w:p>
+        </w:tc>
+        <w:tc>
+          <w:tcPr>
+            <w:tcW w:w="5245" w:type="dxa"/>
+          </w:tcPr>
+          <w:p>
+            <w:r>
+              <w:t xml:space="preserve">Admin inserts a new tile next to an existing </w:t>
+            </w:r>
+            <w:r>
+              <w:t>tile to extend the board, or deletes an unoccupied tile</w:t>
+            </w:r>
+            <w:r>
+              <w:t>.</w:t>
+            </w:r>
+          </w:p>
+        </w:tc>
+      </w:tr>
+      <w:tr>
+        <w:tc>
+          <w:tcPr>
+            <w:tcW w:w="1134" w:type="dxa"/>
+          </w:tcPr>
+          <w:p>
+            <w:r>
+              <w:t>4</w:t>
+            </w:r>
+          </w:p>
+        </w:tc>
+        <w:tc>
+          <w:tcPr>
+            <w:tcW w:w="2835" w:type="dxa"/>
+          </w:tcPr>
+          <w:p>
+            <w:r>
+              <w:t>Placing an item on a tile.</w:t>
+            </w:r>
+          </w:p>
+        </w:tc>
+        <w:tc>
+          <w:tcPr>
+            <w:tcW w:w="1985" w:type="dxa"/>
+          </w:tcPr>
+          <w:p>
+            <w:r>
+              <w:t>ITEM, ITEMTYPE, TILE</w:t>
+            </w:r>
+          </w:p>
+        </w:tc>
+        <w:tc>
+          <w:tcPr>
+            <w:tcW w:w="2835" w:type="dxa"/>
+          </w:tcPr>
+          <w:p>
+            <w:r>
+              <w:t>ItemTypeID, TileID</w:t>
+            </w:r>
+          </w:p>
+        </w:tc>
+        <w:tc>
+          <w:tcPr>
+            <w:tcW w:w="2268" w:type="dxa"/>
+          </w:tcPr>
+          <w:p>
+            <w:r>
+              <w:t>Create, delete.</w:t>
+            </w:r>
+          </w:p>
+        </w:tc>
+        <w:tc>
+          <w:tcPr>
+            <w:tcW w:w="5245" w:type="dxa"/>
+          </w:tcPr>
+          <w:p>
+            <w:r>
+              <w:t xml:space="preserve">Either an admin </w:t>
+            </w:r>
+            <w:r>
+              <w:t>plac</w:t>
+            </w:r>
+            <w:r>
+              <w:t>es a new item on an unoccupied tile</w:t>
+            </w:r>
+            <w:r>
+              <w:t xml:space="preserve"> (adding an ITEM row), or one spawns randomly. The admin bin tool is used to delete an ITEM row from a tile.</w:t>
+            </w:r>
+          </w:p>
+        </w:tc>
+      </w:tr>
+      <w:tr>
+        <w:tc>
+          <w:tcPr>
+            <w:tcW w:w="1134" w:type="dxa"/>
+          </w:tcPr>
+          <w:p>
+            <w:r>
+              <w:t>5</w:t>
+            </w:r>
+          </w:p>
+        </w:tc>
+        <w:tc>
+          <w:tcPr>
+            <w:tcW w:w="2835" w:type="dxa"/>
+          </w:tcPr>
+          <w:p>
+            <w:r>
+              <w:t>Player movement.</w:t>
+            </w:r>
+          </w:p>
+        </w:tc>
+        <w:tc>
+          <w:tcPr>
+            <w:tcW w:w="1985" w:type="dxa"/>
+          </w:tcPr>
+          <w:p>
+            <w:r>
+              <w:t>PLAYER</w:t>
+            </w:r>
+          </w:p>
+        </w:tc>
+        <w:tc>
+          <w:tcPr>
+            <w:tcW w:w="2835" w:type="dxa"/>
+          </w:tcPr>
+          <w:p>
+            <w:r>
+              <w:t>CurrentTileID</w:t>
+            </w:r>
+          </w:p>
+        </w:tc>
+        <w:tc>
+          <w:tcPr>
+            <w:tcW w:w="2268" w:type="dxa"/>
+          </w:tcPr>
+          <w:p>
+            <w:r>
+              <w:t>Update</w:t>
+            </w:r>
+          </w:p>
+        </w:tc>
+        <w:tc>
+          <w:tcPr>
+            <w:tcW w:w="5245" w:type="dxa"/>
+          </w:tcPr>
+          <w:p>
+            <w:r>
+              <w:t xml:space="preserve">Moving to an </w:t>
+            </w:r>
+            <w:r>
+              <w:t>adjacent unoccupied tile</w:t>
+            </w:r>
+            <w:r>
+              <w:t xml:space="preserve"> updates the player’s CurrentTileID</w:t>
+            </w:r>
+            <w:r>
+              <w:t xml:space="preserve"> to the destination tile.</w:t>
+            </w:r>
+          </w:p>
+        </w:tc>
+      </w:tr>
+      <w:tr>
+        <w:tc>
+          <w:tcPr>
+            <w:tcW w:w="1134" w:type="dxa"/>
+          </w:tcPr>
+          <w:p>
+            <w:r>
+              <w:t>6</w:t>
+            </w:r>
+          </w:p>
+        </w:tc>
+        <w:tc>
+          <w:tcPr>
+            <w:tcW w:w="2835" w:type="dxa"/>
+          </w:tcPr>
+          <w:p>
+            <w:r>
+              <w:t>Game play scoring.</w:t>
+            </w:r>
+          </w:p>
+        </w:tc>
+        <w:tc>
+          <w:tcPr>
+            <w:tcW w:w="1985" w:type="dxa"/>
+          </w:tcPr>
+          <w:p>
+            <w:r>
+              <w:t>PLAYER</w:t>
+            </w:r>
+          </w:p>
+        </w:tc>
+        <w:tc>
+          <w:tcPr>
+            <w:tcW w:w="2835" w:type="dxa"/>
+          </w:tcPr>
+          <w:p>
+            <w:r>
+              <w:t>Score, Health</w:t>
+            </w:r>
+          </w:p>
+        </w:tc>
+        <w:tc>
+          <w:tcPr>
+            <w:tcW w:w="2268" w:type="dxa"/>
+          </w:tcPr>
+          <w:p>
+            <w:r>
+              <w:t>Up</w:t>
+            </w:r>
+            <w:r>
+              <w:t>date.</w:t>
+            </w:r>
+          </w:p>
+        </w:tc>
+        <w:tc>
+          <w:tcPr>
+            <w:tcW w:w="5245" w:type="dxa"/>
+          </w:tcPr>
+          <w:p>
+            <w:r>
+              <w:t>Defeating another player increases the attacker’s Score by 1. Taking damage</w:t>
+            </w:r>
+            <w:r>
+              <w:t xml:space="preserve"> reduces the target’s health, which then resets upon respawning.</w:t>
+            </w:r>
+          </w:p>
+        </w:tc>
+      </w:tr>
+      <w:tr>
+        <w:tc>
+          <w:tcPr>
+            <w:tcW w:w="1134" w:type="dxa"/>
+          </w:tcPr>
+          <w:p>
+            <w:r>
+              <w:t>7</w:t>
+            </w:r>
+          </w:p>
+        </w:tc>
+        <w:tc>
+          <w:tcPr>
+            <w:tcW w:w="2835" w:type="dxa"/>
+          </w:tcPr>
+          <w:p>
+            <w:r>
+              <w:t>Acquiring</w:t>
+            </w:r>
+            <w:r>
+              <w:t xml:space="preserve"> inventory.</w:t>
+            </w:r>
+          </w:p>
+        </w:tc>
+        <w:tc>
+          <w:tcPr>
+            <w:tcW w:w="1985" w:type="dxa"/>
+          </w:tcPr>
+          <w:p>
+            <w:r>
+              <w:t>ITEM, NEST</w:t>
+            </w:r>
+          </w:p>
+        </w:tc>
+        <w:tc>
+          <w:tcPr>
+            <w:tcW w:w="2835" w:type="dxa"/>
+          </w:tcPr>
+          <w:p>
+            <w:r>
+              <w:t>HolderPlayerID, TileID, NestID</w:t>
+            </w:r>
+          </w:p>
+        </w:tc>
+        <w:tc>
+          <w:tcPr>
+            <w:tcW w:w="2268" w:type="dxa"/>
+          </w:tcPr>
+          <w:p>
+            <w:r>
+              <w:t>Update.</w:t>
+            </w:r>
+          </w:p>
+        </w:tc>
+        <w:tc>
+          <w:tcPr>
+            <w:tcW w:w="5245" w:type="dxa"/>
+          </w:tcPr>
+          <w:p>
+            <w:r>
+              <w:t>Picking up an item updates its ITEM row so that HolderPlayerID is set and TileID</w:t>
+            </w:r>
+            <w:r>
+              <w:t xml:space="preserve"> and/or </w:t>
+            </w:r>
+            <w:r>
+              <w:t xml:space="preserve">NestID are cleared. </w:t>
+            </w:r>
+            <w:r>
+              <w:t>Storing it in the nest does the reverse.</w:t>
+            </w:r>
+          </w:p>
+        </w:tc>
+      </w:tr>
+      <w:tr>
+        <w:tc>
+          <w:tcPr>
+            <w:tcW w:w="1134" w:type="dxa"/>
+          </w:tcPr>
+          <w:p>
+            <w:r>
+              <w:lastRenderedPageBreak/>
+              <w:t>8</w:t>
+            </w:r>
+          </w:p>
+        </w:tc>
+        <w:tc>
+          <w:tcPr>
+            <w:tcW w:w="2835" w:type="dxa"/>
+          </w:tcPr>
+          <w:p>
+            <w:r>
+              <w:t>Item</w:t>
+            </w:r>
+            <w:r>
+              <w:t xml:space="preserve"> (NPC) movement.</w:t>
+            </w:r>
+          </w:p>
+        </w:tc>
+        <w:tc>
+          <w:tcPr>
+            <w:tcW w:w="1985" w:type="dxa"/>
+          </w:tcPr>
+          <w:p>
+            <w:r>
+              <w:t>NPC, ITEM</w:t>
+            </w:r>
+          </w:p>
+        </w:tc>
+        <w:tc>
+          <w:tcPr>
+            <w:tcW w:w="2835" w:type="dxa"/>
+          </w:tcPr>
+          <w:p>
+            <w:r>
+              <w:t>TileID, Health, IsAlive, RespawnTime</w:t>
+            </w:r>
+          </w:p>
+        </w:tc>
+        <w:tc>
+          <w:tcPr>
+            <w:tcW w:w="2268" w:type="dxa"/>
+          </w:tcPr>
+          <w:p>
+            <w:r>
+              <w:t xml:space="preserve">Update, Create. </w:t>
+            </w:r>
+          </w:p>
+        </w:tc>
+        <w:tc>
+          <w:tcPr>
+            <w:tcW w:w="5245" w:type="dxa"/>
+          </w:tcPr>
+          <w:p>
+            <w:r>
+              <w:t xml:space="preserve">The NPC’s TileID is updated </w:t>
+            </w:r>
+            <w:r>
+              <w:t xml:space="preserve">each time it moves. On defeat, IsAlive is set to 0 and a new ITEM row is inserted </w:t>
+            </w:r>
+            <w:r>
+              <w:t xml:space="preserve">at the tile it died on with a randomly chosen type. </w:t>
+            </w:r>
+          </w:p>
+        </w:tc>
+      </w:tr>
+      <w:tr>
+        <w:tc>
+          <w:tcPr>
+            <w:tcW w:w="1134" w:type="dxa"/>
+          </w:tcPr>
+          <w:p>
+            <w:r>
+              <w:t>9</w:t>
+            </w:r>
+          </w:p>
+        </w:tc>
+        <w:tc>
+          <w:tcPr>
+            <w:tcW w:w="2835" w:type="dxa"/>
+          </w:tcPr>
+          <w:p>
+            <w:r>
+              <w:t>Kill running games</w:t>
+            </w:r>
+            <w:r>
+              <w:t>.</w:t>
+            </w:r>
+          </w:p>
+        </w:tc>
+        <w:tc>
+          <w:tcPr>
+            <w:tcW w:w="1985" w:type="dxa"/>
+          </w:tcPr>
+          <w:p>
+            <w:r>
+              <w:t>PLAYER</w:t>
+            </w:r>
+          </w:p>
+        </w:tc>
+        <w:tc>
+          <w:tcPr>
+            <w:tcW w:w="2835" w:type="dxa"/>
+          </w:tcPr>
+          <w:p>
+            <w:r>
+              <w:t>IsOnline</w:t>
+            </w:r>
+          </w:p>
+        </w:tc>
+        <w:tc>
+          <w:tcPr>
+            <w:tcW w:w="2268" w:type="dxa"/>
+          </w:tcPr>
+          <w:p>
+            <w:r>
+              <w:t>Update</w:t>
+            </w:r>
+          </w:p>
+        </w:tc>
+        <w:tc>
+          <w:tcPr>
+            <w:tcW w:w="5245" w:type="dxa"/>
+          </w:tcPr>
+          <w:p>
+            <w:r>
+              <w:t>When an admin clicks the “KILL current game” button</w:t>
+            </w:r>
+            <w:r>
+              <w:t xml:space="preserve"> and confirm</w:t>
+            </w:r>
+            <w:r>
+              <w:t xml:space="preserve">, every currently online player’s IsOnline flat is set to 0, logging them out and sending them back to the login screen. </w:t>
+            </w:r>
+          </w:p>
+        </w:tc>
+      </w:tr>
+      <w:tr>
+        <w:tc>
+          <w:tcPr>
+            <w:tcW w:w="1134" w:type="dxa"/>
+          </w:tcPr>
+          <w:p>
+            <w:r>
+              <w:t>10</w:t>
+            </w:r>
+          </w:p>
+        </w:tc>
+        <w:tc>
+          <w:tcPr>
+            <w:tcW w:w="2835" w:type="dxa"/>
+          </w:tcPr>
+          <w:p>
+            <w:r>
+              <w:t>Add new players (admin).</w:t>
+            </w:r>
+          </w:p>
+        </w:tc>
+        <w:tc>
+          <w:tcPr>
+            <w:tcW w:w="1985" w:type="dxa"/>
+          </w:tcPr>
+          <w:p>
+            <w:r>
+              <w:t>PLAYER</w:t>
+            </w:r>
+          </w:p>
+        </w:tc>
+        <w:tc>
+          <w:tcPr>
+            <w:tcW w:w="2835" w:type="dxa"/>
+          </w:tcPr>
+          <w:p>
+            <w:r>
+              <w:t>Email, Username, Password, Score, IsAdmin, CreatedDate</w:t>
+            </w:r>
+          </w:p>
+        </w:tc>
+        <w:tc>
+          <w:tcPr>
+            <w:tcW w:w="2268" w:type="dxa"/>
+          </w:tcPr>
+          <w:p>
+            <w:r>
+              <w:t>Create</w:t>
+            </w:r>
+            <w:r>
+              <w:t>.</w:t>
+            </w:r>
+          </w:p>
+        </w:tc>
+        <w:tc>
+          <w:tcPr>
+            <w:tcW w:w="5245" w:type="dxa"/>
+          </w:tcPr>
+          <w:p>
+            <w:r>
+              <w:t xml:space="preserve">Same as player registration, but </w:t>
+            </w:r>
+            <w:r>
+              <w:t xml:space="preserve">done by an admin from the player </w:t>
+            </w:r>
+            <w:r>
+              <w:t>adder</w:t>
+            </w:r>
+            <w:r>
+              <w:t xml:space="preserve"> screen with IsAdmin able to be set. </w:t>
+            </w:r>
+          </w:p>
+        </w:tc>
+      </w:tr>
+      <w:tr>
+        <w:tc>
+          <w:tcPr>
+            <w:tcW w:w="1134" w:type="dxa"/>
+          </w:tcPr>
+          <w:p>
+            <w:r>
+              <w:t>11</w:t>
+            </w:r>
+          </w:p>
+        </w:tc>
+        <w:tc>
+          <w:tcPr>
+            <w:tcW w:w="2835" w:type="dxa"/>
+          </w:tcPr>
+          <w:p>
+            <w:r>
+              <w:t>Update data of a player.</w:t>
+            </w:r>
+          </w:p>
+        </w:tc>
+        <w:tc>
+          <w:tcPr>
+            <w:tcW w:w="1985" w:type="dxa"/>
+          </w:tcPr>
+          <w:p>
+            <w:r>
+              <w:t>PLAYER</w:t>
+            </w:r>
+          </w:p>
+        </w:tc>
+        <w:tc>
+          <w:tcPr>
+            <w:tcW w:w="2835" w:type="dxa"/>
+          </w:tcPr>
+          <w:p>
+            <w:r>
+              <w:t>Email, Username, Password, Score, IsAdmin, IsLockedOut</w:t>
+            </w:r>
+          </w:p>
+        </w:tc>
+        <w:tc>
+          <w:tcPr>
+            <w:tcW w:w="2268" w:type="dxa"/>
+          </w:tcPr>
+          <w:p>
+            <w:r>
+              <w:t>Update.</w:t>
+            </w:r>
+          </w:p>
+        </w:tc>
+        <w:tc>
+          <w:tcPr>
+            <w:tcW w:w="5245" w:type="dxa"/>
+          </w:tcPr>
+          <w:p>
+            <w:r>
+              <w:t xml:space="preserve">Admin edits an existing player’s fields on the player editor screen </w:t>
+            </w:r>
+            <w:r>
+              <w:t>(with IsAdmin able to be set, and IsLockedOut turned on or off)</w:t>
+            </w:r>
+            <w:r>
+              <w:t>, updating the corresponding PLAYER row.</w:t>
+            </w:r>
+          </w:p>
+        </w:tc>
+      </w:tr>
+      <w:tr>
+        <w:tc>
+          <w:tcPr>
+            <w:tcW w:w="1134" w:type="dxa"/>
+          </w:tcPr>
+          <w:p>
+            <w:r>
+              <w:t>12</w:t>
+            </w:r>
+          </w:p>
+        </w:tc>
+        <w:tc>
+          <w:tcPr>
+            <w:tcW w:w="2835" w:type="dxa"/>
+          </w:tcPr>
+          <w:p>
+            <w:r>
+              <w:t>Delete a player.</w:t>
+            </w:r>
+          </w:p>
+        </w:tc>
+        <w:tc>
+          <w:tcPr>
+            <w:tcW w:w="1985" w:type="dxa"/>
+          </w:tcPr>
+          <w:p>
+            <w:r>
+              <w:t>PLAYER, NEST, ITEM, CHATMESSAGE</w:t>
+            </w:r>
+          </w:p>
+        </w:tc>
+        <w:tc>
+          <w:tcPr>
+            <w:tcW w:w="2835" w:type="dxa"/>
+          </w:tcPr>
+          <w:p>
+            <w:r>
+              <w:t xml:space="preserve">Whole PLAYER row, </w:t>
+            </w:r>
+            <w:r>
+              <w:t>related NEST row, related ITEM rows, SenderPlayerID on CHATMESSAGE.</w:t>
+            </w:r>
+          </w:p>
+        </w:tc>
+        <w:tc>
+          <w:tcPr>
+            <w:tcW w:w="2268" w:type="dxa"/>
+          </w:tcPr>
+          <w:p>
+            <w:r>
+              <w:t>D</w:t>
+            </w:r>
+            <w:r>
+              <w:t>elete.</w:t>
+            </w:r>
+          </w:p>
+        </w:tc>
+        <w:tc>
+          <w:tcPr>
+            <w:tcW w:w="5245" w:type="dxa"/>
+          </w:tcPr>
+          <w:p>
+            <w:r>
+              <w:t>Deleting a player, either by themselves or by an admin</w:t>
+            </w:r>
+            <w:r>
+              <w:t>, removes their PLAYER row along with their NEST and any ITEM rows they hold or store. Their CHATMESSAGE rows are also removed</w:t>
+            </w:r>
+            <w:r>
+              <w:t>.</w:t>
+            </w:r>
+          </w:p>
+        </w:tc>
+      </w:tr>
+    </w:tbl>
+    <w:p>
+      <w:pPr>
+        <w:sectPr>
+          <w:pgSz w:w="16838" w:h="11906" w:orient="landscape"/>
+          <w:pgMar w:top="1440" w:right="1440" w:bottom="1440" w:left="1440" w:header="709" w:footer="709" w:gutter="0"/>
+          <w:cols w:space="708"/>
+          <w:docGrid w:linePitch="360"/>
+        </w:sectPr>
+      </w:pPr>
+    </w:p>
+    <w:p>
+      <w:pPr>
+        <w:pStyle w:val="Heading1"/>
+      </w:pPr>
+      <w:r>
+        <w:lastRenderedPageBreak/>
+        <w:t>Task 4</w:t>
+      </w:r>
+      <w:r>
+        <w:t xml:space="preserve">, </w:t>
+      </w:r>
+      <w:r>
+        <w:t>DDL SQL script</w:t>
+      </w:r>
+      <w:r>
+        <w:t xml:space="preserve"> to create tables and relations between tables to support the game:</w:t>
+      </w:r>
+    </w:p>
+    <w:p>
+      <w:r>
+        <w:t>in progress</w:t>
+      </w:r>
+    </w:p>
     <w:p/>
     <w:p/>
     <w:p/>
     <w:p/>
     <w:sectPr>
-      <w:footerReference w:type="default" r:id="rId35"/>
       <w:pgSz w:w="11906" w:h="16838"/>
       <w:pgMar w:top="1440" w:right="1440" w:bottom="1440" w:left="1440" w:header="708" w:footer="708" w:gutter="0"/>
       <w:cols w:space="708"/>
@@ -6639,6 +7733,25 @@
       <w:ind w:left="240"/>
     </w:pPr>
   </w:style>
+  <w:style w:type="table" w:styleId="TableGrid">
+    <w:name w:val="Table Grid"/>
+    <w:basedOn w:val="TableNormal"/>
+    <w:uiPriority w:val="39"/>
+    <w:rsid w:val="007F466A"/>
+    <w:pPr>
+      <w:spacing w:after="0" w:line="240" w:lineRule="auto"/>
+    </w:pPr>
+    <w:tblPr>
+      <w:tblBorders>
+        <w:top w:val="single" w:sz="4" w:space="0" w:color="auto"/>
+        <w:left w:val="single" w:sz="4" w:space="0" w:color="auto"/>
+        <w:bottom w:val="single" w:sz="4" w:space="0" w:color="auto"/>
+        <w:right w:val="single" w:sz="4" w:space="0" w:color="auto"/>
+        <w:insideH w:val="single" w:sz="4" w:space="0" w:color="auto"/>
+        <w:insideV w:val="single" w:sz="4" w:space="0" w:color="auto"/>
+      </w:tblBorders>
+    </w:tblPr>
+  </w:style>
 </w:styles>
 </file>
 

--- a/DAT602_Assignment_1_Zandi_Galpin.docx
+++ b/DAT602_Assignment_1_Zandi_Galpin.docx
@@ -4175,7 +4175,7 @@
         </w:rPr>
         <w:lastRenderedPageBreak/>
         <w:drawing>
-          <wp:inline distT="0" distB="0" distL="0" distR="0" wp14:anchorId="34D8FA44" wp14:editId="6DEF2618">
+          <wp:inline distT="0" distB="0" distL="0" distR="0" wp14:anchorId="34D8FA44" wp14:editId="1BFB92AF">
             <wp:extent cx="5980527" cy="3831771"/>
             <wp:effectExtent l="0" t="0" r="1270" b="0"/>
             <wp:docPr id="1382950399" name="Picture 1"/>
@@ -4262,7 +4262,7 @@
           <w:noProof/>
         </w:rPr>
         <w:drawing>
-          <wp:inline distT="0" distB="0" distL="0" distR="0" wp14:anchorId="25116A31" wp14:editId="014923CD">
+          <wp:inline distT="0" distB="0" distL="0" distR="0" wp14:anchorId="25116A31" wp14:editId="6B97072F">
             <wp:extent cx="6019800" cy="3823100"/>
             <wp:effectExtent l="0" t="0" r="0" b="6350"/>
             <wp:docPr id="95383020" name="Picture 3"/>
@@ -5702,13 +5702,7 @@
           </w:tcPr>
           <w:p>
             <w:r>
-              <w:t xml:space="preserve">Email, Username, Password, Score, IsAdmin, IsLockedOut, </w:t>
-            </w:r>
-            <w:r>
-              <w:t>FailedLoginAttempts</w:t>
-            </w:r>
-            <w:r>
-              <w:t>, CreatedDate</w:t>
+              <w:t>Email, Username, Password, Score, IsAdmin, IsLockedOut, FailedLoginAttempts, CreatedDate</w:t>
             </w:r>
           </w:p>
         </w:tc>
@@ -5796,7 +5790,15 @@
               <w:t xml:space="preserve">Admin inserts a new tile next to an existing </w:t>
             </w:r>
             <w:r>
-              <w:t>tile to extend the board, or deletes an unoccupied tile</w:t>
+              <w:t xml:space="preserve">tile to extend the </w:t>
+            </w:r>
+            <w:proofErr w:type="gramStart"/>
+            <w:r>
+              <w:t>board, or</w:t>
+            </w:r>
+            <w:proofErr w:type="gramEnd"/>
+            <w:r>
+              <w:t xml:space="preserve"> deletes an unoccupied tile</w:t>
             </w:r>
             <w:r>
               <w:t>.</w:t>
@@ -6291,7 +6293,15 @@
           </w:tcPr>
           <w:p>
             <w:r>
-              <w:t xml:space="preserve">Same as player registration, but </w:t>
+              <w:t xml:space="preserve">Same as player </w:t>
+            </w:r>
+            <w:proofErr w:type="gramStart"/>
+            <w:r>
+              <w:t>registration, but</w:t>
+            </w:r>
+            <w:proofErr w:type="gramEnd"/>
+            <w:r>
+              <w:t xml:space="preserve"> </w:t>
             </w:r>
             <w:r>
               <w:t xml:space="preserve">done by an admin from the player </w:t>
@@ -6478,9 +6488,2129 @@
     </w:p>
     <w:p>
       <w:r>
-        <w:t>in progress</w:t>
-      </w:r>
-    </w:p>
+        <w:t xml:space="preserve">Note: Added “name” and “description” to  ITEMTYPE table. </w:t>
+      </w:r>
+    </w:p>
+    <w:p/>
+    <w:p>
+      <w:r>
+        <w:t>-- DAT602 Assignment 1, Ultimate Goose Fighter</w:t>
+      </w:r>
+    </w:p>
+    <w:p>
+      <w:r>
+        <w:t>-- Zandi Galpin</w:t>
+      </w:r>
+    </w:p>
+    <w:p/>
+    <w:p>
+      <w:r>
+        <w:t>-- one TSQL procedure that creates every table, constraint,</w:t>
+      </w:r>
+    </w:p>
+    <w:p>
+      <w:r>
+        <w:t>-- secondary index, and a set of test data covering all CRUD situations.</w:t>
+      </w:r>
+    </w:p>
+    <w:p/>
+    <w:p>
+      <w:r>
+        <w:t>--Rebuilds the database from scratch each time.</w:t>
+      </w:r>
+    </w:p>
+    <w:p>
+      <w:r>
+        <w:t>-- SINGLE_USER + ROLLBACK IMMEDIATE gets rid of any other open connections</w:t>
+      </w:r>
+    </w:p>
+    <w:p/>
+    <w:p>
+      <w:r>
+        <w:t>USE master;</w:t>
+      </w:r>
+    </w:p>
+    <w:p>
+      <w:r>
+        <w:t>GO</w:t>
+      </w:r>
+    </w:p>
+    <w:p/>
+    <w:p>
+      <w:r>
+        <w:t>IF DB_ID(</w:t>
+      </w:r>
+      <w:proofErr w:type="spellStart"/>
+      <w:r>
+        <w:t>N'GooseFighterDB</w:t>
+      </w:r>
+      <w:proofErr w:type="spellEnd"/>
+      <w:r>
+        <w:t>') IS NOT NULL</w:t>
+      </w:r>
+    </w:p>
+    <w:p>
+      <w:r>
+        <w:t>BEGIN</w:t>
+      </w:r>
+    </w:p>
+    <w:p>
+      <w:r>
+        <w:t xml:space="preserve">    ALTER DATABASE </w:t>
+      </w:r>
+      <w:proofErr w:type="spellStart"/>
+      <w:r>
+        <w:t>GooseFighterDB</w:t>
+      </w:r>
+      <w:proofErr w:type="spellEnd"/>
+      <w:r>
+        <w:t xml:space="preserve"> SET SINGLE_USER WITH ROLLBACK IMMEDIATE;</w:t>
+      </w:r>
+    </w:p>
+    <w:p>
+      <w:r>
+        <w:t xml:space="preserve">    DROP DATABASE </w:t>
+      </w:r>
+      <w:proofErr w:type="spellStart"/>
+      <w:r>
+        <w:t>GooseFighterDB</w:t>
+      </w:r>
+      <w:proofErr w:type="spellEnd"/>
+      <w:r>
+        <w:t>;</w:t>
+      </w:r>
+    </w:p>
+    <w:p>
+      <w:r>
+        <w:t>END</w:t>
+      </w:r>
+    </w:p>
+    <w:p>
+      <w:r>
+        <w:t>GO</w:t>
+      </w:r>
+    </w:p>
+    <w:p/>
+    <w:p>
+      <w:r>
+        <w:t xml:space="preserve">CREATE DATABASE </w:t>
+      </w:r>
+      <w:proofErr w:type="spellStart"/>
+      <w:r>
+        <w:t>GooseFighterDB</w:t>
+      </w:r>
+      <w:proofErr w:type="spellEnd"/>
+      <w:r>
+        <w:t>;</w:t>
+      </w:r>
+    </w:p>
+    <w:p>
+      <w:r>
+        <w:t>GO</w:t>
+      </w:r>
+    </w:p>
+    <w:p/>
+    <w:p>
+      <w:r>
+        <w:t xml:space="preserve">USE </w:t>
+      </w:r>
+      <w:proofErr w:type="spellStart"/>
+      <w:r>
+        <w:t>GooseFighterDB</w:t>
+      </w:r>
+      <w:proofErr w:type="spellEnd"/>
+      <w:r>
+        <w:t>;</w:t>
+      </w:r>
+    </w:p>
+    <w:p>
+      <w:r>
+        <w:lastRenderedPageBreak/>
+        <w:t>GO</w:t>
+      </w:r>
+    </w:p>
+    <w:p/>
+    <w:p>
+      <w:r>
+        <w:t xml:space="preserve">CREATE OR ALTER PROCEDURE </w:t>
+      </w:r>
+      <w:proofErr w:type="spellStart"/>
+      <w:r>
+        <w:t>dbo.usp_CreateGooseFighterDatabase</w:t>
+      </w:r>
+      <w:proofErr w:type="spellEnd"/>
+    </w:p>
+    <w:p>
+      <w:r>
+        <w:t>AS</w:t>
+      </w:r>
+    </w:p>
+    <w:p/>
+    <w:p>
+      <w:r>
+        <w:t>BEGIN</w:t>
+      </w:r>
+    </w:p>
+    <w:p>
+      <w:r>
+        <w:t>    SET NOCOUNT ON;</w:t>
+      </w:r>
+    </w:p>
+    <w:p/>
+    <w:p>
+      <w:r>
+        <w:t>    -- Drop existing tables (child tables first)</w:t>
+      </w:r>
+    </w:p>
+    <w:p>
+      <w:r>
+        <w:t>    IF OBJECT_ID('</w:t>
+      </w:r>
+      <w:proofErr w:type="spellStart"/>
+      <w:r>
+        <w:t>dbo.ChatMessage</w:t>
+      </w:r>
+      <w:proofErr w:type="spellEnd"/>
+      <w:r>
+        <w:t xml:space="preserve">', 'U') IS NOT NULL DROP TABLE </w:t>
+      </w:r>
+      <w:proofErr w:type="spellStart"/>
+      <w:r>
+        <w:t>dbo.ChatMessage</w:t>
+      </w:r>
+      <w:proofErr w:type="spellEnd"/>
+      <w:r>
+        <w:t>;</w:t>
+      </w:r>
+    </w:p>
+    <w:p>
+      <w:r>
+        <w:t>    IF OBJECT_ID('</w:t>
+      </w:r>
+      <w:proofErr w:type="spellStart"/>
+      <w:r>
+        <w:t>dbo.Item</w:t>
+      </w:r>
+      <w:proofErr w:type="spellEnd"/>
+      <w:r>
+        <w:t xml:space="preserve">', 'U')        IS NOT NULL DROP TABLE </w:t>
+      </w:r>
+      <w:proofErr w:type="spellStart"/>
+      <w:r>
+        <w:t>dbo.Item</w:t>
+      </w:r>
+      <w:proofErr w:type="spellEnd"/>
+      <w:r>
+        <w:t>;</w:t>
+      </w:r>
+    </w:p>
+    <w:p>
+      <w:r>
+        <w:t>    IF OBJECT_ID('</w:t>
+      </w:r>
+      <w:proofErr w:type="spellStart"/>
+      <w:r>
+        <w:t>dbo.NPC</w:t>
+      </w:r>
+      <w:proofErr w:type="spellEnd"/>
+      <w:r>
+        <w:t xml:space="preserve">', 'U')         IS NOT NULL DROP TABLE </w:t>
+      </w:r>
+      <w:proofErr w:type="spellStart"/>
+      <w:r>
+        <w:t>dbo.NPC</w:t>
+      </w:r>
+      <w:proofErr w:type="spellEnd"/>
+      <w:r>
+        <w:t>;</w:t>
+      </w:r>
+    </w:p>
+    <w:p>
+      <w:r>
+        <w:t>    IF OBJECT_ID('</w:t>
+      </w:r>
+      <w:proofErr w:type="spellStart"/>
+      <w:r>
+        <w:t>dbo.ItemType</w:t>
+      </w:r>
+      <w:proofErr w:type="spellEnd"/>
+      <w:r>
+        <w:t xml:space="preserve">', 'U')    IS NOT NULL DROP TABLE </w:t>
+      </w:r>
+      <w:proofErr w:type="spellStart"/>
+      <w:r>
+        <w:t>dbo.ItemType</w:t>
+      </w:r>
+      <w:proofErr w:type="spellEnd"/>
+      <w:r>
+        <w:t>;</w:t>
+      </w:r>
+    </w:p>
+    <w:p>
+      <w:r>
+        <w:t>    IF OBJECT_ID('</w:t>
+      </w:r>
+      <w:proofErr w:type="spellStart"/>
+      <w:r>
+        <w:t>dbo.Nest</w:t>
+      </w:r>
+      <w:proofErr w:type="spellEnd"/>
+      <w:r>
+        <w:t xml:space="preserve">', 'U')        IS NOT NULL DROP TABLE </w:t>
+      </w:r>
+      <w:proofErr w:type="spellStart"/>
+      <w:r>
+        <w:t>dbo.Nest</w:t>
+      </w:r>
+      <w:proofErr w:type="spellEnd"/>
+      <w:r>
+        <w:t>;</w:t>
+      </w:r>
+    </w:p>
+    <w:p>
+      <w:r>
+        <w:t>    IF OBJECT_ID('</w:t>
+      </w:r>
+      <w:proofErr w:type="spellStart"/>
+      <w:r>
+        <w:t>dbo.Player</w:t>
+      </w:r>
+      <w:proofErr w:type="spellEnd"/>
+      <w:r>
+        <w:t xml:space="preserve">', 'U')      IS NOT NULL DROP TABLE </w:t>
+      </w:r>
+      <w:proofErr w:type="spellStart"/>
+      <w:r>
+        <w:t>dbo.Player</w:t>
+      </w:r>
+      <w:proofErr w:type="spellEnd"/>
+      <w:r>
+        <w:t>;</w:t>
+      </w:r>
+    </w:p>
+    <w:p>
+      <w:r>
+        <w:t>    IF OBJECT_ID('</w:t>
+      </w:r>
+      <w:proofErr w:type="spellStart"/>
+      <w:r>
+        <w:t>dbo.Tile</w:t>
+      </w:r>
+      <w:proofErr w:type="spellEnd"/>
+      <w:r>
+        <w:t xml:space="preserve">', 'U')        IS NOT NULL DROP TABLE </w:t>
+      </w:r>
+      <w:proofErr w:type="spellStart"/>
+      <w:r>
+        <w:t>dbo.Tile</w:t>
+      </w:r>
+      <w:proofErr w:type="spellEnd"/>
+      <w:r>
+        <w:t>;</w:t>
+      </w:r>
+    </w:p>
+    <w:p/>
+    <w:p>
+      <w:r>
+        <w:t>    --TILE: the game board. No dependencies (made first)</w:t>
+      </w:r>
+    </w:p>
+    <w:p>
+      <w:r>
+        <w:t xml:space="preserve">    CREATE TABLE </w:t>
+      </w:r>
+      <w:proofErr w:type="spellStart"/>
+      <w:r>
+        <w:t>dbo.Tile</w:t>
+      </w:r>
+      <w:proofErr w:type="spellEnd"/>
+      <w:r>
+        <w:t xml:space="preserve"> (</w:t>
+      </w:r>
+    </w:p>
+    <w:p>
+      <w:r>
+        <w:t>        TileID      INT IDENTITY(1,1) NOT NULL,</w:t>
+      </w:r>
+    </w:p>
+    <w:p>
+      <w:r>
+        <w:t>        XPosition   INT NOT NULL,</w:t>
+      </w:r>
+    </w:p>
+    <w:p>
+      <w:r>
+        <w:t>        YPosition   INT NOT NULL,</w:t>
+      </w:r>
+    </w:p>
+    <w:p>
+      <w:r>
+        <w:t xml:space="preserve">        </w:t>
+      </w:r>
+      <w:proofErr w:type="spellStart"/>
+      <w:r>
+        <w:t>IsOccupied</w:t>
+      </w:r>
+      <w:proofErr w:type="spellEnd"/>
+      <w:r>
+        <w:t xml:space="preserve">  BIT NOT NULL DEFAULT (0),</w:t>
+      </w:r>
+    </w:p>
+    <w:p>
+      <w:r>
+        <w:t xml:space="preserve">        CONSTRAINT </w:t>
+      </w:r>
+      <w:proofErr w:type="spellStart"/>
+      <w:r>
+        <w:t>PK_Tile</w:t>
+      </w:r>
+      <w:proofErr w:type="spellEnd"/>
+      <w:r>
+        <w:t xml:space="preserve"> PRIMARY KEY CLUSTERED (TileID),</w:t>
+      </w:r>
+    </w:p>
+    <w:p>
+      <w:r>
+        <w:t xml:space="preserve">        CONSTRAINT </w:t>
+      </w:r>
+      <w:proofErr w:type="spellStart"/>
+      <w:r>
+        <w:t>UQ_Tile_Position</w:t>
+      </w:r>
+      <w:proofErr w:type="spellEnd"/>
+      <w:r>
+        <w:t xml:space="preserve"> UNIQUE (XPosition, YPosition)</w:t>
+      </w:r>
+    </w:p>
+    <w:p>
+      <w:r>
+        <w:t>    );</w:t>
+      </w:r>
+    </w:p>
+    <w:p/>
+    <w:p>
+      <w:r>
+        <w:t>    --PLAYER: accounts and live player state.</w:t>
+      </w:r>
+    </w:p>
+    <w:p>
+      <w:r>
+        <w:lastRenderedPageBreak/>
+        <w:t xml:space="preserve">    CREATE TABLE </w:t>
+      </w:r>
+      <w:proofErr w:type="spellStart"/>
+      <w:r>
+        <w:t>dbo.Player</w:t>
+      </w:r>
+      <w:proofErr w:type="spellEnd"/>
+      <w:r>
+        <w:t xml:space="preserve"> (</w:t>
+      </w:r>
+    </w:p>
+    <w:p>
+      <w:r>
+        <w:t xml:space="preserve">        </w:t>
+      </w:r>
+      <w:proofErr w:type="spellStart"/>
+      <w:r>
+        <w:t>PlayerID</w:t>
+      </w:r>
+      <w:proofErr w:type="spellEnd"/>
+      <w:r>
+        <w:t xml:space="preserve">             INT IDENTITY(1,1) NOT NULL,</w:t>
+      </w:r>
+    </w:p>
+    <w:p>
+      <w:r>
+        <w:t>        Email                VARCHAR(255) NOT NULL,</w:t>
+      </w:r>
+    </w:p>
+    <w:p>
+      <w:r>
+        <w:t>        Username             VARCHAR(100)  NOT NULL,</w:t>
+      </w:r>
+    </w:p>
+    <w:p>
+      <w:r>
+        <w:t>        Password             VARCHAR(100) NOT NULL,</w:t>
+      </w:r>
+    </w:p>
+    <w:p>
+      <w:r>
+        <w:t>        Score                INT NOT NULL DEFAULT (0),</w:t>
+      </w:r>
+    </w:p>
+    <w:p>
+      <w:r>
+        <w:t>        Health               INT NOT NULL DEFAULT (4000),</w:t>
+      </w:r>
+    </w:p>
+    <w:p>
+      <w:r>
+        <w:t>        IsAdmin              BIT NOT NULL DEFAULT (0),</w:t>
+      </w:r>
+    </w:p>
+    <w:p>
+      <w:r>
+        <w:t>        IsOnline             BIT NOT NULL DEFAULT (0),</w:t>
+      </w:r>
+    </w:p>
+    <w:p>
+      <w:r>
+        <w:t>        FailedLoginAttempts  INT NOT NULL DEFAULT (0),</w:t>
+      </w:r>
+    </w:p>
+    <w:p>
+      <w:r>
+        <w:t>        IsLockedOut          BIT NOT NULL DEFAULT (0),</w:t>
+      </w:r>
+    </w:p>
+    <w:p>
+      <w:r>
+        <w:t>        CurrentTileID        INT NULL,</w:t>
+      </w:r>
+    </w:p>
+    <w:p>
+      <w:r>
+        <w:t xml:space="preserve">        </w:t>
+      </w:r>
+      <w:proofErr w:type="spellStart"/>
+      <w:r>
+        <w:t>IsInvincible</w:t>
+      </w:r>
+      <w:proofErr w:type="spellEnd"/>
+      <w:r>
+        <w:t xml:space="preserve">         BIT NOT NULL DEFAULT (0),</w:t>
+      </w:r>
+    </w:p>
+    <w:p>
+      <w:r>
+        <w:t xml:space="preserve">        </w:t>
+      </w:r>
+      <w:proofErr w:type="spellStart"/>
+      <w:r>
+        <w:t>InvincibleUntil</w:t>
+      </w:r>
+      <w:proofErr w:type="spellEnd"/>
+      <w:r>
+        <w:t xml:space="preserve">      DATETIME NULL,</w:t>
+      </w:r>
+    </w:p>
+    <w:p>
+      <w:r>
+        <w:t>        CreatedDate          DATETIME NOT NULL DEFAULT (GETDATE()),</w:t>
+      </w:r>
+    </w:p>
+    <w:p>
+      <w:r>
+        <w:t xml:space="preserve">        CONSTRAINT </w:t>
+      </w:r>
+      <w:proofErr w:type="spellStart"/>
+      <w:r>
+        <w:t>PK_Player</w:t>
+      </w:r>
+      <w:proofErr w:type="spellEnd"/>
+      <w:r>
+        <w:t xml:space="preserve"> PRIMARY KEY CLUSTERED (</w:t>
+      </w:r>
+      <w:proofErr w:type="spellStart"/>
+      <w:r>
+        <w:t>PlayerID</w:t>
+      </w:r>
+      <w:proofErr w:type="spellEnd"/>
+      <w:r>
+        <w:t>),</w:t>
+      </w:r>
+    </w:p>
+    <w:p>
+      <w:r>
+        <w:t xml:space="preserve">        CONSTRAINT </w:t>
+      </w:r>
+      <w:proofErr w:type="spellStart"/>
+      <w:r>
+        <w:t>UQ_Player_Email</w:t>
+      </w:r>
+      <w:proofErr w:type="spellEnd"/>
+      <w:r>
+        <w:t xml:space="preserve"> UNIQUE (Email),</w:t>
+      </w:r>
+    </w:p>
+    <w:p>
+      <w:r>
+        <w:t xml:space="preserve">        CONSTRAINT </w:t>
+      </w:r>
+      <w:proofErr w:type="spellStart"/>
+      <w:r>
+        <w:t>UQ_Player_Username</w:t>
+      </w:r>
+      <w:proofErr w:type="spellEnd"/>
+      <w:r>
+        <w:t xml:space="preserve"> UNIQUE (Username),</w:t>
+      </w:r>
+    </w:p>
+    <w:p>
+      <w:r>
+        <w:t xml:space="preserve">        CONSTRAINT </w:t>
+      </w:r>
+      <w:proofErr w:type="spellStart"/>
+      <w:r>
+        <w:t>FK_Player_Tile</w:t>
+      </w:r>
+      <w:proofErr w:type="spellEnd"/>
+      <w:r>
+        <w:t xml:space="preserve"> FOREIGN KEY (CurrentTileID)</w:t>
+      </w:r>
+    </w:p>
+    <w:p>
+      <w:r>
+        <w:t xml:space="preserve">            REFERENCES </w:t>
+      </w:r>
+      <w:proofErr w:type="spellStart"/>
+      <w:r>
+        <w:t>dbo.Tile</w:t>
+      </w:r>
+      <w:proofErr w:type="spellEnd"/>
+      <w:r>
+        <w:t xml:space="preserve"> (TileID),</w:t>
+      </w:r>
+    </w:p>
+    <w:p>
+      <w:r>
+        <w:t xml:space="preserve">        CONSTRAINT </w:t>
+      </w:r>
+      <w:proofErr w:type="spellStart"/>
+      <w:r>
+        <w:t>CK_Player_FailedLoginAttempts</w:t>
+      </w:r>
+      <w:proofErr w:type="spellEnd"/>
+    </w:p>
+    <w:p>
+      <w:r>
+        <w:t>            CHECK (FailedLoginAttempts BETWEEN 0 AND 5),</w:t>
+      </w:r>
+    </w:p>
+    <w:p>
+      <w:r>
+        <w:t xml:space="preserve">        CONSTRAINT </w:t>
+      </w:r>
+      <w:proofErr w:type="spellStart"/>
+      <w:r>
+        <w:t>CK_Player_Health</w:t>
+      </w:r>
+      <w:proofErr w:type="spellEnd"/>
+    </w:p>
+    <w:p>
+      <w:r>
+        <w:t>            CHECK (Health BETWEEN 0 AND 4000)</w:t>
+      </w:r>
+    </w:p>
+    <w:p>
+      <w:r>
+        <w:t>    );</w:t>
+      </w:r>
+    </w:p>
+    <w:p/>
+    <w:p>
+      <w:r>
+        <w:t xml:space="preserve">    --Secondary index: because the list for who is online is queried very </w:t>
+      </w:r>
+      <w:proofErr w:type="spellStart"/>
+      <w:r>
+        <w:t>very</w:t>
+      </w:r>
+      <w:proofErr w:type="spellEnd"/>
+      <w:r>
+        <w:t xml:space="preserve"> often</w:t>
+      </w:r>
+    </w:p>
+    <w:p>
+      <w:r>
+        <w:t xml:space="preserve">    CREATE NONCLUSTERED INDEX </w:t>
+      </w:r>
+      <w:proofErr w:type="spellStart"/>
+      <w:r>
+        <w:t>IX_Player_IsOnline</w:t>
+      </w:r>
+      <w:proofErr w:type="spellEnd"/>
+      <w:r>
+        <w:t xml:space="preserve"> ON </w:t>
+      </w:r>
+      <w:proofErr w:type="spellStart"/>
+      <w:r>
+        <w:t>dbo.Player</w:t>
+      </w:r>
+      <w:proofErr w:type="spellEnd"/>
+      <w:r>
+        <w:t xml:space="preserve"> (IsOnline);</w:t>
+      </w:r>
+    </w:p>
+    <w:p/>
+    <w:p>
+      <w:r>
+        <w:t>    --NEST: one per player, sits on the tile they spawn in on.</w:t>
+      </w:r>
+    </w:p>
+    <w:p>
+      <w:r>
+        <w:t xml:space="preserve">    CREATE TABLE </w:t>
+      </w:r>
+      <w:proofErr w:type="spellStart"/>
+      <w:r>
+        <w:t>dbo.Nest</w:t>
+      </w:r>
+      <w:proofErr w:type="spellEnd"/>
+      <w:r>
+        <w:t xml:space="preserve"> (</w:t>
+      </w:r>
+    </w:p>
+    <w:p>
+      <w:r>
+        <w:t>        NestID    INT IDENTITY(1,1) NOT NULL,</w:t>
+      </w:r>
+    </w:p>
+    <w:p>
+      <w:r>
+        <w:t xml:space="preserve">        </w:t>
+      </w:r>
+      <w:proofErr w:type="spellStart"/>
+      <w:r>
+        <w:t>PlayerID</w:t>
+      </w:r>
+      <w:proofErr w:type="spellEnd"/>
+      <w:r>
+        <w:t xml:space="preserve">  INT NOT NULL,</w:t>
+      </w:r>
+    </w:p>
+    <w:p>
+      <w:r>
+        <w:t>        TileID    INT NOT NULL,</w:t>
+      </w:r>
+    </w:p>
+    <w:p>
+      <w:r>
+        <w:t xml:space="preserve">        CONSTRAINT </w:t>
+      </w:r>
+      <w:proofErr w:type="spellStart"/>
+      <w:r>
+        <w:t>PK_Nest</w:t>
+      </w:r>
+      <w:proofErr w:type="spellEnd"/>
+      <w:r>
+        <w:t xml:space="preserve"> PRIMARY KEY CLUSTERED (NestID),</w:t>
+      </w:r>
+    </w:p>
+    <w:p>
+      <w:r>
+        <w:t xml:space="preserve">        CONSTRAINT </w:t>
+      </w:r>
+      <w:proofErr w:type="spellStart"/>
+      <w:r>
+        <w:t>UQ_Nest_Player</w:t>
+      </w:r>
+      <w:proofErr w:type="spellEnd"/>
+      <w:r>
+        <w:t xml:space="preserve"> UNIQUE (</w:t>
+      </w:r>
+      <w:proofErr w:type="spellStart"/>
+      <w:r>
+        <w:t>PlayerID</w:t>
+      </w:r>
+      <w:proofErr w:type="spellEnd"/>
+      <w:r>
+        <w:t>),   --1 nest per player</w:t>
+      </w:r>
+    </w:p>
+    <w:p>
+      <w:r>
+        <w:t xml:space="preserve">        CONSTRAINT </w:t>
+      </w:r>
+      <w:proofErr w:type="spellStart"/>
+      <w:r>
+        <w:t>UQ_Nest_Tile</w:t>
+      </w:r>
+      <w:proofErr w:type="spellEnd"/>
+      <w:r>
+        <w:t xml:space="preserve"> UNIQUE (TileID),       --1 nest per tile</w:t>
+      </w:r>
+    </w:p>
+    <w:p>
+      <w:r>
+        <w:t xml:space="preserve">        CONSTRAINT </w:t>
+      </w:r>
+      <w:proofErr w:type="spellStart"/>
+      <w:r>
+        <w:t>FK_Nest_Player</w:t>
+      </w:r>
+      <w:proofErr w:type="spellEnd"/>
+      <w:r>
+        <w:t xml:space="preserve"> FOREIGN KEY (</w:t>
+      </w:r>
+      <w:proofErr w:type="spellStart"/>
+      <w:r>
+        <w:t>PlayerID</w:t>
+      </w:r>
+      <w:proofErr w:type="spellEnd"/>
+      <w:r>
+        <w:t>)</w:t>
+      </w:r>
+    </w:p>
+    <w:p>
+      <w:r>
+        <w:t xml:space="preserve">            REFERENCES </w:t>
+      </w:r>
+      <w:proofErr w:type="spellStart"/>
+      <w:r>
+        <w:t>dbo.Player</w:t>
+      </w:r>
+      <w:proofErr w:type="spellEnd"/>
+      <w:r>
+        <w:t xml:space="preserve"> (</w:t>
+      </w:r>
+      <w:proofErr w:type="spellStart"/>
+      <w:r>
+        <w:t>PlayerID</w:t>
+      </w:r>
+      <w:proofErr w:type="spellEnd"/>
+      <w:r>
+        <w:t>) ON DELETE CASCADE,</w:t>
+      </w:r>
+    </w:p>
+    <w:p>
+      <w:r>
+        <w:t xml:space="preserve">        CONSTRAINT </w:t>
+      </w:r>
+      <w:proofErr w:type="spellStart"/>
+      <w:r>
+        <w:t>FK_Nest_Tile</w:t>
+      </w:r>
+      <w:proofErr w:type="spellEnd"/>
+      <w:r>
+        <w:t xml:space="preserve"> FOREIGN KEY (TileID)</w:t>
+      </w:r>
+    </w:p>
+    <w:p>
+      <w:r>
+        <w:t xml:space="preserve">            REFERENCES </w:t>
+      </w:r>
+      <w:proofErr w:type="spellStart"/>
+      <w:r>
+        <w:t>dbo.Tile</w:t>
+      </w:r>
+      <w:proofErr w:type="spellEnd"/>
+      <w:r>
+        <w:t xml:space="preserve"> (TileID)</w:t>
+      </w:r>
+    </w:p>
+    <w:p>
+      <w:r>
+        <w:t>    );</w:t>
+      </w:r>
+    </w:p>
+    <w:p/>
+    <w:p>
+      <w:r>
+        <w:t>    --ITEMTYPE: lookup table for holdable/consumable items.</w:t>
+      </w:r>
+    </w:p>
+    <w:p>
+      <w:r>
+        <w:t xml:space="preserve">    CREATE TABLE </w:t>
+      </w:r>
+      <w:proofErr w:type="spellStart"/>
+      <w:r>
+        <w:t>dbo.ItemType</w:t>
+      </w:r>
+      <w:proofErr w:type="spellEnd"/>
+      <w:r>
+        <w:t xml:space="preserve"> (</w:t>
+      </w:r>
+    </w:p>
+    <w:p>
+      <w:r>
+        <w:t>        ItemTypeID         INT IDENTITY(1,1) NOT NULL,</w:t>
+      </w:r>
+    </w:p>
+    <w:p>
+      <w:r>
+        <w:t>        Name               VARCHAR(50) NOT NULL,</w:t>
+      </w:r>
+    </w:p>
+    <w:p>
+      <w:r>
+        <w:t>        Category           VARCHAR(20) NOT NULL,</w:t>
+      </w:r>
+    </w:p>
+    <w:p>
+      <w:r>
+        <w:t xml:space="preserve">        </w:t>
+      </w:r>
+      <w:proofErr w:type="spellStart"/>
+      <w:r>
+        <w:t>EffectDescription</w:t>
+      </w:r>
+      <w:proofErr w:type="spellEnd"/>
+      <w:r>
+        <w:t xml:space="preserve">  VARCHAR(200) NULL,</w:t>
+      </w:r>
+    </w:p>
+    <w:p>
+      <w:r>
+        <w:t xml:space="preserve">        </w:t>
+      </w:r>
+      <w:proofErr w:type="spellStart"/>
+      <w:r>
+        <w:t>SpawnRate</w:t>
+      </w:r>
+      <w:proofErr w:type="spellEnd"/>
+      <w:r>
+        <w:t xml:space="preserve">          DECIMAL(5,2) NULL,</w:t>
+      </w:r>
+    </w:p>
+    <w:p>
+      <w:r>
+        <w:t xml:space="preserve">        CONSTRAINT </w:t>
+      </w:r>
+      <w:proofErr w:type="spellStart"/>
+      <w:r>
+        <w:t>PK_ItemType</w:t>
+      </w:r>
+      <w:proofErr w:type="spellEnd"/>
+      <w:r>
+        <w:t xml:space="preserve"> PRIMARY KEY CLUSTERED (ItemTypeID),</w:t>
+      </w:r>
+    </w:p>
+    <w:p>
+      <w:r>
+        <w:t xml:space="preserve">        CONSTRAINT </w:t>
+      </w:r>
+      <w:proofErr w:type="spellStart"/>
+      <w:r>
+        <w:t>UQ_ItemType_Name</w:t>
+      </w:r>
+      <w:proofErr w:type="spellEnd"/>
+      <w:r>
+        <w:t xml:space="preserve"> UNIQUE (Name),</w:t>
+      </w:r>
+    </w:p>
+    <w:p>
+      <w:r>
+        <w:t xml:space="preserve">        CONSTRAINT </w:t>
+      </w:r>
+      <w:proofErr w:type="spellStart"/>
+      <w:r>
+        <w:t>CK_ItemType_Category</w:t>
+      </w:r>
+      <w:proofErr w:type="spellEnd"/>
+    </w:p>
+    <w:p>
+      <w:r>
+        <w:t>            CHECK (Category IN ('Holdable', 'Consumable')),</w:t>
+      </w:r>
+    </w:p>
+    <w:p>
+      <w:r>
+        <w:t xml:space="preserve">        CONSTRAINT </w:t>
+      </w:r>
+      <w:proofErr w:type="spellStart"/>
+      <w:r>
+        <w:t>CK_ItemType_SpawnRate</w:t>
+      </w:r>
+      <w:proofErr w:type="spellEnd"/>
+    </w:p>
+    <w:p>
+      <w:r>
+        <w:t>            CHECK (</w:t>
+      </w:r>
+      <w:proofErr w:type="spellStart"/>
+      <w:r>
+        <w:t>SpawnRate</w:t>
+      </w:r>
+      <w:proofErr w:type="spellEnd"/>
+      <w:r>
+        <w:t xml:space="preserve"> IS NULL OR </w:t>
+      </w:r>
+      <w:proofErr w:type="spellStart"/>
+      <w:r>
+        <w:t>SpawnRate</w:t>
+      </w:r>
+      <w:proofErr w:type="spellEnd"/>
+      <w:r>
+        <w:t xml:space="preserve"> BETWEEN 0 AND 100)</w:t>
+      </w:r>
+    </w:p>
+    <w:p>
+      <w:r>
+        <w:lastRenderedPageBreak/>
+        <w:t>    );</w:t>
+      </w:r>
+    </w:p>
+    <w:p/>
+    <w:p>
+      <w:r>
+        <w:t>    --ITEM: one row per item. Exactly one of TileID/HolderPlayerID/NestID is non null at once.</w:t>
+      </w:r>
+    </w:p>
+    <w:p>
+      <w:r>
+        <w:t xml:space="preserve">    CREATE TABLE </w:t>
+      </w:r>
+      <w:proofErr w:type="spellStart"/>
+      <w:r>
+        <w:t>dbo.Item</w:t>
+      </w:r>
+      <w:proofErr w:type="spellEnd"/>
+      <w:r>
+        <w:t xml:space="preserve"> (</w:t>
+      </w:r>
+    </w:p>
+    <w:p>
+      <w:r>
+        <w:t xml:space="preserve">        </w:t>
+      </w:r>
+      <w:proofErr w:type="spellStart"/>
+      <w:r>
+        <w:t>ItemID</w:t>
+      </w:r>
+      <w:proofErr w:type="spellEnd"/>
+      <w:r>
+        <w:t xml:space="preserve">          INT IDENTITY(1,1) NOT NULL,</w:t>
+      </w:r>
+    </w:p>
+    <w:p>
+      <w:r>
+        <w:t>        ItemTypeID      INT NOT NULL,</w:t>
+      </w:r>
+    </w:p>
+    <w:p>
+      <w:r>
+        <w:t>        TileID          INT NULL,</w:t>
+      </w:r>
+    </w:p>
+    <w:p>
+      <w:r>
+        <w:t>        HolderPlayerID  INT NULL,</w:t>
+      </w:r>
+    </w:p>
+    <w:p>
+      <w:r>
+        <w:t>        NestID          INT NULL,</w:t>
+      </w:r>
+    </w:p>
+    <w:p>
+      <w:r>
+        <w:t>        Ammo            INT NULL,</w:t>
+      </w:r>
+    </w:p>
+    <w:p>
+      <w:r>
+        <w:t xml:space="preserve">        CONSTRAINT </w:t>
+      </w:r>
+      <w:proofErr w:type="spellStart"/>
+      <w:r>
+        <w:t>PK_Item</w:t>
+      </w:r>
+      <w:proofErr w:type="spellEnd"/>
+      <w:r>
+        <w:t xml:space="preserve"> PRIMARY KEY CLUSTERED (</w:t>
+      </w:r>
+      <w:proofErr w:type="spellStart"/>
+      <w:r>
+        <w:t>ItemID</w:t>
+      </w:r>
+      <w:proofErr w:type="spellEnd"/>
+      <w:r>
+        <w:t>),</w:t>
+      </w:r>
+    </w:p>
+    <w:p>
+      <w:r>
+        <w:t xml:space="preserve">        CONSTRAINT </w:t>
+      </w:r>
+      <w:proofErr w:type="spellStart"/>
+      <w:r>
+        <w:t>FK_Item_ItemType</w:t>
+      </w:r>
+      <w:proofErr w:type="spellEnd"/>
+      <w:r>
+        <w:t xml:space="preserve"> FOREIGN KEY (ItemTypeID)</w:t>
+      </w:r>
+    </w:p>
+    <w:p>
+      <w:r>
+        <w:t xml:space="preserve">            REFERENCES </w:t>
+      </w:r>
+      <w:proofErr w:type="spellStart"/>
+      <w:r>
+        <w:t>dbo.ItemType</w:t>
+      </w:r>
+      <w:proofErr w:type="spellEnd"/>
+      <w:r>
+        <w:t xml:space="preserve"> (ItemTypeID),</w:t>
+      </w:r>
+    </w:p>
+    <w:p>
+      <w:r>
+        <w:t xml:space="preserve">        CONSTRAINT </w:t>
+      </w:r>
+      <w:proofErr w:type="spellStart"/>
+      <w:r>
+        <w:t>FK_Item_Tile</w:t>
+      </w:r>
+      <w:proofErr w:type="spellEnd"/>
+      <w:r>
+        <w:t xml:space="preserve"> FOREIGN KEY (TileID)</w:t>
+      </w:r>
+    </w:p>
+    <w:p>
+      <w:r>
+        <w:t xml:space="preserve">            REFERENCES </w:t>
+      </w:r>
+      <w:proofErr w:type="spellStart"/>
+      <w:r>
+        <w:t>dbo.Tile</w:t>
+      </w:r>
+      <w:proofErr w:type="spellEnd"/>
+      <w:r>
+        <w:t xml:space="preserve"> (TileID),</w:t>
+      </w:r>
+    </w:p>
+    <w:p>
+      <w:r>
+        <w:t xml:space="preserve">        CONSTRAINT </w:t>
+      </w:r>
+      <w:proofErr w:type="spellStart"/>
+      <w:r>
+        <w:t>FK_Item_Player</w:t>
+      </w:r>
+      <w:proofErr w:type="spellEnd"/>
+      <w:r>
+        <w:t xml:space="preserve"> FOREIGN KEY (HolderPlayerID)</w:t>
+      </w:r>
+    </w:p>
+    <w:p>
+      <w:r>
+        <w:t xml:space="preserve">            REFERENCES </w:t>
+      </w:r>
+      <w:proofErr w:type="spellStart"/>
+      <w:r>
+        <w:t>dbo.Player</w:t>
+      </w:r>
+      <w:proofErr w:type="spellEnd"/>
+      <w:r>
+        <w:t xml:space="preserve"> (</w:t>
+      </w:r>
+      <w:proofErr w:type="spellStart"/>
+      <w:r>
+        <w:t>PlayerID</w:t>
+      </w:r>
+      <w:proofErr w:type="spellEnd"/>
+      <w:r>
+        <w:t>),</w:t>
+      </w:r>
+    </w:p>
+    <w:p>
+      <w:r>
+        <w:t xml:space="preserve">        CONSTRAINT </w:t>
+      </w:r>
+      <w:proofErr w:type="spellStart"/>
+      <w:r>
+        <w:t>FK_Item_Nest</w:t>
+      </w:r>
+      <w:proofErr w:type="spellEnd"/>
+      <w:r>
+        <w:t xml:space="preserve"> FOREIGN KEY (NestID)</w:t>
+      </w:r>
+    </w:p>
+    <w:p>
+      <w:r>
+        <w:t xml:space="preserve">            REFERENCES </w:t>
+      </w:r>
+      <w:proofErr w:type="spellStart"/>
+      <w:r>
+        <w:t>dbo.Nest</w:t>
+      </w:r>
+      <w:proofErr w:type="spellEnd"/>
+      <w:r>
+        <w:t xml:space="preserve"> (NestID),</w:t>
+      </w:r>
+    </w:p>
+    <w:p>
+      <w:r>
+        <w:t xml:space="preserve">        CONSTRAINT </w:t>
+      </w:r>
+      <w:proofErr w:type="spellStart"/>
+      <w:r>
+        <w:t>CK_Item_Ammo</w:t>
+      </w:r>
+      <w:proofErr w:type="spellEnd"/>
+      <w:r>
+        <w:t xml:space="preserve"> CHECK (Ammo IS NULL OR Ammo &gt;= 0),</w:t>
+      </w:r>
+    </w:p>
+    <w:p>
+      <w:r>
+        <w:t>        CONSTRAINT CK_Item_OneLocation CHECK (</w:t>
+      </w:r>
+    </w:p>
+    <w:p>
+      <w:r>
+        <w:t>            (CASE WHEN TileID IS NOT NULL THEN 1 ELSE 0 END</w:t>
+      </w:r>
+    </w:p>
+    <w:p>
+      <w:r>
+        <w:t>           + CASE WHEN HolderPlayerID IS NOT NULL THEN 1 ELSE 0 END</w:t>
+      </w:r>
+    </w:p>
+    <w:p>
+      <w:r>
+        <w:t>           + CASE WHEN NestID IS NOT NULL THEN 1 ELSE 0 END) = 1</w:t>
+      </w:r>
+    </w:p>
+    <w:p>
+      <w:r>
+        <w:t>        )</w:t>
+      </w:r>
+    </w:p>
+    <w:p>
+      <w:r>
+        <w:t>    );</w:t>
+      </w:r>
+    </w:p>
+    <w:p/>
+    <w:p>
+      <w:r>
+        <w:lastRenderedPageBreak/>
+        <w:t xml:space="preserve">    CREATE NONCLUSTERED INDEX </w:t>
+      </w:r>
+      <w:proofErr w:type="spellStart"/>
+      <w:r>
+        <w:t>IX_Item_TileID</w:t>
+      </w:r>
+      <w:proofErr w:type="spellEnd"/>
+      <w:r>
+        <w:t xml:space="preserve"> ON </w:t>
+      </w:r>
+      <w:proofErr w:type="spellStart"/>
+      <w:r>
+        <w:t>dbo.Item</w:t>
+      </w:r>
+      <w:proofErr w:type="spellEnd"/>
+      <w:r>
+        <w:t xml:space="preserve"> (TileID);</w:t>
+      </w:r>
+    </w:p>
+    <w:p>
+      <w:r>
+        <w:t xml:space="preserve">    CREATE NONCLUSTERED INDEX </w:t>
+      </w:r>
+      <w:proofErr w:type="spellStart"/>
+      <w:r>
+        <w:t>IX_Item_HolderPlayerID</w:t>
+      </w:r>
+      <w:proofErr w:type="spellEnd"/>
+      <w:r>
+        <w:t xml:space="preserve"> ON </w:t>
+      </w:r>
+      <w:proofErr w:type="spellStart"/>
+      <w:r>
+        <w:t>dbo.Item</w:t>
+      </w:r>
+      <w:proofErr w:type="spellEnd"/>
+      <w:r>
+        <w:t xml:space="preserve"> (HolderPlayerID);</w:t>
+      </w:r>
+    </w:p>
+    <w:p>
+      <w:r>
+        <w:t xml:space="preserve">    CREATE NONCLUSTERED INDEX </w:t>
+      </w:r>
+      <w:proofErr w:type="spellStart"/>
+      <w:r>
+        <w:t>IX_Item_NestID</w:t>
+      </w:r>
+      <w:proofErr w:type="spellEnd"/>
+      <w:r>
+        <w:t xml:space="preserve"> ON </w:t>
+      </w:r>
+      <w:proofErr w:type="spellStart"/>
+      <w:r>
+        <w:t>dbo.Item</w:t>
+      </w:r>
+      <w:proofErr w:type="spellEnd"/>
+      <w:r>
+        <w:t xml:space="preserve"> (NestID);</w:t>
+      </w:r>
+    </w:p>
+    <w:p/>
+    <w:p>
+      <w:r>
+        <w:t>    --NPC (grey goose) table</w:t>
+      </w:r>
+    </w:p>
+    <w:p>
+      <w:r>
+        <w:t xml:space="preserve">    CREATE TABLE </w:t>
+      </w:r>
+      <w:proofErr w:type="spellStart"/>
+      <w:r>
+        <w:t>dbo.NPC</w:t>
+      </w:r>
+      <w:proofErr w:type="spellEnd"/>
+      <w:r>
+        <w:t xml:space="preserve"> (</w:t>
+      </w:r>
+    </w:p>
+    <w:p>
+      <w:r>
+        <w:t>        NPCID        INT IDENTITY(1,1) NOT NULL,</w:t>
+      </w:r>
+    </w:p>
+    <w:p>
+      <w:r>
+        <w:t>        TileID       INT NOT NULL,</w:t>
+      </w:r>
+    </w:p>
+    <w:p>
+      <w:r>
+        <w:t>        Health       INT NOT NULL DEFAULT (1000),</w:t>
+      </w:r>
+    </w:p>
+    <w:p>
+      <w:r>
+        <w:t xml:space="preserve">        </w:t>
+      </w:r>
+      <w:proofErr w:type="spellStart"/>
+      <w:r>
+        <w:t>MaxHealth</w:t>
+      </w:r>
+      <w:proofErr w:type="spellEnd"/>
+      <w:r>
+        <w:t xml:space="preserve">    INT NOT NULL DEFAULT (1000),</w:t>
+      </w:r>
+    </w:p>
+    <w:p>
+      <w:r>
+        <w:t>        IsAlive      BIT NOT NULL DEFAULT (1),</w:t>
+      </w:r>
+    </w:p>
+    <w:p>
+      <w:r>
+        <w:t>        RespawnTime  DATETIME NULL,</w:t>
+      </w:r>
+    </w:p>
+    <w:p>
+      <w:r>
+        <w:t>        CONSTRAINT PK_NPC PRIMARY KEY CLUSTERED (NPCID),</w:t>
+      </w:r>
+    </w:p>
+    <w:p>
+      <w:r>
+        <w:t xml:space="preserve">        CONSTRAINT </w:t>
+      </w:r>
+      <w:proofErr w:type="spellStart"/>
+      <w:r>
+        <w:t>FK_NPC_Tile</w:t>
+      </w:r>
+      <w:proofErr w:type="spellEnd"/>
+      <w:r>
+        <w:t xml:space="preserve"> FOREIGN KEY (TileID)</w:t>
+      </w:r>
+    </w:p>
+    <w:p>
+      <w:r>
+        <w:t xml:space="preserve">            REFERENCES </w:t>
+      </w:r>
+      <w:proofErr w:type="spellStart"/>
+      <w:r>
+        <w:t>dbo.Tile</w:t>
+      </w:r>
+      <w:proofErr w:type="spellEnd"/>
+      <w:r>
+        <w:t xml:space="preserve"> (TileID),</w:t>
+      </w:r>
+    </w:p>
+    <w:p>
+      <w:r>
+        <w:t xml:space="preserve">        CONSTRAINT </w:t>
+      </w:r>
+      <w:proofErr w:type="spellStart"/>
+      <w:r>
+        <w:t>CK_NPC_Health</w:t>
+      </w:r>
+      <w:proofErr w:type="spellEnd"/>
+      <w:r>
+        <w:t xml:space="preserve"> CHECK (Health BETWEEN 0 AND </w:t>
+      </w:r>
+      <w:proofErr w:type="spellStart"/>
+      <w:r>
+        <w:t>MaxHealth</w:t>
+      </w:r>
+      <w:proofErr w:type="spellEnd"/>
+      <w:r>
+        <w:t>)</w:t>
+      </w:r>
+    </w:p>
+    <w:p>
+      <w:r>
+        <w:t>    );</w:t>
+      </w:r>
+    </w:p>
+    <w:p/>
+    <w:p>
+      <w:r>
+        <w:t>    --CHATMESSAGE: global broadcast chat</w:t>
+      </w:r>
+    </w:p>
+    <w:p>
+      <w:r>
+        <w:t xml:space="preserve">    CREATE TABLE </w:t>
+      </w:r>
+      <w:proofErr w:type="spellStart"/>
+      <w:r>
+        <w:t>dbo.ChatMessage</w:t>
+      </w:r>
+      <w:proofErr w:type="spellEnd"/>
+      <w:r>
+        <w:t xml:space="preserve"> (</w:t>
+      </w:r>
+    </w:p>
+    <w:p>
+      <w:r>
+        <w:t xml:space="preserve">        </w:t>
+      </w:r>
+      <w:proofErr w:type="spellStart"/>
+      <w:r>
+        <w:t>MessageID</w:t>
+      </w:r>
+      <w:proofErr w:type="spellEnd"/>
+      <w:r>
+        <w:t xml:space="preserve">       INT IDENTITY(1,1) NOT NULL,</w:t>
+      </w:r>
+    </w:p>
+    <w:p>
+      <w:r>
+        <w:t>        SenderPlayerID  INT NOT NULL,</w:t>
+      </w:r>
+    </w:p>
+    <w:p>
+      <w:r>
+        <w:t xml:space="preserve">        </w:t>
+      </w:r>
+      <w:proofErr w:type="spellStart"/>
+      <w:r>
+        <w:t>MessageText</w:t>
+      </w:r>
+      <w:proofErr w:type="spellEnd"/>
+      <w:r>
+        <w:t xml:space="preserve">     VARCHAR(500) NOT NULL,</w:t>
+      </w:r>
+    </w:p>
+    <w:p>
+      <w:r>
+        <w:t xml:space="preserve">        </w:t>
+      </w:r>
+      <w:proofErr w:type="spellStart"/>
+      <w:r>
+        <w:t>SentDate</w:t>
+      </w:r>
+      <w:proofErr w:type="spellEnd"/>
+      <w:r>
+        <w:t xml:space="preserve">        DATETIME NOT NULL DEFAULT (GETDATE()),</w:t>
+      </w:r>
+    </w:p>
+    <w:p>
+      <w:r>
+        <w:t xml:space="preserve">        CONSTRAINT </w:t>
+      </w:r>
+      <w:proofErr w:type="spellStart"/>
+      <w:r>
+        <w:t>PK_ChatMessage</w:t>
+      </w:r>
+      <w:proofErr w:type="spellEnd"/>
+      <w:r>
+        <w:t xml:space="preserve"> PRIMARY KEY CLUSTERED (</w:t>
+      </w:r>
+      <w:proofErr w:type="spellStart"/>
+      <w:r>
+        <w:t>MessageID</w:t>
+      </w:r>
+      <w:proofErr w:type="spellEnd"/>
+      <w:r>
+        <w:t>),</w:t>
+      </w:r>
+    </w:p>
+    <w:p>
+      <w:r>
+        <w:t xml:space="preserve">        CONSTRAINT </w:t>
+      </w:r>
+      <w:proofErr w:type="spellStart"/>
+      <w:r>
+        <w:t>FK_ChatMessage_Player</w:t>
+      </w:r>
+      <w:proofErr w:type="spellEnd"/>
+      <w:r>
+        <w:t xml:space="preserve"> FOREIGN KEY (SenderPlayerID)</w:t>
+      </w:r>
+    </w:p>
+    <w:p>
+      <w:r>
+        <w:t xml:space="preserve">            REFERENCES </w:t>
+      </w:r>
+      <w:proofErr w:type="spellStart"/>
+      <w:r>
+        <w:t>dbo.Player</w:t>
+      </w:r>
+      <w:proofErr w:type="spellEnd"/>
+      <w:r>
+        <w:t xml:space="preserve"> (</w:t>
+      </w:r>
+      <w:proofErr w:type="spellStart"/>
+      <w:r>
+        <w:t>PlayerID</w:t>
+      </w:r>
+      <w:proofErr w:type="spellEnd"/>
+      <w:r>
+        <w:t>) ON DELETE CASCADE</w:t>
+      </w:r>
+    </w:p>
+    <w:p>
+      <w:r>
+        <w:lastRenderedPageBreak/>
+        <w:t>    );</w:t>
+      </w:r>
+    </w:p>
+    <w:p/>
+    <w:p>
+      <w:r>
+        <w:t xml:space="preserve">    CREATE NONCLUSTERED INDEX </w:t>
+      </w:r>
+      <w:proofErr w:type="spellStart"/>
+      <w:r>
+        <w:t>IX_ChatMessage_SentDate</w:t>
+      </w:r>
+      <w:proofErr w:type="spellEnd"/>
+      <w:r>
+        <w:t xml:space="preserve"> ON </w:t>
+      </w:r>
+      <w:proofErr w:type="spellStart"/>
+      <w:r>
+        <w:t>dbo.ChatMessage</w:t>
+      </w:r>
+      <w:proofErr w:type="spellEnd"/>
+      <w:r>
+        <w:t xml:space="preserve"> (</w:t>
+      </w:r>
+      <w:proofErr w:type="spellStart"/>
+      <w:r>
+        <w:t>SentDate</w:t>
+      </w:r>
+      <w:proofErr w:type="spellEnd"/>
+      <w:r>
+        <w:t>);</w:t>
+      </w:r>
+    </w:p>
+    <w:p/>
+    <w:p>
+      <w:r>
+        <w:t>    --TEST DATA: covers every CRUD situation from the CRUD table:</w:t>
+      </w:r>
+    </w:p>
+    <w:p>
+      <w:r>
+        <w:t>    --login/lockout, registration, tile layout, item placement,</w:t>
+      </w:r>
+    </w:p>
+    <w:p>
+      <w:r>
+        <w:t>    --movement, scoring, inventory, NPC/item movement, chat</w:t>
+      </w:r>
+    </w:p>
+    <w:p>
+      <w:r>
+        <w:t>    -- Tiles: a 5x5 board (25 tiles), IDs assigned 1-25 in x-then-y order</w:t>
+      </w:r>
+    </w:p>
+    <w:p>
+      <w:r>
+        <w:t>    DECLARE @x INT = 0, @y INT;</w:t>
+      </w:r>
+    </w:p>
+    <w:p>
+      <w:r>
+        <w:t>    WHILE @x &lt; 5</w:t>
+      </w:r>
+    </w:p>
+    <w:p>
+      <w:r>
+        <w:t>    BEGIN</w:t>
+      </w:r>
+    </w:p>
+    <w:p>
+      <w:r>
+        <w:t>        SET @y = 0;</w:t>
+      </w:r>
+    </w:p>
+    <w:p>
+      <w:r>
+        <w:t>        WHILE @y &lt; 5</w:t>
+      </w:r>
+    </w:p>
+    <w:p>
+      <w:r>
+        <w:t>        BEGIN</w:t>
+      </w:r>
+    </w:p>
+    <w:p>
+      <w:r>
+        <w:t xml:space="preserve">            INSERT INTO </w:t>
+      </w:r>
+      <w:proofErr w:type="spellStart"/>
+      <w:r>
+        <w:t>dbo.Tile</w:t>
+      </w:r>
+      <w:proofErr w:type="spellEnd"/>
+      <w:r>
+        <w:t xml:space="preserve"> (XPosition, YPosition) VALUES (@x, @y);</w:t>
+      </w:r>
+    </w:p>
+    <w:p>
+      <w:r>
+        <w:t>            SET @y += 1;</w:t>
+      </w:r>
+    </w:p>
+    <w:p>
+      <w:r>
+        <w:t>        END</w:t>
+      </w:r>
+    </w:p>
+    <w:p>
+      <w:r>
+        <w:t>        SET @x += 1;</w:t>
+      </w:r>
+    </w:p>
+    <w:p>
+      <w:r>
+        <w:t>    END</w:t>
+      </w:r>
+    </w:p>
+    <w:p/>
+    <w:p>
+      <w:r>
+        <w:t>    --Players: has admin, online player, offline player,</w:t>
+      </w:r>
+    </w:p>
+    <w:p>
+      <w:r>
+        <w:t>    --locked-out player, and an admin created player who has</w:t>
+      </w:r>
+    </w:p>
+    <w:p>
+      <w:r>
+        <w:t>    -- never logged in (no nest and no CurrentTileID yet)</w:t>
+      </w:r>
+    </w:p>
+    <w:p>
+      <w:r>
+        <w:t xml:space="preserve">    INSERT INTO </w:t>
+      </w:r>
+      <w:proofErr w:type="spellStart"/>
+      <w:r>
+        <w:t>dbo.Player</w:t>
+      </w:r>
+      <w:proofErr w:type="spellEnd"/>
+      <w:r>
+        <w:t xml:space="preserve"> (Email, Username, Password, IsAdmin, IsOnline)</w:t>
+      </w:r>
+    </w:p>
+    <w:p>
+      <w:r>
+        <w:t>    VALUES ('admin@goosefighter.com', '</w:t>
+      </w:r>
+      <w:proofErr w:type="spellStart"/>
+      <w:r>
+        <w:t>AdminGoose</w:t>
+      </w:r>
+      <w:proofErr w:type="spellEnd"/>
+      <w:r>
+        <w:t>', 'AdminPass123!', 1, 0);</w:t>
+      </w:r>
+    </w:p>
+    <w:p/>
+    <w:p>
+      <w:r>
+        <w:t xml:space="preserve">    INSERT INTO </w:t>
+      </w:r>
+      <w:proofErr w:type="spellStart"/>
+      <w:r>
+        <w:t>dbo.Player</w:t>
+      </w:r>
+      <w:proofErr w:type="spellEnd"/>
+      <w:r>
+        <w:t xml:space="preserve"> (Email, Username, Password, Score, Health, IsOnline, CurrentTileID)</w:t>
+      </w:r>
+    </w:p>
+    <w:p>
+      <w:r>
+        <w:lastRenderedPageBreak/>
+        <w:t>    VALUES ('zandi@example.com', '</w:t>
+      </w:r>
+      <w:proofErr w:type="spellStart"/>
+      <w:r>
+        <w:t>ZandiGoose</w:t>
+      </w:r>
+      <w:proofErr w:type="spellEnd"/>
+      <w:r>
+        <w:t>', 'Password123', 3, 3100, 1, 13);</w:t>
+      </w:r>
+    </w:p>
+    <w:p/>
+    <w:p>
+      <w:r>
+        <w:t xml:space="preserve">    INSERT INTO </w:t>
+      </w:r>
+      <w:proofErr w:type="spellStart"/>
+      <w:r>
+        <w:t>dbo.Player</w:t>
+      </w:r>
+      <w:proofErr w:type="spellEnd"/>
+      <w:r>
+        <w:t xml:space="preserve"> (Email, Username, Password, Score, Health, IsOnline, CurrentTileID)</w:t>
+      </w:r>
+    </w:p>
+    <w:p>
+      <w:r>
+        <w:t>    VALUES ('mcplayer@example.com', '</w:t>
+      </w:r>
+      <w:proofErr w:type="spellStart"/>
+      <w:r>
+        <w:t>McPlayerTwoington</w:t>
+      </w:r>
+      <w:proofErr w:type="spellEnd"/>
+      <w:r>
+        <w:t>', 'Passw0rd!', 5, 4000, 0, 7);</w:t>
+      </w:r>
+    </w:p>
+    <w:p/>
+    <w:p>
+      <w:r>
+        <w:t xml:space="preserve">    INSERT INTO </w:t>
+      </w:r>
+      <w:proofErr w:type="spellStart"/>
+      <w:r>
+        <w:t>dbo.Player</w:t>
+      </w:r>
+      <w:proofErr w:type="spellEnd"/>
+      <w:r>
+        <w:t xml:space="preserve"> (Email, Username, Password, FailedLoginAttempts, IsLockedOut)</w:t>
+      </w:r>
+    </w:p>
+    <w:p>
+      <w:r>
+        <w:t>    VALUES ('lockedout@example.com', '</w:t>
+      </w:r>
+      <w:proofErr w:type="spellStart"/>
+      <w:r>
+        <w:t>LockedGoose</w:t>
+      </w:r>
+      <w:proofErr w:type="spellEnd"/>
+      <w:r>
+        <w:t>', '</w:t>
+      </w:r>
+      <w:proofErr w:type="spellStart"/>
+      <w:r>
+        <w:t>wrongpass</w:t>
+      </w:r>
+      <w:proofErr w:type="spellEnd"/>
+      <w:r>
+        <w:t>', 5, 1);</w:t>
+      </w:r>
+    </w:p>
+    <w:p/>
+    <w:p>
+      <w:r>
+        <w:t xml:space="preserve">    INSERT INTO </w:t>
+      </w:r>
+      <w:proofErr w:type="spellStart"/>
+      <w:r>
+        <w:t>dbo.Player</w:t>
+      </w:r>
+      <w:proofErr w:type="spellEnd"/>
+      <w:r>
+        <w:t xml:space="preserve"> (Email, Username, Password)</w:t>
+      </w:r>
+    </w:p>
+    <w:p>
+      <w:r>
+        <w:t>    VALUES ('newplayer@example.com', '</w:t>
+      </w:r>
+      <w:proofErr w:type="spellStart"/>
+      <w:r>
+        <w:t>BranfNewGoose</w:t>
+      </w:r>
+      <w:proofErr w:type="spellEnd"/>
+      <w:r>
+        <w:t>', 'TempPass1');</w:t>
+      </w:r>
+    </w:p>
+    <w:p/>
+    <w:p>
+      <w:r>
+        <w:t>    --nests for the two players who have spawned in</w:t>
+      </w:r>
+    </w:p>
+    <w:p>
+      <w:r>
+        <w:t xml:space="preserve">    INSERT INTO </w:t>
+      </w:r>
+      <w:proofErr w:type="spellStart"/>
+      <w:r>
+        <w:t>dbo.Nest</w:t>
+      </w:r>
+      <w:proofErr w:type="spellEnd"/>
+      <w:r>
+        <w:t xml:space="preserve"> (</w:t>
+      </w:r>
+      <w:proofErr w:type="spellStart"/>
+      <w:r>
+        <w:t>PlayerID</w:t>
+      </w:r>
+      <w:proofErr w:type="spellEnd"/>
+      <w:r>
+        <w:t xml:space="preserve">, TileID) VALUES (2, 13); -- </w:t>
+      </w:r>
+      <w:proofErr w:type="spellStart"/>
+      <w:r>
+        <w:t>ZandiGoose</w:t>
+      </w:r>
+      <w:proofErr w:type="spellEnd"/>
+    </w:p>
+    <w:p>
+      <w:r>
+        <w:t xml:space="preserve">    INSERT INTO </w:t>
+      </w:r>
+      <w:proofErr w:type="spellStart"/>
+      <w:r>
+        <w:t>dbo.Nest</w:t>
+      </w:r>
+      <w:proofErr w:type="spellEnd"/>
+      <w:r>
+        <w:t xml:space="preserve"> (</w:t>
+      </w:r>
+      <w:proofErr w:type="spellStart"/>
+      <w:r>
+        <w:t>PlayerID</w:t>
+      </w:r>
+      <w:proofErr w:type="spellEnd"/>
+      <w:r>
+        <w:t xml:space="preserve">, TileID) VALUES (3, 7);  -- </w:t>
+      </w:r>
+      <w:proofErr w:type="spellStart"/>
+      <w:r>
+        <w:t>McPlayerTwoington</w:t>
+      </w:r>
+      <w:proofErr w:type="spellEnd"/>
+    </w:p>
+    <w:p/>
+    <w:p>
+      <w:r>
+        <w:t xml:space="preserve">    --item types: all 4 holdable + 4 </w:t>
+      </w:r>
+      <w:proofErr w:type="gramStart"/>
+      <w:r>
+        <w:t>consumable</w:t>
+      </w:r>
+      <w:proofErr w:type="gramEnd"/>
+    </w:p>
+    <w:p>
+      <w:r>
+        <w:t xml:space="preserve">    INSERT INTO </w:t>
+      </w:r>
+      <w:proofErr w:type="spellStart"/>
+      <w:r>
+        <w:t>dbo.ItemType</w:t>
+      </w:r>
+      <w:proofErr w:type="spellEnd"/>
+      <w:r>
+        <w:t xml:space="preserve"> (Name, Category, </w:t>
+      </w:r>
+      <w:proofErr w:type="spellStart"/>
+      <w:r>
+        <w:t>EffectDescription</w:t>
+      </w:r>
+      <w:proofErr w:type="spellEnd"/>
+      <w:r>
+        <w:t xml:space="preserve">, </w:t>
+      </w:r>
+      <w:proofErr w:type="spellStart"/>
+      <w:r>
+        <w:t>SpawnRate</w:t>
+      </w:r>
+      <w:proofErr w:type="spellEnd"/>
+      <w:r>
+        <w:t>) VALUES</w:t>
+      </w:r>
+    </w:p>
+    <w:p>
+      <w:r>
+        <w:t>        ('Baseball Bat', 'Holdable',   '+50% attack damage',                         15.00),</w:t>
+      </w:r>
+    </w:p>
+    <w:p>
+      <w:r>
+        <w:t>        ('Pellet Gun',   'Holdable',   '-50% attack damage, ranged, 3-10 ammo',      10.00),</w:t>
+      </w:r>
+    </w:p>
+    <w:p>
+      <w:r>
+        <w:t>        ('Shield',       'Holdable',   '-50% incoming damage, -25% outgoing damage', 12.00),</w:t>
+      </w:r>
+    </w:p>
+    <w:p>
+      <w:r>
+        <w:t>        ('Grenade',      'Holdable',   'Thrown 3 tiles, 500% damage in 3x3 area',     5.00),</w:t>
+      </w:r>
+    </w:p>
+    <w:p>
+      <w:r>
+        <w:t>        ('Peas',         'Consumable', 'Regain 200 health',                          30.00),</w:t>
+      </w:r>
+    </w:p>
+    <w:p>
+      <w:r>
+        <w:t>        ('Banana',       'Consumable', 'Regain 400 health',                          15.00),</w:t>
+      </w:r>
+    </w:p>
+    <w:p>
+      <w:r>
+        <w:t>        ('Grapes',       'Consumable', 'Invincibility for 5 seconds',                 5.00),</w:t>
+      </w:r>
+    </w:p>
+    <w:p>
+      <w:r>
+        <w:t>        ('Watermelon',   'Consumable', 'Regain 1000 health',                          5.00);</w:t>
+      </w:r>
+    </w:p>
+    <w:p/>
+    <w:p>
+      <w:r>
+        <w:t>    --Items in all location states</w:t>
+      </w:r>
+    </w:p>
+    <w:p>
+      <w:r>
+        <w:lastRenderedPageBreak/>
+        <w:t xml:space="preserve">    INSERT INTO </w:t>
+      </w:r>
+      <w:proofErr w:type="spellStart"/>
+      <w:r>
+        <w:t>dbo.Item</w:t>
+      </w:r>
+      <w:proofErr w:type="spellEnd"/>
+      <w:r>
+        <w:t xml:space="preserve"> (ItemTypeID, HolderPlayerID) VALUES (1, 2);        --bat held by player</w:t>
+      </w:r>
+    </w:p>
+    <w:p>
+      <w:r>
+        <w:t xml:space="preserve">    INSERT INTO </w:t>
+      </w:r>
+      <w:proofErr w:type="spellStart"/>
+      <w:r>
+        <w:t>dbo.Item</w:t>
+      </w:r>
+      <w:proofErr w:type="spellEnd"/>
+      <w:r>
+        <w:t xml:space="preserve"> (ItemTypeID, NestID)         VALUES (3, 1);        --shield stored in player's nest</w:t>
+      </w:r>
+    </w:p>
+    <w:p>
+      <w:r>
+        <w:t xml:space="preserve">    INSERT INTO </w:t>
+      </w:r>
+      <w:proofErr w:type="spellStart"/>
+      <w:r>
+        <w:t>dbo.Item</w:t>
+      </w:r>
+      <w:proofErr w:type="spellEnd"/>
+      <w:r>
+        <w:t xml:space="preserve"> (ItemTypeID, NestID)         VALUES (5, 1);        --peas stored in player's nest</w:t>
+      </w:r>
+    </w:p>
+    <w:p>
+      <w:r>
+        <w:t xml:space="preserve">    INSERT INTO </w:t>
+      </w:r>
+      <w:proofErr w:type="spellStart"/>
+      <w:r>
+        <w:t>dbo.Item</w:t>
+      </w:r>
+      <w:proofErr w:type="spellEnd"/>
+      <w:r>
+        <w:t xml:space="preserve"> (ItemTypeID, TileID)         VALUES (8, 19);       --watermelon lying on a tile</w:t>
+      </w:r>
+    </w:p>
+    <w:p>
+      <w:r>
+        <w:t xml:space="preserve">    INSERT INTO </w:t>
+      </w:r>
+      <w:proofErr w:type="spellStart"/>
+      <w:r>
+        <w:t>dbo.Item</w:t>
+      </w:r>
+      <w:proofErr w:type="spellEnd"/>
+      <w:r>
+        <w:t xml:space="preserve"> (ItemTypeID, TileID, Ammo)   VALUES (2, 6, 7);     --pellet gun on a tile with ammo</w:t>
+      </w:r>
+    </w:p>
+    <w:p>
+      <w:r>
+        <w:t xml:space="preserve">    </w:t>
+      </w:r>
+    </w:p>
+    <w:p>
+      <w:r>
+        <w:t>    --NPC</w:t>
+      </w:r>
+    </w:p>
+    <w:p>
+      <w:r>
+        <w:t xml:space="preserve">    INSERT INTO </w:t>
+      </w:r>
+      <w:proofErr w:type="spellStart"/>
+      <w:r>
+        <w:t>dbo.NPC</w:t>
+      </w:r>
+      <w:proofErr w:type="spellEnd"/>
+      <w:r>
+        <w:t xml:space="preserve"> (TileID, Health, </w:t>
+      </w:r>
+      <w:proofErr w:type="spellStart"/>
+      <w:r>
+        <w:t>MaxHealth</w:t>
+      </w:r>
+      <w:proofErr w:type="spellEnd"/>
+      <w:r>
+        <w:t>, IsAlive) VALUES (11, 1000, 1000, 1);</w:t>
+      </w:r>
+    </w:p>
+    <w:p/>
+    <w:p>
+      <w:r>
+        <w:t>    --chat messages</w:t>
+      </w:r>
+    </w:p>
+    <w:p>
+      <w:r>
+        <w:t xml:space="preserve">    INSERT INTO </w:t>
+      </w:r>
+      <w:proofErr w:type="spellStart"/>
+      <w:r>
+        <w:t>dbo.ChatMessage</w:t>
+      </w:r>
+      <w:proofErr w:type="spellEnd"/>
+      <w:r>
+        <w:t xml:space="preserve"> (SenderPlayerID, </w:t>
+      </w:r>
+      <w:proofErr w:type="spellStart"/>
+      <w:r>
+        <w:t>MessageText</w:t>
+      </w:r>
+      <w:proofErr w:type="spellEnd"/>
+      <w:r>
+        <w:t>)</w:t>
+      </w:r>
+    </w:p>
+    <w:p>
+      <w:r>
+        <w:t>    VALUES (2, '</w:t>
+      </w:r>
+      <w:proofErr w:type="spellStart"/>
+      <w:r>
+        <w:t>yoooo</w:t>
+      </w:r>
+      <w:proofErr w:type="spellEnd"/>
+      <w:r>
+        <w:t xml:space="preserve"> </w:t>
+      </w:r>
+      <w:proofErr w:type="spellStart"/>
+      <w:r>
+        <w:t>whats</w:t>
+      </w:r>
+      <w:proofErr w:type="spellEnd"/>
+      <w:r>
+        <w:t xml:space="preserve"> up guys????');</w:t>
+      </w:r>
+    </w:p>
+    <w:p>
+      <w:r>
+        <w:t xml:space="preserve">    INSERT INTO </w:t>
+      </w:r>
+      <w:proofErr w:type="spellStart"/>
+      <w:r>
+        <w:t>dbo.ChatMessage</w:t>
+      </w:r>
+      <w:proofErr w:type="spellEnd"/>
+      <w:r>
+        <w:t xml:space="preserve"> (SenderPlayerID, </w:t>
+      </w:r>
+      <w:proofErr w:type="spellStart"/>
+      <w:r>
+        <w:t>MessageText</w:t>
+      </w:r>
+      <w:proofErr w:type="spellEnd"/>
+      <w:r>
+        <w:t>)</w:t>
+      </w:r>
+    </w:p>
+    <w:p>
+      <w:r>
+        <w:t>    VALUES (3, 'WATCH OUT HES GOT A PELLET GUN');</w:t>
+      </w:r>
+    </w:p>
+    <w:p/>
+    <w:p>
+      <w:r>
+        <w:t>END</w:t>
+      </w:r>
+    </w:p>
+    <w:p>
+      <w:r>
+        <w:t>GO</w:t>
+      </w:r>
+    </w:p>
+    <w:p/>
+    <w:p>
+      <w:r>
+        <w:t>--procedure to build the database and populate test data</w:t>
+      </w:r>
+    </w:p>
+    <w:p>
+      <w:r>
+        <w:t xml:space="preserve">EXEC </w:t>
+      </w:r>
+      <w:proofErr w:type="spellStart"/>
+      <w:r>
+        <w:t>dbo.usp_CreateGooseFighterDatabase</w:t>
+      </w:r>
+      <w:proofErr w:type="spellEnd"/>
+      <w:r>
+        <w:t>;</w:t>
+      </w:r>
+    </w:p>
+    <w:p>
+      <w:r>
+        <w:t>GO</w:t>
+      </w:r>
+    </w:p>
+    <w:p>
+      <w:r>
+        <w:br/>
+      </w:r>
+    </w:p>
+    <w:p/>
+    <w:p/>
+    <w:p/>
     <w:p/>
     <w:p/>
     <w:p/>
@@ -7320,7 +9450,6 @@
   <w:style w:type="character" w:default="1" w:styleId="DefaultParagraphFont">
     <w:name w:val="Default Paragraph Font"/>
     <w:uiPriority w:val="1"/>
-    <w:semiHidden/>
     <w:unhideWhenUsed/>
   </w:style>
   <w:style w:type="table" w:default="1" w:styleId="TableNormal">
@@ -7752,6 +9881,20 @@
       </w:tblBorders>
     </w:tblPr>
   </w:style>
+  <w:style w:type="paragraph" w:customStyle="1" w:styleId="msonormal0">
+    <w:name w:val="msonormal"/>
+    <w:basedOn w:val="Normal"/>
+    <w:rsid w:val="00C3577B"/>
+    <w:pPr>
+      <w:spacing w:before="100" w:beforeAutospacing="1" w:after="100" w:afterAutospacing="1" w:line="240" w:lineRule="auto"/>
+    </w:pPr>
+    <w:rPr>
+      <w:rFonts w:ascii="Times New Roman" w:eastAsia="Times New Roman" w:hAnsi="Times New Roman" w:cs="Times New Roman"/>
+      <w:kern w:val="0"/>
+      <w:lang w:eastAsia="en-NZ"/>
+      <w14:ligatures w14:val="none"/>
+    </w:rPr>
+  </w:style>
 </w:styles>
 </file>
 

--- a/DAT602_Assignment_1_Zandi_Galpin.docx
+++ b/DAT602_Assignment_1_Zandi_Galpin.docx
@@ -131,7 +131,7 @@
           <w:r>
             <w:fldChar w:fldCharType="separate"/>
           </w:r>
-          <w:hyperlink w:anchor="_Toc238736566" w:history="1">
+          <w:hyperlink w:anchor="_Toc239371839" w:history="1">
             <w:r>
               <w:rPr>
                 <w:rStyle w:val="Hyperlink"/>
@@ -158,7 +158,7 @@
                 <w:noProof/>
                 <w:webHidden/>
               </w:rPr>
-              <w:instrText xml:space="preserve"> PAGEREF _Toc238736566 \h </w:instrText>
+              <w:instrText xml:space="preserve"> PAGEREF _Toc239371839 \h </w:instrText>
             </w:r>
             <w:r>
               <w:rPr>
@@ -201,7 +201,7 @@
               <w:lang w:eastAsia="en-NZ"/>
             </w:rPr>
           </w:pPr>
-          <w:hyperlink w:anchor="_Toc238736567" w:history="1">
+          <w:hyperlink w:anchor="_Toc239371840" w:history="1">
             <w:r>
               <w:rPr>
                 <w:rStyle w:val="Hyperlink"/>
@@ -228,7 +228,7 @@
                 <w:noProof/>
                 <w:webHidden/>
               </w:rPr>
-              <w:instrText xml:space="preserve"> PAGEREF _Toc238736567 \h </w:instrText>
+              <w:instrText xml:space="preserve"> PAGEREF _Toc239371840 \h </w:instrText>
             </w:r>
             <w:r>
               <w:rPr>
@@ -271,7 +271,7 @@
               <w:lang w:eastAsia="en-NZ"/>
             </w:rPr>
           </w:pPr>
-          <w:hyperlink w:anchor="_Toc238736568" w:history="1">
+          <w:hyperlink w:anchor="_Toc239371841" w:history="1">
             <w:r>
               <w:rPr>
                 <w:rStyle w:val="Hyperlink"/>
@@ -298,7 +298,7 @@
                 <w:noProof/>
                 <w:webHidden/>
               </w:rPr>
-              <w:instrText xml:space="preserve"> PAGEREF _Toc238736568 \h </w:instrText>
+              <w:instrText xml:space="preserve"> PAGEREF _Toc239371841 \h </w:instrText>
             </w:r>
             <w:r>
               <w:rPr>
@@ -341,7 +341,7 @@
               <w:lang w:eastAsia="en-NZ"/>
             </w:rPr>
           </w:pPr>
-          <w:hyperlink w:anchor="_Toc238736569" w:history="1">
+          <w:hyperlink w:anchor="_Toc239371842" w:history="1">
             <w:r>
               <w:rPr>
                 <w:rStyle w:val="Hyperlink"/>
@@ -368,7 +368,7 @@
                 <w:noProof/>
                 <w:webHidden/>
               </w:rPr>
-              <w:instrText xml:space="preserve"> PAGEREF _Toc238736569 \h </w:instrText>
+              <w:instrText xml:space="preserve"> PAGEREF _Toc239371842 \h </w:instrText>
             </w:r>
             <w:r>
               <w:rPr>
@@ -388,7 +388,217 @@
                 <w:noProof/>
                 <w:webHidden/>
               </w:rPr>
-              <w:t>24</w:t>
+              <w:t>26</w:t>
+            </w:r>
+            <w:r>
+              <w:rPr>
+                <w:noProof/>
+                <w:webHidden/>
+              </w:rPr>
+              <w:fldChar w:fldCharType="end"/>
+            </w:r>
+          </w:hyperlink>
+        </w:p>
+        <w:p>
+          <w:pPr>
+            <w:pStyle w:val="TOC1"/>
+            <w:tabs>
+              <w:tab w:val="right" w:leader="dot" w:pos="9016"/>
+            </w:tabs>
+            <w:rPr>
+              <w:rFonts w:eastAsiaTheme="minorEastAsia"/>
+              <w:noProof/>
+              <w:lang w:eastAsia="en-NZ"/>
+            </w:rPr>
+          </w:pPr>
+          <w:hyperlink w:anchor="_Toc239371843" w:history="1">
+            <w:r>
+              <w:rPr>
+                <w:rStyle w:val="Hyperlink"/>
+                <w:noProof/>
+              </w:rPr>
+              <w:t>Task 3, CRUD table as part of analysis for the game system:</w:t>
+            </w:r>
+            <w:r>
+              <w:rPr>
+                <w:noProof/>
+                <w:webHidden/>
+              </w:rPr>
+              <w:tab/>
+            </w:r>
+            <w:r>
+              <w:rPr>
+                <w:noProof/>
+                <w:webHidden/>
+              </w:rPr>
+              <w:fldChar w:fldCharType="begin"/>
+            </w:r>
+            <w:r>
+              <w:rPr>
+                <w:noProof/>
+                <w:webHidden/>
+              </w:rPr>
+              <w:instrText xml:space="preserve"> PAGEREF _Toc239371843 \h </w:instrText>
+            </w:r>
+            <w:r>
+              <w:rPr>
+                <w:noProof/>
+                <w:webHidden/>
+              </w:rPr>
+            </w:r>
+            <w:r>
+              <w:rPr>
+                <w:noProof/>
+                <w:webHidden/>
+              </w:rPr>
+              <w:fldChar w:fldCharType="separate"/>
+            </w:r>
+            <w:r>
+              <w:rPr>
+                <w:noProof/>
+                <w:webHidden/>
+              </w:rPr>
+              <w:t>27</w:t>
+            </w:r>
+            <w:r>
+              <w:rPr>
+                <w:noProof/>
+                <w:webHidden/>
+              </w:rPr>
+              <w:fldChar w:fldCharType="end"/>
+            </w:r>
+          </w:hyperlink>
+        </w:p>
+        <w:p>
+          <w:pPr>
+            <w:pStyle w:val="TOC1"/>
+            <w:tabs>
+              <w:tab w:val="right" w:leader="dot" w:pos="9016"/>
+            </w:tabs>
+            <w:rPr>
+              <w:rFonts w:eastAsiaTheme="minorEastAsia"/>
+              <w:noProof/>
+              <w:lang w:eastAsia="en-NZ"/>
+            </w:rPr>
+          </w:pPr>
+          <w:hyperlink w:anchor="_Toc239371844" w:history="1">
+            <w:r>
+              <w:rPr>
+                <w:rStyle w:val="Hyperlink"/>
+                <w:noProof/>
+              </w:rPr>
+              <w:t>Task 4, DDL SQL script to create tables and relations between tables to support the game:</w:t>
+            </w:r>
+            <w:r>
+              <w:rPr>
+                <w:noProof/>
+                <w:webHidden/>
+              </w:rPr>
+              <w:tab/>
+            </w:r>
+            <w:r>
+              <w:rPr>
+                <w:noProof/>
+                <w:webHidden/>
+              </w:rPr>
+              <w:fldChar w:fldCharType="begin"/>
+            </w:r>
+            <w:r>
+              <w:rPr>
+                <w:noProof/>
+                <w:webHidden/>
+              </w:rPr>
+              <w:instrText xml:space="preserve"> PAGEREF _Toc239371844 \h </w:instrText>
+            </w:r>
+            <w:r>
+              <w:rPr>
+                <w:noProof/>
+                <w:webHidden/>
+              </w:rPr>
+            </w:r>
+            <w:r>
+              <w:rPr>
+                <w:noProof/>
+                <w:webHidden/>
+              </w:rPr>
+              <w:fldChar w:fldCharType="separate"/>
+            </w:r>
+            <w:r>
+              <w:rPr>
+                <w:noProof/>
+                <w:webHidden/>
+              </w:rPr>
+              <w:t>29</w:t>
+            </w:r>
+            <w:r>
+              <w:rPr>
+                <w:noProof/>
+                <w:webHidden/>
+              </w:rPr>
+              <w:fldChar w:fldCharType="end"/>
+            </w:r>
+          </w:hyperlink>
+        </w:p>
+        <w:p>
+          <w:pPr>
+            <w:pStyle w:val="TOC1"/>
+            <w:tabs>
+              <w:tab w:val="right" w:leader="dot" w:pos="9016"/>
+            </w:tabs>
+            <w:rPr>
+              <w:rFonts w:eastAsiaTheme="minorEastAsia"/>
+              <w:noProof/>
+              <w:lang w:eastAsia="en-NZ"/>
+            </w:rPr>
+          </w:pPr>
+          <w:hyperlink w:anchor="_Toc239371845" w:history="1">
+            <w:r>
+              <w:rPr>
+                <w:rStyle w:val="Hyperlink"/>
+                <w:noProof/>
+              </w:rPr>
+              <w:t>5. Create a prototype C# .net application using Visual Studio:</w:t>
+            </w:r>
+            <w:r>
+              <w:rPr>
+                <w:noProof/>
+                <w:webHidden/>
+              </w:rPr>
+              <w:tab/>
+            </w:r>
+            <w:r>
+              <w:rPr>
+                <w:noProof/>
+                <w:webHidden/>
+              </w:rPr>
+              <w:fldChar w:fldCharType="begin"/>
+            </w:r>
+            <w:r>
+              <w:rPr>
+                <w:noProof/>
+                <w:webHidden/>
+              </w:rPr>
+              <w:instrText xml:space="preserve"> PAGEREF _Toc239371845 \h </w:instrText>
+            </w:r>
+            <w:r>
+              <w:rPr>
+                <w:noProof/>
+                <w:webHidden/>
+              </w:rPr>
+            </w:r>
+            <w:r>
+              <w:rPr>
+                <w:noProof/>
+                <w:webHidden/>
+              </w:rPr>
+              <w:fldChar w:fldCharType="separate"/>
+            </w:r>
+            <w:r>
+              <w:rPr>
+                <w:noProof/>
+                <w:webHidden/>
+              </w:rPr>
+              <w:t>29</w:t>
             </w:r>
             <w:r>
               <w:rPr>
@@ -420,7 +630,7 @@
       <w:pPr>
         <w:pStyle w:val="Heading1"/>
       </w:pPr>
-      <w:bookmarkStart w:id="0" w:name="_Toc238736566"/>
+      <w:bookmarkStart w:id="0" w:name="_Toc239371839"/>
       <w:r>
         <w:lastRenderedPageBreak/>
         <w:t xml:space="preserve">Task 1, Description </w:t>
@@ -434,7 +644,7 @@
       <w:pPr>
         <w:pStyle w:val="Heading2"/>
       </w:pPr>
-      <w:bookmarkStart w:id="1" w:name="_Toc238736567"/>
+      <w:bookmarkStart w:id="1" w:name="_Toc239371840"/>
       <w:r>
         <w:t>Description:</w:t>
       </w:r>
@@ -1220,7 +1430,7 @@
       <w:pPr>
         <w:pStyle w:val="Heading2"/>
       </w:pPr>
-      <w:bookmarkStart w:id="2" w:name="_Toc238736568"/>
+      <w:bookmarkStart w:id="2" w:name="_Toc239371841"/>
       <w:r>
         <w:lastRenderedPageBreak/>
         <w:t>Storyboards:</w:t>
@@ -1306,9 +1516,9 @@
           <w:noProof/>
         </w:rPr>
         <w:drawing>
-          <wp:inline distT="0" distB="0" distL="0" distR="0" wp14:anchorId="3E3D1DE5" wp14:editId="2127599D">
-            <wp:extent cx="3924728" cy="3316844"/>
-            <wp:effectExtent l="0" t="0" r="0" b="0"/>
+          <wp:inline distT="0" distB="0" distL="0" distR="0" wp14:anchorId="3E3D1DE5" wp14:editId="10321BDF">
+            <wp:extent cx="6131242" cy="5181600"/>
+            <wp:effectExtent l="0" t="0" r="3175" b="0"/>
             <wp:docPr id="13898931" name="Picture 1"/>
             <wp:cNvGraphicFramePr>
               <a:graphicFrameLocks xmlns:a="http://schemas.openxmlformats.org/drawingml/2006/main" noChangeAspect="1"/>
@@ -1329,7 +1539,7 @@
                   <pic:spPr>
                     <a:xfrm>
                       <a:off x="0" y="0"/>
-                      <a:ext cx="3948118" cy="3336611"/>
+                      <a:ext cx="6183733" cy="5225961"/>
                     </a:xfrm>
                     <a:prstGeom prst="rect">
                       <a:avLst/>
@@ -1373,12 +1583,19 @@
       <w:r>
         <w:t>screen changes to storyboard 2.</w:t>
       </w:r>
+      <w:r>
+        <w:t xml:space="preserve"> Clicking “Next” runs a SELECT against PLAYER on Username to check whether the row exists, which determines whether the user goes to storyboard 2 or 3.</w:t>
+      </w:r>
     </w:p>
     <w:p>
       <w:r>
         <w:t>If the username doesn’t exist in the database, the screen changes to storyboard 3.</w:t>
       </w:r>
     </w:p>
+    <w:p/>
+    <w:p/>
+    <w:p/>
+    <w:p/>
     <w:p>
       <w:pPr>
         <w:rPr>
@@ -1393,6 +1610,7 @@
           <w:bCs/>
           <w:u w:val="single"/>
         </w:rPr>
+        <w:lastRenderedPageBreak/>
         <w:t>Login screen</w:t>
       </w:r>
       <w:r>
@@ -1426,9 +1644,9 @@
           <w:noProof/>
         </w:rPr>
         <w:drawing>
-          <wp:inline distT="0" distB="0" distL="0" distR="0" wp14:anchorId="0082BEC9" wp14:editId="492DD9A8">
-            <wp:extent cx="3708971" cy="3148887"/>
-            <wp:effectExtent l="0" t="0" r="6350" b="0"/>
+          <wp:inline distT="0" distB="0" distL="0" distR="0" wp14:anchorId="0082BEC9" wp14:editId="3E6D29C0">
+            <wp:extent cx="6000660" cy="5094514"/>
+            <wp:effectExtent l="0" t="0" r="635" b="0"/>
             <wp:docPr id="1372982137" name="Picture 1"/>
             <wp:cNvGraphicFramePr>
               <a:graphicFrameLocks xmlns:a="http://schemas.openxmlformats.org/drawingml/2006/main" noChangeAspect="1"/>
@@ -1449,7 +1667,7 @@
                   <pic:spPr>
                     <a:xfrm>
                       <a:off x="0" y="0"/>
-                      <a:ext cx="3760131" cy="3192322"/>
+                      <a:ext cx="6108246" cy="5185854"/>
                     </a:xfrm>
                     <a:prstGeom prst="rect">
                       <a:avLst/>
@@ -1464,165 +1682,161 @@
     </w:p>
     <w:p>
       <w:r>
+        <w:t>When a user has entered an existing username in storyboard 1</w:t>
+      </w:r>
+      <w:r>
+        <w:t>,</w:t>
+      </w:r>
+      <w:r>
+        <w:t xml:space="preserve"> they </w:t>
+      </w:r>
+      <w:r>
+        <w:t>are brought to here.</w:t>
+      </w:r>
+      <w:r>
+        <w:t xml:space="preserve"> The username </w:t>
+      </w:r>
+      <w:r>
+        <w:t xml:space="preserve">is greyed out and can no longer be changed. A “Login” button </w:t>
+      </w:r>
+      <w:r>
+        <w:t xml:space="preserve">appears in place of the “Next” button </w:t>
+      </w:r>
+      <w:r>
+        <w:t xml:space="preserve">and a “Password” field appears </w:t>
+      </w:r>
+      <w:r>
+        <w:t xml:space="preserve">under the Username field </w:t>
+      </w:r>
+      <w:r>
+        <w:t>(</w:t>
+      </w:r>
+      <w:r>
+        <w:t>starting empty until typed in</w:t>
+      </w:r>
+      <w:r>
+        <w:t>, appears as asterisks</w:t>
+      </w:r>
+      <w:r>
+        <w:t>)</w:t>
+      </w:r>
+      <w:r>
+        <w:t xml:space="preserve">, along with a back arrow in the upper left corner. </w:t>
+      </w:r>
+      <w:r>
+        <w:t>If</w:t>
+      </w:r>
+      <w:r>
+        <w:t xml:space="preserve"> </w:t>
+      </w:r>
+      <w:r>
+        <w:t xml:space="preserve">the back arrow is </w:t>
+      </w:r>
+      <w:r>
+        <w:t xml:space="preserve">clicked, this directs the user back to the screen in storyboard 1. </w:t>
+      </w:r>
+      <w:r>
+        <w:t xml:space="preserve">The user types a password </w:t>
+      </w:r>
+      <w:r>
+        <w:t>in and clicks the “Login” button</w:t>
+      </w:r>
+      <w:r>
+        <w:t>.</w:t>
+      </w:r>
+      <w:r>
+        <w:t xml:space="preserve"> If the password is correct</w:t>
+      </w:r>
+      <w:r>
+        <w:t xml:space="preserve"> and the user is a regular user</w:t>
+      </w:r>
+      <w:r>
+        <w:t>, the</w:t>
+      </w:r>
+      <w:r>
+        <w:t xml:space="preserve"> screen changes</w:t>
+      </w:r>
+      <w:r>
+        <w:t xml:space="preserve"> to </w:t>
+      </w:r>
+      <w:r>
+        <w:t xml:space="preserve">Storyboard </w:t>
+      </w:r>
+      <w:r>
+        <w:t>12.</w:t>
+      </w:r>
+      <w:r>
+        <w:t xml:space="preserve"> If the password is correct and the user is an </w:t>
+      </w:r>
+      <w:r>
+        <w:t>admin</w:t>
+      </w:r>
+      <w:r>
+        <w:t xml:space="preserve">, the screen changes to </w:t>
+      </w:r>
+      <w:r>
+        <w:t xml:space="preserve">Storyboard </w:t>
+      </w:r>
+      <w:r>
+        <w:t>17</w:t>
+      </w:r>
+      <w:r>
+        <w:t>.</w:t>
+      </w:r>
+      <w:r>
+        <w:t xml:space="preserve"> </w:t>
+      </w:r>
+      <w:r>
+        <w:t xml:space="preserve">If the user is a new regular user (created by an admin but hasn’t logged in before), they are taken to storyboard 5. </w:t>
+      </w:r>
+      <w:r>
+        <w:t xml:space="preserve">If the password is incorrect, the </w:t>
+      </w:r>
+      <w:r>
+        <w:t>p</w:t>
+      </w:r>
+      <w:r>
+        <w:t>assword field is cleared</w:t>
+      </w:r>
+      <w:r>
+        <w:t xml:space="preserve"> and the text “Incorrect password” appears under the </w:t>
+      </w:r>
+      <w:r>
+        <w:t>p</w:t>
+      </w:r>
+      <w:r>
+        <w:t>assword</w:t>
+      </w:r>
+      <w:r>
+        <w:t xml:space="preserve"> </w:t>
+      </w:r>
+      <w:r>
+        <w:t>field,</w:t>
+      </w:r>
+      <w:r>
+        <w:t xml:space="preserve"> and they are given a chance to try again</w:t>
+      </w:r>
+      <w:r>
+        <w:t>. After 5 incorrect attempts, the</w:t>
+      </w:r>
+      <w:r>
+        <w:t xml:space="preserve"> screen changes to storyboard 4.</w:t>
+      </w:r>
+      <w:r>
+        <w:t xml:space="preserve"> </w:t>
+      </w:r>
+      <w:r>
+        <w:t>Password is checked against the stored PLAYER’s username. A failed attempt increases FailedLoginAttempts by 1. A success resets it to 0. If it gets to 5 then IsLockedOut is set to 1.</w:t>
+      </w:r>
+    </w:p>
+    <w:p>
+      <w:r>
+        <w:rPr>
+          <w:b/>
+          <w:bCs/>
+          <w:u w:val="single"/>
+        </w:rPr>
         <w:lastRenderedPageBreak/>
-        <w:t>When a user has entered an existing username in storyboard 1</w:t>
-      </w:r>
-      <w:r>
-        <w:t>,</w:t>
-      </w:r>
-      <w:r>
-        <w:t xml:space="preserve"> they </w:t>
-      </w:r>
-      <w:r>
-        <w:t>are brought to here.</w:t>
-      </w:r>
-      <w:r>
-        <w:t xml:space="preserve"> The username </w:t>
-      </w:r>
-      <w:r>
-        <w:t xml:space="preserve">is greyed out and can no longer be changed. A “Login” button </w:t>
-      </w:r>
-      <w:r>
-        <w:t xml:space="preserve">appears in place of the “Next” button </w:t>
-      </w:r>
-      <w:r>
-        <w:t xml:space="preserve">and a “Password” field appears </w:t>
-      </w:r>
-      <w:r>
-        <w:t xml:space="preserve">under the Username field </w:t>
-      </w:r>
-      <w:r>
-        <w:t>(</w:t>
-      </w:r>
-      <w:r>
-        <w:t>starting empty until typed in</w:t>
-      </w:r>
-      <w:r>
-        <w:t>, appears as asterisks</w:t>
-      </w:r>
-      <w:r>
-        <w:t>)</w:t>
-      </w:r>
-      <w:r>
-        <w:t xml:space="preserve">, along with a back arrow in the upper left corner. </w:t>
-      </w:r>
-      <w:r>
-        <w:t>If</w:t>
-      </w:r>
-      <w:r>
-        <w:t xml:space="preserve"> </w:t>
-      </w:r>
-      <w:r>
-        <w:t xml:space="preserve">the back arrow is </w:t>
-      </w:r>
-      <w:r>
-        <w:t xml:space="preserve">clicked, this directs the user back to the screen in storyboard 1. </w:t>
-      </w:r>
-      <w:r>
-        <w:t xml:space="preserve">The user types a password </w:t>
-      </w:r>
-      <w:r>
-        <w:t>in and clicks the “Login” button</w:t>
-      </w:r>
-      <w:r>
-        <w:t>.</w:t>
-      </w:r>
-      <w:r>
-        <w:t xml:space="preserve"> If the password is correct</w:t>
-      </w:r>
-      <w:r>
-        <w:t xml:space="preserve"> and the user is a regular user</w:t>
-      </w:r>
-      <w:r>
-        <w:t>, the</w:t>
-      </w:r>
-      <w:r>
-        <w:t xml:space="preserve"> screen changes</w:t>
-      </w:r>
-      <w:r>
-        <w:t xml:space="preserve"> to </w:t>
-      </w:r>
-      <w:r>
-        <w:t xml:space="preserve">Storyboard </w:t>
-      </w:r>
-      <w:r>
-        <w:t>12.</w:t>
-      </w:r>
-      <w:r>
-        <w:t xml:space="preserve"> If the password is correct and the user is an </w:t>
-      </w:r>
-      <w:r>
-        <w:t>admin</w:t>
-      </w:r>
-      <w:r>
-        <w:t xml:space="preserve">, the screen changes to </w:t>
-      </w:r>
-      <w:r>
-        <w:t xml:space="preserve">Storyboard </w:t>
-      </w:r>
-      <w:r>
-        <w:t>17</w:t>
-      </w:r>
-      <w:r>
-        <w:t>.</w:t>
-      </w:r>
-      <w:r>
-        <w:t xml:space="preserve"> </w:t>
-      </w:r>
-      <w:r>
-        <w:t xml:space="preserve">If the user is a new regular user (created by an admin but hasn’t logged in before), they are taken to storyboard 5. </w:t>
-      </w:r>
-      <w:r>
-        <w:t xml:space="preserve">If the password is incorrect, the </w:t>
-      </w:r>
-      <w:r>
-        <w:t>p</w:t>
-      </w:r>
-      <w:r>
-        <w:t>assword field is cleared</w:t>
-      </w:r>
-      <w:r>
-        <w:t xml:space="preserve"> and the text “Incorrect password” appears under the </w:t>
-      </w:r>
-      <w:r>
-        <w:t>p</w:t>
-      </w:r>
-      <w:r>
-        <w:t>assword</w:t>
-      </w:r>
-      <w:r>
-        <w:t xml:space="preserve"> </w:t>
-      </w:r>
-      <w:r>
-        <w:t>field,</w:t>
-      </w:r>
-      <w:r>
-        <w:t xml:space="preserve"> and they are given a chance to try again</w:t>
-      </w:r>
-      <w:r>
-        <w:t>. After 5 incorrect attempts, the</w:t>
-      </w:r>
-      <w:r>
-        <w:t xml:space="preserve"> screen changes to storyboard 4.</w:t>
-      </w:r>
-      <w:r>
-        <w:t xml:space="preserve"> </w:t>
-      </w:r>
-    </w:p>
-    <w:p>
-      <w:pPr>
-        <w:rPr>
-          <w:b/>
-          <w:bCs/>
-          <w:u w:val="single"/>
-        </w:rPr>
-      </w:pPr>
-      <w:r>
-        <w:rPr>
-          <w:b/>
-          <w:bCs/>
-          <w:u w:val="single"/>
-        </w:rPr>
         <w:t>Registration</w:t>
       </w:r>
       <w:r>
@@ -1680,9 +1894,9 @@
           <w:noProof/>
         </w:rPr>
         <w:drawing>
-          <wp:inline distT="0" distB="0" distL="0" distR="0" wp14:anchorId="2B424F9C" wp14:editId="3350364B">
-            <wp:extent cx="4325420" cy="3684226"/>
-            <wp:effectExtent l="0" t="0" r="0" b="0"/>
+          <wp:inline distT="0" distB="0" distL="0" distR="0" wp14:anchorId="2B424F9C" wp14:editId="68FD2FF1">
+            <wp:extent cx="5823857" cy="4960537"/>
+            <wp:effectExtent l="0" t="0" r="5715" b="0"/>
             <wp:docPr id="1879364104" name="Picture 1"/>
             <wp:cNvGraphicFramePr>
               <a:graphicFrameLocks xmlns:a="http://schemas.openxmlformats.org/drawingml/2006/main" noChangeAspect="1"/>
@@ -1703,7 +1917,7 @@
                   <pic:spPr>
                     <a:xfrm>
                       <a:off x="0" y="0"/>
-                      <a:ext cx="4342351" cy="3698647"/>
+                      <a:ext cx="5855001" cy="4987064"/>
                     </a:xfrm>
                     <a:prstGeom prst="rect">
                       <a:avLst/>
@@ -1786,7 +2000,13 @@
       <w:r>
         <w:t>5.</w:t>
       </w:r>
-    </w:p>
+      <w:r>
+        <w:t xml:space="preserve"> “Create account” inserts a new PLAYER row with the entered email, username and password, a score of 0, IsAdmin set to 0, IsLockedOut set to 0.</w:t>
+      </w:r>
+    </w:p>
+    <w:p/>
+    <w:p/>
+    <w:p/>
     <w:p>
       <w:pPr>
         <w:rPr>
@@ -1897,10 +2117,7 @@
         <w:t xml:space="preserve">clicked </w:t>
       </w:r>
       <w:r>
-        <w:rPr>
-          <w:highlight w:val="yellow"/>
-        </w:rPr>
-        <w:t>ASK WHAT TO PUT HERE.</w:t>
+        <w:t>it displays an admin’s contact info. This screen reflects PLAYER.IsLockedOut = 1. Only an admin unticking “Account locked?” on storyboard 11 can set it back to 0.</w:t>
       </w:r>
     </w:p>
     <w:p/>
@@ -1909,7 +2126,6 @@
     <w:p/>
     <w:p/>
     <w:p/>
-    <w:p/>
     <w:p>
       <w:r>
         <w:rPr>
@@ -1917,22 +2133,22 @@
         </w:rPr>
         <w:lastRenderedPageBreak/>
         <w:drawing>
-          <wp:anchor distT="0" distB="0" distL="114300" distR="114300" simplePos="0" relativeHeight="251658240" behindDoc="1" locked="0" layoutInCell="1" allowOverlap="1" wp14:anchorId="0E000A1D" wp14:editId="576C2AD0">
+          <wp:anchor distT="0" distB="0" distL="114300" distR="114300" simplePos="0" relativeHeight="251658240" behindDoc="1" locked="0" layoutInCell="1" allowOverlap="1" wp14:anchorId="0E000A1D" wp14:editId="4626C444">
             <wp:simplePos x="0" y="0"/>
-            <wp:positionH relativeFrom="column">
-              <wp:posOffset>-802005</wp:posOffset>
+            <wp:positionH relativeFrom="margin">
+              <wp:align>center</wp:align>
             </wp:positionH>
             <wp:positionV relativeFrom="paragraph">
-              <wp:posOffset>276860</wp:posOffset>
+              <wp:posOffset>228237</wp:posOffset>
             </wp:positionV>
-            <wp:extent cx="7294245" cy="4677410"/>
-            <wp:effectExtent l="0" t="0" r="1905" b="8890"/>
+            <wp:extent cx="6748780" cy="4327525"/>
+            <wp:effectExtent l="0" t="0" r="0" b="0"/>
             <wp:wrapTight wrapText="bothSides">
               <wp:wrapPolygon edited="0">
                 <wp:start x="0" y="0"/>
-                <wp:lineTo x="0" y="21553"/>
-                <wp:lineTo x="21549" y="21553"/>
-                <wp:lineTo x="21549" y="0"/>
+                <wp:lineTo x="0" y="21489"/>
+                <wp:lineTo x="21523" y="21489"/>
+                <wp:lineTo x="21523" y="0"/>
                 <wp:lineTo x="0" y="0"/>
               </wp:wrapPolygon>
             </wp:wrapTight>
@@ -1965,7 +2181,7 @@
                   <pic:spPr bwMode="auto">
                     <a:xfrm>
                       <a:off x="0" y="0"/>
-                      <a:ext cx="7294245" cy="4677410"/>
+                      <a:ext cx="6748780" cy="4327525"/>
                     </a:xfrm>
                     <a:prstGeom prst="rect">
                       <a:avLst/>
@@ -2198,6 +2414,12 @@
         </w:rPr>
         <w:t xml:space="preserve"> </w:t>
       </w:r>
+      <w:r>
+        <w:rPr>
+          <w:noProof/>
+        </w:rPr>
+        <w:t>A NEST row is inserted (linked to the new PlayerID and a randomly chosen TileID). PLAYER.CurrentTileID is updated to that tile.</w:t>
+      </w:r>
     </w:p>
     <w:p>
       <w:r>
@@ -2458,20 +2680,12 @@
         </w:rPr>
         <w:t xml:space="preserve">no longer be invincible. </w:t>
       </w:r>
-    </w:p>
-    <w:p>
-      <w:pPr>
-        <w:rPr>
-          <w:noProof/>
-        </w:rPr>
-      </w:pPr>
-    </w:p>
-    <w:p>
-      <w:pPr>
-        <w:rPr>
-          <w:noProof/>
-        </w:rPr>
-      </w:pPr>
+      <w:r>
+        <w:rPr>
+          <w:noProof/>
+        </w:rPr>
+        <w:t>“DELETE account” removes the PLAYER row, and deletes their NEST row and any ITEMs they were holding or storing. “Return to title screen” sets IsOnline to 0 for the user’s PLAYER row.</w:t>
+      </w:r>
     </w:p>
     <w:p>
       <w:pPr>
@@ -2567,9 +2781,9 @@
           <w:noProof/>
         </w:rPr>
         <w:drawing>
-          <wp:inline distT="0" distB="0" distL="0" distR="0" wp14:anchorId="562A89B0" wp14:editId="75B1A3C2">
-            <wp:extent cx="5953125" cy="5064048"/>
-            <wp:effectExtent l="0" t="0" r="0" b="3810"/>
+          <wp:inline distT="0" distB="0" distL="0" distR="0" wp14:anchorId="562A89B0" wp14:editId="7B20EBCB">
+            <wp:extent cx="5867400" cy="4991126"/>
+            <wp:effectExtent l="0" t="0" r="0" b="0"/>
             <wp:docPr id="1250267488" name="Picture 1"/>
             <wp:cNvGraphicFramePr>
               <a:graphicFrameLocks xmlns:a="http://schemas.openxmlformats.org/drawingml/2006/main" noChangeAspect="1"/>
@@ -2590,7 +2804,7 @@
                   <pic:spPr>
                     <a:xfrm>
                       <a:off x="0" y="0"/>
-                      <a:ext cx="5956056" cy="5066541"/>
+                      <a:ext cx="5888626" cy="5009182"/>
                     </a:xfrm>
                     <a:prstGeom prst="rect">
                       <a:avLst/>
@@ -2604,6 +2818,11 @@
       </w:r>
     </w:p>
     <w:p>
+      <w:pPr>
+        <w:rPr>
+          <w:noProof/>
+        </w:rPr>
+      </w:pPr>
       <w:r>
         <w:t>When a user who is an administrator clicks the settings button</w:t>
       </w:r>
@@ -2703,9 +2922,25 @@
         </w:rPr>
         <w:t xml:space="preserve"> text goes away. If they click yes, the current game is killed and all players are kicked offline.</w:t>
       </w:r>
-    </w:p>
-    <w:p/>
-    <w:p/>
+      <w:r>
+        <w:rPr>
+          <w:noProof/>
+        </w:rPr>
+        <w:t xml:space="preserve"> Clicking the “Kill current game” button and confirming runs a bulk UPDATE against the PLAYER table. IsOnline is set to 0 for every row that is set to 1. Does not change anything else.</w:t>
+      </w:r>
+      <w:r>
+        <w:rPr>
+          <w:noProof/>
+        </w:rPr>
+        <w:t xml:space="preserve"> </w:t>
+      </w:r>
+      <w:r>
+        <w:rPr>
+          <w:noProof/>
+        </w:rPr>
+        <w:t>“Return to title screen” sets IsOnline to 0 for the user’s PLAYER row.</w:t>
+      </w:r>
+    </w:p>
     <w:p>
       <w:r>
         <w:rPr>
@@ -2884,8 +3119,10 @@
       <w:r>
         <w:t xml:space="preserve"> on screen. </w:t>
       </w:r>
-    </w:p>
-    <w:p/>
+      <w:r>
+        <w:t>The list of players is populated by selecting all usernames from the PLAYER table. “Delete selected player” does the same delete as in storyboard 7.</w:t>
+      </w:r>
+    </w:p>
     <w:p/>
     <w:p/>
     <w:p/>
@@ -2984,8 +3221,13 @@
       <w:r>
         <w:t xml:space="preserve"> and submits, the player will be given administrator privileges. The user submits by clicking the “Add player to database” button at the bottom. This adds the player information to the database, then sends the user back to storyboard 9, where the new player is listed along with the old ones.</w:t>
       </w:r>
-    </w:p>
-    <w:p/>
+      <w:r>
+        <w:t xml:space="preserve"> </w:t>
+      </w:r>
+      <w:r>
+        <w:t>Same INSERT as storyboard 3, but IsAdmin is set based on the tick box instead of automatically being set to 0.</w:t>
+      </w:r>
+    </w:p>
     <w:p/>
     <w:p/>
     <w:p/>
@@ -3181,8 +3423,13 @@
       <w:r>
         <w:t xml:space="preserve"> (not to be implemented in this project, but a good idea would be to send the player an email about their username and/or password getting changed).</w:t>
       </w:r>
-    </w:p>
-    <w:p/>
+      <w:r>
+        <w:t xml:space="preserve"> </w:t>
+      </w:r>
+      <w:r>
+        <w:t>“Update player” runs an UPDATE PLAYER SET … WHERE PlayerID = … for all the edited fields, including IsAdmin and IsLockedOut.</w:t>
+      </w:r>
+    </w:p>
     <w:p/>
     <w:p>
       <w:r>
@@ -3340,8 +3587,10 @@
       <w:r>
         <w:t xml:space="preserve"> to storyboard 13.</w:t>
       </w:r>
-    </w:p>
-    <w:p/>
+      <w:r>
+        <w:t xml:space="preserve"> On login, PLAYER’s saved CurrentTileID, Health, Score and HeldItemID are read to restore the state they had when they left, and IsOnline gets set to 1.</w:t>
+      </w:r>
+    </w:p>
     <w:p/>
     <w:p/>
     <w:p/>
@@ -3735,13 +3984,14 @@
     </w:p>
     <w:p>
       <w:r>
+        <w:t>Damage taken updates PLAYER.Health. When defeated, the attackers SCORE is increased by 1. The defeated player’s NEST row is deleted, and their PLAYER row gets a new random CurrentTileID, a new NestID and a new NEST row is added with a random TileID. The player’s HEALTH is reset to 4000 and IsInvincible is set to 1 and InvincibleUntil is set to 5. 5 seconds later IsInvincible is set to 0.</w:t>
+      </w:r>
+    </w:p>
+    <w:p>
+      <w:r>
         <w:t>Continue to storyboard 14.</w:t>
       </w:r>
     </w:p>
-    <w:p/>
-    <w:p/>
-    <w:p/>
-    <w:p/>
     <w:p/>
     <w:p/>
     <w:p>
@@ -3955,6 +4205,19 @@
     <w:p>
       <w:r>
         <w:lastRenderedPageBreak/>
+        <w:t xml:space="preserve">Each random move updates </w:t>
+      </w:r>
+      <w:proofErr w:type="spellStart"/>
+      <w:r>
+        <w:t>NPC.TileID</w:t>
+      </w:r>
+      <w:proofErr w:type="spellEnd"/>
+      <w:r>
+        <w:t>. When defeated, IsAlive is set to 0 and a new ITEM row is inserted at the last tile the NPC was on with a randomly chosen ItemTypeID. After the 1 minute timer, a new NPC row is placed at a random tile.</w:t>
+      </w:r>
+    </w:p>
+    <w:p>
+      <w:r>
         <w:t>Continue to storyboard 15.</w:t>
       </w:r>
     </w:p>
@@ -4175,9 +4438,9 @@
         </w:rPr>
         <w:lastRenderedPageBreak/>
         <w:drawing>
-          <wp:inline distT="0" distB="0" distL="0" distR="0" wp14:anchorId="34D8FA44" wp14:editId="1BFB92AF">
-            <wp:extent cx="5980527" cy="3831771"/>
-            <wp:effectExtent l="0" t="0" r="1270" b="0"/>
+          <wp:inline distT="0" distB="0" distL="0" distR="0" wp14:anchorId="34D8FA44" wp14:editId="4C4AF7F9">
+            <wp:extent cx="5388429" cy="3452408"/>
+            <wp:effectExtent l="0" t="0" r="3175" b="0"/>
             <wp:docPr id="1382950399" name="Picture 1"/>
             <wp:cNvGraphicFramePr>
               <a:graphicFrameLocks xmlns:a="http://schemas.openxmlformats.org/drawingml/2006/main" noChangeAspect="1"/>
@@ -4207,7 +4470,7 @@
                   <pic:spPr bwMode="auto">
                     <a:xfrm>
                       <a:off x="0" y="0"/>
-                      <a:ext cx="6023144" cy="3859076"/>
+                      <a:ext cx="5461997" cy="3499543"/>
                     </a:xfrm>
                     <a:prstGeom prst="rect">
                       <a:avLst/>
@@ -4262,9 +4525,9 @@
           <w:noProof/>
         </w:rPr>
         <w:drawing>
-          <wp:inline distT="0" distB="0" distL="0" distR="0" wp14:anchorId="25116A31" wp14:editId="6B97072F">
-            <wp:extent cx="6019800" cy="3823100"/>
-            <wp:effectExtent l="0" t="0" r="0" b="6350"/>
+          <wp:inline distT="0" distB="0" distL="0" distR="0" wp14:anchorId="25116A31" wp14:editId="640FC6D0">
+            <wp:extent cx="5442857" cy="3456690"/>
+            <wp:effectExtent l="0" t="0" r="5715" b="0"/>
             <wp:docPr id="95383020" name="Picture 3"/>
             <wp:cNvGraphicFramePr>
               <a:graphicFrameLocks xmlns:a="http://schemas.openxmlformats.org/drawingml/2006/main" noChangeAspect="1"/>
@@ -4294,7 +4557,7 @@
                   <pic:spPr bwMode="auto">
                     <a:xfrm>
                       <a:off x="0" y="0"/>
-                      <a:ext cx="6051750" cy="3843391"/>
+                      <a:ext cx="5493897" cy="3489105"/>
                     </a:xfrm>
                     <a:prstGeom prst="rect">
                       <a:avLst/>
@@ -4314,6 +4577,19 @@
             </a:graphic>
           </wp:inline>
         </w:drawing>
+      </w:r>
+    </w:p>
+    <w:p>
+      <w:pPr>
+        <w:rPr>
+          <w:noProof/>
+        </w:rPr>
+      </w:pPr>
+      <w:r>
+        <w:rPr>
+          <w:noProof/>
+        </w:rPr>
+        <w:t>Pressing L moves the held item’s ITEM row from the player to the nest (HolderPlayerID = NULL, NestID = &lt;nest id&gt;). Walking onto an item tile does the reverse (TileID = NULL, HolderPlayerID = &lt;player id&gt;) and HeldItemID is updated to match.</w:t>
       </w:r>
     </w:p>
     <w:p>
@@ -4633,6 +4909,14 @@
         </w:drawing>
       </w:r>
     </w:p>
+    <w:p>
+      <w:r>
+        <w:t>Item position is in ITEM.TileID, which doesn’t depend on any particular player</w:t>
+      </w:r>
+      <w:r>
+        <w:t>, so it persists even when all PLAYER rows have IsOnline set to 0.</w:t>
+      </w:r>
+    </w:p>
     <w:p/>
     <w:p/>
     <w:p/>
@@ -4641,7 +4925,6 @@
     <w:p/>
     <w:p/>
     <w:p/>
-    <w:p/>
     <w:p>
       <w:r>
         <w:rPr>
@@ -4844,23 +5127,42 @@
         <w:rPr>
           <w:noProof/>
         </w:rPr>
+        <w:t xml:space="preserve">If the admin clicks one of the consumable icons (in this case the </w:t>
+      </w:r>
+      <w:r>
+        <w:rPr>
+          <w:noProof/>
+        </w:rPr>
+        <w:t>banana), they will be brought to storyboard 19.</w:t>
+      </w:r>
+    </w:p>
+    <w:p>
+      <w:pPr>
+        <w:rPr>
+          <w:noProof/>
+        </w:rPr>
+      </w:pPr>
+      <w:r>
+        <w:rPr>
+          <w:noProof/>
+        </w:rPr>
         <w:drawing>
-          <wp:anchor distT="0" distB="0" distL="114300" distR="114300" simplePos="0" relativeHeight="251659268" behindDoc="1" locked="0" layoutInCell="1" allowOverlap="1" wp14:anchorId="457A51B8" wp14:editId="62EB1C5D">
+          <wp:anchor distT="0" distB="0" distL="114300" distR="114300" simplePos="0" relativeHeight="251659268" behindDoc="1" locked="0" layoutInCell="1" allowOverlap="1" wp14:anchorId="457A51B8" wp14:editId="634CB8DB">
             <wp:simplePos x="0" y="0"/>
             <wp:positionH relativeFrom="column">
-              <wp:posOffset>-809625</wp:posOffset>
+              <wp:posOffset>-402681</wp:posOffset>
             </wp:positionH>
             <wp:positionV relativeFrom="paragraph">
-              <wp:posOffset>539115</wp:posOffset>
+              <wp:posOffset>425450</wp:posOffset>
             </wp:positionV>
-            <wp:extent cx="7334250" cy="4717415"/>
-            <wp:effectExtent l="0" t="0" r="0" b="6985"/>
+            <wp:extent cx="6786709" cy="4365171"/>
+            <wp:effectExtent l="0" t="0" r="0" b="0"/>
             <wp:wrapTight wrapText="bothSides">
               <wp:wrapPolygon edited="0">
                 <wp:start x="0" y="0"/>
-                <wp:lineTo x="0" y="21545"/>
-                <wp:lineTo x="21544" y="21545"/>
-                <wp:lineTo x="21544" y="0"/>
+                <wp:lineTo x="0" y="21493"/>
+                <wp:lineTo x="21525" y="21493"/>
+                <wp:lineTo x="21525" y="0"/>
                 <wp:lineTo x="0" y="0"/>
               </wp:wrapPolygon>
             </wp:wrapTight>
@@ -4893,7 +5195,7 @@
                   <pic:spPr bwMode="auto">
                     <a:xfrm>
                       <a:off x="0" y="0"/>
-                      <a:ext cx="7334250" cy="4717415"/>
+                      <a:ext cx="6786709" cy="4365171"/>
                     </a:xfrm>
                     <a:prstGeom prst="rect">
                       <a:avLst/>
@@ -4924,13 +5226,7 @@
         <w:rPr>
           <w:noProof/>
         </w:rPr>
-        <w:t xml:space="preserve">If the admin clicks one of the consumable icons (in this case the </w:t>
-      </w:r>
-      <w:r>
-        <w:rPr>
-          <w:noProof/>
-        </w:rPr>
-        <w:t>banana), they will be brought to storyboard 19.</w:t>
+        <w:t>The admin’s PLAYER row has no linked NEST row. The tile/item edit actions write directly to TILE and ITEM.</w:t>
       </w:r>
     </w:p>
     <w:p>
@@ -5012,8 +5308,8 @@
           <w:noProof/>
         </w:rPr>
         <w:drawing>
-          <wp:inline distT="0" distB="0" distL="0" distR="0" wp14:anchorId="6862B2E4" wp14:editId="22EDE5A5">
-            <wp:extent cx="5377180" cy="3451310"/>
+          <wp:inline distT="0" distB="0" distL="0" distR="0" wp14:anchorId="6862B2E4" wp14:editId="47F9E5C8">
+            <wp:extent cx="5355771" cy="3437567"/>
             <wp:effectExtent l="0" t="0" r="0" b="0"/>
             <wp:docPr id="664331727" name="Picture 8"/>
             <wp:cNvGraphicFramePr>
@@ -5044,7 +5340,7 @@
                   <pic:spPr bwMode="auto">
                     <a:xfrm>
                       <a:off x="0" y="0"/>
-                      <a:ext cx="5408738" cy="3471565"/>
+                      <a:ext cx="5402958" cy="3467854"/>
                     </a:xfrm>
                     <a:prstGeom prst="rect">
                       <a:avLst/>
@@ -5103,9 +5399,9 @@
           <w:noProof/>
         </w:rPr>
         <w:drawing>
-          <wp:inline distT="0" distB="0" distL="0" distR="0" wp14:anchorId="04E5348C" wp14:editId="4221BA1E">
-            <wp:extent cx="5377543" cy="3458349"/>
-            <wp:effectExtent l="0" t="0" r="0" b="8890"/>
+          <wp:inline distT="0" distB="0" distL="0" distR="0" wp14:anchorId="04E5348C" wp14:editId="61E7C460">
+            <wp:extent cx="5388429" cy="3465353"/>
+            <wp:effectExtent l="0" t="0" r="3175" b="1905"/>
             <wp:docPr id="655614207" name="Picture 9"/>
             <wp:cNvGraphicFramePr>
               <a:graphicFrameLocks xmlns:a="http://schemas.openxmlformats.org/drawingml/2006/main" noChangeAspect="1"/>
@@ -5135,7 +5431,7 @@
                   <pic:spPr bwMode="auto">
                     <a:xfrm>
                       <a:off x="0" y="0"/>
-                      <a:ext cx="5402139" cy="3474167"/>
+                      <a:ext cx="5473400" cy="3519999"/>
                     </a:xfrm>
                     <a:prstGeom prst="rect">
                       <a:avLst/>
@@ -5159,12 +5455,17 @@
     </w:p>
     <w:p>
       <w:r>
-        <w:rPr>
-          <w:b/>
-          <w:bCs/>
-          <w:u w:val="single"/>
-        </w:rPr>
         <w:lastRenderedPageBreak/>
+        <w:t xml:space="preserve">Placing inserts a new TILE row, deleting removes it. Can only do this when no PLAYER, ITEM, or NEST reference the TILE row. </w:t>
+      </w:r>
+    </w:p>
+    <w:p>
+      <w:r>
+        <w:rPr>
+          <w:b/>
+          <w:bCs/>
+          <w:u w:val="single"/>
+        </w:rPr>
         <w:t>Admin selecting and placing an item on a tile, storyboard 19, requirement 5</w:t>
       </w:r>
       <w:r>
@@ -5193,9 +5494,9 @@
           <w:noProof/>
         </w:rPr>
         <w:drawing>
-          <wp:inline distT="0" distB="0" distL="0" distR="0" wp14:anchorId="7B1B08BF" wp14:editId="3EB3202C">
-            <wp:extent cx="5399314" cy="3429000"/>
-            <wp:effectExtent l="0" t="0" r="0" b="0"/>
+          <wp:inline distT="0" distB="0" distL="0" distR="0" wp14:anchorId="7B1B08BF" wp14:editId="4E9C818C">
+            <wp:extent cx="6342052" cy="4027714"/>
+            <wp:effectExtent l="0" t="0" r="1905" b="0"/>
             <wp:docPr id="1446191102" name="Picture 11"/>
             <wp:cNvGraphicFramePr>
               <a:graphicFrameLocks xmlns:a="http://schemas.openxmlformats.org/drawingml/2006/main" noChangeAspect="1"/>
@@ -5225,7 +5526,7 @@
                   <pic:spPr bwMode="auto">
                     <a:xfrm>
                       <a:off x="0" y="0"/>
-                      <a:ext cx="5399746" cy="3429274"/>
+                      <a:ext cx="6359325" cy="4038683"/>
                     </a:xfrm>
                     <a:prstGeom prst="rect">
                       <a:avLst/>
@@ -5269,8 +5570,9 @@
         <w:rPr>
           <w:noProof/>
         </w:rPr>
+        <w:lastRenderedPageBreak/>
         <w:drawing>
-          <wp:inline distT="0" distB="0" distL="0" distR="0" wp14:anchorId="769D993D" wp14:editId="2B3AF54C">
+          <wp:inline distT="0" distB="0" distL="0" distR="0" wp14:anchorId="65E15AF0" wp14:editId="116A98D5">
             <wp:extent cx="5486400" cy="3483429"/>
             <wp:effectExtent l="0" t="0" r="0" b="3175"/>
             <wp:docPr id="76937273" name="Picture 12"/>
@@ -5322,6 +5624,12 @@
             </a:graphic>
           </wp:inline>
         </w:drawing>
+      </w:r>
+    </w:p>
+    <w:p/>
+    <w:p>
+      <w:r>
+        <w:t>Placing inserts a new ITEM row. The rubbish bin icon deletes an ITEM row for a tile that has one.</w:t>
       </w:r>
     </w:p>
     <w:p>
@@ -5395,14 +5703,14 @@
         </w:drawing>
       </w:r>
       <w:r>
-        <w:t xml:space="preserve">Requirement 11 has not been considered for this project because there is only one “game” and map shared by all players. Killing this would mean that no one can login. </w:t>
+        <w:t xml:space="preserve"> </w:t>
       </w:r>
     </w:p>
     <w:p>
       <w:pPr>
         <w:pStyle w:val="Heading1"/>
       </w:pPr>
-      <w:bookmarkStart w:id="3" w:name="_Toc238736569"/>
+      <w:bookmarkStart w:id="3" w:name="_Toc239371842"/>
       <w:r>
         <w:t xml:space="preserve">Task 2, </w:t>
       </w:r>
@@ -5437,10 +5745,12 @@
       <w:pPr>
         <w:pStyle w:val="Heading1"/>
       </w:pPr>
+      <w:bookmarkStart w:id="4" w:name="_Toc239371843"/>
       <w:r>
         <w:lastRenderedPageBreak/>
         <w:t>Task 3, CRUD table as part of analysis for the game system:</w:t>
       </w:r>
+      <w:bookmarkEnd w:id="4"/>
     </w:p>
     <w:tbl>
       <w:tblPr>
@@ -6472,6 +6782,7 @@
       <w:pPr>
         <w:pStyle w:val="Heading1"/>
       </w:pPr>
+      <w:bookmarkStart w:id="5" w:name="_Toc239371844"/>
       <w:r>
         <w:lastRenderedPageBreak/>
         <w:t>Task 4</w:t>
@@ -6485,2132 +6796,75 @@
       <w:r>
         <w:t xml:space="preserve"> to create tables and relations between tables to support the game:</w:t>
       </w:r>
+      <w:bookmarkEnd w:id="5"/>
     </w:p>
     <w:p>
       <w:r>
         <w:t xml:space="preserve">Note: Added “name” and “description” to  ITEMTYPE table. </w:t>
       </w:r>
     </w:p>
-    <w:p/>
-    <w:p>
-      <w:r>
-        <w:t>-- DAT602 Assignment 1, Ultimate Goose Fighter</w:t>
-      </w:r>
-    </w:p>
-    <w:p>
-      <w:r>
-        <w:t>-- Zandi Galpin</w:t>
-      </w:r>
-    </w:p>
-    <w:p/>
-    <w:p>
-      <w:r>
-        <w:t>-- one TSQL procedure that creates every table, constraint,</w:t>
-      </w:r>
-    </w:p>
-    <w:p>
-      <w:r>
-        <w:t>-- secondary index, and a set of test data covering all CRUD situations.</w:t>
-      </w:r>
-    </w:p>
-    <w:p/>
-    <w:p>
-      <w:r>
-        <w:t>--Rebuilds the database from scratch each time.</w:t>
-      </w:r>
-    </w:p>
-    <w:p>
-      <w:r>
-        <w:t>-- SINGLE_USER + ROLLBACK IMMEDIATE gets rid of any other open connections</w:t>
-      </w:r>
-    </w:p>
-    <w:p/>
-    <w:p>
-      <w:r>
-        <w:t>USE master;</w:t>
-      </w:r>
-    </w:p>
-    <w:p>
-      <w:r>
-        <w:t>GO</w:t>
-      </w:r>
-    </w:p>
-    <w:p/>
-    <w:p>
-      <w:r>
-        <w:t>IF DB_ID(</w:t>
-      </w:r>
-      <w:proofErr w:type="spellStart"/>
-      <w:r>
-        <w:t>N'GooseFighterDB</w:t>
-      </w:r>
-      <w:proofErr w:type="spellEnd"/>
-      <w:r>
-        <w:t>') IS NOT NULL</w:t>
-      </w:r>
-    </w:p>
-    <w:p>
-      <w:r>
-        <w:t>BEGIN</w:t>
-      </w:r>
-    </w:p>
-    <w:p>
-      <w:r>
-        <w:t xml:space="preserve">    ALTER DATABASE </w:t>
-      </w:r>
-      <w:proofErr w:type="spellStart"/>
-      <w:r>
-        <w:t>GooseFighterDB</w:t>
-      </w:r>
-      <w:proofErr w:type="spellEnd"/>
-      <w:r>
-        <w:t xml:space="preserve"> SET SINGLE_USER WITH ROLLBACK IMMEDIATE;</w:t>
-      </w:r>
-    </w:p>
-    <w:p>
-      <w:r>
-        <w:t xml:space="preserve">    DROP DATABASE </w:t>
-      </w:r>
-      <w:proofErr w:type="spellStart"/>
-      <w:r>
-        <w:t>GooseFighterDB</w:t>
-      </w:r>
-      <w:proofErr w:type="spellEnd"/>
-      <w:r>
-        <w:t>;</w:t>
-      </w:r>
-    </w:p>
-    <w:p>
-      <w:r>
-        <w:t>END</w:t>
-      </w:r>
-    </w:p>
-    <w:p>
-      <w:r>
-        <w:t>GO</w:t>
-      </w:r>
-    </w:p>
-    <w:p/>
-    <w:p>
-      <w:r>
-        <w:t xml:space="preserve">CREATE DATABASE </w:t>
-      </w:r>
-      <w:proofErr w:type="spellStart"/>
-      <w:r>
-        <w:t>GooseFighterDB</w:t>
-      </w:r>
-      <w:proofErr w:type="spellEnd"/>
-      <w:r>
-        <w:t>;</w:t>
-      </w:r>
-    </w:p>
-    <w:p>
-      <w:r>
-        <w:t>GO</w:t>
-      </w:r>
-    </w:p>
-    <w:p/>
-    <w:p>
-      <w:r>
-        <w:t xml:space="preserve">USE </w:t>
-      </w:r>
-      <w:proofErr w:type="spellStart"/>
-      <w:r>
-        <w:t>GooseFighterDB</w:t>
-      </w:r>
-      <w:proofErr w:type="spellEnd"/>
-      <w:r>
-        <w:t>;</w:t>
-      </w:r>
-    </w:p>
-    <w:p>
-      <w:r>
-        <w:lastRenderedPageBreak/>
-        <w:t>GO</w:t>
-      </w:r>
-    </w:p>
-    <w:p/>
-    <w:p>
-      <w:r>
-        <w:t xml:space="preserve">CREATE OR ALTER PROCEDURE </w:t>
-      </w:r>
-      <w:proofErr w:type="spellStart"/>
-      <w:r>
-        <w:t>dbo.usp_CreateGooseFighterDatabase</w:t>
-      </w:r>
-      <w:proofErr w:type="spellEnd"/>
-    </w:p>
-    <w:p>
-      <w:r>
-        <w:t>AS</w:t>
-      </w:r>
-    </w:p>
-    <w:p/>
-    <w:p>
-      <w:r>
-        <w:t>BEGIN</w:t>
-      </w:r>
-    </w:p>
-    <w:p>
-      <w:r>
-        <w:t>    SET NOCOUNT ON;</w:t>
-      </w:r>
-    </w:p>
-    <w:p/>
-    <w:p>
-      <w:r>
-        <w:t>    -- Drop existing tables (child tables first)</w:t>
-      </w:r>
-    </w:p>
-    <w:p>
-      <w:r>
-        <w:t>    IF OBJECT_ID('</w:t>
-      </w:r>
-      <w:proofErr w:type="spellStart"/>
-      <w:r>
-        <w:t>dbo.ChatMessage</w:t>
-      </w:r>
-      <w:proofErr w:type="spellEnd"/>
-      <w:r>
-        <w:t xml:space="preserve">', 'U') IS NOT NULL DROP TABLE </w:t>
-      </w:r>
-      <w:proofErr w:type="spellStart"/>
-      <w:r>
-        <w:t>dbo.ChatMessage</w:t>
-      </w:r>
-      <w:proofErr w:type="spellEnd"/>
-      <w:r>
-        <w:t>;</w:t>
-      </w:r>
-    </w:p>
-    <w:p>
-      <w:r>
-        <w:t>    IF OBJECT_ID('</w:t>
-      </w:r>
-      <w:proofErr w:type="spellStart"/>
-      <w:r>
-        <w:t>dbo.Item</w:t>
-      </w:r>
-      <w:proofErr w:type="spellEnd"/>
-      <w:r>
-        <w:t xml:space="preserve">', 'U')        IS NOT NULL DROP TABLE </w:t>
-      </w:r>
-      <w:proofErr w:type="spellStart"/>
-      <w:r>
-        <w:t>dbo.Item</w:t>
-      </w:r>
-      <w:proofErr w:type="spellEnd"/>
-      <w:r>
-        <w:t>;</w:t>
-      </w:r>
-    </w:p>
-    <w:p>
-      <w:r>
-        <w:t>    IF OBJECT_ID('</w:t>
-      </w:r>
-      <w:proofErr w:type="spellStart"/>
-      <w:r>
-        <w:t>dbo.NPC</w:t>
-      </w:r>
-      <w:proofErr w:type="spellEnd"/>
-      <w:r>
-        <w:t xml:space="preserve">', 'U')         IS NOT NULL DROP TABLE </w:t>
-      </w:r>
-      <w:proofErr w:type="spellStart"/>
-      <w:r>
-        <w:t>dbo.NPC</w:t>
-      </w:r>
-      <w:proofErr w:type="spellEnd"/>
-      <w:r>
-        <w:t>;</w:t>
-      </w:r>
-    </w:p>
-    <w:p>
-      <w:r>
-        <w:t>    IF OBJECT_ID('</w:t>
-      </w:r>
-      <w:proofErr w:type="spellStart"/>
-      <w:r>
-        <w:t>dbo.ItemType</w:t>
-      </w:r>
-      <w:proofErr w:type="spellEnd"/>
-      <w:r>
-        <w:t xml:space="preserve">', 'U')    IS NOT NULL DROP TABLE </w:t>
-      </w:r>
-      <w:proofErr w:type="spellStart"/>
-      <w:r>
-        <w:t>dbo.ItemType</w:t>
-      </w:r>
-      <w:proofErr w:type="spellEnd"/>
-      <w:r>
-        <w:t>;</w:t>
-      </w:r>
-    </w:p>
-    <w:p>
-      <w:r>
-        <w:t>    IF OBJECT_ID('</w:t>
-      </w:r>
-      <w:proofErr w:type="spellStart"/>
-      <w:r>
-        <w:t>dbo.Nest</w:t>
-      </w:r>
-      <w:proofErr w:type="spellEnd"/>
-      <w:r>
-        <w:t xml:space="preserve">', 'U')        IS NOT NULL DROP TABLE </w:t>
-      </w:r>
-      <w:proofErr w:type="spellStart"/>
-      <w:r>
-        <w:t>dbo.Nest</w:t>
-      </w:r>
-      <w:proofErr w:type="spellEnd"/>
-      <w:r>
-        <w:t>;</w:t>
-      </w:r>
-    </w:p>
-    <w:p>
-      <w:r>
-        <w:t>    IF OBJECT_ID('</w:t>
-      </w:r>
-      <w:proofErr w:type="spellStart"/>
-      <w:r>
-        <w:t>dbo.Player</w:t>
-      </w:r>
-      <w:proofErr w:type="spellEnd"/>
-      <w:r>
-        <w:t xml:space="preserve">', 'U')      IS NOT NULL DROP TABLE </w:t>
-      </w:r>
-      <w:proofErr w:type="spellStart"/>
-      <w:r>
-        <w:t>dbo.Player</w:t>
-      </w:r>
-      <w:proofErr w:type="spellEnd"/>
-      <w:r>
-        <w:t>;</w:t>
-      </w:r>
-    </w:p>
-    <w:p>
-      <w:r>
-        <w:t>    IF OBJECT_ID('</w:t>
-      </w:r>
-      <w:proofErr w:type="spellStart"/>
-      <w:r>
-        <w:t>dbo.Tile</w:t>
-      </w:r>
-      <w:proofErr w:type="spellEnd"/>
-      <w:r>
-        <w:t xml:space="preserve">', 'U')        IS NOT NULL DROP TABLE </w:t>
-      </w:r>
-      <w:proofErr w:type="spellStart"/>
-      <w:r>
-        <w:t>dbo.Tile</w:t>
-      </w:r>
-      <w:proofErr w:type="spellEnd"/>
-      <w:r>
-        <w:t>;</w:t>
-      </w:r>
-    </w:p>
-    <w:p/>
-    <w:p>
-      <w:r>
-        <w:t>    --TILE: the game board. No dependencies (made first)</w:t>
-      </w:r>
-    </w:p>
-    <w:p>
-      <w:r>
-        <w:t xml:space="preserve">    CREATE TABLE </w:t>
-      </w:r>
-      <w:proofErr w:type="spellStart"/>
-      <w:r>
-        <w:t>dbo.Tile</w:t>
-      </w:r>
-      <w:proofErr w:type="spellEnd"/>
-      <w:r>
-        <w:t xml:space="preserve"> (</w:t>
-      </w:r>
-    </w:p>
-    <w:p>
-      <w:r>
-        <w:t>        TileID      INT IDENTITY(1,1) NOT NULL,</w:t>
-      </w:r>
-    </w:p>
-    <w:p>
-      <w:r>
-        <w:t>        XPosition   INT NOT NULL,</w:t>
-      </w:r>
-    </w:p>
-    <w:p>
-      <w:r>
-        <w:t>        YPosition   INT NOT NULL,</w:t>
-      </w:r>
-    </w:p>
-    <w:p>
-      <w:r>
-        <w:t xml:space="preserve">        </w:t>
-      </w:r>
-      <w:proofErr w:type="spellStart"/>
-      <w:r>
-        <w:t>IsOccupied</w:t>
-      </w:r>
-      <w:proofErr w:type="spellEnd"/>
-      <w:r>
-        <w:t xml:space="preserve">  BIT NOT NULL DEFAULT (0),</w:t>
-      </w:r>
-    </w:p>
-    <w:p>
-      <w:r>
-        <w:t xml:space="preserve">        CONSTRAINT </w:t>
-      </w:r>
-      <w:proofErr w:type="spellStart"/>
-      <w:r>
-        <w:t>PK_Tile</w:t>
-      </w:r>
-      <w:proofErr w:type="spellEnd"/>
-      <w:r>
-        <w:t xml:space="preserve"> PRIMARY KEY CLUSTERED (TileID),</w:t>
-      </w:r>
-    </w:p>
-    <w:p>
-      <w:r>
-        <w:t xml:space="preserve">        CONSTRAINT </w:t>
-      </w:r>
-      <w:proofErr w:type="spellStart"/>
-      <w:r>
-        <w:t>UQ_Tile_Position</w:t>
-      </w:r>
-      <w:proofErr w:type="spellEnd"/>
-      <w:r>
-        <w:t xml:space="preserve"> UNIQUE (XPosition, YPosition)</w:t>
-      </w:r>
-    </w:p>
-    <w:p>
-      <w:r>
-        <w:t>    );</w:t>
-      </w:r>
-    </w:p>
-    <w:p/>
-    <w:p>
-      <w:r>
-        <w:t>    --PLAYER: accounts and live player state.</w:t>
-      </w:r>
-    </w:p>
-    <w:p>
-      <w:r>
-        <w:lastRenderedPageBreak/>
-        <w:t xml:space="preserve">    CREATE TABLE </w:t>
-      </w:r>
-      <w:proofErr w:type="spellStart"/>
-      <w:r>
-        <w:t>dbo.Player</w:t>
-      </w:r>
-      <w:proofErr w:type="spellEnd"/>
-      <w:r>
-        <w:t xml:space="preserve"> (</w:t>
-      </w:r>
-    </w:p>
-    <w:p>
-      <w:r>
-        <w:t xml:space="preserve">        </w:t>
-      </w:r>
-      <w:proofErr w:type="spellStart"/>
-      <w:r>
-        <w:t>PlayerID</w:t>
-      </w:r>
-      <w:proofErr w:type="spellEnd"/>
-      <w:r>
-        <w:t xml:space="preserve">             INT IDENTITY(1,1) NOT NULL,</w:t>
-      </w:r>
-    </w:p>
-    <w:p>
-      <w:r>
-        <w:t>        Email                VARCHAR(255) NOT NULL,</w:t>
-      </w:r>
-    </w:p>
-    <w:p>
-      <w:r>
-        <w:t>        Username             VARCHAR(100)  NOT NULL,</w:t>
-      </w:r>
-    </w:p>
-    <w:p>
-      <w:r>
-        <w:t>        Password             VARCHAR(100) NOT NULL,</w:t>
-      </w:r>
-    </w:p>
-    <w:p>
-      <w:r>
-        <w:t>        Score                INT NOT NULL DEFAULT (0),</w:t>
-      </w:r>
-    </w:p>
-    <w:p>
-      <w:r>
-        <w:t>        Health               INT NOT NULL DEFAULT (4000),</w:t>
-      </w:r>
-    </w:p>
-    <w:p>
-      <w:r>
-        <w:t>        IsAdmin              BIT NOT NULL DEFAULT (0),</w:t>
-      </w:r>
-    </w:p>
-    <w:p>
-      <w:r>
-        <w:t>        IsOnline             BIT NOT NULL DEFAULT (0),</w:t>
-      </w:r>
-    </w:p>
-    <w:p>
-      <w:r>
-        <w:t>        FailedLoginAttempts  INT NOT NULL DEFAULT (0),</w:t>
-      </w:r>
-    </w:p>
-    <w:p>
-      <w:r>
-        <w:t>        IsLockedOut          BIT NOT NULL DEFAULT (0),</w:t>
-      </w:r>
-    </w:p>
-    <w:p>
-      <w:r>
-        <w:t>        CurrentTileID        INT NULL,</w:t>
-      </w:r>
-    </w:p>
-    <w:p>
-      <w:r>
-        <w:t xml:space="preserve">        </w:t>
-      </w:r>
-      <w:proofErr w:type="spellStart"/>
-      <w:r>
-        <w:t>IsInvincible</w:t>
-      </w:r>
-      <w:proofErr w:type="spellEnd"/>
-      <w:r>
-        <w:t xml:space="preserve">         BIT NOT NULL DEFAULT (0),</w:t>
-      </w:r>
-    </w:p>
-    <w:p>
-      <w:r>
-        <w:t xml:space="preserve">        </w:t>
-      </w:r>
-      <w:proofErr w:type="spellStart"/>
-      <w:r>
-        <w:t>InvincibleUntil</w:t>
-      </w:r>
-      <w:proofErr w:type="spellEnd"/>
-      <w:r>
-        <w:t xml:space="preserve">      DATETIME NULL,</w:t>
-      </w:r>
-    </w:p>
-    <w:p>
-      <w:r>
-        <w:t>        CreatedDate          DATETIME NOT NULL DEFAULT (GETDATE()),</w:t>
-      </w:r>
-    </w:p>
-    <w:p>
-      <w:r>
-        <w:t xml:space="preserve">        CONSTRAINT </w:t>
-      </w:r>
-      <w:proofErr w:type="spellStart"/>
-      <w:r>
-        <w:t>PK_Player</w:t>
-      </w:r>
-      <w:proofErr w:type="spellEnd"/>
-      <w:r>
-        <w:t xml:space="preserve"> PRIMARY KEY CLUSTERED (</w:t>
-      </w:r>
-      <w:proofErr w:type="spellStart"/>
-      <w:r>
-        <w:t>PlayerID</w:t>
-      </w:r>
-      <w:proofErr w:type="spellEnd"/>
-      <w:r>
-        <w:t>),</w:t>
-      </w:r>
-    </w:p>
-    <w:p>
-      <w:r>
-        <w:t xml:space="preserve">        CONSTRAINT </w:t>
-      </w:r>
-      <w:proofErr w:type="spellStart"/>
-      <w:r>
-        <w:t>UQ_Player_Email</w:t>
-      </w:r>
-      <w:proofErr w:type="spellEnd"/>
-      <w:r>
-        <w:t xml:space="preserve"> UNIQUE (Email),</w:t>
-      </w:r>
-    </w:p>
-    <w:p>
-      <w:r>
-        <w:t xml:space="preserve">        CONSTRAINT </w:t>
-      </w:r>
-      <w:proofErr w:type="spellStart"/>
-      <w:r>
-        <w:t>UQ_Player_Username</w:t>
-      </w:r>
-      <w:proofErr w:type="spellEnd"/>
-      <w:r>
-        <w:t xml:space="preserve"> UNIQUE (Username),</w:t>
-      </w:r>
-    </w:p>
-    <w:p>
-      <w:r>
-        <w:t xml:space="preserve">        CONSTRAINT </w:t>
-      </w:r>
-      <w:proofErr w:type="spellStart"/>
-      <w:r>
-        <w:t>FK_Player_Tile</w:t>
-      </w:r>
-      <w:proofErr w:type="spellEnd"/>
-      <w:r>
-        <w:t xml:space="preserve"> FOREIGN KEY (CurrentTileID)</w:t>
-      </w:r>
-    </w:p>
-    <w:p>
-      <w:r>
-        <w:t xml:space="preserve">            REFERENCES </w:t>
-      </w:r>
-      <w:proofErr w:type="spellStart"/>
-      <w:r>
-        <w:t>dbo.Tile</w:t>
-      </w:r>
-      <w:proofErr w:type="spellEnd"/>
-      <w:r>
-        <w:t xml:space="preserve"> (TileID),</w:t>
-      </w:r>
-    </w:p>
-    <w:p>
-      <w:r>
-        <w:t xml:space="preserve">        CONSTRAINT </w:t>
-      </w:r>
-      <w:proofErr w:type="spellStart"/>
-      <w:r>
-        <w:t>CK_Player_FailedLoginAttempts</w:t>
-      </w:r>
-      <w:proofErr w:type="spellEnd"/>
-    </w:p>
-    <w:p>
-      <w:r>
-        <w:t>            CHECK (FailedLoginAttempts BETWEEN 0 AND 5),</w:t>
-      </w:r>
-    </w:p>
-    <w:p>
-      <w:r>
-        <w:t xml:space="preserve">        CONSTRAINT </w:t>
-      </w:r>
-      <w:proofErr w:type="spellStart"/>
-      <w:r>
-        <w:t>CK_Player_Health</w:t>
-      </w:r>
-      <w:proofErr w:type="spellEnd"/>
-    </w:p>
-    <w:p>
-      <w:r>
-        <w:t>            CHECK (Health BETWEEN 0 AND 4000)</w:t>
-      </w:r>
-    </w:p>
-    <w:p>
-      <w:r>
-        <w:t>    );</w:t>
-      </w:r>
-    </w:p>
-    <w:p/>
-    <w:p>
-      <w:r>
-        <w:t xml:space="preserve">    --Secondary index: because the list for who is online is queried very </w:t>
-      </w:r>
-      <w:proofErr w:type="spellStart"/>
-      <w:r>
-        <w:t>very</w:t>
-      </w:r>
-      <w:proofErr w:type="spellEnd"/>
-      <w:r>
-        <w:t xml:space="preserve"> often</w:t>
-      </w:r>
-    </w:p>
-    <w:p>
-      <w:r>
-        <w:t xml:space="preserve">    CREATE NONCLUSTERED INDEX </w:t>
-      </w:r>
-      <w:proofErr w:type="spellStart"/>
-      <w:r>
-        <w:t>IX_Player_IsOnline</w:t>
-      </w:r>
-      <w:proofErr w:type="spellEnd"/>
-      <w:r>
-        <w:t xml:space="preserve"> ON </w:t>
-      </w:r>
-      <w:proofErr w:type="spellStart"/>
-      <w:r>
-        <w:t>dbo.Player</w:t>
-      </w:r>
-      <w:proofErr w:type="spellEnd"/>
-      <w:r>
-        <w:t xml:space="preserve"> (IsOnline);</w:t>
-      </w:r>
-    </w:p>
-    <w:p/>
-    <w:p>
-      <w:r>
-        <w:t>    --NEST: one per player, sits on the tile they spawn in on.</w:t>
-      </w:r>
-    </w:p>
-    <w:p>
-      <w:r>
-        <w:t xml:space="preserve">    CREATE TABLE </w:t>
-      </w:r>
-      <w:proofErr w:type="spellStart"/>
-      <w:r>
-        <w:t>dbo.Nest</w:t>
-      </w:r>
-      <w:proofErr w:type="spellEnd"/>
-      <w:r>
-        <w:t xml:space="preserve"> (</w:t>
-      </w:r>
-    </w:p>
-    <w:p>
-      <w:r>
-        <w:t>        NestID    INT IDENTITY(1,1) NOT NULL,</w:t>
-      </w:r>
-    </w:p>
-    <w:p>
-      <w:r>
-        <w:t xml:space="preserve">        </w:t>
-      </w:r>
-      <w:proofErr w:type="spellStart"/>
-      <w:r>
-        <w:t>PlayerID</w:t>
-      </w:r>
-      <w:proofErr w:type="spellEnd"/>
-      <w:r>
-        <w:t xml:space="preserve">  INT NOT NULL,</w:t>
-      </w:r>
-    </w:p>
-    <w:p>
-      <w:r>
-        <w:t>        TileID    INT NOT NULL,</w:t>
-      </w:r>
-    </w:p>
-    <w:p>
-      <w:r>
-        <w:t xml:space="preserve">        CONSTRAINT </w:t>
-      </w:r>
-      <w:proofErr w:type="spellStart"/>
-      <w:r>
-        <w:t>PK_Nest</w:t>
-      </w:r>
-      <w:proofErr w:type="spellEnd"/>
-      <w:r>
-        <w:t xml:space="preserve"> PRIMARY KEY CLUSTERED (NestID),</w:t>
-      </w:r>
-    </w:p>
-    <w:p>
-      <w:r>
-        <w:t xml:space="preserve">        CONSTRAINT </w:t>
-      </w:r>
-      <w:proofErr w:type="spellStart"/>
-      <w:r>
-        <w:t>UQ_Nest_Player</w:t>
-      </w:r>
-      <w:proofErr w:type="spellEnd"/>
-      <w:r>
-        <w:t xml:space="preserve"> UNIQUE (</w:t>
-      </w:r>
-      <w:proofErr w:type="spellStart"/>
-      <w:r>
-        <w:t>PlayerID</w:t>
-      </w:r>
-      <w:proofErr w:type="spellEnd"/>
-      <w:r>
-        <w:t>),   --1 nest per player</w:t>
-      </w:r>
-    </w:p>
-    <w:p>
-      <w:r>
-        <w:t xml:space="preserve">        CONSTRAINT </w:t>
-      </w:r>
-      <w:proofErr w:type="spellStart"/>
-      <w:r>
-        <w:t>UQ_Nest_Tile</w:t>
-      </w:r>
-      <w:proofErr w:type="spellEnd"/>
-      <w:r>
-        <w:t xml:space="preserve"> UNIQUE (TileID),       --1 nest per tile</w:t>
-      </w:r>
-    </w:p>
-    <w:p>
-      <w:r>
-        <w:t xml:space="preserve">        CONSTRAINT </w:t>
-      </w:r>
-      <w:proofErr w:type="spellStart"/>
-      <w:r>
-        <w:t>FK_Nest_Player</w:t>
-      </w:r>
-      <w:proofErr w:type="spellEnd"/>
-      <w:r>
-        <w:t xml:space="preserve"> FOREIGN KEY (</w:t>
-      </w:r>
-      <w:proofErr w:type="spellStart"/>
-      <w:r>
-        <w:t>PlayerID</w:t>
-      </w:r>
-      <w:proofErr w:type="spellEnd"/>
-      <w:r>
-        <w:t>)</w:t>
-      </w:r>
-    </w:p>
-    <w:p>
-      <w:r>
-        <w:t xml:space="preserve">            REFERENCES </w:t>
-      </w:r>
-      <w:proofErr w:type="spellStart"/>
-      <w:r>
-        <w:t>dbo.Player</w:t>
-      </w:r>
-      <w:proofErr w:type="spellEnd"/>
-      <w:r>
-        <w:t xml:space="preserve"> (</w:t>
-      </w:r>
-      <w:proofErr w:type="spellStart"/>
-      <w:r>
-        <w:t>PlayerID</w:t>
-      </w:r>
-      <w:proofErr w:type="spellEnd"/>
-      <w:r>
-        <w:t>) ON DELETE CASCADE,</w:t>
-      </w:r>
-    </w:p>
-    <w:p>
-      <w:r>
-        <w:t xml:space="preserve">        CONSTRAINT </w:t>
-      </w:r>
-      <w:proofErr w:type="spellStart"/>
-      <w:r>
-        <w:t>FK_Nest_Tile</w:t>
-      </w:r>
-      <w:proofErr w:type="spellEnd"/>
-      <w:r>
-        <w:t xml:space="preserve"> FOREIGN KEY (TileID)</w:t>
-      </w:r>
-    </w:p>
-    <w:p>
-      <w:r>
-        <w:t xml:space="preserve">            REFERENCES </w:t>
-      </w:r>
-      <w:proofErr w:type="spellStart"/>
-      <w:r>
-        <w:t>dbo.Tile</w:t>
-      </w:r>
-      <w:proofErr w:type="spellEnd"/>
-      <w:r>
-        <w:t xml:space="preserve"> (TileID)</w:t>
-      </w:r>
-    </w:p>
-    <w:p>
-      <w:r>
-        <w:t>    );</w:t>
-      </w:r>
-    </w:p>
-    <w:p/>
-    <w:p>
-      <w:r>
-        <w:t>    --ITEMTYPE: lookup table for holdable/consumable items.</w:t>
-      </w:r>
-    </w:p>
-    <w:p>
-      <w:r>
-        <w:t xml:space="preserve">    CREATE TABLE </w:t>
-      </w:r>
-      <w:proofErr w:type="spellStart"/>
-      <w:r>
-        <w:t>dbo.ItemType</w:t>
-      </w:r>
-      <w:proofErr w:type="spellEnd"/>
-      <w:r>
-        <w:t xml:space="preserve"> (</w:t>
-      </w:r>
-    </w:p>
-    <w:p>
-      <w:r>
-        <w:t>        ItemTypeID         INT IDENTITY(1,1) NOT NULL,</w:t>
-      </w:r>
-    </w:p>
-    <w:p>
-      <w:r>
-        <w:t>        Name               VARCHAR(50) NOT NULL,</w:t>
-      </w:r>
-    </w:p>
-    <w:p>
-      <w:r>
-        <w:t>        Category           VARCHAR(20) NOT NULL,</w:t>
-      </w:r>
-    </w:p>
-    <w:p>
-      <w:r>
-        <w:t xml:space="preserve">        </w:t>
-      </w:r>
-      <w:proofErr w:type="spellStart"/>
-      <w:r>
-        <w:t>EffectDescription</w:t>
-      </w:r>
-      <w:proofErr w:type="spellEnd"/>
-      <w:r>
-        <w:t xml:space="preserve">  VARCHAR(200) NULL,</w:t>
-      </w:r>
-    </w:p>
-    <w:p>
-      <w:r>
-        <w:t xml:space="preserve">        </w:t>
-      </w:r>
-      <w:proofErr w:type="spellStart"/>
-      <w:r>
-        <w:t>SpawnRate</w:t>
-      </w:r>
-      <w:proofErr w:type="spellEnd"/>
-      <w:r>
-        <w:t xml:space="preserve">          DECIMAL(5,2) NULL,</w:t>
-      </w:r>
-    </w:p>
-    <w:p>
-      <w:r>
-        <w:t xml:space="preserve">        CONSTRAINT </w:t>
-      </w:r>
-      <w:proofErr w:type="spellStart"/>
-      <w:r>
-        <w:t>PK_ItemType</w:t>
-      </w:r>
-      <w:proofErr w:type="spellEnd"/>
-      <w:r>
-        <w:t xml:space="preserve"> PRIMARY KEY CLUSTERED (ItemTypeID),</w:t>
-      </w:r>
-    </w:p>
-    <w:p>
-      <w:r>
-        <w:t xml:space="preserve">        CONSTRAINT </w:t>
-      </w:r>
-      <w:proofErr w:type="spellStart"/>
-      <w:r>
-        <w:t>UQ_ItemType_Name</w:t>
-      </w:r>
-      <w:proofErr w:type="spellEnd"/>
-      <w:r>
-        <w:t xml:space="preserve"> UNIQUE (Name),</w:t>
-      </w:r>
-    </w:p>
-    <w:p>
-      <w:r>
-        <w:t xml:space="preserve">        CONSTRAINT </w:t>
-      </w:r>
-      <w:proofErr w:type="spellStart"/>
-      <w:r>
-        <w:t>CK_ItemType_Category</w:t>
-      </w:r>
-      <w:proofErr w:type="spellEnd"/>
-    </w:p>
-    <w:p>
-      <w:r>
-        <w:t>            CHECK (Category IN ('Holdable', 'Consumable')),</w:t>
-      </w:r>
-    </w:p>
-    <w:p>
-      <w:r>
-        <w:t xml:space="preserve">        CONSTRAINT </w:t>
-      </w:r>
-      <w:proofErr w:type="spellStart"/>
-      <w:r>
-        <w:t>CK_ItemType_SpawnRate</w:t>
-      </w:r>
-      <w:proofErr w:type="spellEnd"/>
-    </w:p>
-    <w:p>
-      <w:r>
-        <w:t>            CHECK (</w:t>
-      </w:r>
-      <w:proofErr w:type="spellStart"/>
-      <w:r>
-        <w:t>SpawnRate</w:t>
-      </w:r>
-      <w:proofErr w:type="spellEnd"/>
-      <w:r>
-        <w:t xml:space="preserve"> IS NULL OR </w:t>
-      </w:r>
-      <w:proofErr w:type="spellStart"/>
-      <w:r>
-        <w:t>SpawnRate</w:t>
-      </w:r>
-      <w:proofErr w:type="spellEnd"/>
-      <w:r>
-        <w:t xml:space="preserve"> BETWEEN 0 AND 100)</w:t>
-      </w:r>
-    </w:p>
-    <w:p>
-      <w:r>
-        <w:lastRenderedPageBreak/>
-        <w:t>    );</w:t>
-      </w:r>
-    </w:p>
-    <w:p/>
-    <w:p>
-      <w:r>
-        <w:t>    --ITEM: one row per item. Exactly one of TileID/HolderPlayerID/NestID is non null at once.</w:t>
-      </w:r>
-    </w:p>
-    <w:p>
-      <w:r>
-        <w:t xml:space="preserve">    CREATE TABLE </w:t>
-      </w:r>
-      <w:proofErr w:type="spellStart"/>
-      <w:r>
-        <w:t>dbo.Item</w:t>
-      </w:r>
-      <w:proofErr w:type="spellEnd"/>
-      <w:r>
-        <w:t xml:space="preserve"> (</w:t>
-      </w:r>
-    </w:p>
-    <w:p>
-      <w:r>
-        <w:t xml:space="preserve">        </w:t>
-      </w:r>
-      <w:proofErr w:type="spellStart"/>
-      <w:r>
-        <w:t>ItemID</w:t>
-      </w:r>
-      <w:proofErr w:type="spellEnd"/>
-      <w:r>
-        <w:t xml:space="preserve">          INT IDENTITY(1,1) NOT NULL,</w:t>
-      </w:r>
-    </w:p>
-    <w:p>
-      <w:r>
-        <w:t>        ItemTypeID      INT NOT NULL,</w:t>
-      </w:r>
-    </w:p>
-    <w:p>
-      <w:r>
-        <w:t>        TileID          INT NULL,</w:t>
-      </w:r>
-    </w:p>
-    <w:p>
-      <w:r>
-        <w:t>        HolderPlayerID  INT NULL,</w:t>
-      </w:r>
-    </w:p>
-    <w:p>
-      <w:r>
-        <w:t>        NestID          INT NULL,</w:t>
-      </w:r>
-    </w:p>
-    <w:p>
-      <w:r>
-        <w:t>        Ammo            INT NULL,</w:t>
-      </w:r>
-    </w:p>
-    <w:p>
-      <w:r>
-        <w:t xml:space="preserve">        CONSTRAINT </w:t>
-      </w:r>
-      <w:proofErr w:type="spellStart"/>
-      <w:r>
-        <w:t>PK_Item</w:t>
-      </w:r>
-      <w:proofErr w:type="spellEnd"/>
-      <w:r>
-        <w:t xml:space="preserve"> PRIMARY KEY CLUSTERED (</w:t>
-      </w:r>
-      <w:proofErr w:type="spellStart"/>
-      <w:r>
-        <w:t>ItemID</w:t>
-      </w:r>
-      <w:proofErr w:type="spellEnd"/>
-      <w:r>
-        <w:t>),</w:t>
-      </w:r>
-    </w:p>
-    <w:p>
-      <w:r>
-        <w:t xml:space="preserve">        CONSTRAINT </w:t>
-      </w:r>
-      <w:proofErr w:type="spellStart"/>
-      <w:r>
-        <w:t>FK_Item_ItemType</w:t>
-      </w:r>
-      <w:proofErr w:type="spellEnd"/>
-      <w:r>
-        <w:t xml:space="preserve"> FOREIGN KEY (ItemTypeID)</w:t>
-      </w:r>
-    </w:p>
-    <w:p>
-      <w:r>
-        <w:t xml:space="preserve">            REFERENCES </w:t>
-      </w:r>
-      <w:proofErr w:type="spellStart"/>
-      <w:r>
-        <w:t>dbo.ItemType</w:t>
-      </w:r>
-      <w:proofErr w:type="spellEnd"/>
-      <w:r>
-        <w:t xml:space="preserve"> (ItemTypeID),</w:t>
-      </w:r>
-    </w:p>
-    <w:p>
-      <w:r>
-        <w:t xml:space="preserve">        CONSTRAINT </w:t>
-      </w:r>
-      <w:proofErr w:type="spellStart"/>
-      <w:r>
-        <w:t>FK_Item_Tile</w:t>
-      </w:r>
-      <w:proofErr w:type="spellEnd"/>
-      <w:r>
-        <w:t xml:space="preserve"> FOREIGN KEY (TileID)</w:t>
-      </w:r>
-    </w:p>
-    <w:p>
-      <w:r>
-        <w:t xml:space="preserve">            REFERENCES </w:t>
-      </w:r>
-      <w:proofErr w:type="spellStart"/>
-      <w:r>
-        <w:t>dbo.Tile</w:t>
-      </w:r>
-      <w:proofErr w:type="spellEnd"/>
-      <w:r>
-        <w:t xml:space="preserve"> (TileID),</w:t>
-      </w:r>
-    </w:p>
-    <w:p>
-      <w:r>
-        <w:t xml:space="preserve">        CONSTRAINT </w:t>
-      </w:r>
-      <w:proofErr w:type="spellStart"/>
-      <w:r>
-        <w:t>FK_Item_Player</w:t>
-      </w:r>
-      <w:proofErr w:type="spellEnd"/>
-      <w:r>
-        <w:t xml:space="preserve"> FOREIGN KEY (HolderPlayerID)</w:t>
-      </w:r>
-    </w:p>
-    <w:p>
-      <w:r>
-        <w:t xml:space="preserve">            REFERENCES </w:t>
-      </w:r>
-      <w:proofErr w:type="spellStart"/>
-      <w:r>
-        <w:t>dbo.Player</w:t>
-      </w:r>
-      <w:proofErr w:type="spellEnd"/>
-      <w:r>
-        <w:t xml:space="preserve"> (</w:t>
-      </w:r>
-      <w:proofErr w:type="spellStart"/>
-      <w:r>
-        <w:t>PlayerID</w:t>
-      </w:r>
-      <w:proofErr w:type="spellEnd"/>
-      <w:r>
-        <w:t>),</w:t>
-      </w:r>
-    </w:p>
-    <w:p>
-      <w:r>
-        <w:t xml:space="preserve">        CONSTRAINT </w:t>
-      </w:r>
-      <w:proofErr w:type="spellStart"/>
-      <w:r>
-        <w:t>FK_Item_Nest</w:t>
-      </w:r>
-      <w:proofErr w:type="spellEnd"/>
-      <w:r>
-        <w:t xml:space="preserve"> FOREIGN KEY (NestID)</w:t>
-      </w:r>
-    </w:p>
-    <w:p>
-      <w:r>
-        <w:t xml:space="preserve">            REFERENCES </w:t>
-      </w:r>
-      <w:proofErr w:type="spellStart"/>
-      <w:r>
-        <w:t>dbo.Nest</w:t>
-      </w:r>
-      <w:proofErr w:type="spellEnd"/>
-      <w:r>
-        <w:t xml:space="preserve"> (NestID),</w:t>
-      </w:r>
-    </w:p>
-    <w:p>
-      <w:r>
-        <w:t xml:space="preserve">        CONSTRAINT </w:t>
-      </w:r>
-      <w:proofErr w:type="spellStart"/>
-      <w:r>
-        <w:t>CK_Item_Ammo</w:t>
-      </w:r>
-      <w:proofErr w:type="spellEnd"/>
-      <w:r>
-        <w:t xml:space="preserve"> CHECK (Ammo IS NULL OR Ammo &gt;= 0),</w:t>
-      </w:r>
-    </w:p>
-    <w:p>
-      <w:r>
-        <w:t>        CONSTRAINT CK_Item_OneLocation CHECK (</w:t>
-      </w:r>
-    </w:p>
-    <w:p>
-      <w:r>
-        <w:t>            (CASE WHEN TileID IS NOT NULL THEN 1 ELSE 0 END</w:t>
-      </w:r>
-    </w:p>
-    <w:p>
-      <w:r>
-        <w:t>           + CASE WHEN HolderPlayerID IS NOT NULL THEN 1 ELSE 0 END</w:t>
-      </w:r>
-    </w:p>
-    <w:p>
-      <w:r>
-        <w:t>           + CASE WHEN NestID IS NOT NULL THEN 1 ELSE 0 END) = 1</w:t>
-      </w:r>
-    </w:p>
-    <w:p>
-      <w:r>
-        <w:t>        )</w:t>
-      </w:r>
-    </w:p>
-    <w:p>
-      <w:r>
-        <w:t>    );</w:t>
-      </w:r>
-    </w:p>
-    <w:p/>
-    <w:p>
-      <w:r>
-        <w:lastRenderedPageBreak/>
-        <w:t xml:space="preserve">    CREATE NONCLUSTERED INDEX </w:t>
-      </w:r>
-      <w:proofErr w:type="spellStart"/>
-      <w:r>
-        <w:t>IX_Item_TileID</w:t>
-      </w:r>
-      <w:proofErr w:type="spellEnd"/>
-      <w:r>
-        <w:t xml:space="preserve"> ON </w:t>
-      </w:r>
-      <w:proofErr w:type="spellStart"/>
-      <w:r>
-        <w:t>dbo.Item</w:t>
-      </w:r>
-      <w:proofErr w:type="spellEnd"/>
-      <w:r>
-        <w:t xml:space="preserve"> (TileID);</w:t>
-      </w:r>
-    </w:p>
-    <w:p>
-      <w:r>
-        <w:t xml:space="preserve">    CREATE NONCLUSTERED INDEX </w:t>
-      </w:r>
-      <w:proofErr w:type="spellStart"/>
-      <w:r>
-        <w:t>IX_Item_HolderPlayerID</w:t>
-      </w:r>
-      <w:proofErr w:type="spellEnd"/>
-      <w:r>
-        <w:t xml:space="preserve"> ON </w:t>
-      </w:r>
-      <w:proofErr w:type="spellStart"/>
-      <w:r>
-        <w:t>dbo.Item</w:t>
-      </w:r>
-      <w:proofErr w:type="spellEnd"/>
-      <w:r>
-        <w:t xml:space="preserve"> (HolderPlayerID);</w:t>
-      </w:r>
-    </w:p>
-    <w:p>
-      <w:r>
-        <w:t xml:space="preserve">    CREATE NONCLUSTERED INDEX </w:t>
-      </w:r>
-      <w:proofErr w:type="spellStart"/>
-      <w:r>
-        <w:t>IX_Item_NestID</w:t>
-      </w:r>
-      <w:proofErr w:type="spellEnd"/>
-      <w:r>
-        <w:t xml:space="preserve"> ON </w:t>
-      </w:r>
-      <w:proofErr w:type="spellStart"/>
-      <w:r>
-        <w:t>dbo.Item</w:t>
-      </w:r>
-      <w:proofErr w:type="spellEnd"/>
-      <w:r>
-        <w:t xml:space="preserve"> (NestID);</w:t>
-      </w:r>
-    </w:p>
-    <w:p/>
-    <w:p>
-      <w:r>
-        <w:t>    --NPC (grey goose) table</w:t>
-      </w:r>
-    </w:p>
-    <w:p>
-      <w:r>
-        <w:t xml:space="preserve">    CREATE TABLE </w:t>
-      </w:r>
-      <w:proofErr w:type="spellStart"/>
-      <w:r>
-        <w:t>dbo.NPC</w:t>
-      </w:r>
-      <w:proofErr w:type="spellEnd"/>
-      <w:r>
-        <w:t xml:space="preserve"> (</w:t>
-      </w:r>
-    </w:p>
-    <w:p>
-      <w:r>
-        <w:t>        NPCID        INT IDENTITY(1,1) NOT NULL,</w:t>
-      </w:r>
-    </w:p>
-    <w:p>
-      <w:r>
-        <w:t>        TileID       INT NOT NULL,</w:t>
-      </w:r>
-    </w:p>
-    <w:p>
-      <w:r>
-        <w:t>        Health       INT NOT NULL DEFAULT (1000),</w:t>
-      </w:r>
-    </w:p>
-    <w:p>
-      <w:r>
-        <w:t xml:space="preserve">        </w:t>
-      </w:r>
-      <w:proofErr w:type="spellStart"/>
-      <w:r>
-        <w:t>MaxHealth</w:t>
-      </w:r>
-      <w:proofErr w:type="spellEnd"/>
-      <w:r>
-        <w:t xml:space="preserve">    INT NOT NULL DEFAULT (1000),</w:t>
-      </w:r>
-    </w:p>
-    <w:p>
-      <w:r>
-        <w:t>        IsAlive      BIT NOT NULL DEFAULT (1),</w:t>
-      </w:r>
-    </w:p>
-    <w:p>
-      <w:r>
-        <w:t>        RespawnTime  DATETIME NULL,</w:t>
-      </w:r>
-    </w:p>
-    <w:p>
-      <w:r>
-        <w:t>        CONSTRAINT PK_NPC PRIMARY KEY CLUSTERED (NPCID),</w:t>
-      </w:r>
-    </w:p>
-    <w:p>
-      <w:r>
-        <w:t xml:space="preserve">        CONSTRAINT </w:t>
-      </w:r>
-      <w:proofErr w:type="spellStart"/>
-      <w:r>
-        <w:t>FK_NPC_Tile</w:t>
-      </w:r>
-      <w:proofErr w:type="spellEnd"/>
-      <w:r>
-        <w:t xml:space="preserve"> FOREIGN KEY (TileID)</w:t>
-      </w:r>
-    </w:p>
-    <w:p>
-      <w:r>
-        <w:t xml:space="preserve">            REFERENCES </w:t>
-      </w:r>
-      <w:proofErr w:type="spellStart"/>
-      <w:r>
-        <w:t>dbo.Tile</w:t>
-      </w:r>
-      <w:proofErr w:type="spellEnd"/>
-      <w:r>
-        <w:t xml:space="preserve"> (TileID),</w:t>
-      </w:r>
-    </w:p>
-    <w:p>
-      <w:r>
-        <w:t xml:space="preserve">        CONSTRAINT </w:t>
-      </w:r>
-      <w:proofErr w:type="spellStart"/>
-      <w:r>
-        <w:t>CK_NPC_Health</w:t>
-      </w:r>
-      <w:proofErr w:type="spellEnd"/>
-      <w:r>
-        <w:t xml:space="preserve"> CHECK (Health BETWEEN 0 AND </w:t>
-      </w:r>
-      <w:proofErr w:type="spellStart"/>
-      <w:r>
-        <w:t>MaxHealth</w:t>
-      </w:r>
-      <w:proofErr w:type="spellEnd"/>
-      <w:r>
-        <w:t>)</w:t>
-      </w:r>
-    </w:p>
-    <w:p>
-      <w:r>
-        <w:t>    );</w:t>
-      </w:r>
-    </w:p>
-    <w:p/>
-    <w:p>
-      <w:r>
-        <w:t>    --CHATMESSAGE: global broadcast chat</w:t>
-      </w:r>
-    </w:p>
-    <w:p>
-      <w:r>
-        <w:t xml:space="preserve">    CREATE TABLE </w:t>
-      </w:r>
-      <w:proofErr w:type="spellStart"/>
-      <w:r>
-        <w:t>dbo.ChatMessage</w:t>
-      </w:r>
-      <w:proofErr w:type="spellEnd"/>
-      <w:r>
-        <w:t xml:space="preserve"> (</w:t>
-      </w:r>
-    </w:p>
-    <w:p>
-      <w:r>
-        <w:t xml:space="preserve">        </w:t>
-      </w:r>
-      <w:proofErr w:type="spellStart"/>
-      <w:r>
-        <w:t>MessageID</w:t>
-      </w:r>
-      <w:proofErr w:type="spellEnd"/>
-      <w:r>
-        <w:t xml:space="preserve">       INT IDENTITY(1,1) NOT NULL,</w:t>
-      </w:r>
-    </w:p>
-    <w:p>
-      <w:r>
-        <w:t>        SenderPlayerID  INT NOT NULL,</w:t>
-      </w:r>
-    </w:p>
-    <w:p>
-      <w:r>
-        <w:t xml:space="preserve">        </w:t>
-      </w:r>
-      <w:proofErr w:type="spellStart"/>
-      <w:r>
-        <w:t>MessageText</w:t>
-      </w:r>
-      <w:proofErr w:type="spellEnd"/>
-      <w:r>
-        <w:t xml:space="preserve">     VARCHAR(500) NOT NULL,</w:t>
-      </w:r>
-    </w:p>
-    <w:p>
-      <w:r>
-        <w:t xml:space="preserve">        </w:t>
-      </w:r>
-      <w:proofErr w:type="spellStart"/>
-      <w:r>
-        <w:t>SentDate</w:t>
-      </w:r>
-      <w:proofErr w:type="spellEnd"/>
-      <w:r>
-        <w:t xml:space="preserve">        DATETIME NOT NULL DEFAULT (GETDATE()),</w:t>
-      </w:r>
-    </w:p>
-    <w:p>
-      <w:r>
-        <w:t xml:space="preserve">        CONSTRAINT </w:t>
-      </w:r>
-      <w:proofErr w:type="spellStart"/>
-      <w:r>
-        <w:t>PK_ChatMessage</w:t>
-      </w:r>
-      <w:proofErr w:type="spellEnd"/>
-      <w:r>
-        <w:t xml:space="preserve"> PRIMARY KEY CLUSTERED (</w:t>
-      </w:r>
-      <w:proofErr w:type="spellStart"/>
-      <w:r>
-        <w:t>MessageID</w:t>
-      </w:r>
-      <w:proofErr w:type="spellEnd"/>
-      <w:r>
-        <w:t>),</w:t>
-      </w:r>
-    </w:p>
-    <w:p>
-      <w:r>
-        <w:t xml:space="preserve">        CONSTRAINT </w:t>
-      </w:r>
-      <w:proofErr w:type="spellStart"/>
-      <w:r>
-        <w:t>FK_ChatMessage_Player</w:t>
-      </w:r>
-      <w:proofErr w:type="spellEnd"/>
-      <w:r>
-        <w:t xml:space="preserve"> FOREIGN KEY (SenderPlayerID)</w:t>
-      </w:r>
-    </w:p>
-    <w:p>
-      <w:r>
-        <w:t xml:space="preserve">            REFERENCES </w:t>
-      </w:r>
-      <w:proofErr w:type="spellStart"/>
-      <w:r>
-        <w:t>dbo.Player</w:t>
-      </w:r>
-      <w:proofErr w:type="spellEnd"/>
-      <w:r>
-        <w:t xml:space="preserve"> (</w:t>
-      </w:r>
-      <w:proofErr w:type="spellStart"/>
-      <w:r>
-        <w:t>PlayerID</w:t>
-      </w:r>
-      <w:proofErr w:type="spellEnd"/>
-      <w:r>
-        <w:t>) ON DELETE CASCADE</w:t>
-      </w:r>
-    </w:p>
-    <w:p>
-      <w:r>
-        <w:lastRenderedPageBreak/>
-        <w:t>    );</w:t>
-      </w:r>
-    </w:p>
-    <w:p/>
-    <w:p>
-      <w:r>
-        <w:t xml:space="preserve">    CREATE NONCLUSTERED INDEX </w:t>
-      </w:r>
-      <w:proofErr w:type="spellStart"/>
-      <w:r>
-        <w:t>IX_ChatMessage_SentDate</w:t>
-      </w:r>
-      <w:proofErr w:type="spellEnd"/>
-      <w:r>
-        <w:t xml:space="preserve"> ON </w:t>
-      </w:r>
-      <w:proofErr w:type="spellStart"/>
-      <w:r>
-        <w:t>dbo.ChatMessage</w:t>
-      </w:r>
-      <w:proofErr w:type="spellEnd"/>
-      <w:r>
-        <w:t xml:space="preserve"> (</w:t>
-      </w:r>
-      <w:proofErr w:type="spellStart"/>
-      <w:r>
-        <w:t>SentDate</w:t>
-      </w:r>
-      <w:proofErr w:type="spellEnd"/>
-      <w:r>
-        <w:t>);</w:t>
-      </w:r>
-    </w:p>
-    <w:p/>
-    <w:p>
-      <w:r>
-        <w:t>    --TEST DATA: covers every CRUD situation from the CRUD table:</w:t>
-      </w:r>
-    </w:p>
-    <w:p>
-      <w:r>
-        <w:t>    --login/lockout, registration, tile layout, item placement,</w:t>
-      </w:r>
-    </w:p>
-    <w:p>
-      <w:r>
-        <w:t>    --movement, scoring, inventory, NPC/item movement, chat</w:t>
-      </w:r>
-    </w:p>
-    <w:p>
-      <w:r>
-        <w:t>    -- Tiles: a 5x5 board (25 tiles), IDs assigned 1-25 in x-then-y order</w:t>
-      </w:r>
-    </w:p>
-    <w:p>
-      <w:r>
-        <w:t>    DECLARE @x INT = 0, @y INT;</w:t>
-      </w:r>
-    </w:p>
-    <w:p>
-      <w:r>
-        <w:t>    WHILE @x &lt; 5</w:t>
-      </w:r>
-    </w:p>
-    <w:p>
-      <w:r>
-        <w:t>    BEGIN</w:t>
-      </w:r>
-    </w:p>
-    <w:p>
-      <w:r>
-        <w:t>        SET @y = 0;</w:t>
-      </w:r>
-    </w:p>
-    <w:p>
-      <w:r>
-        <w:t>        WHILE @y &lt; 5</w:t>
-      </w:r>
-    </w:p>
-    <w:p>
-      <w:r>
-        <w:t>        BEGIN</w:t>
-      </w:r>
-    </w:p>
-    <w:p>
-      <w:r>
-        <w:t xml:space="preserve">            INSERT INTO </w:t>
-      </w:r>
-      <w:proofErr w:type="spellStart"/>
-      <w:r>
-        <w:t>dbo.Tile</w:t>
-      </w:r>
-      <w:proofErr w:type="spellEnd"/>
-      <w:r>
-        <w:t xml:space="preserve"> (XPosition, YPosition) VALUES (@x, @y);</w:t>
-      </w:r>
-    </w:p>
-    <w:p>
-      <w:r>
-        <w:t>            SET @y += 1;</w:t>
-      </w:r>
-    </w:p>
-    <w:p>
-      <w:r>
-        <w:t>        END</w:t>
-      </w:r>
-    </w:p>
-    <w:p>
-      <w:r>
-        <w:t>        SET @x += 1;</w:t>
-      </w:r>
-    </w:p>
-    <w:p>
-      <w:r>
-        <w:t>    END</w:t>
-      </w:r>
-    </w:p>
-    <w:p/>
-    <w:p>
-      <w:r>
-        <w:t>    --Players: has admin, online player, offline player,</w:t>
-      </w:r>
-    </w:p>
-    <w:p>
-      <w:r>
-        <w:t>    --locked-out player, and an admin created player who has</w:t>
-      </w:r>
-    </w:p>
-    <w:p>
-      <w:r>
-        <w:t>    -- never logged in (no nest and no CurrentTileID yet)</w:t>
-      </w:r>
-    </w:p>
-    <w:p>
-      <w:r>
-        <w:t xml:space="preserve">    INSERT INTO </w:t>
-      </w:r>
-      <w:proofErr w:type="spellStart"/>
-      <w:r>
-        <w:t>dbo.Player</w:t>
-      </w:r>
-      <w:proofErr w:type="spellEnd"/>
-      <w:r>
-        <w:t xml:space="preserve"> (Email, Username, Password, IsAdmin, IsOnline)</w:t>
-      </w:r>
-    </w:p>
-    <w:p>
-      <w:r>
-        <w:t>    VALUES ('admin@goosefighter.com', '</w:t>
-      </w:r>
-      <w:proofErr w:type="spellStart"/>
-      <w:r>
-        <w:t>AdminGoose</w:t>
-      </w:r>
-      <w:proofErr w:type="spellEnd"/>
-      <w:r>
-        <w:t>', 'AdminPass123!', 1, 0);</w:t>
-      </w:r>
-    </w:p>
-    <w:p/>
-    <w:p>
-      <w:r>
-        <w:t xml:space="preserve">    INSERT INTO </w:t>
-      </w:r>
-      <w:proofErr w:type="spellStart"/>
-      <w:r>
-        <w:t>dbo.Player</w:t>
-      </w:r>
-      <w:proofErr w:type="spellEnd"/>
-      <w:r>
-        <w:t xml:space="preserve"> (Email, Username, Password, Score, Health, IsOnline, CurrentTileID)</w:t>
-      </w:r>
-    </w:p>
-    <w:p>
-      <w:r>
-        <w:lastRenderedPageBreak/>
-        <w:t>    VALUES ('zandi@example.com', '</w:t>
-      </w:r>
-      <w:proofErr w:type="spellStart"/>
-      <w:r>
-        <w:t>ZandiGoose</w:t>
-      </w:r>
-      <w:proofErr w:type="spellEnd"/>
-      <w:r>
-        <w:t>', 'Password123', 3, 3100, 1, 13);</w:t>
-      </w:r>
-    </w:p>
-    <w:p/>
-    <w:p>
-      <w:r>
-        <w:t xml:space="preserve">    INSERT INTO </w:t>
-      </w:r>
-      <w:proofErr w:type="spellStart"/>
-      <w:r>
-        <w:t>dbo.Player</w:t>
-      </w:r>
-      <w:proofErr w:type="spellEnd"/>
-      <w:r>
-        <w:t xml:space="preserve"> (Email, Username, Password, Score, Health, IsOnline, CurrentTileID)</w:t>
-      </w:r>
-    </w:p>
-    <w:p>
-      <w:r>
-        <w:t>    VALUES ('mcplayer@example.com', '</w:t>
-      </w:r>
-      <w:proofErr w:type="spellStart"/>
-      <w:r>
-        <w:t>McPlayerTwoington</w:t>
-      </w:r>
-      <w:proofErr w:type="spellEnd"/>
-      <w:r>
-        <w:t>', 'Passw0rd!', 5, 4000, 0, 7);</w:t>
-      </w:r>
-    </w:p>
-    <w:p/>
-    <w:p>
-      <w:r>
-        <w:t xml:space="preserve">    INSERT INTO </w:t>
-      </w:r>
-      <w:proofErr w:type="spellStart"/>
-      <w:r>
-        <w:t>dbo.Player</w:t>
-      </w:r>
-      <w:proofErr w:type="spellEnd"/>
-      <w:r>
-        <w:t xml:space="preserve"> (Email, Username, Password, FailedLoginAttempts, IsLockedOut)</w:t>
-      </w:r>
-    </w:p>
-    <w:p>
-      <w:r>
-        <w:t>    VALUES ('lockedout@example.com', '</w:t>
-      </w:r>
-      <w:proofErr w:type="spellStart"/>
-      <w:r>
-        <w:t>LockedGoose</w:t>
-      </w:r>
-      <w:proofErr w:type="spellEnd"/>
-      <w:r>
-        <w:t>', '</w:t>
-      </w:r>
-      <w:proofErr w:type="spellStart"/>
-      <w:r>
-        <w:t>wrongpass</w:t>
-      </w:r>
-      <w:proofErr w:type="spellEnd"/>
-      <w:r>
-        <w:t>', 5, 1);</w:t>
-      </w:r>
-    </w:p>
-    <w:p/>
-    <w:p>
-      <w:r>
-        <w:t xml:space="preserve">    INSERT INTO </w:t>
-      </w:r>
-      <w:proofErr w:type="spellStart"/>
-      <w:r>
-        <w:t>dbo.Player</w:t>
-      </w:r>
-      <w:proofErr w:type="spellEnd"/>
-      <w:r>
-        <w:t xml:space="preserve"> (Email, Username, Password)</w:t>
-      </w:r>
-    </w:p>
-    <w:p>
-      <w:r>
-        <w:t>    VALUES ('newplayer@example.com', '</w:t>
-      </w:r>
-      <w:proofErr w:type="spellStart"/>
-      <w:r>
-        <w:t>BranfNewGoose</w:t>
-      </w:r>
-      <w:proofErr w:type="spellEnd"/>
-      <w:r>
-        <w:t>', 'TempPass1');</w:t>
-      </w:r>
-    </w:p>
-    <w:p/>
-    <w:p>
-      <w:r>
-        <w:t>    --nests for the two players who have spawned in</w:t>
-      </w:r>
-    </w:p>
-    <w:p>
-      <w:r>
-        <w:t xml:space="preserve">    INSERT INTO </w:t>
-      </w:r>
-      <w:proofErr w:type="spellStart"/>
-      <w:r>
-        <w:t>dbo.Nest</w:t>
-      </w:r>
-      <w:proofErr w:type="spellEnd"/>
-      <w:r>
-        <w:t xml:space="preserve"> (</w:t>
-      </w:r>
-      <w:proofErr w:type="spellStart"/>
-      <w:r>
-        <w:t>PlayerID</w:t>
-      </w:r>
-      <w:proofErr w:type="spellEnd"/>
-      <w:r>
-        <w:t xml:space="preserve">, TileID) VALUES (2, 13); -- </w:t>
-      </w:r>
-      <w:proofErr w:type="spellStart"/>
-      <w:r>
-        <w:t>ZandiGoose</w:t>
-      </w:r>
-      <w:proofErr w:type="spellEnd"/>
-    </w:p>
-    <w:p>
-      <w:r>
-        <w:t xml:space="preserve">    INSERT INTO </w:t>
-      </w:r>
-      <w:proofErr w:type="spellStart"/>
-      <w:r>
-        <w:t>dbo.Nest</w:t>
-      </w:r>
-      <w:proofErr w:type="spellEnd"/>
-      <w:r>
-        <w:t xml:space="preserve"> (</w:t>
-      </w:r>
-      <w:proofErr w:type="spellStart"/>
-      <w:r>
-        <w:t>PlayerID</w:t>
-      </w:r>
-      <w:proofErr w:type="spellEnd"/>
-      <w:r>
-        <w:t xml:space="preserve">, TileID) VALUES (3, 7);  -- </w:t>
-      </w:r>
-      <w:proofErr w:type="spellStart"/>
-      <w:r>
-        <w:t>McPlayerTwoington</w:t>
-      </w:r>
-      <w:proofErr w:type="spellEnd"/>
-    </w:p>
-    <w:p/>
-    <w:p>
-      <w:r>
-        <w:t xml:space="preserve">    --item types: all 4 holdable + 4 </w:t>
+    <w:p>
+      <w:r>
+        <w:t>The DDL SQL script itself is provided as a separate file (it is also in the GitHub repository).</w:t>
+      </w:r>
+    </w:p>
+    <w:p>
+      <w:r>
+        <w:t xml:space="preserve">The DDL is implemented as a single T-SQL procedure (usp_CreateGooseFighterDatabase), which builds the entire database from scratch, including all 7 tables with constraints and indexes, and some test data which covers everything in the CRUD table. The script can be run repeatedly without error by checking if each part exists (dropping first if it does) before creating it. It kicks anyone connected to it first before doing this. This is good for repeated testing. </w:t>
+      </w:r>
+    </w:p>
+    <w:p>
+      <w:r>
+        <w:t xml:space="preserve">Tables were created in dependency order (because foreign keys </w:t>
       </w:r>
       <w:proofErr w:type="gramStart"/>
       <w:r>
-        <w:t>consumable</w:t>
+        <w:t>cant</w:t>
       </w:r>
       <w:proofErr w:type="gramEnd"/>
-    </w:p>
-    <w:p>
-      <w:r>
-        <w:t xml:space="preserve">    INSERT INTO </w:t>
-      </w:r>
-      <w:proofErr w:type="spellStart"/>
-      <w:r>
-        <w:t>dbo.ItemType</w:t>
-      </w:r>
-      <w:proofErr w:type="spellEnd"/>
-      <w:r>
-        <w:t xml:space="preserve"> (Name, Category, </w:t>
-      </w:r>
-      <w:proofErr w:type="spellStart"/>
-      <w:r>
-        <w:t>EffectDescription</w:t>
-      </w:r>
-      <w:proofErr w:type="spellEnd"/>
-      <w:r>
-        <w:t xml:space="preserve">, </w:t>
-      </w:r>
-      <w:proofErr w:type="spellStart"/>
-      <w:r>
-        <w:t>SpawnRate</w:t>
-      </w:r>
-      <w:proofErr w:type="spellEnd"/>
-      <w:r>
-        <w:t>) VALUES</w:t>
-      </w:r>
-    </w:p>
-    <w:p>
-      <w:r>
-        <w:t>        ('Baseball Bat', 'Holdable',   '+50% attack damage',                         15.00),</w:t>
-      </w:r>
-    </w:p>
-    <w:p>
-      <w:r>
-        <w:t>        ('Pellet Gun',   'Holdable',   '-50% attack damage, ranged, 3-10 ammo',      10.00),</w:t>
-      </w:r>
-    </w:p>
-    <w:p>
-      <w:r>
-        <w:t>        ('Shield',       'Holdable',   '-50% incoming damage, -25% outgoing damage', 12.00),</w:t>
-      </w:r>
-    </w:p>
-    <w:p>
-      <w:r>
-        <w:t>        ('Grenade',      'Holdable',   'Thrown 3 tiles, 500% damage in 3x3 area',     5.00),</w:t>
-      </w:r>
-    </w:p>
-    <w:p>
-      <w:r>
-        <w:t>        ('Peas',         'Consumable', 'Regain 200 health',                          30.00),</w:t>
-      </w:r>
-    </w:p>
-    <w:p>
-      <w:r>
-        <w:t>        ('Banana',       'Consumable', 'Regain 400 health',                          15.00),</w:t>
-      </w:r>
-    </w:p>
-    <w:p>
-      <w:r>
-        <w:t>        ('Grapes',       'Consumable', 'Invincibility for 5 seconds',                 5.00),</w:t>
-      </w:r>
-    </w:p>
-    <w:p>
-      <w:r>
-        <w:t>        ('Watermelon',   'Consumable', 'Regain 1000 health',                          5.00);</w:t>
-      </w:r>
-    </w:p>
-    <w:p/>
-    <w:p>
-      <w:r>
-        <w:t>    --Items in all location states</w:t>
-      </w:r>
-    </w:p>
-    <w:p>
-      <w:r>
-        <w:lastRenderedPageBreak/>
-        <w:t xml:space="preserve">    INSERT INTO </w:t>
-      </w:r>
-      <w:proofErr w:type="spellStart"/>
-      <w:r>
-        <w:t>dbo.Item</w:t>
-      </w:r>
-      <w:proofErr w:type="spellEnd"/>
-      <w:r>
-        <w:t xml:space="preserve"> (ItemTypeID, HolderPlayerID) VALUES (1, 2);        --bat held by player</w:t>
-      </w:r>
-    </w:p>
-    <w:p>
-      <w:r>
-        <w:t xml:space="preserve">    INSERT INTO </w:t>
-      </w:r>
-      <w:proofErr w:type="spellStart"/>
-      <w:r>
-        <w:t>dbo.Item</w:t>
-      </w:r>
-      <w:proofErr w:type="spellEnd"/>
-      <w:r>
-        <w:t xml:space="preserve"> (ItemTypeID, NestID)         VALUES (3, 1);        --shield stored in player's nest</w:t>
-      </w:r>
-    </w:p>
-    <w:p>
-      <w:r>
-        <w:t xml:space="preserve">    INSERT INTO </w:t>
-      </w:r>
-      <w:proofErr w:type="spellStart"/>
-      <w:r>
-        <w:t>dbo.Item</w:t>
-      </w:r>
-      <w:proofErr w:type="spellEnd"/>
-      <w:r>
-        <w:t xml:space="preserve"> (ItemTypeID, NestID)         VALUES (5, 1);        --peas stored in player's nest</w:t>
-      </w:r>
-    </w:p>
-    <w:p>
-      <w:r>
-        <w:t xml:space="preserve">    INSERT INTO </w:t>
-      </w:r>
-      <w:proofErr w:type="spellStart"/>
-      <w:r>
-        <w:t>dbo.Item</w:t>
-      </w:r>
-      <w:proofErr w:type="spellEnd"/>
-      <w:r>
-        <w:t xml:space="preserve"> (ItemTypeID, TileID)         VALUES (8, 19);       --watermelon lying on a tile</w:t>
-      </w:r>
-    </w:p>
-    <w:p>
-      <w:r>
-        <w:t xml:space="preserve">    INSERT INTO </w:t>
-      </w:r>
-      <w:proofErr w:type="spellStart"/>
-      <w:r>
-        <w:t>dbo.Item</w:t>
-      </w:r>
-      <w:proofErr w:type="spellEnd"/>
-      <w:r>
-        <w:t xml:space="preserve"> (ItemTypeID, TileID, Ammo)   VALUES (2, 6, 7);     --pellet gun on a tile with ammo</w:t>
-      </w:r>
-    </w:p>
-    <w:p>
-      <w:r>
-        <w:t xml:space="preserve">    </w:t>
-      </w:r>
-    </w:p>
-    <w:p>
-      <w:r>
-        <w:t>    --NPC</w:t>
-      </w:r>
-    </w:p>
-    <w:p>
-      <w:r>
-        <w:t xml:space="preserve">    INSERT INTO </w:t>
-      </w:r>
-      <w:proofErr w:type="spellStart"/>
-      <w:r>
-        <w:t>dbo.NPC</w:t>
-      </w:r>
-      <w:proofErr w:type="spellEnd"/>
-      <w:r>
-        <w:t xml:space="preserve"> (TileID, Health, </w:t>
-      </w:r>
-      <w:proofErr w:type="spellStart"/>
-      <w:r>
-        <w:t>MaxHealth</w:t>
-      </w:r>
-      <w:proofErr w:type="spellEnd"/>
-      <w:r>
-        <w:t>, IsAlive) VALUES (11, 1000, 1000, 1);</w:t>
-      </w:r>
-    </w:p>
-    <w:p/>
-    <w:p>
-      <w:r>
-        <w:t>    --chat messages</w:t>
-      </w:r>
-    </w:p>
-    <w:p>
-      <w:r>
-        <w:t xml:space="preserve">    INSERT INTO </w:t>
-      </w:r>
-      <w:proofErr w:type="spellStart"/>
-      <w:r>
-        <w:t>dbo.ChatMessage</w:t>
-      </w:r>
-      <w:proofErr w:type="spellEnd"/>
-      <w:r>
-        <w:t xml:space="preserve"> (SenderPlayerID, </w:t>
-      </w:r>
-      <w:proofErr w:type="spellStart"/>
-      <w:r>
-        <w:t>MessageText</w:t>
-      </w:r>
-      <w:proofErr w:type="spellEnd"/>
-      <w:r>
-        <w:t>)</w:t>
-      </w:r>
-    </w:p>
-    <w:p>
-      <w:r>
-        <w:t>    VALUES (2, '</w:t>
-      </w:r>
-      <w:proofErr w:type="spellStart"/>
-      <w:r>
-        <w:t>yoooo</w:t>
-      </w:r>
-      <w:proofErr w:type="spellEnd"/>
-      <w:r>
-        <w:t xml:space="preserve"> </w:t>
-      </w:r>
-      <w:proofErr w:type="spellStart"/>
-      <w:r>
-        <w:t>whats</w:t>
-      </w:r>
-      <w:proofErr w:type="spellEnd"/>
-      <w:r>
-        <w:t xml:space="preserve"> up guys????');</w:t>
-      </w:r>
-    </w:p>
-    <w:p>
-      <w:r>
-        <w:t xml:space="preserve">    INSERT INTO </w:t>
-      </w:r>
-      <w:proofErr w:type="spellStart"/>
-      <w:r>
-        <w:t>dbo.ChatMessage</w:t>
-      </w:r>
-      <w:proofErr w:type="spellEnd"/>
-      <w:r>
-        <w:t xml:space="preserve"> (SenderPlayerID, </w:t>
-      </w:r>
-      <w:proofErr w:type="spellStart"/>
-      <w:r>
-        <w:t>MessageText</w:t>
-      </w:r>
-      <w:proofErr w:type="spellEnd"/>
-      <w:r>
-        <w:t>)</w:t>
-      </w:r>
-    </w:p>
-    <w:p>
-      <w:r>
-        <w:t>    VALUES (3, 'WATCH OUT HES GOT A PELLET GUN');</w:t>
-      </w:r>
-    </w:p>
-    <w:p/>
-    <w:p>
-      <w:r>
-        <w:t>END</w:t>
-      </w:r>
-    </w:p>
-    <w:p>
-      <w:r>
-        <w:t>GO</w:t>
-      </w:r>
-    </w:p>
-    <w:p/>
-    <w:p>
-      <w:r>
-        <w:t>--procedure to build the database and populate test data</w:t>
-      </w:r>
-    </w:p>
-    <w:p>
-      <w:r>
-        <w:t xml:space="preserve">EXEC </w:t>
-      </w:r>
-      <w:proofErr w:type="spellStart"/>
-      <w:r>
-        <w:t>dbo.usp_CreateGooseFighterDatabase</w:t>
-      </w:r>
-      <w:proofErr w:type="spellEnd"/>
-      <w:r>
-        <w:t>;</w:t>
-      </w:r>
-    </w:p>
-    <w:p>
-      <w:r>
-        <w:t>GO</w:t>
-      </w:r>
-    </w:p>
-    <w:p>
-      <w:r>
-        <w:br/>
-      </w:r>
-    </w:p>
-    <w:p/>
-    <w:p/>
-    <w:p/>
+      <w:r>
+        <w:t xml:space="preserve"> reference something that doesn’t exist). Every table has a primary key, and foreign keys enforce the relationships from the ERD. UNIQUE constraints enforce other rules (e.g. UQ_Tile_Position stops 2 tiles occupying the same space, UQ_Nest_Player ensures there is only one nest per player, CK_Item_OneLocation makes sure that an item is always on a tile, held by a player or in a nest, etc.).</w:t>
+      </w:r>
+    </w:p>
+    <w:p>
+      <w:r>
+        <w:t xml:space="preserve">Only 2 relationships cascade when deleting. Deleting a player removes their nest and chatmessage rows. All other foreign keys use NO ACTION. This is because ITEM is reachable from PLAYER through 2 cascading paths (through HolderPlayerID and through NEST.PlayerID -&gt; NEST -&gt; ITEM.NestID). </w:t>
+      </w:r>
+      <w:proofErr w:type="gramStart"/>
+      <w:r>
+        <w:t>So</w:t>
+      </w:r>
+      <w:proofErr w:type="gramEnd"/>
+      <w:r>
+        <w:t xml:space="preserve"> there isn’t a single </w:t>
+      </w:r>
+      <w:r>
+        <w:t xml:space="preserve">order of deletes. Instead, item deletion is done by the application/procedure logic. </w:t>
+      </w:r>
+    </w:p>
+    <w:p>
+      <w:r>
+        <w:t>Indexes were made on columns that will be queried often during the gameplay.</w:t>
+      </w:r>
+    </w:p>
+    <w:p>
+      <w:pPr>
+        <w:pStyle w:val="Heading1"/>
+      </w:pPr>
+      <w:bookmarkStart w:id="6" w:name="_Toc239371845"/>
+      <w:r>
+        <w:t>5. Create a prototype C# .net application using Visual Studio</w:t>
+      </w:r>
+      <w:r>
+        <w:t>:</w:t>
+      </w:r>
+      <w:bookmarkEnd w:id="6"/>
+    </w:p>
+    <w:p>
+      <w:r>
+        <w:t>Instructions for how to set up and test the application are in the README in the same folder that this word document is in.</w:t>
+      </w:r>
+    </w:p>
     <w:p/>
     <w:p/>
     <w:p/>
@@ -9450,6 +7704,7 @@
   <w:style w:type="character" w:default="1" w:styleId="DefaultParagraphFont">
     <w:name w:val="Default Paragraph Font"/>
     <w:uiPriority w:val="1"/>
+    <w:semiHidden/>
     <w:unhideWhenUsed/>
   </w:style>
   <w:style w:type="table" w:default="1" w:styleId="TableNormal">
@@ -9881,20 +8136,6 @@
       </w:tblBorders>
     </w:tblPr>
   </w:style>
-  <w:style w:type="paragraph" w:customStyle="1" w:styleId="msonormal0">
-    <w:name w:val="msonormal"/>
-    <w:basedOn w:val="Normal"/>
-    <w:rsid w:val="00C3577B"/>
-    <w:pPr>
-      <w:spacing w:before="100" w:beforeAutospacing="1" w:after="100" w:afterAutospacing="1" w:line="240" w:lineRule="auto"/>
-    </w:pPr>
-    <w:rPr>
-      <w:rFonts w:ascii="Times New Roman" w:eastAsia="Times New Roman" w:hAnsi="Times New Roman" w:cs="Times New Roman"/>
-      <w:kern w:val="0"/>
-      <w:lang w:eastAsia="en-NZ"/>
-      <w14:ligatures w14:val="none"/>
-    </w:rPr>
-  </w:style>
 </w:styles>
 </file>
 
